--- a/packages/docs/static/decision-guides/data-migration.docx
+++ b/packages/docs/static/decision-guides/data-migration.docx
@@ -11,18 +11,18 @@
           <wp:inline>
             <wp:extent cx="5943600" cy="1289649"/>
             <wp:effectExtent b="0" l="0" r="0" t="0"/>
-            <wp:docPr descr="Medplum" title="" id="21" name="Picture"/>
+            <wp:docPr descr="Medplum" title="" id="10" name="Picture"/>
             <a:graphic>
               <a:graphicData uri="http://schemas.openxmlformats.org/drawingml/2006/picture">
                 <pic:pic>
                   <pic:nvPicPr>
-                    <pic:cNvPr descr="medplum-wordmark-grape.png" id="22" name="Picture"/>
+                    <pic:cNvPr descr="medplum-wordmark-grape.png" id="11" name="Picture"/>
                     <pic:cNvPicPr>
                       <a:picLocks noChangeArrowheads="1" noChangeAspect="1"/>
                     </pic:cNvPicPr>
                   </pic:nvPicPr>
                   <pic:blipFill>
-                    <a:blip r:embed="rId20"/>
+                    <a:blip r:embed="rId9"/>
                     <a:stretch>
                       <a:fillRect/>
                     </a:stretch>
@@ -49,7 +49,7 @@
         </w:drawing>
       </w:r>
     </w:p>
-    <w:bookmarkStart w:id="65" w:name="data-migration-decision-guide"/>
+    <w:bookmarkStart w:id="54" w:name="data-migration-decision-guide"/>
     <w:p>
       <w:pPr>
         <w:pStyle w:val="Heading1"/>
@@ -63,53 +63,53 @@
         <w:pStyle w:val="FirstParagraph"/>
       </w:pPr>
       <w:r>
+        <w:t xml:space="preserve">Use this guide to plan a migration to Medplum and decide what moves, which system owns each domain, and how the transition will be validated. Work through identity mapping, import operations, cutover, and exception handling to define an approach with clear acceptance criteria and owners.</w:t>
+      </w:r>
+    </w:p>
+    <w:p>
+      <w:pPr>
+        <w:pStyle w:val="BodyText"/>
+      </w:pPr>
+      <w:r>
         <w:rPr>
+          <w:i/>
           <w:iCs/>
-          <w:i/>
         </w:rPr>
         <w:t xml:space="preserve">Companion to the</w:t>
       </w:r>
       <w:r>
         <w:rPr>
+          <w:i/>
           <w:iCs/>
-          <w:i/>
         </w:rPr>
         <w:t xml:space="preserve"> </w:t>
       </w:r>
-      <w:hyperlink r:id="rId23">
+      <w:hyperlink r:id="rId12">
         <w:r>
           <w:rPr>
             <w:rStyle w:val="Hyperlink"/>
+            <w:i/>
             <w:iCs/>
-            <w:i/>
           </w:rPr>
           <w:t xml:space="preserve">Migrating to Medplum</w:t>
         </w:r>
       </w:hyperlink>
       <w:r>
         <w:rPr>
+          <w:i/>
           <w:iCs/>
-          <w:i/>
         </w:rPr>
         <w:t xml:space="preserve"> </w:t>
       </w:r>
       <w:r>
         <w:rPr>
+          <w:i/>
           <w:iCs/>
-          <w:i/>
         </w:rPr>
         <w:t xml:space="preserve">docs.</w:t>
       </w:r>
     </w:p>
-    <w:p>
-      <w:pPr>
-        <w:pStyle w:val="BodyText"/>
-      </w:pPr>
-      <w:r>
-        <w:t xml:space="preserve">Section 1 describes your current state and goals. Section 2 identifies the factors that change your migration approach. Section 3 helps you make and document the resulting decisions.</w:t>
-      </w:r>
-    </w:p>
-    <w:bookmarkStart w:id="30" w:name="section-1-migration-context-participants"/>
+    <w:bookmarkStart w:id="19" w:name="section-1-migration-context-participants"/>
     <w:p>
       <w:pPr>
         <w:pStyle w:val="Heading2"/>
@@ -126,7 +126,7 @@
         <w:t xml:space="preserve">These questions establish what is moving, why it is moving, and who owns each decision before implementation begins.</w:t>
       </w:r>
     </w:p>
-    <w:bookmarkStart w:id="24" w:name="what-outcome-defines-success"/>
+    <w:bookmarkStart w:id="13" w:name="what-outcome-defines-success"/>
     <w:p>
       <w:pPr>
         <w:pStyle w:val="Heading3"/>
@@ -137,11 +137,11 @@
     </w:p>
     <w:p>
       <w:pPr>
+        <w:pStyle w:val="Compact"/>
         <w:numPr>
           <w:ilvl w:val="0"/>
           <w:numId w:val="1001"/>
         </w:numPr>
-        <w:pStyle w:val="Compact"/>
       </w:pPr>
       <w:r>
         <w:t xml:space="preserve">Replace a legacy clinical or operational system</w:t>
@@ -149,11 +149,11 @@
     </w:p>
     <w:p>
       <w:pPr>
+        <w:pStyle w:val="Compact"/>
         <w:numPr>
           <w:ilvl w:val="0"/>
           <w:numId w:val="1001"/>
         </w:numPr>
-        <w:pStyle w:val="Compact"/>
       </w:pPr>
       <w:r>
         <w:t xml:space="preserve">Consolidate several systems into one Medplum project</w:t>
@@ -161,11 +161,11 @@
     </w:p>
     <w:p>
       <w:pPr>
+        <w:pStyle w:val="Compact"/>
         <w:numPr>
           <w:ilvl w:val="0"/>
           <w:numId w:val="1001"/>
         </w:numPr>
-        <w:pStyle w:val="Compact"/>
       </w:pPr>
       <w:r>
         <w:t xml:space="preserve">Backfill history while the source remains active</w:t>
@@ -173,11 +173,11 @@
     </w:p>
     <w:p>
       <w:pPr>
+        <w:pStyle w:val="Compact"/>
         <w:numPr>
           <w:ilvl w:val="0"/>
           <w:numId w:val="1001"/>
         </w:numPr>
-        <w:pStyle w:val="Compact"/>
       </w:pPr>
       <w:r>
         <w:t xml:space="preserve">Seed selected data for a new workflow</w:t>
@@ -185,11 +185,11 @@
     </w:p>
     <w:p>
       <w:pPr>
+        <w:pStyle w:val="Compact"/>
         <w:numPr>
           <w:ilvl w:val="0"/>
           <w:numId w:val="1001"/>
         </w:numPr>
-        <w:pStyle w:val="Compact"/>
       </w:pPr>
       <w:r>
         <w:t xml:space="preserve">Preserve a read-only archive</w:t>
@@ -197,11 +197,11 @@
     </w:p>
     <w:p>
       <w:pPr>
+        <w:pStyle w:val="Compact"/>
         <w:numPr>
           <w:ilvl w:val="0"/>
           <w:numId w:val="1001"/>
         </w:numPr>
-        <w:pStyle w:val="Compact"/>
       </w:pPr>
       <w:r>
         <w:t xml:space="preserve">Build a repeatable onboarding pipeline for future sources</w:t>
@@ -213,14 +213,14 @@
       </w:pPr>
       <w:r>
         <w:rPr>
+          <w:i/>
           <w:iCs/>
-          <w:i/>
         </w:rPr>
         <w:t xml:space="preserve">Why: determines whether this is a finite conversion, ongoing synchronization, or a reusable product capability.</w:t>
       </w:r>
     </w:p>
-    <w:bookmarkEnd w:id="24"/>
-    <w:bookmarkStart w:id="25" w:name="X40e5f88a222cca059cb423a55c3af44a6a75173"/>
+    <w:bookmarkEnd w:id="13"/>
+    <w:bookmarkStart w:id="14" w:name="X40e5f88a222cca059cb423a55c3af44a6a75173"/>
     <w:p>
       <w:pPr>
         <w:pStyle w:val="Heading3"/>
@@ -239,11 +239,11 @@
     </w:p>
     <w:p>
       <w:pPr>
+        <w:pStyle w:val="Compact"/>
         <w:numPr>
           <w:ilvl w:val="0"/>
           <w:numId w:val="1002"/>
         </w:numPr>
-        <w:pStyle w:val="Compact"/>
       </w:pPr>
       <w:r>
         <w:t xml:space="preserve">Business and technical owners</w:t>
@@ -251,11 +251,11 @@
     </w:p>
     <w:p>
       <w:pPr>
+        <w:pStyle w:val="Compact"/>
         <w:numPr>
           <w:ilvl w:val="0"/>
           <w:numId w:val="1002"/>
         </w:numPr>
-        <w:pStyle w:val="Compact"/>
       </w:pPr>
       <w:r>
         <w:t xml:space="preserve">Extraction method and available formats</w:t>
@@ -263,11 +263,11 @@
     </w:p>
     <w:p>
       <w:pPr>
+        <w:pStyle w:val="Compact"/>
         <w:numPr>
           <w:ilvl w:val="0"/>
           <w:numId w:val="1002"/>
         </w:numPr>
-        <w:pStyle w:val="Compact"/>
       </w:pPr>
       <w:r>
         <w:t xml:space="preserve">Data volume and rate of change</w:t>
@@ -275,11 +275,11 @@
     </w:p>
     <w:p>
       <w:pPr>
+        <w:pStyle w:val="Compact"/>
         <w:numPr>
           <w:ilvl w:val="0"/>
           <w:numId w:val="1002"/>
         </w:numPr>
-        <w:pStyle w:val="Compact"/>
       </w:pPr>
       <w:r>
         <w:t xml:space="preserve">Stable identifiers</w:t>
@@ -287,11 +287,11 @@
     </w:p>
     <w:p>
       <w:pPr>
+        <w:pStyle w:val="Compact"/>
         <w:numPr>
           <w:ilvl w:val="0"/>
           <w:numId w:val="1002"/>
         </w:numPr>
-        <w:pStyle w:val="Compact"/>
       </w:pPr>
       <w:r>
         <w:t xml:space="preserve">Time zone, locale, and encoding conventions</w:t>
@@ -299,11 +299,11 @@
     </w:p>
     <w:p>
       <w:pPr>
+        <w:pStyle w:val="Compact"/>
         <w:numPr>
           <w:ilvl w:val="0"/>
           <w:numId w:val="1002"/>
         </w:numPr>
-        <w:pStyle w:val="Compact"/>
       </w:pPr>
       <w:r>
         <w:t xml:space="preserve">Known quality issues and source variants</w:t>
@@ -311,11 +311,11 @@
     </w:p>
     <w:p>
       <w:pPr>
+        <w:pStyle w:val="Compact"/>
         <w:numPr>
           <w:ilvl w:val="0"/>
           <w:numId w:val="1002"/>
         </w:numPr>
-        <w:pStyle w:val="Compact"/>
       </w:pPr>
       <w:r>
         <w:t xml:space="preserve">Deletion, merge, and correction history</w:t>
@@ -323,11 +323,11 @@
     </w:p>
     <w:p>
       <w:pPr>
+        <w:pStyle w:val="Compact"/>
         <w:numPr>
           <w:ilvl w:val="0"/>
           <w:numId w:val="1002"/>
         </w:numPr>
-        <w:pStyle w:val="Compact"/>
       </w:pPr>
       <w:r>
         <w:t xml:space="preserve">Whether the source remains active after cutover</w:t>
@@ -339,14 +339,14 @@
       </w:pPr>
       <w:r>
         <w:rPr>
+          <w:i/>
           <w:iCs/>
-          <w:i/>
         </w:rPr>
         <w:t xml:space="preserve">Why: a database snapshot, FHIR endpoint, HL7 feed, document archive, and DICOM repository need different extraction and reconciliation plans.</w:t>
       </w:r>
     </w:p>
-    <w:bookmarkEnd w:id="25"/>
-    <w:bookmarkStart w:id="26" w:name="X0e380b173cd414b188e42953b67fa377bd3798a"/>
+    <w:bookmarkEnd w:id="14"/>
+    <w:bookmarkStart w:id="15" w:name="X0e380b173cd414b188e42953b67fa377bd3798a"/>
     <w:p>
       <w:pPr>
         <w:pStyle w:val="Heading3"/>
@@ -365,11 +365,11 @@
     </w:p>
     <w:p>
       <w:pPr>
+        <w:pStyle w:val="Compact"/>
         <w:numPr>
           <w:ilvl w:val="0"/>
           <w:numId w:val="1003"/>
         </w:numPr>
-        <w:pStyle w:val="Compact"/>
       </w:pPr>
       <w:r>
         <w:t xml:space="preserve">People, organizations, locations, and coverage</w:t>
@@ -377,11 +377,11 @@
     </w:p>
     <w:p>
       <w:pPr>
+        <w:pStyle w:val="Compact"/>
         <w:numPr>
           <w:ilvl w:val="0"/>
           <w:numId w:val="1003"/>
         </w:numPr>
-        <w:pStyle w:val="Compact"/>
       </w:pPr>
       <w:r>
         <w:t xml:space="preserve">Encounters, appointments, current clinical state, and clinical history</w:t>
@@ -389,11 +389,11 @@
     </w:p>
     <w:p>
       <w:pPr>
+        <w:pStyle w:val="Compact"/>
         <w:numPr>
           <w:ilvl w:val="0"/>
           <w:numId w:val="1003"/>
         </w:numPr>
-        <w:pStyle w:val="Compact"/>
       </w:pPr>
       <w:r>
         <w:t xml:space="preserve">Forms, communications, tasks, consents, and other workflow state</w:t>
@@ -401,11 +401,11 @@
     </w:p>
     <w:p>
       <w:pPr>
+        <w:pStyle w:val="Compact"/>
         <w:numPr>
           <w:ilvl w:val="0"/>
           <w:numId w:val="1003"/>
         </w:numPr>
-        <w:pStyle w:val="Compact"/>
       </w:pPr>
       <w:r>
         <w:t xml:space="preserve">Documents, files, and imaging</w:t>
@@ -413,11 +413,11 @@
     </w:p>
     <w:p>
       <w:pPr>
+        <w:pStyle w:val="Compact"/>
         <w:numPr>
           <w:ilvl w:val="0"/>
           <w:numId w:val="1003"/>
         </w:numPr>
-        <w:pStyle w:val="Compact"/>
       </w:pPr>
       <w:r>
         <w:t xml:space="preserve">Billing, terminology, profiles, and configuration</w:t>
@@ -437,56 +437,42 @@
       </w:pPr>
       <w:r>
         <w:rPr>
+          <w:i/>
           <w:iCs/>
-          <w:i/>
         </w:rPr>
         <w:t xml:space="preserve">Why:</w:t>
       </w:r>
       <w:r>
         <w:rPr>
+          <w:i/>
           <w:iCs/>
-          <w:i/>
         </w:rPr>
         <w:t xml:space="preserve"> </w:t>
       </w:r>
       <w:r>
         <w:rPr>
+          <w:i/>
           <w:iCs/>
+        </w:rPr>
+        <w:t xml:space="preserve">“all data”</w:t>
+      </w:r>
+      <w:r>
+        <w:rPr>
           <w:i/>
-        </w:rPr>
-        <w:t xml:space="preserve">“</w:t>
-      </w:r>
-      <w:r>
-        <w:rPr>
           <w:iCs/>
-          <w:i/>
-        </w:rPr>
-        <w:t xml:space="preserve">all data</w:t>
-      </w:r>
-      <w:r>
-        <w:rPr>
-          <w:iCs/>
-          <w:i/>
-        </w:rPr>
-        <w:t xml:space="preserve">”</w:t>
-      </w:r>
-      <w:r>
-        <w:rPr>
-          <w:iCs/>
-          <w:i/>
         </w:rPr>
         <w:t xml:space="preserve"> </w:t>
       </w:r>
       <w:r>
         <w:rPr>
+          <w:i/>
           <w:iCs/>
-          <w:i/>
         </w:rPr>
         <w:t xml:space="preserve">is not an actionable scope. Each domain needs an explicit boundary, owner, target, and acceptance criteria.</w:t>
       </w:r>
     </w:p>
-    <w:bookmarkEnd w:id="26"/>
-    <w:bookmarkStart w:id="27" w:name="X2a84cb7cfa394d0f4f29334b003434a0ad946b4"/>
+    <w:bookmarkEnd w:id="15"/>
+    <w:bookmarkStart w:id="16" w:name="X2a84cb7cfa394d0f4f29334b003434a0ad946b4"/>
     <w:p>
       <w:pPr>
         <w:pStyle w:val="Heading3"/>
@@ -497,11 +483,11 @@
     </w:p>
     <w:p>
       <w:pPr>
+        <w:pStyle w:val="Compact"/>
         <w:numPr>
           <w:ilvl w:val="0"/>
           <w:numId w:val="1004"/>
         </w:numPr>
-        <w:pStyle w:val="Compact"/>
       </w:pPr>
       <w:r>
         <w:t xml:space="preserve">Source remains authoritative</w:t>
@@ -509,11 +495,11 @@
     </w:p>
     <w:p>
       <w:pPr>
+        <w:pStyle w:val="Compact"/>
         <w:numPr>
           <w:ilvl w:val="0"/>
           <w:numId w:val="1004"/>
         </w:numPr>
-        <w:pStyle w:val="Compact"/>
       </w:pPr>
       <w:r>
         <w:t xml:space="preserve">Medplum becomes authoritative at cutover</w:t>
@@ -521,11 +507,11 @@
     </w:p>
     <w:p>
       <w:pPr>
+        <w:pStyle w:val="Compact"/>
         <w:numPr>
           <w:ilvl w:val="0"/>
           <w:numId w:val="1004"/>
         </w:numPr>
-        <w:pStyle w:val="Compact"/>
       </w:pPr>
       <w:r>
         <w:t xml:space="preserve">Authority changes in phases</w:t>
@@ -533,11 +519,11 @@
     </w:p>
     <w:p>
       <w:pPr>
+        <w:pStyle w:val="Compact"/>
         <w:numPr>
           <w:ilvl w:val="0"/>
           <w:numId w:val="1004"/>
         </w:numPr>
-        <w:pStyle w:val="Compact"/>
       </w:pPr>
       <w:r>
         <w:t xml:space="preserve">An external system remains authoritative for a domain</w:t>
@@ -545,11 +531,11 @@
     </w:p>
     <w:p>
       <w:pPr>
+        <w:pStyle w:val="Compact"/>
         <w:numPr>
           <w:ilvl w:val="0"/>
           <w:numId w:val="1004"/>
         </w:numPr>
-        <w:pStyle w:val="Compact"/>
       </w:pPr>
       <w:r>
         <w:t xml:space="preserve">Both systems coexist under an explicit conflict policy</w:t>
@@ -561,14 +547,14 @@
       </w:pPr>
       <w:r>
         <w:rPr>
+          <w:i/>
           <w:iCs/>
-          <w:i/>
         </w:rPr>
         <w:t xml:space="preserve">Why: coexistence without one write authority per domain creates conflicts and makes reconciliation inconclusive.</w:t>
       </w:r>
     </w:p>
-    <w:bookmarkEnd w:id="27"/>
-    <w:bookmarkStart w:id="28" w:name="who-approves-the-migration"/>
+    <w:bookmarkEnd w:id="16"/>
+    <w:bookmarkStart w:id="17" w:name="who-approves-the-migration"/>
     <w:p>
       <w:pPr>
         <w:pStyle w:val="Heading3"/>
@@ -587,11 +573,11 @@
     </w:p>
     <w:p>
       <w:pPr>
+        <w:pStyle w:val="Compact"/>
         <w:numPr>
           <w:ilvl w:val="0"/>
           <w:numId w:val="1005"/>
         </w:numPr>
-        <w:pStyle w:val="Compact"/>
       </w:pPr>
       <w:r>
         <w:t xml:space="preserve">Source meaning and extraction</w:t>
@@ -599,11 +585,11 @@
     </w:p>
     <w:p>
       <w:pPr>
+        <w:pStyle w:val="Compact"/>
         <w:numPr>
           <w:ilvl w:val="0"/>
           <w:numId w:val="1005"/>
         </w:numPr>
-        <w:pStyle w:val="Compact"/>
       </w:pPr>
       <w:r>
         <w:t xml:space="preserve">Patient identity</w:t>
@@ -611,11 +597,11 @@
     </w:p>
     <w:p>
       <w:pPr>
+        <w:pStyle w:val="Compact"/>
         <w:numPr>
           <w:ilvl w:val="0"/>
           <w:numId w:val="1005"/>
         </w:numPr>
-        <w:pStyle w:val="Compact"/>
       </w:pPr>
       <w:r>
         <w:t xml:space="preserve">FHIR mapping and profiles</w:t>
@@ -623,11 +609,11 @@
     </w:p>
     <w:p>
       <w:pPr>
+        <w:pStyle w:val="Compact"/>
         <w:numPr>
           <w:ilvl w:val="0"/>
           <w:numId w:val="1005"/>
         </w:numPr>
-        <w:pStyle w:val="Compact"/>
       </w:pPr>
       <w:r>
         <w:t xml:space="preserve">Terminology and clinical interpretation</w:t>
@@ -635,11 +621,11 @@
     </w:p>
     <w:p>
       <w:pPr>
+        <w:pStyle w:val="Compact"/>
         <w:numPr>
           <w:ilvl w:val="0"/>
           <w:numId w:val="1005"/>
         </w:numPr>
-        <w:pStyle w:val="Compact"/>
       </w:pPr>
       <w:r>
         <w:t xml:space="preserve">Security and compliance</w:t>
@@ -647,11 +633,11 @@
     </w:p>
     <w:p>
       <w:pPr>
+        <w:pStyle w:val="Compact"/>
         <w:numPr>
           <w:ilvl w:val="0"/>
           <w:numId w:val="1005"/>
         </w:numPr>
-        <w:pStyle w:val="Compact"/>
       </w:pPr>
       <w:r>
         <w:t xml:space="preserve">Pipeline operations and reconciliation</w:t>
@@ -659,11 +645,11 @@
     </w:p>
     <w:p>
       <w:pPr>
+        <w:pStyle w:val="Compact"/>
         <w:numPr>
           <w:ilvl w:val="0"/>
           <w:numId w:val="1005"/>
         </w:numPr>
-        <w:pStyle w:val="Compact"/>
       </w:pPr>
       <w:r>
         <w:t xml:space="preserve">Go-live and rollback</w:t>
@@ -675,14 +661,14 @@
       </w:pPr>
       <w:r>
         <w:rPr>
+          <w:i/>
           <w:iCs/>
-          <w:i/>
         </w:rPr>
         <w:t xml:space="preserve">Why: many migration decisions require clinical, operational, and compliance judgment rather than engineering judgment.</w:t>
       </w:r>
     </w:p>
-    <w:bookmarkEnd w:id="28"/>
-    <w:bookmarkStart w:id="29" w:name="Xf745f99ff0aebfb797d4dcf1b4a2348b1acaed2"/>
+    <w:bookmarkEnd w:id="17"/>
+    <w:bookmarkStart w:id="18" w:name="Xf745f99ff0aebfb797d4dcf1b4a2348b1acaed2"/>
     <w:p>
       <w:pPr>
         <w:pStyle w:val="Heading3"/>
@@ -693,11 +679,11 @@
     </w:p>
     <w:p>
       <w:pPr>
+        <w:pStyle w:val="Compact"/>
         <w:numPr>
           <w:ilvl w:val="0"/>
           <w:numId w:val="1006"/>
         </w:numPr>
-        <w:pStyle w:val="Compact"/>
       </w:pPr>
       <w:r>
         <w:t xml:space="preserve">Which user workflows, reports, and integrations change at cutover?</w:t>
@@ -705,11 +691,11 @@
     </w:p>
     <w:p>
       <w:pPr>
+        <w:pStyle w:val="Compact"/>
         <w:numPr>
           <w:ilvl w:val="0"/>
           <w:numId w:val="1006"/>
         </w:numPr>
-        <w:pStyle w:val="Compact"/>
       </w:pPr>
       <w:r>
         <w:t xml:space="preserve">How much planned downtime can each workflow tolerate?</w:t>
@@ -717,11 +703,11 @@
     </w:p>
     <w:p>
       <w:pPr>
+        <w:pStyle w:val="Compact"/>
         <w:numPr>
           <w:ilvl w:val="0"/>
           <w:numId w:val="1006"/>
         </w:numPr>
-        <w:pStyle w:val="Compact"/>
       </w:pPr>
       <w:r>
         <w:t xml:space="preserve">Which users need training, and who owns readiness?</w:t>
@@ -729,11 +715,11 @@
     </w:p>
     <w:p>
       <w:pPr>
+        <w:pStyle w:val="Compact"/>
         <w:numPr>
           <w:ilvl w:val="0"/>
           <w:numId w:val="1006"/>
         </w:numPr>
-        <w:pStyle w:val="Compact"/>
       </w:pPr>
       <w:r>
         <w:t xml:space="preserve">Who communicates the freeze, cutover, rollback, and return-to-service status?</w:t>
@@ -741,11 +727,11 @@
     </w:p>
     <w:p>
       <w:pPr>
+        <w:pStyle w:val="Compact"/>
         <w:numPr>
           <w:ilvl w:val="0"/>
           <w:numId w:val="1006"/>
         </w:numPr>
-        <w:pStyle w:val="Compact"/>
       </w:pPr>
       <w:r>
         <w:t xml:space="preserve">What support coverage and post-go-live support period are required?</w:t>
@@ -753,11 +739,11 @@
     </w:p>
     <w:p>
       <w:pPr>
+        <w:pStyle w:val="Compact"/>
         <w:numPr>
           <w:ilvl w:val="0"/>
           <w:numId w:val="1006"/>
         </w:numPr>
-        <w:pStyle w:val="Compact"/>
       </w:pPr>
       <w:r>
         <w:t xml:space="preserve">How are user-reported data discrepancies triaged after cutover?</w:t>
@@ -769,8 +755,8 @@
       </w:pPr>
       <w:r>
         <w:rPr>
+          <w:i/>
           <w:iCs/>
-          <w:i/>
         </w:rPr>
         <w:t xml:space="preserve">Why: technically correct data is not a successful migration if users cannot safely perform their work after go-live.</w:t>
       </w:r>
@@ -782,9 +768,9 @@
         </w:pict>
       </w:r>
     </w:p>
-    <w:bookmarkEnd w:id="29"/>
-    <w:bookmarkEnd w:id="30"/>
-    <w:bookmarkStart w:id="31" w:name="section-2-approach-defining-factors"/>
+    <w:bookmarkEnd w:id="18"/>
+    <w:bookmarkEnd w:id="19"/>
+    <w:bookmarkStart w:id="20" w:name="section-2-approach-defining-factors"/>
     <w:p>
       <w:pPr>
         <w:pStyle w:val="Heading2"/>
@@ -813,9 +799,8 @@
       <w:tblPr>
         <w:tblStyle w:val="Table"/>
         <w:tblW w:w="9360" w:type="dxa"/>
+        <w:tblLayout w:type="fixed"/>
         <w:tblLook w:firstRow="1" w:lastRow="0" w:firstColumn="0" w:lastColumn="0" w:noHBand="0" w:noVBand="0" w:val="0020"/>
-        <w:jc w:val="start"/>
-        <w:tblLayout w:type="fixed"/>
       </w:tblPr>
       <w:tblGrid>
         <w:gridCol w:w="600"/>
@@ -827,7 +812,7 @@
       <w:tr>
         <w:trPr>
           <w:cantSplit/>
-          <w:tblHeader w:val="true"/>
+          <w:tblHeader w:val="on"/>
         </w:trPr>
         <w:tc>
           <w:tcPr/>
@@ -1802,8 +1787,8 @@
         </w:pict>
       </w:r>
     </w:p>
-    <w:bookmarkEnd w:id="31"/>
-    <w:bookmarkStart w:id="63" w:name="section-3-decision-deep-dives"/>
+    <w:bookmarkEnd w:id="20"/>
+    <w:bookmarkStart w:id="52" w:name="section-3-decision-deep-dives"/>
     <w:p>
       <w:pPr>
         <w:pStyle w:val="Heading2"/>
@@ -1820,7 +1805,7 @@
         <w:t xml:space="preserve">Complete 3.1 through 3.8 and 3.10 for every migration, adjusting the depth to your situation. Complete 3.9 when files, imaging, or another complex data type is in scope. For each section, document the decision, accountable owner, and acceptance criteria.</w:t>
       </w:r>
     </w:p>
-    <w:bookmarkStart w:id="42" w:name="define-what-will-move"/>
+    <w:bookmarkStart w:id="31" w:name="define-what-will-move"/>
     <w:p>
       <w:pPr>
         <w:pStyle w:val="Heading3"/>
@@ -1829,7 +1814,7 @@
         <w:t xml:space="preserve">Define What Will Move</w:t>
       </w:r>
     </w:p>
-    <w:bookmarkStart w:id="34" w:name="scope-inventory-ownership"/>
+    <w:bookmarkStart w:id="23" w:name="scope-inventory-ownership"/>
     <w:p>
       <w:pPr>
         <w:pStyle w:val="Heading4"/>
@@ -1848,7 +1833,7 @@
       <w:r>
         <w:t xml:space="preserve"> </w:t>
       </w:r>
-      <w:hyperlink r:id="rId32">
+      <w:hyperlink r:id="rId21">
         <w:r>
           <w:rPr>
             <w:rStyle w:val="Hyperlink"/>
@@ -1866,8 +1851,8 @@
       </w:pPr>
       <w:r>
         <w:rPr>
+          <w:b/>
           <w:bCs/>
-          <w:b/>
         </w:rPr>
         <w:t xml:space="preserve">Recommendation:</w:t>
       </w:r>
@@ -1884,19 +1869,19 @@
       </w:pPr>
       <w:r>
         <w:rPr>
+          <w:b/>
           <w:bCs/>
-          <w:b/>
         </w:rPr>
         <w:t xml:space="preserve">Questions:</w:t>
       </w:r>
     </w:p>
     <w:p>
       <w:pPr>
+        <w:pStyle w:val="Compact"/>
         <w:numPr>
           <w:ilvl w:val="0"/>
           <w:numId w:val="1007"/>
         </w:numPr>
-        <w:pStyle w:val="Compact"/>
       </w:pPr>
       <w:r>
         <w:t xml:space="preserve">Which domains and history are required on day one, and what is excluded?</w:t>
@@ -1904,11 +1889,11 @@
     </w:p>
     <w:p>
       <w:pPr>
+        <w:pStyle w:val="Compact"/>
         <w:numPr>
           <w:ilvl w:val="0"/>
           <w:numId w:val="1007"/>
         </w:numPr>
-        <w:pStyle w:val="Compact"/>
       </w:pPr>
       <w:r>
         <w:t xml:space="preserve">Which sources contribute to each domain, and can they produce a consistent snapshot or a reliable list of later changes?</w:t>
@@ -1916,11 +1901,11 @@
     </w:p>
     <w:p>
       <w:pPr>
+        <w:pStyle w:val="Compact"/>
         <w:numPr>
           <w:ilvl w:val="0"/>
           <w:numId w:val="1007"/>
         </w:numPr>
-        <w:pStyle w:val="Compact"/>
       </w:pPr>
       <w:r>
         <w:t xml:space="preserve">What are the qualifying record counts, file volumes, and change rates?</w:t>
@@ -1928,11 +1913,11 @@
     </w:p>
     <w:p>
       <w:pPr>
+        <w:pStyle w:val="Compact"/>
         <w:numPr>
           <w:ilvl w:val="0"/>
           <w:numId w:val="1007"/>
         </w:numPr>
-        <w:pStyle w:val="Compact"/>
       </w:pPr>
       <w:r>
         <w:t xml:space="preserve">Who owns source meaning, mapping, acceptance, and retained legacy access?</w:t>
@@ -1942,9 +1927,8 @@
       <w:tblPr>
         <w:tblStyle w:val="Table"/>
         <w:tblW w:w="9360" w:type="dxa"/>
+        <w:tblLayout w:type="fixed"/>
         <w:tblLook w:firstRow="1" w:lastRow="0" w:firstColumn="0" w:lastColumn="0" w:noHBand="0" w:noVBand="0" w:val="0020"/>
-        <w:jc w:val="start"/>
-        <w:tblLayout w:type="fixed"/>
       </w:tblPr>
       <w:tblGrid>
         <w:gridCol w:w="4542"/>
@@ -1953,7 +1937,7 @@
       <w:tr>
         <w:trPr>
           <w:cantSplit/>
-          <w:tblHeader w:val="true"/>
+          <w:tblHeader w:val="on"/>
         </w:trPr>
         <w:tc>
           <w:tcPr/>
@@ -2097,13 +2081,7 @@
               <w:t xml:space="preserve"> </w:t>
             </w:r>
             <w:r>
-              <w:t xml:space="preserve">“</w:t>
-            </w:r>
-            <w:r>
-              <w:t xml:space="preserve">current</w:t>
-            </w:r>
-            <w:r>
-              <w:t xml:space="preserve">”</w:t>
+              <w:t xml:space="preserve">“current”</w:t>
             </w:r>
             <w:r>
               <w:t xml:space="preserve"> </w:t>
@@ -2179,8 +2157,8 @@
       </w:pPr>
       <w:r>
         <w:rPr>
+          <w:b/>
           <w:bCs/>
-          <w:b/>
         </w:rPr>
         <w:t xml:space="preserve">Output:</w:t>
       </w:r>
@@ -2193,7 +2171,7 @@
       <w:r>
         <w:t xml:space="preserve"> </w:t>
       </w:r>
-      <w:hyperlink r:id="rId33">
+      <w:hyperlink r:id="rId22">
         <w:r>
           <w:rPr>
             <w:rStyle w:val="Hyperlink"/>
@@ -2205,8 +2183,8 @@
         <w:t xml:space="preserve">.</w:t>
       </w:r>
     </w:p>
-    <w:bookmarkEnd w:id="34"/>
-    <w:bookmarkStart w:id="37" w:name="identity-identifiers-deduplication"/>
+    <w:bookmarkEnd w:id="23"/>
+    <w:bookmarkStart w:id="26" w:name="identity-identifiers-deduplication"/>
     <w:p>
       <w:pPr>
         <w:pStyle w:val="Heading4"/>
@@ -2225,7 +2203,7 @@
       <w:r>
         <w:t xml:space="preserve"> </w:t>
       </w:r>
-      <w:hyperlink r:id="rId35">
+      <w:hyperlink r:id="rId24">
         <w:r>
           <w:rPr>
             <w:rStyle w:val="Hyperlink"/>
@@ -2242,7 +2220,7 @@
       <w:r>
         <w:t xml:space="preserve"> </w:t>
       </w:r>
-      <w:hyperlink r:id="rId36">
+      <w:hyperlink r:id="rId25">
         <w:r>
           <w:rPr>
             <w:rStyle w:val="Hyperlink"/>
@@ -2272,8 +2250,8 @@
       </w:pPr>
       <w:r>
         <w:rPr>
+          <w:b/>
           <w:bCs/>
-          <w:b/>
         </w:rPr>
         <w:t xml:space="preserve">⚠ One-way door:</w:t>
       </w:r>
@@ -2290,8 +2268,8 @@
       </w:pPr>
       <w:r>
         <w:rPr>
+          <w:b/>
           <w:bCs/>
-          <w:b/>
         </w:rPr>
         <w:t xml:space="preserve">Recommendation:</w:t>
       </w:r>
@@ -2308,19 +2286,19 @@
       </w:pPr>
       <w:r>
         <w:rPr>
+          <w:b/>
           <w:bCs/>
-          <w:b/>
         </w:rPr>
         <w:t xml:space="preserve">Questions:</w:t>
       </w:r>
     </w:p>
     <w:p>
       <w:pPr>
+        <w:pStyle w:val="Compact"/>
         <w:numPr>
           <w:ilvl w:val="0"/>
           <w:numId w:val="1008"/>
         </w:numPr>
-        <w:pStyle w:val="Compact"/>
       </w:pPr>
       <w:r>
         <w:t xml:space="preserve">Which source keys are stable and unique, and which identifier system URI represents each source?</w:t>
@@ -2328,11 +2306,11 @@
     </w:p>
     <w:p>
       <w:pPr>
+        <w:pStyle w:val="Compact"/>
         <w:numPr>
           <w:ilvl w:val="0"/>
           <w:numId w:val="1008"/>
         </w:numPr>
-        <w:pStyle w:val="Compact"/>
       </w:pPr>
       <w:r>
         <w:t xml:space="preserve">Where can duplicates occur: within a source, across sources, or against Medplum?</w:t>
@@ -2340,11 +2318,11 @@
     </w:p>
     <w:p>
       <w:pPr>
+        <w:pStyle w:val="Compact"/>
         <w:numPr>
           <w:ilvl w:val="0"/>
           <w:numId w:val="1008"/>
         </w:numPr>
-        <w:pStyle w:val="Compact"/>
       </w:pPr>
       <w:r>
         <w:t xml:space="preserve">What evidence and risk threshold permit automatic matching versus human review?</w:t>
@@ -2352,11 +2330,11 @@
     </w:p>
     <w:p>
       <w:pPr>
+        <w:pStyle w:val="Compact"/>
         <w:numPr>
           <w:ilvl w:val="0"/>
           <w:numId w:val="1008"/>
         </w:numPr>
-        <w:pStyle w:val="Compact"/>
       </w:pPr>
       <w:r>
         <w:t xml:space="preserve">Will migration merge records, or only report candidates for later remediation?</w:t>
@@ -2366,9 +2344,8 @@
       <w:tblPr>
         <w:tblStyle w:val="Table"/>
         <w:tblW w:w="9360" w:type="dxa"/>
+        <w:tblLayout w:type="fixed"/>
         <w:tblLook w:firstRow="1" w:lastRow="0" w:firstColumn="0" w:lastColumn="0" w:noHBand="0" w:noVBand="0" w:val="0020"/>
-        <w:jc w:val="start"/>
-        <w:tblLayout w:type="fixed"/>
       </w:tblPr>
       <w:tblGrid>
         <w:gridCol w:w="4537"/>
@@ -2377,7 +2354,7 @@
       <w:tr>
         <w:trPr>
           <w:cantSplit/>
-          <w:tblHeader w:val="true"/>
+          <w:tblHeader w:val="on"/>
         </w:trPr>
         <w:tc>
           <w:tcPr/>
@@ -2678,13 +2655,7 @@
         <w:t xml:space="preserve"> </w:t>
       </w:r>
       <w:r>
-        <w:t xml:space="preserve">“</w:t>
-      </w:r>
-      <w:r>
-        <w:t xml:space="preserve">which source record is this?</w:t>
-      </w:r>
-      <w:r>
-        <w:t xml:space="preserve">”</w:t>
+        <w:t xml:space="preserve">“which source record is this?”</w:t>
       </w:r>
       <w:r>
         <w:t xml:space="preserve"> </w:t>
@@ -2696,17 +2667,11 @@
         <w:t xml:space="preserve"> </w:t>
       </w:r>
       <w:r>
-        <w:t xml:space="preserve">“</w:t>
-      </w:r>
-      <w:r>
-        <w:t xml:space="preserve">which real-world person is this?</w:t>
-      </w:r>
-      <w:r>
-        <w:t xml:space="preserve">”</w:t>
-      </w:r>
-    </w:p>
-    <w:bookmarkEnd w:id="37"/>
-    <w:bookmarkStart w:id="41" w:name="mapping-terminology-governance"/>
+        <w:t xml:space="preserve">“which real-world person is this?”</w:t>
+      </w:r>
+    </w:p>
+    <w:bookmarkEnd w:id="26"/>
+    <w:bookmarkStart w:id="30" w:name="mapping-terminology-governance"/>
     <w:p>
       <w:pPr>
         <w:pStyle w:val="Heading4"/>
@@ -2725,7 +2690,7 @@
       <w:r>
         <w:t xml:space="preserve"> </w:t>
       </w:r>
-      <w:hyperlink r:id="rId38">
+      <w:hyperlink r:id="rId27">
         <w:r>
           <w:rPr>
             <w:rStyle w:val="Hyperlink"/>
@@ -2742,7 +2707,7 @@
       <w:r>
         <w:t xml:space="preserve"> </w:t>
       </w:r>
-      <w:hyperlink r:id="rId39">
+      <w:hyperlink r:id="rId28">
         <w:r>
           <w:rPr>
             <w:rStyle w:val="Hyperlink"/>
@@ -2760,8 +2725,8 @@
       </w:pPr>
       <w:r>
         <w:rPr>
+          <w:b/>
           <w:bCs/>
-          <w:b/>
         </w:rPr>
         <w:t xml:space="preserve">⚠ One-way door:</w:t>
       </w:r>
@@ -2778,8 +2743,8 @@
       </w:pPr>
       <w:r>
         <w:rPr>
+          <w:b/>
           <w:bCs/>
-          <w:b/>
         </w:rPr>
         <w:t xml:space="preserve">Recommendation:</w:t>
       </w:r>
@@ -2796,19 +2761,19 @@
       </w:pPr>
       <w:r>
         <w:rPr>
+          <w:b/>
           <w:bCs/>
-          <w:b/>
         </w:rPr>
         <w:t xml:space="preserve">Questions:</w:t>
       </w:r>
     </w:p>
     <w:p>
       <w:pPr>
+        <w:pStyle w:val="Compact"/>
         <w:numPr>
           <w:ilvl w:val="0"/>
           <w:numId w:val="1009"/>
         </w:numPr>
-        <w:pStyle w:val="Compact"/>
       </w:pPr>
       <w:r>
         <w:t xml:space="preserve">Which FHIR resources, fields, profiles, and terminology represent each source concept?</w:t>
@@ -2816,11 +2781,11 @@
     </w:p>
     <w:p>
       <w:pPr>
+        <w:pStyle w:val="Compact"/>
         <w:numPr>
           <w:ilvl w:val="0"/>
           <w:numId w:val="1009"/>
         </w:numPr>
-        <w:pStyle w:val="Compact"/>
       </w:pPr>
       <w:r>
         <w:t xml:space="preserve">Which mappings are direct, conditional, one-to-many, unsupported, or excluded?</w:t>
@@ -2828,11 +2793,11 @@
     </w:p>
     <w:p>
       <w:pPr>
+        <w:pStyle w:val="Compact"/>
         <w:numPr>
           <w:ilvl w:val="0"/>
           <w:numId w:val="1009"/>
         </w:numPr>
-        <w:pStyle w:val="Compact"/>
       </w:pPr>
       <w:r>
         <w:t xml:space="preserve">How are missing, ambiguous, free-text, and source-specific values handled?</w:t>
@@ -2840,11 +2805,11 @@
     </w:p>
     <w:p>
       <w:pPr>
+        <w:pStyle w:val="Compact"/>
         <w:numPr>
           <w:ilvl w:val="0"/>
           <w:numId w:val="1009"/>
         </w:numPr>
-        <w:pStyle w:val="Compact"/>
       </w:pPr>
       <w:r>
         <w:t xml:space="preserve">Are profiles declared per resource in</w:t>
@@ -2879,11 +2844,11 @@
     </w:p>
     <w:p>
       <w:pPr>
+        <w:pStyle w:val="Compact"/>
         <w:numPr>
           <w:ilvl w:val="0"/>
           <w:numId w:val="1009"/>
         </w:numPr>
-        <w:pStyle w:val="Compact"/>
       </w:pPr>
       <w:r>
         <w:t xml:space="preserve">Who approves changes, and which records must be reprocessed when a mapping changes?</w:t>
@@ -2893,9 +2858,8 @@
       <w:tblPr>
         <w:tblStyle w:val="Table"/>
         <w:tblW w:w="9360" w:type="dxa"/>
+        <w:tblLayout w:type="fixed"/>
         <w:tblLook w:firstRow="1" w:lastRow="0" w:firstColumn="0" w:lastColumn="0" w:noHBand="0" w:noVBand="0" w:val="0020"/>
-        <w:jc w:val="start"/>
-        <w:tblLayout w:type="fixed"/>
       </w:tblPr>
       <w:tblGrid>
         <w:gridCol w:w="4414"/>
@@ -2904,7 +2868,7 @@
       <w:tr>
         <w:trPr>
           <w:cantSplit/>
-          <w:tblHeader w:val="true"/>
+          <w:tblHeader w:val="on"/>
         </w:trPr>
         <w:tc>
           <w:tcPr/>
@@ -3239,7 +3203,7 @@
       <w:r>
         <w:t xml:space="preserve"> </w:t>
       </w:r>
-      <w:hyperlink r:id="rId40">
+      <w:hyperlink r:id="rId29">
         <w:r>
           <w:rPr>
             <w:rStyle w:val="Hyperlink"/>
@@ -3254,9 +3218,9 @@
         <w:t xml:space="preserve">to define the information your project must track. Mapping approval is distinct from code review.</w:t>
       </w:r>
     </w:p>
-    <w:bookmarkEnd w:id="41"/>
-    <w:bookmarkEnd w:id="42"/>
-    <w:bookmarkStart w:id="48" w:name="prove-it-can-move-safely"/>
+    <w:bookmarkEnd w:id="30"/>
+    <w:bookmarkEnd w:id="31"/>
+    <w:bookmarkStart w:id="37" w:name="prove-it-can-move-safely"/>
     <w:p>
       <w:pPr>
         <w:pStyle w:val="Heading3"/>
@@ -3265,7 +3229,7 @@
         <w:t xml:space="preserve">Prove It Can Move Safely</w:t>
       </w:r>
     </w:p>
-    <w:bookmarkStart w:id="45" w:name="validation-reconciliation-acceptance"/>
+    <w:bookmarkStart w:id="34" w:name="validation-reconciliation-acceptance"/>
     <w:p>
       <w:pPr>
         <w:pStyle w:val="Heading4"/>
@@ -3284,7 +3248,7 @@
       <w:r>
         <w:t xml:space="preserve"> </w:t>
       </w:r>
-      <w:hyperlink r:id="rId43">
+      <w:hyperlink r:id="rId32">
         <w:r>
           <w:rPr>
             <w:rStyle w:val="Hyperlink"/>
@@ -3301,7 +3265,7 @@
       <w:r>
         <w:t xml:space="preserve"> </w:t>
       </w:r>
-      <w:hyperlink r:id="rId44">
+      <w:hyperlink r:id="rId33">
         <w:r>
           <w:rPr>
             <w:rStyle w:val="Hyperlink"/>
@@ -3319,8 +3283,8 @@
       </w:pPr>
       <w:r>
         <w:rPr>
+          <w:b/>
           <w:bCs/>
-          <w:b/>
         </w:rPr>
         <w:t xml:space="preserve">Recommendation:</w:t>
       </w:r>
@@ -3337,19 +3301,19 @@
       </w:pPr>
       <w:r>
         <w:rPr>
+          <w:b/>
           <w:bCs/>
-          <w:b/>
         </w:rPr>
         <w:t xml:space="preserve">Questions:</w:t>
       </w:r>
     </w:p>
     <w:p>
       <w:pPr>
+        <w:pStyle w:val="Compact"/>
         <w:numPr>
           <w:ilvl w:val="0"/>
           <w:numId w:val="1010"/>
         </w:numPr>
-        <w:pStyle w:val="Compact"/>
       </w:pPr>
       <w:r>
         <w:t xml:space="preserve">What must reconcile exactly, and which differences are expected and explainable?</w:t>
@@ -3357,11 +3321,11 @@
     </w:p>
     <w:p>
       <w:pPr>
+        <w:pStyle w:val="Compact"/>
         <w:numPr>
           <w:ilvl w:val="0"/>
           <w:numId w:val="1010"/>
         </w:numPr>
-        <w:pStyle w:val="Compact"/>
       </w:pPr>
       <w:r>
         <w:t xml:space="preserve">Which relationships, values, and high-risk cohorts require deeper review?</w:t>
@@ -3369,11 +3333,11 @@
     </w:p>
     <w:p>
       <w:pPr>
+        <w:pStyle w:val="Compact"/>
         <w:numPr>
           <w:ilvl w:val="0"/>
           <w:numId w:val="1010"/>
         </w:numPr>
-        <w:pStyle w:val="Compact"/>
       </w:pPr>
       <w:r>
         <w:t xml:space="preserve">How is every success, rejection, skip, retry, record held for review, and exception reported?</w:t>
@@ -3381,11 +3345,11 @@
     </w:p>
     <w:p>
       <w:pPr>
+        <w:pStyle w:val="Compact"/>
         <w:numPr>
           <w:ilvl w:val="0"/>
           <w:numId w:val="1010"/>
         </w:numPr>
-        <w:pStyle w:val="Compact"/>
       </w:pPr>
       <w:r>
         <w:t xml:space="preserve">Which evidence and thresholds must each stakeholder approve?</w:t>
@@ -3395,9 +3359,8 @@
       <w:tblPr>
         <w:tblStyle w:val="Table"/>
         <w:tblW w:w="9360" w:type="dxa"/>
+        <w:tblLayout w:type="fixed"/>
         <w:tblLook w:firstRow="1" w:lastRow="0" w:firstColumn="0" w:lastColumn="0" w:noHBand="0" w:noVBand="0" w:val="0020"/>
-        <w:jc w:val="start"/>
-        <w:tblLayout w:type="fixed"/>
       </w:tblPr>
       <w:tblGrid>
         <w:gridCol w:w="4637"/>
@@ -3406,7 +3369,7 @@
       <w:tr>
         <w:trPr>
           <w:cantSplit/>
-          <w:tblHeader w:val="true"/>
+          <w:tblHeader w:val="on"/>
         </w:trPr>
         <w:tc>
           <w:tcPr/>
@@ -3628,8 +3591,8 @@
         <w:t xml:space="preserve">Do not prescribe a universal verification percentage. Choose samples after exact extraction counts are known and adjust for variability, risk, complexity, and defect history.</w:t>
       </w:r>
     </w:p>
-    <w:bookmarkEnd w:id="45"/>
-    <w:bookmarkStart w:id="47" w:name="load-architecture-production-operations"/>
+    <w:bookmarkEnd w:id="34"/>
+    <w:bookmarkStart w:id="36" w:name="load-architecture-production-operations"/>
     <w:p>
       <w:pPr>
         <w:pStyle w:val="Heading4"/>
@@ -3648,7 +3611,7 @@
       <w:r>
         <w:t xml:space="preserve"> </w:t>
       </w:r>
-      <w:hyperlink r:id="rId46">
+      <w:hyperlink r:id="rId35">
         <w:r>
           <w:rPr>
             <w:rStyle w:val="Hyperlink"/>
@@ -3666,8 +3629,8 @@
       </w:pPr>
       <w:r>
         <w:rPr>
+          <w:b/>
           <w:bCs/>
-          <w:b/>
         </w:rPr>
         <w:t xml:space="preserve">Recommendation:</w:t>
       </w:r>
@@ -3684,19 +3647,19 @@
       </w:pPr>
       <w:r>
         <w:rPr>
+          <w:b/>
           <w:bCs/>
-          <w:b/>
         </w:rPr>
         <w:t xml:space="preserve">Questions:</w:t>
       </w:r>
     </w:p>
     <w:p>
       <w:pPr>
+        <w:pStyle w:val="Compact"/>
         <w:numPr>
           <w:ilvl w:val="0"/>
           <w:numId w:val="1011"/>
         </w:numPr>
-        <w:pStyle w:val="Compact"/>
       </w:pPr>
       <w:r>
         <w:t xml:space="preserve">Which writes are independent, and which small groups must succeed or fail together?</w:t>
@@ -3704,11 +3667,11 @@
     </w:p>
     <w:p>
       <w:pPr>
+        <w:pStyle w:val="Compact"/>
         <w:numPr>
           <w:ilvl w:val="0"/>
           <w:numId w:val="1011"/>
         </w:numPr>
-        <w:pStyle w:val="Compact"/>
       </w:pPr>
       <w:r>
         <w:t xml:space="preserve">Which import path and measured throughput fit the data shape and cutover window?</w:t>
@@ -3716,11 +3679,11 @@
     </w:p>
     <w:p>
       <w:pPr>
+        <w:pStyle w:val="Compact"/>
         <w:numPr>
           <w:ilvl w:val="0"/>
           <w:numId w:val="1011"/>
         </w:numPr>
-        <w:pStyle w:val="Compact"/>
       </w:pPr>
       <w:r>
         <w:t xml:space="preserve">How are results, checkpoints, retries, and rejected resources recorded?</w:t>
@@ -3728,11 +3691,11 @@
     </w:p>
     <w:p>
       <w:pPr>
+        <w:pStyle w:val="Compact"/>
         <w:numPr>
           <w:ilvl w:val="0"/>
           <w:numId w:val="1011"/>
         </w:numPr>
-        <w:pStyle w:val="Compact"/>
       </w:pPr>
       <w:r>
         <w:t xml:space="preserve">Which downstream automations run, and what thresholds pause the load?</w:t>
@@ -3744,8 +3707,8 @@
       </w:pPr>
       <w:r>
         <w:rPr>
+          <w:b/>
           <w:bCs/>
-          <w:b/>
         </w:rPr>
         <w:t xml:space="preserve">Output:</w:t>
       </w:r>
@@ -3758,7 +3721,7 @@
       <w:r>
         <w:t xml:space="preserve"> </w:t>
       </w:r>
-      <w:hyperlink r:id="rId46">
+      <w:hyperlink r:id="rId35">
         <w:r>
           <w:rPr>
             <w:rStyle w:val="Hyperlink"/>
@@ -3770,9 +3733,9 @@
         <w:t xml:space="preserve">.</w:t>
       </w:r>
     </w:p>
-    <w:bookmarkEnd w:id="47"/>
-    <w:bookmarkEnd w:id="48"/>
-    <w:bookmarkStart w:id="53" w:name="plan-the-transition"/>
+    <w:bookmarkEnd w:id="36"/>
+    <w:bookmarkEnd w:id="37"/>
+    <w:bookmarkStart w:id="42" w:name="plan-the-transition"/>
     <w:p>
       <w:pPr>
         <w:pStyle w:val="Heading3"/>
@@ -3781,7 +3744,7 @@
         <w:t xml:space="preserve">Plan the Transition</w:t>
       </w:r>
     </w:p>
-    <w:bookmarkStart w:id="51" w:name="cutover-incremental-changes-coexistence"/>
+    <w:bookmarkStart w:id="40" w:name="cutover-incremental-changes-coexistence"/>
     <w:p>
       <w:pPr>
         <w:pStyle w:val="Heading4"/>
@@ -3800,7 +3763,7 @@
       <w:r>
         <w:t xml:space="preserve"> </w:t>
       </w:r>
-      <w:hyperlink r:id="rId49">
+      <w:hyperlink r:id="rId38">
         <w:r>
           <w:rPr>
             <w:rStyle w:val="Hyperlink"/>
@@ -3818,8 +3781,8 @@
       </w:pPr>
       <w:r>
         <w:rPr>
+          <w:b/>
           <w:bCs/>
-          <w:b/>
         </w:rPr>
         <w:t xml:space="preserve">⚠ One-way door:</w:t>
       </w:r>
@@ -3836,8 +3799,8 @@
       </w:pPr>
       <w:r>
         <w:rPr>
+          <w:b/>
           <w:bCs/>
-          <w:b/>
         </w:rPr>
         <w:t xml:space="preserve">Recommendation:</w:t>
       </w:r>
@@ -3854,19 +3817,19 @@
       </w:pPr>
       <w:r>
         <w:rPr>
+          <w:b/>
           <w:bCs/>
-          <w:b/>
         </w:rPr>
         <w:t xml:space="preserve">Questions:</w:t>
       </w:r>
     </w:p>
     <w:p>
       <w:pPr>
+        <w:pStyle w:val="Compact"/>
         <w:numPr>
           <w:ilvl w:val="0"/>
           <w:numId w:val="1012"/>
         </w:numPr>
-        <w:pStyle w:val="Compact"/>
       </w:pPr>
       <w:r>
         <w:t xml:space="preserve">Is transition big bang, phased, parallel, or backfill-only?</w:t>
@@ -3874,11 +3837,11 @@
     </w:p>
     <w:p>
       <w:pPr>
+        <w:pStyle w:val="Compact"/>
         <w:numPr>
           <w:ilvl w:val="0"/>
           <w:numId w:val="1012"/>
         </w:numPr>
-        <w:pStyle w:val="Compact"/>
       </w:pPr>
       <w:r>
         <w:t xml:space="preserve">Which system owns reads and writes for each domain and phase?</w:t>
@@ -3886,11 +3849,11 @@
     </w:p>
     <w:p>
       <w:pPr>
+        <w:pStyle w:val="Compact"/>
         <w:numPr>
           <w:ilvl w:val="0"/>
           <w:numId w:val="1012"/>
         </w:numPr>
-        <w:pStyle w:val="Compact"/>
       </w:pPr>
       <w:r>
         <w:t xml:space="preserve">How are changes since the previous extract captured, and can any path bypass the authoritative system?</w:t>
@@ -3898,11 +3861,11 @@
     </w:p>
     <w:p>
       <w:pPr>
+        <w:pStyle w:val="Compact"/>
         <w:numPr>
           <w:ilvl w:val="0"/>
           <w:numId w:val="1012"/>
         </w:numPr>
-        <w:pStyle w:val="Compact"/>
       </w:pPr>
       <w:r>
         <w:t xml:space="preserve">How are dual-write failures and conflicts handled?</w:t>
@@ -3910,11 +3873,11 @@
     </w:p>
     <w:p>
       <w:pPr>
+        <w:pStyle w:val="Compact"/>
         <w:numPr>
           <w:ilvl w:val="0"/>
           <w:numId w:val="1012"/>
         </w:numPr>
-        <w:pStyle w:val="Compact"/>
       </w:pPr>
       <w:r>
         <w:t xml:space="preserve">What evidence triggers go-live, pause, rollback, and legacy retirement?</w:t>
@@ -3924,9 +3887,8 @@
       <w:tblPr>
         <w:tblStyle w:val="Table"/>
         <w:tblW w:w="9360" w:type="dxa"/>
+        <w:tblLayout w:type="fixed"/>
         <w:tblLook w:firstRow="1" w:lastRow="0" w:firstColumn="0" w:lastColumn="0" w:noHBand="0" w:noVBand="0" w:val="0020"/>
-        <w:jc w:val="start"/>
-        <w:tblLayout w:type="fixed"/>
       </w:tblPr>
       <w:tblGrid>
         <w:gridCol w:w="4324"/>
@@ -3935,7 +3897,7 @@
       <w:tr>
         <w:trPr>
           <w:cantSplit/>
-          <w:tblHeader w:val="true"/>
+          <w:tblHeader w:val="on"/>
         </w:trPr>
         <w:tc>
           <w:tcPr/>
@@ -4143,8 +4105,8 @@
       </w:pPr>
       <w:r>
         <w:rPr>
+          <w:b/>
           <w:bCs/>
-          <w:b/>
         </w:rPr>
         <w:t xml:space="preserve">Output:</w:t>
       </w:r>
@@ -4157,7 +4119,7 @@
       <w:r>
         <w:t xml:space="preserve"> </w:t>
       </w:r>
-      <w:hyperlink r:id="rId50">
+      <w:hyperlink r:id="rId39">
         <w:r>
           <w:rPr>
             <w:rStyle w:val="Hyperlink"/>
@@ -4169,8 +4131,8 @@
         <w:t xml:space="preserve">.</w:t>
       </w:r>
     </w:p>
-    <w:bookmarkEnd w:id="51"/>
-    <w:bookmarkStart w:id="52" w:name="testing-dress-rehearsals"/>
+    <w:bookmarkEnd w:id="40"/>
+    <w:bookmarkStart w:id="41" w:name="testing-dress-rehearsals"/>
     <w:p>
       <w:pPr>
         <w:pStyle w:val="Heading4"/>
@@ -4189,7 +4151,7 @@
       <w:r>
         <w:t xml:space="preserve"> </w:t>
       </w:r>
-      <w:hyperlink r:id="rId44">
+      <w:hyperlink r:id="rId33">
         <w:r>
           <w:rPr>
             <w:rStyle w:val="Hyperlink"/>
@@ -4207,8 +4169,8 @@
       </w:pPr>
       <w:r>
         <w:rPr>
+          <w:b/>
           <w:bCs/>
-          <w:b/>
         </w:rPr>
         <w:t xml:space="preserve">Recommendation:</w:t>
       </w:r>
@@ -4225,19 +4187,19 @@
       </w:pPr>
       <w:r>
         <w:rPr>
+          <w:b/>
           <w:bCs/>
-          <w:b/>
         </w:rPr>
         <w:t xml:space="preserve">Questions:</w:t>
       </w:r>
     </w:p>
     <w:p>
       <w:pPr>
+        <w:pStyle w:val="Compact"/>
         <w:numPr>
           <w:ilvl w:val="0"/>
           <w:numId w:val="1013"/>
         </w:numPr>
-        <w:pStyle w:val="Compact"/>
       </w:pPr>
       <w:r>
         <w:t xml:space="preserve">Which representative data and known edge cases can testing safely use?</w:t>
@@ -4245,11 +4207,11 @@
     </w:p>
     <w:p>
       <w:pPr>
+        <w:pStyle w:val="Compact"/>
         <w:numPr>
           <w:ilvl w:val="0"/>
           <w:numId w:val="1013"/>
         </w:numPr>
-        <w:pStyle w:val="Compact"/>
       </w:pPr>
       <w:r>
         <w:t xml:space="preserve">Does the test environment match production features, access, integrations, and scale?</w:t>
@@ -4257,11 +4219,11 @@
     </w:p>
     <w:p>
       <w:pPr>
+        <w:pStyle w:val="Compact"/>
         <w:numPr>
           <w:ilvl w:val="0"/>
           <w:numId w:val="1013"/>
         </w:numPr>
-        <w:pStyle w:val="Compact"/>
       </w:pPr>
       <w:r>
         <w:t xml:space="preserve">Have safe reruns, interruption, recovery, throttling, and partial failure been tested?</w:t>
@@ -4269,11 +4231,11 @@
     </w:p>
     <w:p>
       <w:pPr>
+        <w:pStyle w:val="Compact"/>
         <w:numPr>
           <w:ilvl w:val="0"/>
           <w:numId w:val="1013"/>
         </w:numPr>
-        <w:pStyle w:val="Compact"/>
       </w:pPr>
       <w:r>
         <w:t xml:space="preserve">Have users rehearsed workflows, documents, cutover, and rollback?</w:t>
@@ -4283,9 +4245,8 @@
       <w:tblPr>
         <w:tblStyle w:val="Table"/>
         <w:tblW w:w="9360" w:type="dxa"/>
+        <w:tblLayout w:type="fixed"/>
         <w:tblLook w:firstRow="1" w:lastRow="0" w:firstColumn="0" w:lastColumn="0" w:noHBand="0" w:noVBand="0" w:val="0020"/>
-        <w:jc w:val="start"/>
-        <w:tblLayout w:type="fixed"/>
       </w:tblPr>
       <w:tblGrid>
         <w:gridCol w:w="4637"/>
@@ -4294,7 +4255,7 @@
       <w:tr>
         <w:trPr>
           <w:cantSplit/>
-          <w:tblHeader w:val="true"/>
+          <w:tblHeader w:val="on"/>
         </w:trPr>
         <w:tc>
           <w:tcPr/>
@@ -4504,9 +4465,9 @@
         <w:t xml:space="preserve">A small pilot does not prove production throughput. A full-volume load does not prove clinical meaning. Test both when those risks apply.</w:t>
       </w:r>
     </w:p>
-    <w:bookmarkEnd w:id="52"/>
-    <w:bookmarkEnd w:id="53"/>
-    <w:bookmarkStart w:id="62" w:name="protect-the-data-and-hand-off-operations"/>
+    <w:bookmarkEnd w:id="41"/>
+    <w:bookmarkEnd w:id="42"/>
+    <w:bookmarkStart w:id="51" w:name="protect-the-data-and-hand-off-operations"/>
     <w:p>
       <w:pPr>
         <w:pStyle w:val="Heading3"/>
@@ -4515,7 +4476,7 @@
         <w:t xml:space="preserve">Protect the Data and Hand Off Operations</w:t>
       </w:r>
     </w:p>
-    <w:bookmarkStart w:id="56" w:name="security-compliance-audit"/>
+    <w:bookmarkStart w:id="45" w:name="security-compliance-audit"/>
     <w:p>
       <w:pPr>
         <w:pStyle w:val="Heading4"/>
@@ -4534,7 +4495,7 @@
       <w:r>
         <w:t xml:space="preserve"> </w:t>
       </w:r>
-      <w:hyperlink r:id="rId54">
+      <w:hyperlink r:id="rId43">
         <w:r>
           <w:rPr>
             <w:rStyle w:val="Hyperlink"/>
@@ -4551,7 +4512,7 @@
       <w:r>
         <w:t xml:space="preserve"> </w:t>
       </w:r>
-      <w:hyperlink r:id="rId55">
+      <w:hyperlink r:id="rId44">
         <w:r>
           <w:rPr>
             <w:rStyle w:val="Hyperlink"/>
@@ -4569,8 +4530,8 @@
       </w:pPr>
       <w:r>
         <w:rPr>
+          <w:b/>
           <w:bCs/>
-          <w:b/>
         </w:rPr>
         <w:t xml:space="preserve">Recommendation:</w:t>
       </w:r>
@@ -4587,19 +4548,19 @@
       </w:pPr>
       <w:r>
         <w:rPr>
+          <w:b/>
           <w:bCs/>
-          <w:b/>
         </w:rPr>
         <w:t xml:space="preserve">Questions:</w:t>
       </w:r>
     </w:p>
     <w:p>
       <w:pPr>
+        <w:pStyle w:val="Compact"/>
         <w:numPr>
           <w:ilvl w:val="0"/>
           <w:numId w:val="1014"/>
         </w:numPr>
-        <w:pStyle w:val="Compact"/>
       </w:pPr>
       <w:r>
         <w:t xml:space="preserve">Which people, systems, and environments may access migration PHI?</w:t>
@@ -4607,11 +4568,11 @@
     </w:p>
     <w:p>
       <w:pPr>
+        <w:pStyle w:val="Compact"/>
         <w:numPr>
           <w:ilvl w:val="0"/>
           <w:numId w:val="1014"/>
         </w:numPr>
-        <w:pStyle w:val="Compact"/>
       </w:pPr>
       <w:r>
         <w:t xml:space="preserve">How are extracts, credentials, logs, rejected records, and reports protected?</w:t>
@@ -4619,11 +4580,11 @@
     </w:p>
     <w:p>
       <w:pPr>
+        <w:pStyle w:val="Compact"/>
         <w:numPr>
           <w:ilvl w:val="0"/>
           <w:numId w:val="1014"/>
         </w:numPr>
-        <w:pStyle w:val="Compact"/>
       </w:pPr>
       <w:r>
         <w:t xml:space="preserve">What audit, retention, revocation, and secure-disposal rules apply?</w:t>
@@ -4631,11 +4592,11 @@
     </w:p>
     <w:p>
       <w:pPr>
+        <w:pStyle w:val="Compact"/>
         <w:numPr>
           <w:ilvl w:val="0"/>
           <w:numId w:val="1014"/>
         </w:numPr>
-        <w:pStyle w:val="Compact"/>
       </w:pPr>
       <w:r>
         <w:t xml:space="preserve">What incident process handles a wrong-patient, wrong-tenant, or wrong-project load?</w:t>
@@ -4645,9 +4606,8 @@
       <w:tblPr>
         <w:tblStyle w:val="Table"/>
         <w:tblW w:w="9360" w:type="dxa"/>
+        <w:tblLayout w:type="fixed"/>
         <w:tblLook w:firstRow="1" w:lastRow="0" w:firstColumn="0" w:lastColumn="0" w:noHBand="0" w:noVBand="0" w:val="0020"/>
-        <w:jc w:val="start"/>
-        <w:tblLayout w:type="fixed"/>
       </w:tblPr>
       <w:tblGrid>
         <w:gridCol w:w="4446"/>
@@ -4656,7 +4616,7 @@
       <w:tr>
         <w:trPr>
           <w:cantSplit/>
-          <w:tblHeader w:val="true"/>
+          <w:tblHeader w:val="on"/>
         </w:trPr>
         <w:tc>
           <w:tcPr/>
@@ -4917,8 +4877,8 @@
         <w:t xml:space="preserve">Security review covers the pipeline and temporary artifacts, not only final FHIR resources.</w:t>
       </w:r>
     </w:p>
-    <w:bookmarkEnd w:id="56"/>
-    <w:bookmarkStart w:id="60" w:name="documents-binaries-complex-data"/>
+    <w:bookmarkEnd w:id="45"/>
+    <w:bookmarkStart w:id="49" w:name="documents-binaries-complex-data"/>
     <w:p>
       <w:pPr>
         <w:pStyle w:val="Heading4"/>
@@ -4941,8 +4901,8 @@
       </w:pPr>
       <w:r>
         <w:rPr>
+          <w:b/>
           <w:bCs/>
-          <w:b/>
         </w:rPr>
         <w:t xml:space="preserve">Recommendation:</w:t>
       </w:r>
@@ -4959,19 +4919,19 @@
       </w:pPr>
       <w:r>
         <w:rPr>
+          <w:b/>
           <w:bCs/>
-          <w:b/>
         </w:rPr>
         <w:t xml:space="preserve">Questions:</w:t>
       </w:r>
     </w:p>
     <w:p>
       <w:pPr>
+        <w:pStyle w:val="Compact"/>
         <w:numPr>
           <w:ilvl w:val="0"/>
           <w:numId w:val="1015"/>
         </w:numPr>
-        <w:pStyle w:val="Compact"/>
       </w:pPr>
       <w:r>
         <w:t xml:space="preserve">Which complex domains are in scope, and must they remain operational or only viewable?</w:t>
@@ -4979,11 +4939,11 @@
     </w:p>
     <w:p>
       <w:pPr>
+        <w:pStyle w:val="Compact"/>
         <w:numPr>
           <w:ilvl w:val="0"/>
           <w:numId w:val="1015"/>
         </w:numPr>
-        <w:pStyle w:val="Compact"/>
       </w:pPr>
       <w:r>
         <w:t xml:space="preserve">Are original bytes, structured data, searchable metadata, or all three required?</w:t>
@@ -4991,11 +4951,11 @@
     </w:p>
     <w:p>
       <w:pPr>
+        <w:pStyle w:val="Compact"/>
         <w:numPr>
           <w:ilvl w:val="0"/>
           <w:numId w:val="1015"/>
         </w:numPr>
-        <w:pStyle w:val="Compact"/>
       </w:pPr>
       <w:r>
         <w:t xml:space="preserve">How are identity, clinical context, access, integrity, and retrieval verified?</w:t>
@@ -5003,11 +4963,11 @@
     </w:p>
     <w:p>
       <w:pPr>
+        <w:pStyle w:val="Compact"/>
         <w:numPr>
           <w:ilvl w:val="0"/>
           <w:numId w:val="1015"/>
         </w:numPr>
-        <w:pStyle w:val="Compact"/>
       </w:pPr>
       <w:r>
         <w:t xml:space="preserve">Which unsupported or ambiguous data needs human review or legacy retention?</w:t>
@@ -5023,7 +4983,7 @@
       <w:r>
         <w:t xml:space="preserve"> </w:t>
       </w:r>
-      <w:hyperlink r:id="rId57">
+      <w:hyperlink r:id="rId46">
         <w:r>
           <w:rPr>
             <w:rStyle w:val="Hyperlink"/>
@@ -5037,7 +4997,7 @@
       <w:r>
         <w:t xml:space="preserve"> </w:t>
       </w:r>
-      <w:hyperlink r:id="rId58">
+      <w:hyperlink r:id="rId47">
         <w:r>
           <w:rPr>
             <w:rStyle w:val="Hyperlink"/>
@@ -5051,7 +5011,7 @@
       <w:r>
         <w:t xml:space="preserve"> </w:t>
       </w:r>
-      <w:hyperlink r:id="rId59">
+      <w:hyperlink r:id="rId48">
         <w:r>
           <w:rPr>
             <w:rStyle w:val="Hyperlink"/>
@@ -5066,8 +5026,8 @@
         <w:t xml:space="preserve">rather than defining those models inside the migration plan.</w:t>
       </w:r>
     </w:p>
-    <w:bookmarkEnd w:id="60"/>
-    <w:bookmarkStart w:id="61" w:name="monitoring-exceptions-handoff"/>
+    <w:bookmarkEnd w:id="49"/>
+    <w:bookmarkStart w:id="50" w:name="monitoring-exceptions-handoff"/>
     <w:p>
       <w:pPr>
         <w:pStyle w:val="Heading4"/>
@@ -5090,8 +5050,8 @@
       </w:pPr>
       <w:r>
         <w:rPr>
+          <w:b/>
           <w:bCs/>
-          <w:b/>
         </w:rPr>
         <w:t xml:space="preserve">Recommendation:</w:t>
       </w:r>
@@ -5108,19 +5068,19 @@
       </w:pPr>
       <w:r>
         <w:rPr>
+          <w:b/>
           <w:bCs/>
-          <w:b/>
         </w:rPr>
         <w:t xml:space="preserve">Questions:</w:t>
       </w:r>
     </w:p>
     <w:p>
       <w:pPr>
+        <w:pStyle w:val="Compact"/>
         <w:numPr>
           <w:ilvl w:val="0"/>
           <w:numId w:val="1016"/>
         </w:numPr>
-        <w:pStyle w:val="Compact"/>
       </w:pPr>
       <w:r>
         <w:t xml:space="preserve">Which metrics, alerts, and thresholds pause a run?</w:t>
@@ -5128,11 +5088,11 @@
     </w:p>
     <w:p>
       <w:pPr>
+        <w:pStyle w:val="Compact"/>
         <w:numPr>
           <w:ilvl w:val="0"/>
           <w:numId w:val="1016"/>
         </w:numPr>
-        <w:pStyle w:val="Compact"/>
       </w:pPr>
       <w:r>
         <w:t xml:space="preserve">Who owns technical, identity, clinical, and terminology exceptions?</w:t>
@@ -5140,11 +5100,11 @@
     </w:p>
     <w:p>
       <w:pPr>
+        <w:pStyle w:val="Compact"/>
         <w:numPr>
           <w:ilvl w:val="0"/>
           <w:numId w:val="1016"/>
         </w:numPr>
-        <w:pStyle w:val="Compact"/>
       </w:pPr>
       <w:r>
         <w:t xml:space="preserve">Does the pipeline end or become an ongoing production integration?</w:t>
@@ -5152,11 +5112,11 @@
     </w:p>
     <w:p>
       <w:pPr>
+        <w:pStyle w:val="Compact"/>
         <w:numPr>
           <w:ilvl w:val="0"/>
           <w:numId w:val="1016"/>
         </w:numPr>
-        <w:pStyle w:val="Compact"/>
       </w:pPr>
       <w:r>
         <w:t xml:space="preserve">What ends the post-go-live support period and permits credential, staging, and source-access retirement?</w:t>
@@ -5166,9 +5126,8 @@
       <w:tblPr>
         <w:tblStyle w:val="Table"/>
         <w:tblW w:w="9360" w:type="dxa"/>
+        <w:tblLayout w:type="fixed"/>
         <w:tblLook w:firstRow="1" w:lastRow="0" w:firstColumn="0" w:lastColumn="0" w:noHBand="0" w:noVBand="0" w:val="0020"/>
-        <w:jc w:val="start"/>
-        <w:tblLayout w:type="fixed"/>
       </w:tblPr>
       <w:tblGrid>
         <w:gridCol w:w="4424"/>
@@ -5177,7 +5136,7 @@
       <w:tr>
         <w:trPr>
           <w:cantSplit/>
-          <w:tblHeader w:val="true"/>
+          <w:tblHeader w:val="on"/>
         </w:trPr>
         <w:tc>
           <w:tcPr/>
@@ -5437,10 +5396,10 @@
         </w:tc>
       </w:tr>
     </w:tbl>
-    <w:bookmarkEnd w:id="61"/>
-    <w:bookmarkEnd w:id="62"/>
-    <w:bookmarkEnd w:id="63"/>
-    <w:bookmarkStart w:id="64" w:name="before-you-implement"/>
+    <w:bookmarkEnd w:id="50"/>
+    <w:bookmarkEnd w:id="51"/>
+    <w:bookmarkEnd w:id="52"/>
+    <w:bookmarkStart w:id="53" w:name="before-you-implement"/>
     <w:p>
       <w:pPr>
         <w:pStyle w:val="Heading2"/>
@@ -5459,11 +5418,11 @@
     </w:p>
     <w:p>
       <w:pPr>
+        <w:pStyle w:val="Compact"/>
         <w:numPr>
           <w:ilvl w:val="0"/>
           <w:numId w:val="1017"/>
         </w:numPr>
-        <w:pStyle w:val="Compact"/>
       </w:pPr>
       <w:r>
         <w:t xml:space="preserve">Data scope, history boundaries, and exclusions</w:t>
@@ -5471,11 +5430,11 @@
     </w:p>
     <w:p>
       <w:pPr>
+        <w:pStyle w:val="Compact"/>
         <w:numPr>
           <w:ilvl w:val="0"/>
           <w:numId w:val="1017"/>
         </w:numPr>
-        <w:pStyle w:val="Compact"/>
       </w:pPr>
       <w:r>
         <w:t xml:space="preserve">Identifier, matching, and mapping decisions</w:t>
@@ -5483,11 +5442,11 @@
     </w:p>
     <w:p>
       <w:pPr>
+        <w:pStyle w:val="Compact"/>
         <w:numPr>
           <w:ilvl w:val="0"/>
           <w:numId w:val="1017"/>
         </w:numPr>
-        <w:pStyle w:val="Compact"/>
       </w:pPr>
       <w:r>
         <w:t xml:space="preserve">Load path, recovery approach, and operational owner</w:t>
@@ -5495,11 +5454,11 @@
     </w:p>
     <w:p>
       <w:pPr>
+        <w:pStyle w:val="Compact"/>
         <w:numPr>
           <w:ilvl w:val="0"/>
           <w:numId w:val="1017"/>
         </w:numPr>
-        <w:pStyle w:val="Compact"/>
       </w:pPr>
       <w:r>
         <w:t xml:space="preserve">Write authority, cutover approach, and rollback criteria</w:t>
@@ -5507,11 +5466,11 @@
     </w:p>
     <w:p>
       <w:pPr>
+        <w:pStyle w:val="Compact"/>
         <w:numPr>
           <w:ilvl w:val="0"/>
           <w:numId w:val="1017"/>
         </w:numPr>
-        <w:pStyle w:val="Compact"/>
       </w:pPr>
       <w:r>
         <w:t xml:space="preserve">Validation evidence, acceptance thresholds, and approvers</w:t>
@@ -5519,11 +5478,11 @@
     </w:p>
     <w:p>
       <w:pPr>
+        <w:pStyle w:val="Compact"/>
         <w:numPr>
           <w:ilvl w:val="0"/>
           <w:numId w:val="1017"/>
         </w:numPr>
-        <w:pStyle w:val="Compact"/>
       </w:pPr>
       <w:r>
         <w:t xml:space="preserve">Security controls and unresolved risks</w:t>
@@ -5537,8 +5496,8 @@
         <w:t xml:space="preserve">Do not begin production migration work while any decision that changes identity, clinical meaning, write authority, or acceptance remains unowned or unresolved.</w:t>
       </w:r>
     </w:p>
-    <w:bookmarkEnd w:id="64"/>
-    <w:bookmarkEnd w:id="65"/>
+    <w:bookmarkEnd w:id="53"/>
+    <w:bookmarkEnd w:id="54"/>
     <w:sectPr>
       <w:pgSz w:h="15840" w:w="12240"/>
       <w:pgMar w:bottom="1440" w:footer="720" w:gutter="0" w:header="720" w:left="1440" w:right="1440" w:top="1440"/>
@@ -5576,14 +5535,14 @@
 <file path=word/numbering.xml><?xml version="1.0" encoding="utf-8"?>
 <w:numbering xmlns:w="http://schemas.openxmlformats.org/wordprocessingml/2006/main">
   <w:abstractNum w:abstractNumId="990">
-    <w:nsid w:val="A990"/>
+    <w:nsid w:val="0000A990"/>
     <w:multiLevelType w:val="multilevel"/>
     <w:lvl w:ilvl="0">
       <w:numFmt w:val="bullet"/>
       <w:lvlText w:val=" "/>
       <w:lvlJc w:val="left"/>
       <w:pPr>
-        <w:ind w:left="720" w:hanging="480"/>
+        <w:ind w:left="720" w:hanging="360"/>
       </w:pPr>
     </w:lvl>
     <w:lvl w:ilvl="1">
@@ -5591,7 +5550,7 @@
       <w:lvlText w:val=" "/>
       <w:lvlJc w:val="left"/>
       <w:pPr>
-        <w:ind w:left="1440" w:hanging="480"/>
+        <w:ind w:left="1440" w:hanging="360"/>
       </w:pPr>
     </w:lvl>
     <w:lvl w:ilvl="2">
@@ -5599,7 +5558,7 @@
       <w:lvlText w:val=" "/>
       <w:lvlJc w:val="left"/>
       <w:pPr>
-        <w:ind w:left="2160" w:hanging="480"/>
+        <w:ind w:left="2160" w:hanging="360"/>
       </w:pPr>
     </w:lvl>
     <w:lvl w:ilvl="3">
@@ -5607,7 +5566,7 @@
       <w:lvlText w:val=" "/>
       <w:lvlJc w:val="left"/>
       <w:pPr>
-        <w:ind w:left="2880" w:hanging="480"/>
+        <w:ind w:left="2880" w:hanging="360"/>
       </w:pPr>
     </w:lvl>
     <w:lvl w:ilvl="4">
@@ -5615,7 +5574,7 @@
       <w:lvlText w:val=" "/>
       <w:lvlJc w:val="left"/>
       <w:pPr>
-        <w:ind w:left="3600" w:hanging="480"/>
+        <w:ind w:left="3600" w:hanging="360"/>
       </w:pPr>
     </w:lvl>
     <w:lvl w:ilvl="5">
@@ -5623,7 +5582,7 @@
       <w:lvlText w:val=" "/>
       <w:lvlJc w:val="left"/>
       <w:pPr>
-        <w:ind w:left="4320" w:hanging="480"/>
+        <w:ind w:left="4320" w:hanging="360"/>
       </w:pPr>
     </w:lvl>
     <w:lvl w:ilvl="6">
@@ -5631,7 +5590,7 @@
       <w:lvlText w:val=" "/>
       <w:lvlJc w:val="left"/>
       <w:pPr>
-        <w:ind w:left="5040" w:hanging="480"/>
+        <w:ind w:left="5040" w:hanging="360"/>
       </w:pPr>
     </w:lvl>
     <w:lvl w:ilvl="7">
@@ -5639,7 +5598,7 @@
       <w:lvlText w:val=" "/>
       <w:lvlJc w:val="left"/>
       <w:pPr>
-        <w:ind w:left="5760" w:hanging="480"/>
+        <w:ind w:left="5760" w:hanging="360"/>
       </w:pPr>
     </w:lvl>
     <w:lvl w:ilvl="8">
@@ -5647,84 +5606,111 @@
       <w:lvlText w:val=" "/>
       <w:lvlJc w:val="left"/>
       <w:pPr>
-        <w:ind w:left="6480" w:hanging="480"/>
+        <w:ind w:left="6480" w:hanging="360"/>
       </w:pPr>
     </w:lvl>
   </w:abstractNum>
   <w:abstractNum w:abstractNumId="991">
-    <w:nsid w:val="A991"/>
+    <w:nsid w:val="0000A991"/>
     <w:multiLevelType w:val="multilevel"/>
     <w:lvl w:ilvl="0">
       <w:numFmt w:val="bullet"/>
-      <w:lvlText w:val="•"/>
+      <w:lvlText w:val=""/>
       <w:lvlJc w:val="left"/>
       <w:pPr>
-        <w:ind w:left="720" w:hanging="480"/>
-      </w:pPr>
+        <w:ind w:left="720" w:hanging="360"/>
+      </w:pPr>
+      <w:rPr>
+        <w:rFonts w:ascii="Symbol" w:hAnsi="Symbol" w:cs="Symbol" w:hint="default"/>
+      </w:rPr>
     </w:lvl>
     <w:lvl w:ilvl="1">
       <w:numFmt w:val="bullet"/>
-      <w:lvlText w:val="–"/>
+      <w:lvlText w:val="o"/>
       <w:lvlJc w:val="left"/>
       <w:pPr>
-        <w:ind w:left="1440" w:hanging="480"/>
-      </w:pPr>
+        <w:ind w:left="1440" w:hanging="360"/>
+      </w:pPr>
+      <w:rPr>
+        <w:rFonts w:ascii="Courier New" w:hAnsi="Courier New" w:cs="Courier New" w:hint="default"/>
+      </w:rPr>
     </w:lvl>
     <w:lvl w:ilvl="2">
       <w:numFmt w:val="bullet"/>
-      <w:lvlText w:val="•"/>
+      <w:lvlText w:val=""/>
       <w:lvlJc w:val="left"/>
       <w:pPr>
-        <w:ind w:left="2160" w:hanging="480"/>
-      </w:pPr>
+        <w:ind w:left="2160" w:hanging="360"/>
+      </w:pPr>
+      <w:rPr>
+        <w:rFonts w:ascii="Wingdings" w:hAnsi="Wingdings" w:cs="Wingdings" w:hint="default"/>
+      </w:rPr>
     </w:lvl>
     <w:lvl w:ilvl="3">
       <w:numFmt w:val="bullet"/>
-      <w:lvlText w:val="–"/>
+      <w:lvlText w:val=""/>
       <w:lvlJc w:val="left"/>
       <w:pPr>
-        <w:ind w:left="2880" w:hanging="480"/>
-      </w:pPr>
+        <w:ind w:left="2880" w:hanging="360"/>
+      </w:pPr>
+      <w:rPr>
+        <w:rFonts w:ascii="Symbol" w:hAnsi="Symbol" w:cs="Symbol" w:hint="default"/>
+      </w:rPr>
     </w:lvl>
     <w:lvl w:ilvl="4">
       <w:numFmt w:val="bullet"/>
-      <w:lvlText w:val="•"/>
+      <w:lvlText w:val="o"/>
       <w:lvlJc w:val="left"/>
       <w:pPr>
-        <w:ind w:left="3600" w:hanging="480"/>
-      </w:pPr>
+        <w:ind w:left="3600" w:hanging="360"/>
+      </w:pPr>
+      <w:rPr>
+        <w:rFonts w:ascii="Courier New" w:hAnsi="Courier New" w:cs="Courier New" w:hint="default"/>
+      </w:rPr>
     </w:lvl>
     <w:lvl w:ilvl="5">
       <w:numFmt w:val="bullet"/>
-      <w:lvlText w:val="–"/>
+      <w:lvlText w:val=""/>
       <w:lvlJc w:val="left"/>
       <w:pPr>
-        <w:ind w:left="4320" w:hanging="480"/>
-      </w:pPr>
+        <w:ind w:left="4320" w:hanging="360"/>
+      </w:pPr>
+      <w:rPr>
+        <w:rFonts w:ascii="Wingdings" w:hAnsi="Wingdings" w:cs="Wingdings" w:hint="default"/>
+      </w:rPr>
     </w:lvl>
     <w:lvl w:ilvl="6">
       <w:numFmt w:val="bullet"/>
-      <w:lvlText w:val="•"/>
+      <w:lvlText w:val=""/>
       <w:lvlJc w:val="left"/>
       <w:pPr>
-        <w:ind w:left="5040" w:hanging="480"/>
-      </w:pPr>
+        <w:ind w:left="5040" w:hanging="360"/>
+      </w:pPr>
+      <w:rPr>
+        <w:rFonts w:ascii="Symbol" w:hAnsi="Symbol" w:cs="Symbol" w:hint="default"/>
+      </w:rPr>
     </w:lvl>
     <w:lvl w:ilvl="7">
       <w:numFmt w:val="bullet"/>
-      <w:lvlText w:val="–"/>
+      <w:lvlText w:val="o"/>
       <w:lvlJc w:val="left"/>
       <w:pPr>
-        <w:ind w:left="5760" w:hanging="480"/>
-      </w:pPr>
+        <w:ind w:left="5760" w:hanging="360"/>
+      </w:pPr>
+      <w:rPr>
+        <w:rFonts w:ascii="Courier New" w:hAnsi="Courier New" w:cs="Courier New" w:hint="default"/>
+      </w:rPr>
     </w:lvl>
     <w:lvl w:ilvl="8">
       <w:numFmt w:val="bullet"/>
-      <w:lvlText w:val="•"/>
+      <w:lvlText w:val=""/>
       <w:lvlJc w:val="left"/>
       <w:pPr>
-        <w:ind w:left="6480" w:hanging="480"/>
-      </w:pPr>
+        <w:ind w:left="6480" w:hanging="360"/>
+      </w:pPr>
+      <w:rPr>
+        <w:rFonts w:ascii="Wingdings" w:hAnsi="Wingdings" w:cs="Wingdings" w:hint="default"/>
+      </w:rPr>
     </w:lvl>
   </w:abstractNum>
   <w:num w:numId="1000">
@@ -6460,8 +6446,8 @@
     <w:name w:val="KeywordTok"/>
     <w:basedOn w:val="VerbatimChar"/>
     <w:rPr>
+      <w:b/>
       <w:color w:val="007020"/>
-      <w:b/>
     </w:rPr>
   </w:style>
   <w:style w:type="character" w:customStyle="1" w:styleId="DataTypeTok">
@@ -6538,42 +6524,42 @@
     <w:name w:val="ImportTok"/>
     <w:basedOn w:val="VerbatimChar"/>
     <w:rPr>
+      <w:b/>
       <w:color w:val="008000"/>
-      <w:b/>
     </w:rPr>
   </w:style>
   <w:style w:type="character" w:customStyle="1" w:styleId="CommentTok">
     <w:name w:val="CommentTok"/>
     <w:basedOn w:val="VerbatimChar"/>
     <w:rPr>
+      <w:i/>
       <w:color w:val="60a0b0"/>
-      <w:i/>
     </w:rPr>
   </w:style>
   <w:style w:type="character" w:customStyle="1" w:styleId="DocumentationTok">
     <w:name w:val="DocumentationTok"/>
     <w:basedOn w:val="VerbatimChar"/>
     <w:rPr>
+      <w:i/>
       <w:color w:val="ba2121"/>
-      <w:i/>
     </w:rPr>
   </w:style>
   <w:style w:type="character" w:customStyle="1" w:styleId="AnnotationTok">
     <w:name w:val="AnnotationTok"/>
     <w:basedOn w:val="VerbatimChar"/>
     <w:rPr>
-      <w:color w:val="60a0b0"/>
       <w:b/>
       <w:i/>
+      <w:color w:val="60a0b0"/>
     </w:rPr>
   </w:style>
   <w:style w:type="character" w:customStyle="1" w:styleId="CommentVarTok">
     <w:name w:val="CommentVarTok"/>
     <w:basedOn w:val="VerbatimChar"/>
     <w:rPr>
-      <w:color w:val="60a0b0"/>
       <w:b/>
       <w:i/>
+      <w:color w:val="60a0b0"/>
     </w:rPr>
   </w:style>
   <w:style w:type="character" w:customStyle="1" w:styleId="OtherTok">
@@ -6601,8 +6587,8 @@
     <w:name w:val="ControlFlowTok"/>
     <w:basedOn w:val="VerbatimChar"/>
     <w:rPr>
+      <w:b/>
       <w:color w:val="007020"/>
-      <w:b/>
     </w:rPr>
   </w:style>
   <w:style w:type="character" w:customStyle="1" w:styleId="OperatorTok">
@@ -6647,34 +6633,34 @@
     <w:name w:val="InformationTok"/>
     <w:basedOn w:val="VerbatimChar"/>
     <w:rPr>
-      <w:color w:val="60a0b0"/>
       <w:b/>
       <w:i/>
+      <w:color w:val="60a0b0"/>
     </w:rPr>
   </w:style>
   <w:style w:type="character" w:customStyle="1" w:styleId="WarningTok">
     <w:name w:val="WarningTok"/>
     <w:basedOn w:val="VerbatimChar"/>
     <w:rPr>
-      <w:color w:val="60a0b0"/>
       <w:b/>
       <w:i/>
+      <w:color w:val="60a0b0"/>
     </w:rPr>
   </w:style>
   <w:style w:type="character" w:customStyle="1" w:styleId="AlertTok">
     <w:name w:val="AlertTok"/>
     <w:basedOn w:val="VerbatimChar"/>
     <w:rPr>
+      <w:b/>
       <w:color w:val="ff0000"/>
-      <w:b/>
     </w:rPr>
   </w:style>
   <w:style w:type="character" w:customStyle="1" w:styleId="ErrorTok">
     <w:name w:val="ErrorTok"/>
     <w:basedOn w:val="VerbatimChar"/>
     <w:rPr>
+      <w:b/>
       <w:color w:val="ff0000"/>
-      <w:b/>
     </w:rPr>
   </w:style>
   <w:style w:type="character" w:customStyle="1" w:styleId="NormalTok">

--- a/packages/docs/static/decision-guides/data-migration.docx
+++ b/packages/docs/static/decision-guides/data-migration.docx
@@ -11,18 +11,18 @@
           <wp:inline>
             <wp:extent cx="5943600" cy="1289649"/>
             <wp:effectExtent b="0" l="0" r="0" t="0"/>
-            <wp:docPr descr="Medplum" title="" id="10" name="Picture"/>
+            <wp:docPr descr="Medplum" title="" id="21" name="Picture"/>
             <a:graphic>
               <a:graphicData uri="http://schemas.openxmlformats.org/drawingml/2006/picture">
                 <pic:pic>
                   <pic:nvPicPr>
-                    <pic:cNvPr descr="medplum-wordmark-grape.png" id="11" name="Picture"/>
+                    <pic:cNvPr descr="medplum-wordmark-grape.png" id="22" name="Picture"/>
                     <pic:cNvPicPr>
                       <a:picLocks noChangeArrowheads="1" noChangeAspect="1"/>
                     </pic:cNvPicPr>
                   </pic:nvPicPr>
                   <pic:blipFill>
-                    <a:blip r:embed="rId9"/>
+                    <a:blip r:embed="rId20"/>
                     <a:stretch>
                       <a:fillRect/>
                     </a:stretch>
@@ -49,7 +49,7 @@
         </w:drawing>
       </w:r>
     </w:p>
-    <w:bookmarkStart w:id="54" w:name="data-migration-decision-guide"/>
+    <w:bookmarkStart w:id="65" w:name="data-migration-decision-guide"/>
     <w:p>
       <w:pPr>
         <w:pStyle w:val="Heading1"/>
@@ -72,44 +72,44 @@
       </w:pPr>
       <w:r>
         <w:rPr>
+          <w:iCs/>
           <w:i/>
-          <w:iCs/>
         </w:rPr>
         <w:t xml:space="preserve">Companion to the</w:t>
       </w:r>
       <w:r>
         <w:rPr>
+          <w:iCs/>
           <w:i/>
-          <w:iCs/>
         </w:rPr>
         <w:t xml:space="preserve"> </w:t>
       </w:r>
-      <w:hyperlink r:id="rId12">
+      <w:hyperlink r:id="rId23">
         <w:r>
           <w:rPr>
             <w:rStyle w:val="Hyperlink"/>
+            <w:iCs/>
             <w:i/>
-            <w:iCs/>
           </w:rPr>
           <w:t xml:space="preserve">Migrating to Medplum</w:t>
         </w:r>
       </w:hyperlink>
       <w:r>
         <w:rPr>
+          <w:iCs/>
           <w:i/>
-          <w:iCs/>
         </w:rPr>
         <w:t xml:space="preserve"> </w:t>
       </w:r>
       <w:r>
         <w:rPr>
+          <w:iCs/>
           <w:i/>
-          <w:iCs/>
         </w:rPr>
         <w:t xml:space="preserve">docs.</w:t>
       </w:r>
     </w:p>
-    <w:bookmarkStart w:id="19" w:name="section-1-migration-context-participants"/>
+    <w:bookmarkStart w:id="30" w:name="section-1-migration-context-participants"/>
     <w:p>
       <w:pPr>
         <w:pStyle w:val="Heading2"/>
@@ -126,7 +126,7 @@
         <w:t xml:space="preserve">These questions establish what is moving, why it is moving, and who owns each decision before implementation begins.</w:t>
       </w:r>
     </w:p>
-    <w:bookmarkStart w:id="13" w:name="what-outcome-defines-success"/>
+    <w:bookmarkStart w:id="24" w:name="what-outcome-defines-success"/>
     <w:p>
       <w:pPr>
         <w:pStyle w:val="Heading3"/>
@@ -137,11 +137,11 @@
     </w:p>
     <w:p>
       <w:pPr>
-        <w:pStyle w:val="Compact"/>
         <w:numPr>
           <w:ilvl w:val="0"/>
           <w:numId w:val="1001"/>
         </w:numPr>
+        <w:pStyle w:val="Compact"/>
       </w:pPr>
       <w:r>
         <w:t xml:space="preserve">Replace a legacy clinical or operational system</w:t>
@@ -149,11 +149,11 @@
     </w:p>
     <w:p>
       <w:pPr>
-        <w:pStyle w:val="Compact"/>
         <w:numPr>
           <w:ilvl w:val="0"/>
           <w:numId w:val="1001"/>
         </w:numPr>
+        <w:pStyle w:val="Compact"/>
       </w:pPr>
       <w:r>
         <w:t xml:space="preserve">Consolidate several systems into one Medplum project</w:t>
@@ -161,11 +161,11 @@
     </w:p>
     <w:p>
       <w:pPr>
-        <w:pStyle w:val="Compact"/>
         <w:numPr>
           <w:ilvl w:val="0"/>
           <w:numId w:val="1001"/>
         </w:numPr>
+        <w:pStyle w:val="Compact"/>
       </w:pPr>
       <w:r>
         <w:t xml:space="preserve">Backfill history while the source remains active</w:t>
@@ -173,11 +173,11 @@
     </w:p>
     <w:p>
       <w:pPr>
-        <w:pStyle w:val="Compact"/>
         <w:numPr>
           <w:ilvl w:val="0"/>
           <w:numId w:val="1001"/>
         </w:numPr>
+        <w:pStyle w:val="Compact"/>
       </w:pPr>
       <w:r>
         <w:t xml:space="preserve">Seed selected data for a new workflow</w:t>
@@ -185,11 +185,11 @@
     </w:p>
     <w:p>
       <w:pPr>
-        <w:pStyle w:val="Compact"/>
         <w:numPr>
           <w:ilvl w:val="0"/>
           <w:numId w:val="1001"/>
         </w:numPr>
+        <w:pStyle w:val="Compact"/>
       </w:pPr>
       <w:r>
         <w:t xml:space="preserve">Preserve a read-only archive</w:t>
@@ -197,11 +197,11 @@
     </w:p>
     <w:p>
       <w:pPr>
-        <w:pStyle w:val="Compact"/>
         <w:numPr>
           <w:ilvl w:val="0"/>
           <w:numId w:val="1001"/>
         </w:numPr>
+        <w:pStyle w:val="Compact"/>
       </w:pPr>
       <w:r>
         <w:t xml:space="preserve">Build a repeatable onboarding pipeline for future sources</w:t>
@@ -213,14 +213,14 @@
       </w:pPr>
       <w:r>
         <w:rPr>
+          <w:iCs/>
           <w:i/>
-          <w:iCs/>
         </w:rPr>
         <w:t xml:space="preserve">Why: determines whether this is a finite conversion, ongoing synchronization, or a reusable product capability.</w:t>
       </w:r>
     </w:p>
-    <w:bookmarkEnd w:id="13"/>
-    <w:bookmarkStart w:id="14" w:name="X40e5f88a222cca059cb423a55c3af44a6a75173"/>
+    <w:bookmarkEnd w:id="24"/>
+    <w:bookmarkStart w:id="25" w:name="X40e5f88a222cca059cb423a55c3af44a6a75173"/>
     <w:p>
       <w:pPr>
         <w:pStyle w:val="Heading3"/>
@@ -239,11 +239,11 @@
     </w:p>
     <w:p>
       <w:pPr>
-        <w:pStyle w:val="Compact"/>
         <w:numPr>
           <w:ilvl w:val="0"/>
           <w:numId w:val="1002"/>
         </w:numPr>
+        <w:pStyle w:val="Compact"/>
       </w:pPr>
       <w:r>
         <w:t xml:space="preserve">Business and technical owners</w:t>
@@ -251,11 +251,11 @@
     </w:p>
     <w:p>
       <w:pPr>
-        <w:pStyle w:val="Compact"/>
         <w:numPr>
           <w:ilvl w:val="0"/>
           <w:numId w:val="1002"/>
         </w:numPr>
+        <w:pStyle w:val="Compact"/>
       </w:pPr>
       <w:r>
         <w:t xml:space="preserve">Extraction method and available formats</w:t>
@@ -263,11 +263,11 @@
     </w:p>
     <w:p>
       <w:pPr>
-        <w:pStyle w:val="Compact"/>
         <w:numPr>
           <w:ilvl w:val="0"/>
           <w:numId w:val="1002"/>
         </w:numPr>
+        <w:pStyle w:val="Compact"/>
       </w:pPr>
       <w:r>
         <w:t xml:space="preserve">Data volume and rate of change</w:t>
@@ -275,11 +275,11 @@
     </w:p>
     <w:p>
       <w:pPr>
-        <w:pStyle w:val="Compact"/>
         <w:numPr>
           <w:ilvl w:val="0"/>
           <w:numId w:val="1002"/>
         </w:numPr>
+        <w:pStyle w:val="Compact"/>
       </w:pPr>
       <w:r>
         <w:t xml:space="preserve">Stable identifiers</w:t>
@@ -287,11 +287,11 @@
     </w:p>
     <w:p>
       <w:pPr>
-        <w:pStyle w:val="Compact"/>
         <w:numPr>
           <w:ilvl w:val="0"/>
           <w:numId w:val="1002"/>
         </w:numPr>
+        <w:pStyle w:val="Compact"/>
       </w:pPr>
       <w:r>
         <w:t xml:space="preserve">Time zone, locale, and encoding conventions</w:t>
@@ -299,11 +299,11 @@
     </w:p>
     <w:p>
       <w:pPr>
-        <w:pStyle w:val="Compact"/>
         <w:numPr>
           <w:ilvl w:val="0"/>
           <w:numId w:val="1002"/>
         </w:numPr>
+        <w:pStyle w:val="Compact"/>
       </w:pPr>
       <w:r>
         <w:t xml:space="preserve">Known quality issues and source variants</w:t>
@@ -311,11 +311,11 @@
     </w:p>
     <w:p>
       <w:pPr>
-        <w:pStyle w:val="Compact"/>
         <w:numPr>
           <w:ilvl w:val="0"/>
           <w:numId w:val="1002"/>
         </w:numPr>
+        <w:pStyle w:val="Compact"/>
       </w:pPr>
       <w:r>
         <w:t xml:space="preserve">Deletion, merge, and correction history</w:t>
@@ -323,11 +323,11 @@
     </w:p>
     <w:p>
       <w:pPr>
-        <w:pStyle w:val="Compact"/>
         <w:numPr>
           <w:ilvl w:val="0"/>
           <w:numId w:val="1002"/>
         </w:numPr>
+        <w:pStyle w:val="Compact"/>
       </w:pPr>
       <w:r>
         <w:t xml:space="preserve">Whether the source remains active after cutover</w:t>
@@ -339,14 +339,14 @@
       </w:pPr>
       <w:r>
         <w:rPr>
+          <w:iCs/>
           <w:i/>
-          <w:iCs/>
         </w:rPr>
         <w:t xml:space="preserve">Why: a database snapshot, FHIR endpoint, HL7 feed, document archive, and DICOM repository need different extraction and reconciliation plans.</w:t>
       </w:r>
     </w:p>
-    <w:bookmarkEnd w:id="14"/>
-    <w:bookmarkStart w:id="15" w:name="X0e380b173cd414b188e42953b67fa377bd3798a"/>
+    <w:bookmarkEnd w:id="25"/>
+    <w:bookmarkStart w:id="26" w:name="X0e380b173cd414b188e42953b67fa377bd3798a"/>
     <w:p>
       <w:pPr>
         <w:pStyle w:val="Heading3"/>
@@ -365,11 +365,11 @@
     </w:p>
     <w:p>
       <w:pPr>
-        <w:pStyle w:val="Compact"/>
         <w:numPr>
           <w:ilvl w:val="0"/>
           <w:numId w:val="1003"/>
         </w:numPr>
+        <w:pStyle w:val="Compact"/>
       </w:pPr>
       <w:r>
         <w:t xml:space="preserve">People, organizations, locations, and coverage</w:t>
@@ -377,11 +377,11 @@
     </w:p>
     <w:p>
       <w:pPr>
-        <w:pStyle w:val="Compact"/>
         <w:numPr>
           <w:ilvl w:val="0"/>
           <w:numId w:val="1003"/>
         </w:numPr>
+        <w:pStyle w:val="Compact"/>
       </w:pPr>
       <w:r>
         <w:t xml:space="preserve">Encounters, appointments, current clinical state, and clinical history</w:t>
@@ -389,11 +389,11 @@
     </w:p>
     <w:p>
       <w:pPr>
-        <w:pStyle w:val="Compact"/>
         <w:numPr>
           <w:ilvl w:val="0"/>
           <w:numId w:val="1003"/>
         </w:numPr>
+        <w:pStyle w:val="Compact"/>
       </w:pPr>
       <w:r>
         <w:t xml:space="preserve">Forms, communications, tasks, consents, and other workflow state</w:t>
@@ -401,11 +401,11 @@
     </w:p>
     <w:p>
       <w:pPr>
-        <w:pStyle w:val="Compact"/>
         <w:numPr>
           <w:ilvl w:val="0"/>
           <w:numId w:val="1003"/>
         </w:numPr>
+        <w:pStyle w:val="Compact"/>
       </w:pPr>
       <w:r>
         <w:t xml:space="preserve">Documents, files, and imaging</w:t>
@@ -413,11 +413,11 @@
     </w:p>
     <w:p>
       <w:pPr>
-        <w:pStyle w:val="Compact"/>
         <w:numPr>
           <w:ilvl w:val="0"/>
           <w:numId w:val="1003"/>
         </w:numPr>
+        <w:pStyle w:val="Compact"/>
       </w:pPr>
       <w:r>
         <w:t xml:space="preserve">Billing, terminology, profiles, and configuration</w:t>
@@ -437,42 +437,56 @@
       </w:pPr>
       <w:r>
         <w:rPr>
+          <w:iCs/>
           <w:i/>
-          <w:iCs/>
         </w:rPr>
         <w:t xml:space="preserve">Why:</w:t>
       </w:r>
       <w:r>
         <w:rPr>
+          <w:iCs/>
           <w:i/>
-          <w:iCs/>
         </w:rPr>
         <w:t xml:space="preserve"> </w:t>
       </w:r>
       <w:r>
         <w:rPr>
+          <w:iCs/>
           <w:i/>
+        </w:rPr>
+        <w:t xml:space="preserve">“</w:t>
+      </w:r>
+      <w:r>
+        <w:rPr>
           <w:iCs/>
+          <w:i/>
         </w:rPr>
-        <w:t xml:space="preserve">“all data”</w:t>
+        <w:t xml:space="preserve">all data</w:t>
       </w:r>
       <w:r>
         <w:rPr>
+          <w:iCs/>
           <w:i/>
+        </w:rPr>
+        <w:t xml:space="preserve">”</w:t>
+      </w:r>
+      <w:r>
+        <w:rPr>
           <w:iCs/>
+          <w:i/>
         </w:rPr>
         <w:t xml:space="preserve"> </w:t>
       </w:r>
       <w:r>
         <w:rPr>
+          <w:iCs/>
           <w:i/>
-          <w:iCs/>
         </w:rPr>
         <w:t xml:space="preserve">is not an actionable scope. Each domain needs an explicit boundary, owner, target, and acceptance criteria.</w:t>
       </w:r>
     </w:p>
-    <w:bookmarkEnd w:id="15"/>
-    <w:bookmarkStart w:id="16" w:name="X2a84cb7cfa394d0f4f29334b003434a0ad946b4"/>
+    <w:bookmarkEnd w:id="26"/>
+    <w:bookmarkStart w:id="27" w:name="X2a84cb7cfa394d0f4f29334b003434a0ad946b4"/>
     <w:p>
       <w:pPr>
         <w:pStyle w:val="Heading3"/>
@@ -483,11 +497,11 @@
     </w:p>
     <w:p>
       <w:pPr>
-        <w:pStyle w:val="Compact"/>
         <w:numPr>
           <w:ilvl w:val="0"/>
           <w:numId w:val="1004"/>
         </w:numPr>
+        <w:pStyle w:val="Compact"/>
       </w:pPr>
       <w:r>
         <w:t xml:space="preserve">Source remains authoritative</w:t>
@@ -495,11 +509,11 @@
     </w:p>
     <w:p>
       <w:pPr>
-        <w:pStyle w:val="Compact"/>
         <w:numPr>
           <w:ilvl w:val="0"/>
           <w:numId w:val="1004"/>
         </w:numPr>
+        <w:pStyle w:val="Compact"/>
       </w:pPr>
       <w:r>
         <w:t xml:space="preserve">Medplum becomes authoritative at cutover</w:t>
@@ -507,11 +521,11 @@
     </w:p>
     <w:p>
       <w:pPr>
-        <w:pStyle w:val="Compact"/>
         <w:numPr>
           <w:ilvl w:val="0"/>
           <w:numId w:val="1004"/>
         </w:numPr>
+        <w:pStyle w:val="Compact"/>
       </w:pPr>
       <w:r>
         <w:t xml:space="preserve">Authority changes in phases</w:t>
@@ -519,11 +533,11 @@
     </w:p>
     <w:p>
       <w:pPr>
-        <w:pStyle w:val="Compact"/>
         <w:numPr>
           <w:ilvl w:val="0"/>
           <w:numId w:val="1004"/>
         </w:numPr>
+        <w:pStyle w:val="Compact"/>
       </w:pPr>
       <w:r>
         <w:t xml:space="preserve">An external system remains authoritative for a domain</w:t>
@@ -531,11 +545,11 @@
     </w:p>
     <w:p>
       <w:pPr>
-        <w:pStyle w:val="Compact"/>
         <w:numPr>
           <w:ilvl w:val="0"/>
           <w:numId w:val="1004"/>
         </w:numPr>
+        <w:pStyle w:val="Compact"/>
       </w:pPr>
       <w:r>
         <w:t xml:space="preserve">Both systems coexist under an explicit conflict policy</w:t>
@@ -547,14 +561,14 @@
       </w:pPr>
       <w:r>
         <w:rPr>
+          <w:iCs/>
           <w:i/>
-          <w:iCs/>
         </w:rPr>
         <w:t xml:space="preserve">Why: coexistence without one write authority per domain creates conflicts and makes reconciliation inconclusive.</w:t>
       </w:r>
     </w:p>
-    <w:bookmarkEnd w:id="16"/>
-    <w:bookmarkStart w:id="17" w:name="who-approves-the-migration"/>
+    <w:bookmarkEnd w:id="27"/>
+    <w:bookmarkStart w:id="28" w:name="who-approves-the-migration"/>
     <w:p>
       <w:pPr>
         <w:pStyle w:val="Heading3"/>
@@ -573,11 +587,11 @@
     </w:p>
     <w:p>
       <w:pPr>
-        <w:pStyle w:val="Compact"/>
         <w:numPr>
           <w:ilvl w:val="0"/>
           <w:numId w:val="1005"/>
         </w:numPr>
+        <w:pStyle w:val="Compact"/>
       </w:pPr>
       <w:r>
         <w:t xml:space="preserve">Source meaning and extraction</w:t>
@@ -585,11 +599,11 @@
     </w:p>
     <w:p>
       <w:pPr>
-        <w:pStyle w:val="Compact"/>
         <w:numPr>
           <w:ilvl w:val="0"/>
           <w:numId w:val="1005"/>
         </w:numPr>
+        <w:pStyle w:val="Compact"/>
       </w:pPr>
       <w:r>
         <w:t xml:space="preserve">Patient identity</w:t>
@@ -597,11 +611,11 @@
     </w:p>
     <w:p>
       <w:pPr>
-        <w:pStyle w:val="Compact"/>
         <w:numPr>
           <w:ilvl w:val="0"/>
           <w:numId w:val="1005"/>
         </w:numPr>
+        <w:pStyle w:val="Compact"/>
       </w:pPr>
       <w:r>
         <w:t xml:space="preserve">FHIR mapping and profiles</w:t>
@@ -609,11 +623,11 @@
     </w:p>
     <w:p>
       <w:pPr>
-        <w:pStyle w:val="Compact"/>
         <w:numPr>
           <w:ilvl w:val="0"/>
           <w:numId w:val="1005"/>
         </w:numPr>
+        <w:pStyle w:val="Compact"/>
       </w:pPr>
       <w:r>
         <w:t xml:space="preserve">Terminology and clinical interpretation</w:t>
@@ -621,11 +635,11 @@
     </w:p>
     <w:p>
       <w:pPr>
-        <w:pStyle w:val="Compact"/>
         <w:numPr>
           <w:ilvl w:val="0"/>
           <w:numId w:val="1005"/>
         </w:numPr>
+        <w:pStyle w:val="Compact"/>
       </w:pPr>
       <w:r>
         <w:t xml:space="preserve">Security and compliance</w:t>
@@ -633,11 +647,11 @@
     </w:p>
     <w:p>
       <w:pPr>
-        <w:pStyle w:val="Compact"/>
         <w:numPr>
           <w:ilvl w:val="0"/>
           <w:numId w:val="1005"/>
         </w:numPr>
+        <w:pStyle w:val="Compact"/>
       </w:pPr>
       <w:r>
         <w:t xml:space="preserve">Pipeline operations and reconciliation</w:t>
@@ -645,11 +659,11 @@
     </w:p>
     <w:p>
       <w:pPr>
-        <w:pStyle w:val="Compact"/>
         <w:numPr>
           <w:ilvl w:val="0"/>
           <w:numId w:val="1005"/>
         </w:numPr>
+        <w:pStyle w:val="Compact"/>
       </w:pPr>
       <w:r>
         <w:t xml:space="preserve">Go-live and rollback</w:t>
@@ -661,14 +675,14 @@
       </w:pPr>
       <w:r>
         <w:rPr>
+          <w:iCs/>
           <w:i/>
-          <w:iCs/>
         </w:rPr>
         <w:t xml:space="preserve">Why: many migration decisions require clinical, operational, and compliance judgment rather than engineering judgment.</w:t>
       </w:r>
     </w:p>
-    <w:bookmarkEnd w:id="17"/>
-    <w:bookmarkStart w:id="18" w:name="Xf745f99ff0aebfb797d4dcf1b4a2348b1acaed2"/>
+    <w:bookmarkEnd w:id="28"/>
+    <w:bookmarkStart w:id="29" w:name="Xf745f99ff0aebfb797d4dcf1b4a2348b1acaed2"/>
     <w:p>
       <w:pPr>
         <w:pStyle w:val="Heading3"/>
@@ -679,11 +693,11 @@
     </w:p>
     <w:p>
       <w:pPr>
-        <w:pStyle w:val="Compact"/>
         <w:numPr>
           <w:ilvl w:val="0"/>
           <w:numId w:val="1006"/>
         </w:numPr>
+        <w:pStyle w:val="Compact"/>
       </w:pPr>
       <w:r>
         <w:t xml:space="preserve">Which user workflows, reports, and integrations change at cutover?</w:t>
@@ -691,11 +705,11 @@
     </w:p>
     <w:p>
       <w:pPr>
-        <w:pStyle w:val="Compact"/>
         <w:numPr>
           <w:ilvl w:val="0"/>
           <w:numId w:val="1006"/>
         </w:numPr>
+        <w:pStyle w:val="Compact"/>
       </w:pPr>
       <w:r>
         <w:t xml:space="preserve">How much planned downtime can each workflow tolerate?</w:t>
@@ -703,11 +717,11 @@
     </w:p>
     <w:p>
       <w:pPr>
-        <w:pStyle w:val="Compact"/>
         <w:numPr>
           <w:ilvl w:val="0"/>
           <w:numId w:val="1006"/>
         </w:numPr>
+        <w:pStyle w:val="Compact"/>
       </w:pPr>
       <w:r>
         <w:t xml:space="preserve">Which users need training, and who owns readiness?</w:t>
@@ -715,11 +729,11 @@
     </w:p>
     <w:p>
       <w:pPr>
-        <w:pStyle w:val="Compact"/>
         <w:numPr>
           <w:ilvl w:val="0"/>
           <w:numId w:val="1006"/>
         </w:numPr>
+        <w:pStyle w:val="Compact"/>
       </w:pPr>
       <w:r>
         <w:t xml:space="preserve">Who communicates the freeze, cutover, rollback, and return-to-service status?</w:t>
@@ -727,11 +741,11 @@
     </w:p>
     <w:p>
       <w:pPr>
-        <w:pStyle w:val="Compact"/>
         <w:numPr>
           <w:ilvl w:val="0"/>
           <w:numId w:val="1006"/>
         </w:numPr>
+        <w:pStyle w:val="Compact"/>
       </w:pPr>
       <w:r>
         <w:t xml:space="preserve">What support coverage and post-go-live support period are required?</w:t>
@@ -739,11 +753,11 @@
     </w:p>
     <w:p>
       <w:pPr>
-        <w:pStyle w:val="Compact"/>
         <w:numPr>
           <w:ilvl w:val="0"/>
           <w:numId w:val="1006"/>
         </w:numPr>
+        <w:pStyle w:val="Compact"/>
       </w:pPr>
       <w:r>
         <w:t xml:space="preserve">How are user-reported data discrepancies triaged after cutover?</w:t>
@@ -755,8 +769,8 @@
       </w:pPr>
       <w:r>
         <w:rPr>
+          <w:iCs/>
           <w:i/>
-          <w:iCs/>
         </w:rPr>
         <w:t xml:space="preserve">Why: technically correct data is not a successful migration if users cannot safely perform their work after go-live.</w:t>
       </w:r>
@@ -768,9 +782,9 @@
         </w:pict>
       </w:r>
     </w:p>
-    <w:bookmarkEnd w:id="18"/>
-    <w:bookmarkEnd w:id="19"/>
-    <w:bookmarkStart w:id="20" w:name="section-2-approach-defining-factors"/>
+    <w:bookmarkEnd w:id="29"/>
+    <w:bookmarkEnd w:id="30"/>
+    <w:bookmarkStart w:id="31" w:name="section-2-approach-defining-factors"/>
     <w:p>
       <w:pPr>
         <w:pStyle w:val="Heading2"/>
@@ -799,8 +813,9 @@
       <w:tblPr>
         <w:tblStyle w:val="Table"/>
         <w:tblW w:w="9360" w:type="dxa"/>
+        <w:tblLook w:firstRow="1" w:lastRow="0" w:firstColumn="0" w:lastColumn="0" w:noHBand="0" w:noVBand="0" w:val="0020"/>
+        <w:jc w:val="start"/>
         <w:tblLayout w:type="fixed"/>
-        <w:tblLook w:firstRow="1" w:lastRow="0" w:firstColumn="0" w:lastColumn="0" w:noHBand="0" w:noVBand="0" w:val="0020"/>
       </w:tblPr>
       <w:tblGrid>
         <w:gridCol w:w="600"/>
@@ -812,7 +827,7 @@
       <w:tr>
         <w:trPr>
           <w:cantSplit/>
-          <w:tblHeader w:val="on"/>
+          <w:tblHeader w:val="true"/>
         </w:trPr>
         <w:tc>
           <w:tcPr/>
@@ -1787,8 +1802,8 @@
         </w:pict>
       </w:r>
     </w:p>
-    <w:bookmarkEnd w:id="20"/>
-    <w:bookmarkStart w:id="52" w:name="section-3-decision-deep-dives"/>
+    <w:bookmarkEnd w:id="31"/>
+    <w:bookmarkStart w:id="63" w:name="section-3-decision-deep-dives"/>
     <w:p>
       <w:pPr>
         <w:pStyle w:val="Heading2"/>
@@ -1805,7 +1820,7 @@
         <w:t xml:space="preserve">Complete 3.1 through 3.8 and 3.10 for every migration, adjusting the depth to your situation. Complete 3.9 when files, imaging, or another complex data type is in scope. For each section, document the decision, accountable owner, and acceptance criteria.</w:t>
       </w:r>
     </w:p>
-    <w:bookmarkStart w:id="31" w:name="define-what-will-move"/>
+    <w:bookmarkStart w:id="42" w:name="define-what-will-move"/>
     <w:p>
       <w:pPr>
         <w:pStyle w:val="Heading3"/>
@@ -1814,7 +1829,7 @@
         <w:t xml:space="preserve">Define What Will Move</w:t>
       </w:r>
     </w:p>
-    <w:bookmarkStart w:id="23" w:name="scope-inventory-ownership"/>
+    <w:bookmarkStart w:id="34" w:name="scope-inventory-ownership"/>
     <w:p>
       <w:pPr>
         <w:pStyle w:val="Heading4"/>
@@ -1833,7 +1848,7 @@
       <w:r>
         <w:t xml:space="preserve"> </w:t>
       </w:r>
-      <w:hyperlink r:id="rId21">
+      <w:hyperlink r:id="rId32">
         <w:r>
           <w:rPr>
             <w:rStyle w:val="Hyperlink"/>
@@ -1851,8 +1866,8 @@
       </w:pPr>
       <w:r>
         <w:rPr>
+          <w:bCs/>
           <w:b/>
-          <w:bCs/>
         </w:rPr>
         <w:t xml:space="preserve">Recommendation:</w:t>
       </w:r>
@@ -1869,19 +1884,19 @@
       </w:pPr>
       <w:r>
         <w:rPr>
+          <w:bCs/>
           <w:b/>
-          <w:bCs/>
         </w:rPr>
         <w:t xml:space="preserve">Questions:</w:t>
       </w:r>
     </w:p>
     <w:p>
       <w:pPr>
-        <w:pStyle w:val="Compact"/>
         <w:numPr>
           <w:ilvl w:val="0"/>
           <w:numId w:val="1007"/>
         </w:numPr>
+        <w:pStyle w:val="Compact"/>
       </w:pPr>
       <w:r>
         <w:t xml:space="preserve">Which domains and history are required on day one, and what is excluded?</w:t>
@@ -1889,11 +1904,11 @@
     </w:p>
     <w:p>
       <w:pPr>
-        <w:pStyle w:val="Compact"/>
         <w:numPr>
           <w:ilvl w:val="0"/>
           <w:numId w:val="1007"/>
         </w:numPr>
+        <w:pStyle w:val="Compact"/>
       </w:pPr>
       <w:r>
         <w:t xml:space="preserve">Which sources contribute to each domain, and can they produce a consistent snapshot or a reliable list of later changes?</w:t>
@@ -1901,11 +1916,11 @@
     </w:p>
     <w:p>
       <w:pPr>
-        <w:pStyle w:val="Compact"/>
         <w:numPr>
           <w:ilvl w:val="0"/>
           <w:numId w:val="1007"/>
         </w:numPr>
+        <w:pStyle w:val="Compact"/>
       </w:pPr>
       <w:r>
         <w:t xml:space="preserve">What are the qualifying record counts, file volumes, and change rates?</w:t>
@@ -1913,11 +1928,11 @@
     </w:p>
     <w:p>
       <w:pPr>
-        <w:pStyle w:val="Compact"/>
         <w:numPr>
           <w:ilvl w:val="0"/>
           <w:numId w:val="1007"/>
         </w:numPr>
+        <w:pStyle w:val="Compact"/>
       </w:pPr>
       <w:r>
         <w:t xml:space="preserve">Who owns source meaning, mapping, acceptance, and retained legacy access?</w:t>
@@ -1927,8 +1942,9 @@
       <w:tblPr>
         <w:tblStyle w:val="Table"/>
         <w:tblW w:w="9360" w:type="dxa"/>
+        <w:tblLook w:firstRow="1" w:lastRow="0" w:firstColumn="0" w:lastColumn="0" w:noHBand="0" w:noVBand="0" w:val="0020"/>
+        <w:jc w:val="start"/>
         <w:tblLayout w:type="fixed"/>
-        <w:tblLook w:firstRow="1" w:lastRow="0" w:firstColumn="0" w:lastColumn="0" w:noHBand="0" w:noVBand="0" w:val="0020"/>
       </w:tblPr>
       <w:tblGrid>
         <w:gridCol w:w="4542"/>
@@ -1937,7 +1953,7 @@
       <w:tr>
         <w:trPr>
           <w:cantSplit/>
-          <w:tblHeader w:val="on"/>
+          <w:tblHeader w:val="true"/>
         </w:trPr>
         <w:tc>
           <w:tcPr/>
@@ -2081,7 +2097,13 @@
               <w:t xml:space="preserve"> </w:t>
             </w:r>
             <w:r>
-              <w:t xml:space="preserve">“current”</w:t>
+              <w:t xml:space="preserve">“</w:t>
+            </w:r>
+            <w:r>
+              <w:t xml:space="preserve">current</w:t>
+            </w:r>
+            <w:r>
+              <w:t xml:space="preserve">”</w:t>
             </w:r>
             <w:r>
               <w:t xml:space="preserve"> </w:t>
@@ -2157,8 +2179,8 @@
       </w:pPr>
       <w:r>
         <w:rPr>
+          <w:bCs/>
           <w:b/>
-          <w:bCs/>
         </w:rPr>
         <w:t xml:space="preserve">Output:</w:t>
       </w:r>
@@ -2171,7 +2193,7 @@
       <w:r>
         <w:t xml:space="preserve"> </w:t>
       </w:r>
-      <w:hyperlink r:id="rId22">
+      <w:hyperlink r:id="rId33">
         <w:r>
           <w:rPr>
             <w:rStyle w:val="Hyperlink"/>
@@ -2183,8 +2205,8 @@
         <w:t xml:space="preserve">.</w:t>
       </w:r>
     </w:p>
-    <w:bookmarkEnd w:id="23"/>
-    <w:bookmarkStart w:id="26" w:name="identity-identifiers-deduplication"/>
+    <w:bookmarkEnd w:id="34"/>
+    <w:bookmarkStart w:id="37" w:name="identity-identifiers-deduplication"/>
     <w:p>
       <w:pPr>
         <w:pStyle w:val="Heading4"/>
@@ -2203,7 +2225,7 @@
       <w:r>
         <w:t xml:space="preserve"> </w:t>
       </w:r>
-      <w:hyperlink r:id="rId24">
+      <w:hyperlink r:id="rId35">
         <w:r>
           <w:rPr>
             <w:rStyle w:val="Hyperlink"/>
@@ -2220,7 +2242,7 @@
       <w:r>
         <w:t xml:space="preserve"> </w:t>
       </w:r>
-      <w:hyperlink r:id="rId25">
+      <w:hyperlink r:id="rId36">
         <w:r>
           <w:rPr>
             <w:rStyle w:val="Hyperlink"/>
@@ -2250,8 +2272,8 @@
       </w:pPr>
       <w:r>
         <w:rPr>
+          <w:bCs/>
           <w:b/>
-          <w:bCs/>
         </w:rPr>
         <w:t xml:space="preserve">⚠ One-way door:</w:t>
       </w:r>
@@ -2268,8 +2290,8 @@
       </w:pPr>
       <w:r>
         <w:rPr>
+          <w:bCs/>
           <w:b/>
-          <w:bCs/>
         </w:rPr>
         <w:t xml:space="preserve">Recommendation:</w:t>
       </w:r>
@@ -2286,19 +2308,19 @@
       </w:pPr>
       <w:r>
         <w:rPr>
+          <w:bCs/>
           <w:b/>
-          <w:bCs/>
         </w:rPr>
         <w:t xml:space="preserve">Questions:</w:t>
       </w:r>
     </w:p>
     <w:p>
       <w:pPr>
-        <w:pStyle w:val="Compact"/>
         <w:numPr>
           <w:ilvl w:val="0"/>
           <w:numId w:val="1008"/>
         </w:numPr>
+        <w:pStyle w:val="Compact"/>
       </w:pPr>
       <w:r>
         <w:t xml:space="preserve">Which source keys are stable and unique, and which identifier system URI represents each source?</w:t>
@@ -2306,11 +2328,11 @@
     </w:p>
     <w:p>
       <w:pPr>
-        <w:pStyle w:val="Compact"/>
         <w:numPr>
           <w:ilvl w:val="0"/>
           <w:numId w:val="1008"/>
         </w:numPr>
+        <w:pStyle w:val="Compact"/>
       </w:pPr>
       <w:r>
         <w:t xml:space="preserve">Where can duplicates occur: within a source, across sources, or against Medplum?</w:t>
@@ -2318,11 +2340,11 @@
     </w:p>
     <w:p>
       <w:pPr>
-        <w:pStyle w:val="Compact"/>
         <w:numPr>
           <w:ilvl w:val="0"/>
           <w:numId w:val="1008"/>
         </w:numPr>
+        <w:pStyle w:val="Compact"/>
       </w:pPr>
       <w:r>
         <w:t xml:space="preserve">What evidence and risk threshold permit automatic matching versus human review?</w:t>
@@ -2330,11 +2352,11 @@
     </w:p>
     <w:p>
       <w:pPr>
-        <w:pStyle w:val="Compact"/>
         <w:numPr>
           <w:ilvl w:val="0"/>
           <w:numId w:val="1008"/>
         </w:numPr>
+        <w:pStyle w:val="Compact"/>
       </w:pPr>
       <w:r>
         <w:t xml:space="preserve">Will migration merge records, or only report candidates for later remediation?</w:t>
@@ -2344,8 +2366,9 @@
       <w:tblPr>
         <w:tblStyle w:val="Table"/>
         <w:tblW w:w="9360" w:type="dxa"/>
+        <w:tblLook w:firstRow="1" w:lastRow="0" w:firstColumn="0" w:lastColumn="0" w:noHBand="0" w:noVBand="0" w:val="0020"/>
+        <w:jc w:val="start"/>
         <w:tblLayout w:type="fixed"/>
-        <w:tblLook w:firstRow="1" w:lastRow="0" w:firstColumn="0" w:lastColumn="0" w:noHBand="0" w:noVBand="0" w:val="0020"/>
       </w:tblPr>
       <w:tblGrid>
         <w:gridCol w:w="4537"/>
@@ -2354,7 +2377,7 @@
       <w:tr>
         <w:trPr>
           <w:cantSplit/>
-          <w:tblHeader w:val="on"/>
+          <w:tblHeader w:val="true"/>
         </w:trPr>
         <w:tc>
           <w:tcPr/>
@@ -2655,7 +2678,13 @@
         <w:t xml:space="preserve"> </w:t>
       </w:r>
       <w:r>
-        <w:t xml:space="preserve">“which source record is this?”</w:t>
+        <w:t xml:space="preserve">“</w:t>
+      </w:r>
+      <w:r>
+        <w:t xml:space="preserve">which source record is this?</w:t>
+      </w:r>
+      <w:r>
+        <w:t xml:space="preserve">”</w:t>
       </w:r>
       <w:r>
         <w:t xml:space="preserve"> </w:t>
@@ -2667,11 +2696,17 @@
         <w:t xml:space="preserve"> </w:t>
       </w:r>
       <w:r>
-        <w:t xml:space="preserve">“which real-world person is this?”</w:t>
-      </w:r>
-    </w:p>
-    <w:bookmarkEnd w:id="26"/>
-    <w:bookmarkStart w:id="30" w:name="mapping-terminology-governance"/>
+        <w:t xml:space="preserve">“</w:t>
+      </w:r>
+      <w:r>
+        <w:t xml:space="preserve">which real-world person is this?</w:t>
+      </w:r>
+      <w:r>
+        <w:t xml:space="preserve">”</w:t>
+      </w:r>
+    </w:p>
+    <w:bookmarkEnd w:id="37"/>
+    <w:bookmarkStart w:id="41" w:name="mapping-terminology-governance"/>
     <w:p>
       <w:pPr>
         <w:pStyle w:val="Heading4"/>
@@ -2690,7 +2725,7 @@
       <w:r>
         <w:t xml:space="preserve"> </w:t>
       </w:r>
-      <w:hyperlink r:id="rId27">
+      <w:hyperlink r:id="rId38">
         <w:r>
           <w:rPr>
             <w:rStyle w:val="Hyperlink"/>
@@ -2707,7 +2742,7 @@
       <w:r>
         <w:t xml:space="preserve"> </w:t>
       </w:r>
-      <w:hyperlink r:id="rId28">
+      <w:hyperlink r:id="rId39">
         <w:r>
           <w:rPr>
             <w:rStyle w:val="Hyperlink"/>
@@ -2725,8 +2760,8 @@
       </w:pPr>
       <w:r>
         <w:rPr>
+          <w:bCs/>
           <w:b/>
-          <w:bCs/>
         </w:rPr>
         <w:t xml:space="preserve">⚠ One-way door:</w:t>
       </w:r>
@@ -2743,8 +2778,8 @@
       </w:pPr>
       <w:r>
         <w:rPr>
+          <w:bCs/>
           <w:b/>
-          <w:bCs/>
         </w:rPr>
         <w:t xml:space="preserve">Recommendation:</w:t>
       </w:r>
@@ -2761,19 +2796,19 @@
       </w:pPr>
       <w:r>
         <w:rPr>
+          <w:bCs/>
           <w:b/>
-          <w:bCs/>
         </w:rPr>
         <w:t xml:space="preserve">Questions:</w:t>
       </w:r>
     </w:p>
     <w:p>
       <w:pPr>
-        <w:pStyle w:val="Compact"/>
         <w:numPr>
           <w:ilvl w:val="0"/>
           <w:numId w:val="1009"/>
         </w:numPr>
+        <w:pStyle w:val="Compact"/>
       </w:pPr>
       <w:r>
         <w:t xml:space="preserve">Which FHIR resources, fields, profiles, and terminology represent each source concept?</w:t>
@@ -2781,11 +2816,11 @@
     </w:p>
     <w:p>
       <w:pPr>
-        <w:pStyle w:val="Compact"/>
         <w:numPr>
           <w:ilvl w:val="0"/>
           <w:numId w:val="1009"/>
         </w:numPr>
+        <w:pStyle w:val="Compact"/>
       </w:pPr>
       <w:r>
         <w:t xml:space="preserve">Which mappings are direct, conditional, one-to-many, unsupported, or excluded?</w:t>
@@ -2793,11 +2828,11 @@
     </w:p>
     <w:p>
       <w:pPr>
-        <w:pStyle w:val="Compact"/>
         <w:numPr>
           <w:ilvl w:val="0"/>
           <w:numId w:val="1009"/>
         </w:numPr>
+        <w:pStyle w:val="Compact"/>
       </w:pPr>
       <w:r>
         <w:t xml:space="preserve">How are missing, ambiguous, free-text, and source-specific values handled?</w:t>
@@ -2805,11 +2840,11 @@
     </w:p>
     <w:p>
       <w:pPr>
-        <w:pStyle w:val="Compact"/>
         <w:numPr>
           <w:ilvl w:val="0"/>
           <w:numId w:val="1009"/>
         </w:numPr>
+        <w:pStyle w:val="Compact"/>
       </w:pPr>
       <w:r>
         <w:t xml:space="preserve">Are profiles declared per resource in</w:t>
@@ -2844,11 +2879,11 @@
     </w:p>
     <w:p>
       <w:pPr>
-        <w:pStyle w:val="Compact"/>
         <w:numPr>
           <w:ilvl w:val="0"/>
           <w:numId w:val="1009"/>
         </w:numPr>
+        <w:pStyle w:val="Compact"/>
       </w:pPr>
       <w:r>
         <w:t xml:space="preserve">Who approves changes, and which records must be reprocessed when a mapping changes?</w:t>
@@ -2858,8 +2893,9 @@
       <w:tblPr>
         <w:tblStyle w:val="Table"/>
         <w:tblW w:w="9360" w:type="dxa"/>
+        <w:tblLook w:firstRow="1" w:lastRow="0" w:firstColumn="0" w:lastColumn="0" w:noHBand="0" w:noVBand="0" w:val="0020"/>
+        <w:jc w:val="start"/>
         <w:tblLayout w:type="fixed"/>
-        <w:tblLook w:firstRow="1" w:lastRow="0" w:firstColumn="0" w:lastColumn="0" w:noHBand="0" w:noVBand="0" w:val="0020"/>
       </w:tblPr>
       <w:tblGrid>
         <w:gridCol w:w="4414"/>
@@ -2868,7 +2904,7 @@
       <w:tr>
         <w:trPr>
           <w:cantSplit/>
-          <w:tblHeader w:val="on"/>
+          <w:tblHeader w:val="true"/>
         </w:trPr>
         <w:tc>
           <w:tcPr/>
@@ -3203,7 +3239,7 @@
       <w:r>
         <w:t xml:space="preserve"> </w:t>
       </w:r>
-      <w:hyperlink r:id="rId29">
+      <w:hyperlink r:id="rId40">
         <w:r>
           <w:rPr>
             <w:rStyle w:val="Hyperlink"/>
@@ -3218,9 +3254,9 @@
         <w:t xml:space="preserve">to define the information your project must track. Mapping approval is distinct from code review.</w:t>
       </w:r>
     </w:p>
-    <w:bookmarkEnd w:id="30"/>
-    <w:bookmarkEnd w:id="31"/>
-    <w:bookmarkStart w:id="37" w:name="prove-it-can-move-safely"/>
+    <w:bookmarkEnd w:id="41"/>
+    <w:bookmarkEnd w:id="42"/>
+    <w:bookmarkStart w:id="48" w:name="prove-it-can-move-safely"/>
     <w:p>
       <w:pPr>
         <w:pStyle w:val="Heading3"/>
@@ -3229,7 +3265,7 @@
         <w:t xml:space="preserve">Prove It Can Move Safely</w:t>
       </w:r>
     </w:p>
-    <w:bookmarkStart w:id="34" w:name="validation-reconciliation-acceptance"/>
+    <w:bookmarkStart w:id="45" w:name="validation-reconciliation-acceptance"/>
     <w:p>
       <w:pPr>
         <w:pStyle w:val="Heading4"/>
@@ -3248,7 +3284,7 @@
       <w:r>
         <w:t xml:space="preserve"> </w:t>
       </w:r>
-      <w:hyperlink r:id="rId32">
+      <w:hyperlink r:id="rId43">
         <w:r>
           <w:rPr>
             <w:rStyle w:val="Hyperlink"/>
@@ -3265,7 +3301,7 @@
       <w:r>
         <w:t xml:space="preserve"> </w:t>
       </w:r>
-      <w:hyperlink r:id="rId33">
+      <w:hyperlink r:id="rId44">
         <w:r>
           <w:rPr>
             <w:rStyle w:val="Hyperlink"/>
@@ -3283,8 +3319,8 @@
       </w:pPr>
       <w:r>
         <w:rPr>
+          <w:bCs/>
           <w:b/>
-          <w:bCs/>
         </w:rPr>
         <w:t xml:space="preserve">Recommendation:</w:t>
       </w:r>
@@ -3301,19 +3337,19 @@
       </w:pPr>
       <w:r>
         <w:rPr>
+          <w:bCs/>
           <w:b/>
-          <w:bCs/>
         </w:rPr>
         <w:t xml:space="preserve">Questions:</w:t>
       </w:r>
     </w:p>
     <w:p>
       <w:pPr>
-        <w:pStyle w:val="Compact"/>
         <w:numPr>
           <w:ilvl w:val="0"/>
           <w:numId w:val="1010"/>
         </w:numPr>
+        <w:pStyle w:val="Compact"/>
       </w:pPr>
       <w:r>
         <w:t xml:space="preserve">What must reconcile exactly, and which differences are expected and explainable?</w:t>
@@ -3321,11 +3357,11 @@
     </w:p>
     <w:p>
       <w:pPr>
-        <w:pStyle w:val="Compact"/>
         <w:numPr>
           <w:ilvl w:val="0"/>
           <w:numId w:val="1010"/>
         </w:numPr>
+        <w:pStyle w:val="Compact"/>
       </w:pPr>
       <w:r>
         <w:t xml:space="preserve">Which relationships, values, and high-risk cohorts require deeper review?</w:t>
@@ -3333,11 +3369,11 @@
     </w:p>
     <w:p>
       <w:pPr>
-        <w:pStyle w:val="Compact"/>
         <w:numPr>
           <w:ilvl w:val="0"/>
           <w:numId w:val="1010"/>
         </w:numPr>
+        <w:pStyle w:val="Compact"/>
       </w:pPr>
       <w:r>
         <w:t xml:space="preserve">How is every success, rejection, skip, retry, record held for review, and exception reported?</w:t>
@@ -3345,11 +3381,11 @@
     </w:p>
     <w:p>
       <w:pPr>
-        <w:pStyle w:val="Compact"/>
         <w:numPr>
           <w:ilvl w:val="0"/>
           <w:numId w:val="1010"/>
         </w:numPr>
+        <w:pStyle w:val="Compact"/>
       </w:pPr>
       <w:r>
         <w:t xml:space="preserve">Which evidence and thresholds must each stakeholder approve?</w:t>
@@ -3359,8 +3395,9 @@
       <w:tblPr>
         <w:tblStyle w:val="Table"/>
         <w:tblW w:w="9360" w:type="dxa"/>
+        <w:tblLook w:firstRow="1" w:lastRow="0" w:firstColumn="0" w:lastColumn="0" w:noHBand="0" w:noVBand="0" w:val="0020"/>
+        <w:jc w:val="start"/>
         <w:tblLayout w:type="fixed"/>
-        <w:tblLook w:firstRow="1" w:lastRow="0" w:firstColumn="0" w:lastColumn="0" w:noHBand="0" w:noVBand="0" w:val="0020"/>
       </w:tblPr>
       <w:tblGrid>
         <w:gridCol w:w="4637"/>
@@ -3369,7 +3406,7 @@
       <w:tr>
         <w:trPr>
           <w:cantSplit/>
-          <w:tblHeader w:val="on"/>
+          <w:tblHeader w:val="true"/>
         </w:trPr>
         <w:tc>
           <w:tcPr/>
@@ -3591,8 +3628,8 @@
         <w:t xml:space="preserve">Do not prescribe a universal verification percentage. Choose samples after exact extraction counts are known and adjust for variability, risk, complexity, and defect history.</w:t>
       </w:r>
     </w:p>
-    <w:bookmarkEnd w:id="34"/>
-    <w:bookmarkStart w:id="36" w:name="load-architecture-production-operations"/>
+    <w:bookmarkEnd w:id="45"/>
+    <w:bookmarkStart w:id="47" w:name="load-architecture-production-operations"/>
     <w:p>
       <w:pPr>
         <w:pStyle w:val="Heading4"/>
@@ -3611,7 +3648,7 @@
       <w:r>
         <w:t xml:space="preserve"> </w:t>
       </w:r>
-      <w:hyperlink r:id="rId35">
+      <w:hyperlink r:id="rId46">
         <w:r>
           <w:rPr>
             <w:rStyle w:val="Hyperlink"/>
@@ -3629,8 +3666,8 @@
       </w:pPr>
       <w:r>
         <w:rPr>
+          <w:bCs/>
           <w:b/>
-          <w:bCs/>
         </w:rPr>
         <w:t xml:space="preserve">Recommendation:</w:t>
       </w:r>
@@ -3647,19 +3684,19 @@
       </w:pPr>
       <w:r>
         <w:rPr>
+          <w:bCs/>
           <w:b/>
-          <w:bCs/>
         </w:rPr>
         <w:t xml:space="preserve">Questions:</w:t>
       </w:r>
     </w:p>
     <w:p>
       <w:pPr>
-        <w:pStyle w:val="Compact"/>
         <w:numPr>
           <w:ilvl w:val="0"/>
           <w:numId w:val="1011"/>
         </w:numPr>
+        <w:pStyle w:val="Compact"/>
       </w:pPr>
       <w:r>
         <w:t xml:space="preserve">Which writes are independent, and which small groups must succeed or fail together?</w:t>
@@ -3667,11 +3704,11 @@
     </w:p>
     <w:p>
       <w:pPr>
-        <w:pStyle w:val="Compact"/>
         <w:numPr>
           <w:ilvl w:val="0"/>
           <w:numId w:val="1011"/>
         </w:numPr>
+        <w:pStyle w:val="Compact"/>
       </w:pPr>
       <w:r>
         <w:t xml:space="preserve">Which import path and measured throughput fit the data shape and cutover window?</w:t>
@@ -3679,11 +3716,11 @@
     </w:p>
     <w:p>
       <w:pPr>
-        <w:pStyle w:val="Compact"/>
         <w:numPr>
           <w:ilvl w:val="0"/>
           <w:numId w:val="1011"/>
         </w:numPr>
+        <w:pStyle w:val="Compact"/>
       </w:pPr>
       <w:r>
         <w:t xml:space="preserve">How are results, checkpoints, retries, and rejected resources recorded?</w:t>
@@ -3691,11 +3728,11 @@
     </w:p>
     <w:p>
       <w:pPr>
-        <w:pStyle w:val="Compact"/>
         <w:numPr>
           <w:ilvl w:val="0"/>
           <w:numId w:val="1011"/>
         </w:numPr>
+        <w:pStyle w:val="Compact"/>
       </w:pPr>
       <w:r>
         <w:t xml:space="preserve">Which downstream automations run, and what thresholds pause the load?</w:t>
@@ -3707,8 +3744,8 @@
       </w:pPr>
       <w:r>
         <w:rPr>
+          <w:bCs/>
           <w:b/>
-          <w:bCs/>
         </w:rPr>
         <w:t xml:space="preserve">Output:</w:t>
       </w:r>
@@ -3721,7 +3758,7 @@
       <w:r>
         <w:t xml:space="preserve"> </w:t>
       </w:r>
-      <w:hyperlink r:id="rId35">
+      <w:hyperlink r:id="rId46">
         <w:r>
           <w:rPr>
             <w:rStyle w:val="Hyperlink"/>
@@ -3733,9 +3770,9 @@
         <w:t xml:space="preserve">.</w:t>
       </w:r>
     </w:p>
-    <w:bookmarkEnd w:id="36"/>
-    <w:bookmarkEnd w:id="37"/>
-    <w:bookmarkStart w:id="42" w:name="plan-the-transition"/>
+    <w:bookmarkEnd w:id="47"/>
+    <w:bookmarkEnd w:id="48"/>
+    <w:bookmarkStart w:id="53" w:name="plan-the-transition"/>
     <w:p>
       <w:pPr>
         <w:pStyle w:val="Heading3"/>
@@ -3744,7 +3781,7 @@
         <w:t xml:space="preserve">Plan the Transition</w:t>
       </w:r>
     </w:p>
-    <w:bookmarkStart w:id="40" w:name="cutover-incremental-changes-coexistence"/>
+    <w:bookmarkStart w:id="51" w:name="cutover-incremental-changes-coexistence"/>
     <w:p>
       <w:pPr>
         <w:pStyle w:val="Heading4"/>
@@ -3763,7 +3800,7 @@
       <w:r>
         <w:t xml:space="preserve"> </w:t>
       </w:r>
-      <w:hyperlink r:id="rId38">
+      <w:hyperlink r:id="rId49">
         <w:r>
           <w:rPr>
             <w:rStyle w:val="Hyperlink"/>
@@ -3781,8 +3818,8 @@
       </w:pPr>
       <w:r>
         <w:rPr>
+          <w:bCs/>
           <w:b/>
-          <w:bCs/>
         </w:rPr>
         <w:t xml:space="preserve">⚠ One-way door:</w:t>
       </w:r>
@@ -3799,8 +3836,8 @@
       </w:pPr>
       <w:r>
         <w:rPr>
+          <w:bCs/>
           <w:b/>
-          <w:bCs/>
         </w:rPr>
         <w:t xml:space="preserve">Recommendation:</w:t>
       </w:r>
@@ -3817,19 +3854,19 @@
       </w:pPr>
       <w:r>
         <w:rPr>
+          <w:bCs/>
           <w:b/>
-          <w:bCs/>
         </w:rPr>
         <w:t xml:space="preserve">Questions:</w:t>
       </w:r>
     </w:p>
     <w:p>
       <w:pPr>
-        <w:pStyle w:val="Compact"/>
         <w:numPr>
           <w:ilvl w:val="0"/>
           <w:numId w:val="1012"/>
         </w:numPr>
+        <w:pStyle w:val="Compact"/>
       </w:pPr>
       <w:r>
         <w:t xml:space="preserve">Is transition big bang, phased, parallel, or backfill-only?</w:t>
@@ -3837,11 +3874,11 @@
     </w:p>
     <w:p>
       <w:pPr>
-        <w:pStyle w:val="Compact"/>
         <w:numPr>
           <w:ilvl w:val="0"/>
           <w:numId w:val="1012"/>
         </w:numPr>
+        <w:pStyle w:val="Compact"/>
       </w:pPr>
       <w:r>
         <w:t xml:space="preserve">Which system owns reads and writes for each domain and phase?</w:t>
@@ -3849,11 +3886,11 @@
     </w:p>
     <w:p>
       <w:pPr>
-        <w:pStyle w:val="Compact"/>
         <w:numPr>
           <w:ilvl w:val="0"/>
           <w:numId w:val="1012"/>
         </w:numPr>
+        <w:pStyle w:val="Compact"/>
       </w:pPr>
       <w:r>
         <w:t xml:space="preserve">How are changes since the previous extract captured, and can any path bypass the authoritative system?</w:t>
@@ -3861,11 +3898,11 @@
     </w:p>
     <w:p>
       <w:pPr>
-        <w:pStyle w:val="Compact"/>
         <w:numPr>
           <w:ilvl w:val="0"/>
           <w:numId w:val="1012"/>
         </w:numPr>
+        <w:pStyle w:val="Compact"/>
       </w:pPr>
       <w:r>
         <w:t xml:space="preserve">How are dual-write failures and conflicts handled?</w:t>
@@ -3873,11 +3910,11 @@
     </w:p>
     <w:p>
       <w:pPr>
-        <w:pStyle w:val="Compact"/>
         <w:numPr>
           <w:ilvl w:val="0"/>
           <w:numId w:val="1012"/>
         </w:numPr>
+        <w:pStyle w:val="Compact"/>
       </w:pPr>
       <w:r>
         <w:t xml:space="preserve">What evidence triggers go-live, pause, rollback, and legacy retirement?</w:t>
@@ -3887,8 +3924,9 @@
       <w:tblPr>
         <w:tblStyle w:val="Table"/>
         <w:tblW w:w="9360" w:type="dxa"/>
+        <w:tblLook w:firstRow="1" w:lastRow="0" w:firstColumn="0" w:lastColumn="0" w:noHBand="0" w:noVBand="0" w:val="0020"/>
+        <w:jc w:val="start"/>
         <w:tblLayout w:type="fixed"/>
-        <w:tblLook w:firstRow="1" w:lastRow="0" w:firstColumn="0" w:lastColumn="0" w:noHBand="0" w:noVBand="0" w:val="0020"/>
       </w:tblPr>
       <w:tblGrid>
         <w:gridCol w:w="4324"/>
@@ -3897,7 +3935,7 @@
       <w:tr>
         <w:trPr>
           <w:cantSplit/>
-          <w:tblHeader w:val="on"/>
+          <w:tblHeader w:val="true"/>
         </w:trPr>
         <w:tc>
           <w:tcPr/>
@@ -4105,8 +4143,8 @@
       </w:pPr>
       <w:r>
         <w:rPr>
+          <w:bCs/>
           <w:b/>
-          <w:bCs/>
         </w:rPr>
         <w:t xml:space="preserve">Output:</w:t>
       </w:r>
@@ -4119,7 +4157,7 @@
       <w:r>
         <w:t xml:space="preserve"> </w:t>
       </w:r>
-      <w:hyperlink r:id="rId39">
+      <w:hyperlink r:id="rId50">
         <w:r>
           <w:rPr>
             <w:rStyle w:val="Hyperlink"/>
@@ -4131,8 +4169,8 @@
         <w:t xml:space="preserve">.</w:t>
       </w:r>
     </w:p>
-    <w:bookmarkEnd w:id="40"/>
-    <w:bookmarkStart w:id="41" w:name="testing-dress-rehearsals"/>
+    <w:bookmarkEnd w:id="51"/>
+    <w:bookmarkStart w:id="52" w:name="testing-dress-rehearsals"/>
     <w:p>
       <w:pPr>
         <w:pStyle w:val="Heading4"/>
@@ -4151,7 +4189,7 @@
       <w:r>
         <w:t xml:space="preserve"> </w:t>
       </w:r>
-      <w:hyperlink r:id="rId33">
+      <w:hyperlink r:id="rId44">
         <w:r>
           <w:rPr>
             <w:rStyle w:val="Hyperlink"/>
@@ -4169,8 +4207,8 @@
       </w:pPr>
       <w:r>
         <w:rPr>
+          <w:bCs/>
           <w:b/>
-          <w:bCs/>
         </w:rPr>
         <w:t xml:space="preserve">Recommendation:</w:t>
       </w:r>
@@ -4187,19 +4225,19 @@
       </w:pPr>
       <w:r>
         <w:rPr>
+          <w:bCs/>
           <w:b/>
-          <w:bCs/>
         </w:rPr>
         <w:t xml:space="preserve">Questions:</w:t>
       </w:r>
     </w:p>
     <w:p>
       <w:pPr>
-        <w:pStyle w:val="Compact"/>
         <w:numPr>
           <w:ilvl w:val="0"/>
           <w:numId w:val="1013"/>
         </w:numPr>
+        <w:pStyle w:val="Compact"/>
       </w:pPr>
       <w:r>
         <w:t xml:space="preserve">Which representative data and known edge cases can testing safely use?</w:t>
@@ -4207,11 +4245,11 @@
     </w:p>
     <w:p>
       <w:pPr>
-        <w:pStyle w:val="Compact"/>
         <w:numPr>
           <w:ilvl w:val="0"/>
           <w:numId w:val="1013"/>
         </w:numPr>
+        <w:pStyle w:val="Compact"/>
       </w:pPr>
       <w:r>
         <w:t xml:space="preserve">Does the test environment match production features, access, integrations, and scale?</w:t>
@@ -4219,11 +4257,11 @@
     </w:p>
     <w:p>
       <w:pPr>
-        <w:pStyle w:val="Compact"/>
         <w:numPr>
           <w:ilvl w:val="0"/>
           <w:numId w:val="1013"/>
         </w:numPr>
+        <w:pStyle w:val="Compact"/>
       </w:pPr>
       <w:r>
         <w:t xml:space="preserve">Have safe reruns, interruption, recovery, throttling, and partial failure been tested?</w:t>
@@ -4231,11 +4269,11 @@
     </w:p>
     <w:p>
       <w:pPr>
-        <w:pStyle w:val="Compact"/>
         <w:numPr>
           <w:ilvl w:val="0"/>
           <w:numId w:val="1013"/>
         </w:numPr>
+        <w:pStyle w:val="Compact"/>
       </w:pPr>
       <w:r>
         <w:t xml:space="preserve">Have users rehearsed workflows, documents, cutover, and rollback?</w:t>
@@ -4245,8 +4283,9 @@
       <w:tblPr>
         <w:tblStyle w:val="Table"/>
         <w:tblW w:w="9360" w:type="dxa"/>
+        <w:tblLook w:firstRow="1" w:lastRow="0" w:firstColumn="0" w:lastColumn="0" w:noHBand="0" w:noVBand="0" w:val="0020"/>
+        <w:jc w:val="start"/>
         <w:tblLayout w:type="fixed"/>
-        <w:tblLook w:firstRow="1" w:lastRow="0" w:firstColumn="0" w:lastColumn="0" w:noHBand="0" w:noVBand="0" w:val="0020"/>
       </w:tblPr>
       <w:tblGrid>
         <w:gridCol w:w="4637"/>
@@ -4255,7 +4294,7 @@
       <w:tr>
         <w:trPr>
           <w:cantSplit/>
-          <w:tblHeader w:val="on"/>
+          <w:tblHeader w:val="true"/>
         </w:trPr>
         <w:tc>
           <w:tcPr/>
@@ -4465,9 +4504,9 @@
         <w:t xml:space="preserve">A small pilot does not prove production throughput. A full-volume load does not prove clinical meaning. Test both when those risks apply.</w:t>
       </w:r>
     </w:p>
-    <w:bookmarkEnd w:id="41"/>
-    <w:bookmarkEnd w:id="42"/>
-    <w:bookmarkStart w:id="51" w:name="protect-the-data-and-hand-off-operations"/>
+    <w:bookmarkEnd w:id="52"/>
+    <w:bookmarkEnd w:id="53"/>
+    <w:bookmarkStart w:id="62" w:name="protect-the-data-and-hand-off-operations"/>
     <w:p>
       <w:pPr>
         <w:pStyle w:val="Heading3"/>
@@ -4476,7 +4515,7 @@
         <w:t xml:space="preserve">Protect the Data and Hand Off Operations</w:t>
       </w:r>
     </w:p>
-    <w:bookmarkStart w:id="45" w:name="security-compliance-audit"/>
+    <w:bookmarkStart w:id="56" w:name="security-compliance-audit"/>
     <w:p>
       <w:pPr>
         <w:pStyle w:val="Heading4"/>
@@ -4495,7 +4534,7 @@
       <w:r>
         <w:t xml:space="preserve"> </w:t>
       </w:r>
-      <w:hyperlink r:id="rId43">
+      <w:hyperlink r:id="rId54">
         <w:r>
           <w:rPr>
             <w:rStyle w:val="Hyperlink"/>
@@ -4512,7 +4551,7 @@
       <w:r>
         <w:t xml:space="preserve"> </w:t>
       </w:r>
-      <w:hyperlink r:id="rId44">
+      <w:hyperlink r:id="rId55">
         <w:r>
           <w:rPr>
             <w:rStyle w:val="Hyperlink"/>
@@ -4530,8 +4569,8 @@
       </w:pPr>
       <w:r>
         <w:rPr>
+          <w:bCs/>
           <w:b/>
-          <w:bCs/>
         </w:rPr>
         <w:t xml:space="preserve">Recommendation:</w:t>
       </w:r>
@@ -4548,19 +4587,19 @@
       </w:pPr>
       <w:r>
         <w:rPr>
+          <w:bCs/>
           <w:b/>
-          <w:bCs/>
         </w:rPr>
         <w:t xml:space="preserve">Questions:</w:t>
       </w:r>
     </w:p>
     <w:p>
       <w:pPr>
-        <w:pStyle w:val="Compact"/>
         <w:numPr>
           <w:ilvl w:val="0"/>
           <w:numId w:val="1014"/>
         </w:numPr>
+        <w:pStyle w:val="Compact"/>
       </w:pPr>
       <w:r>
         <w:t xml:space="preserve">Which people, systems, and environments may access migration PHI?</w:t>
@@ -4568,11 +4607,11 @@
     </w:p>
     <w:p>
       <w:pPr>
-        <w:pStyle w:val="Compact"/>
         <w:numPr>
           <w:ilvl w:val="0"/>
           <w:numId w:val="1014"/>
         </w:numPr>
+        <w:pStyle w:val="Compact"/>
       </w:pPr>
       <w:r>
         <w:t xml:space="preserve">How are extracts, credentials, logs, rejected records, and reports protected?</w:t>
@@ -4580,11 +4619,11 @@
     </w:p>
     <w:p>
       <w:pPr>
-        <w:pStyle w:val="Compact"/>
         <w:numPr>
           <w:ilvl w:val="0"/>
           <w:numId w:val="1014"/>
         </w:numPr>
+        <w:pStyle w:val="Compact"/>
       </w:pPr>
       <w:r>
         <w:t xml:space="preserve">What audit, retention, revocation, and secure-disposal rules apply?</w:t>
@@ -4592,11 +4631,11 @@
     </w:p>
     <w:p>
       <w:pPr>
-        <w:pStyle w:val="Compact"/>
         <w:numPr>
           <w:ilvl w:val="0"/>
           <w:numId w:val="1014"/>
         </w:numPr>
+        <w:pStyle w:val="Compact"/>
       </w:pPr>
       <w:r>
         <w:t xml:space="preserve">What incident process handles a wrong-patient, wrong-tenant, or wrong-project load?</w:t>
@@ -4606,8 +4645,9 @@
       <w:tblPr>
         <w:tblStyle w:val="Table"/>
         <w:tblW w:w="9360" w:type="dxa"/>
+        <w:tblLook w:firstRow="1" w:lastRow="0" w:firstColumn="0" w:lastColumn="0" w:noHBand="0" w:noVBand="0" w:val="0020"/>
+        <w:jc w:val="start"/>
         <w:tblLayout w:type="fixed"/>
-        <w:tblLook w:firstRow="1" w:lastRow="0" w:firstColumn="0" w:lastColumn="0" w:noHBand="0" w:noVBand="0" w:val="0020"/>
       </w:tblPr>
       <w:tblGrid>
         <w:gridCol w:w="4446"/>
@@ -4616,7 +4656,7 @@
       <w:tr>
         <w:trPr>
           <w:cantSplit/>
-          <w:tblHeader w:val="on"/>
+          <w:tblHeader w:val="true"/>
         </w:trPr>
         <w:tc>
           <w:tcPr/>
@@ -4877,8 +4917,8 @@
         <w:t xml:space="preserve">Security review covers the pipeline and temporary artifacts, not only final FHIR resources.</w:t>
       </w:r>
     </w:p>
-    <w:bookmarkEnd w:id="45"/>
-    <w:bookmarkStart w:id="49" w:name="documents-binaries-complex-data"/>
+    <w:bookmarkEnd w:id="56"/>
+    <w:bookmarkStart w:id="60" w:name="documents-binaries-complex-data"/>
     <w:p>
       <w:pPr>
         <w:pStyle w:val="Heading4"/>
@@ -4901,8 +4941,8 @@
       </w:pPr>
       <w:r>
         <w:rPr>
+          <w:bCs/>
           <w:b/>
-          <w:bCs/>
         </w:rPr>
         <w:t xml:space="preserve">Recommendation:</w:t>
       </w:r>
@@ -4919,19 +4959,19 @@
       </w:pPr>
       <w:r>
         <w:rPr>
+          <w:bCs/>
           <w:b/>
-          <w:bCs/>
         </w:rPr>
         <w:t xml:space="preserve">Questions:</w:t>
       </w:r>
     </w:p>
     <w:p>
       <w:pPr>
-        <w:pStyle w:val="Compact"/>
         <w:numPr>
           <w:ilvl w:val="0"/>
           <w:numId w:val="1015"/>
         </w:numPr>
+        <w:pStyle w:val="Compact"/>
       </w:pPr>
       <w:r>
         <w:t xml:space="preserve">Which complex domains are in scope, and must they remain operational or only viewable?</w:t>
@@ -4939,11 +4979,11 @@
     </w:p>
     <w:p>
       <w:pPr>
-        <w:pStyle w:val="Compact"/>
         <w:numPr>
           <w:ilvl w:val="0"/>
           <w:numId w:val="1015"/>
         </w:numPr>
+        <w:pStyle w:val="Compact"/>
       </w:pPr>
       <w:r>
         <w:t xml:space="preserve">Are original bytes, structured data, searchable metadata, or all three required?</w:t>
@@ -4951,11 +4991,11 @@
     </w:p>
     <w:p>
       <w:pPr>
-        <w:pStyle w:val="Compact"/>
         <w:numPr>
           <w:ilvl w:val="0"/>
           <w:numId w:val="1015"/>
         </w:numPr>
+        <w:pStyle w:val="Compact"/>
       </w:pPr>
       <w:r>
         <w:t xml:space="preserve">How are identity, clinical context, access, integrity, and retrieval verified?</w:t>
@@ -4963,11 +5003,11 @@
     </w:p>
     <w:p>
       <w:pPr>
-        <w:pStyle w:val="Compact"/>
         <w:numPr>
           <w:ilvl w:val="0"/>
           <w:numId w:val="1015"/>
         </w:numPr>
+        <w:pStyle w:val="Compact"/>
       </w:pPr>
       <w:r>
         <w:t xml:space="preserve">Which unsupported or ambiguous data needs human review or legacy retention?</w:t>
@@ -4983,7 +5023,7 @@
       <w:r>
         <w:t xml:space="preserve"> </w:t>
       </w:r>
-      <w:hyperlink r:id="rId46">
+      <w:hyperlink r:id="rId57">
         <w:r>
           <w:rPr>
             <w:rStyle w:val="Hyperlink"/>
@@ -4997,7 +5037,7 @@
       <w:r>
         <w:t xml:space="preserve"> </w:t>
       </w:r>
-      <w:hyperlink r:id="rId47">
+      <w:hyperlink r:id="rId58">
         <w:r>
           <w:rPr>
             <w:rStyle w:val="Hyperlink"/>
@@ -5011,7 +5051,7 @@
       <w:r>
         <w:t xml:space="preserve"> </w:t>
       </w:r>
-      <w:hyperlink r:id="rId48">
+      <w:hyperlink r:id="rId59">
         <w:r>
           <w:rPr>
             <w:rStyle w:val="Hyperlink"/>
@@ -5026,8 +5066,8 @@
         <w:t xml:space="preserve">rather than defining those models inside the migration plan.</w:t>
       </w:r>
     </w:p>
-    <w:bookmarkEnd w:id="49"/>
-    <w:bookmarkStart w:id="50" w:name="monitoring-exceptions-handoff"/>
+    <w:bookmarkEnd w:id="60"/>
+    <w:bookmarkStart w:id="61" w:name="monitoring-exceptions-handoff"/>
     <w:p>
       <w:pPr>
         <w:pStyle w:val="Heading4"/>
@@ -5050,8 +5090,8 @@
       </w:pPr>
       <w:r>
         <w:rPr>
+          <w:bCs/>
           <w:b/>
-          <w:bCs/>
         </w:rPr>
         <w:t xml:space="preserve">Recommendation:</w:t>
       </w:r>
@@ -5068,19 +5108,19 @@
       </w:pPr>
       <w:r>
         <w:rPr>
+          <w:bCs/>
           <w:b/>
-          <w:bCs/>
         </w:rPr>
         <w:t xml:space="preserve">Questions:</w:t>
       </w:r>
     </w:p>
     <w:p>
       <w:pPr>
-        <w:pStyle w:val="Compact"/>
         <w:numPr>
           <w:ilvl w:val="0"/>
           <w:numId w:val="1016"/>
         </w:numPr>
+        <w:pStyle w:val="Compact"/>
       </w:pPr>
       <w:r>
         <w:t xml:space="preserve">Which metrics, alerts, and thresholds pause a run?</w:t>
@@ -5088,11 +5128,11 @@
     </w:p>
     <w:p>
       <w:pPr>
-        <w:pStyle w:val="Compact"/>
         <w:numPr>
           <w:ilvl w:val="0"/>
           <w:numId w:val="1016"/>
         </w:numPr>
+        <w:pStyle w:val="Compact"/>
       </w:pPr>
       <w:r>
         <w:t xml:space="preserve">Who owns technical, identity, clinical, and terminology exceptions?</w:t>
@@ -5100,11 +5140,11 @@
     </w:p>
     <w:p>
       <w:pPr>
-        <w:pStyle w:val="Compact"/>
         <w:numPr>
           <w:ilvl w:val="0"/>
           <w:numId w:val="1016"/>
         </w:numPr>
+        <w:pStyle w:val="Compact"/>
       </w:pPr>
       <w:r>
         <w:t xml:space="preserve">Does the pipeline end or become an ongoing production integration?</w:t>
@@ -5112,11 +5152,11 @@
     </w:p>
     <w:p>
       <w:pPr>
-        <w:pStyle w:val="Compact"/>
         <w:numPr>
           <w:ilvl w:val="0"/>
           <w:numId w:val="1016"/>
         </w:numPr>
+        <w:pStyle w:val="Compact"/>
       </w:pPr>
       <w:r>
         <w:t xml:space="preserve">What ends the post-go-live support period and permits credential, staging, and source-access retirement?</w:t>
@@ -5126,8 +5166,9 @@
       <w:tblPr>
         <w:tblStyle w:val="Table"/>
         <w:tblW w:w="9360" w:type="dxa"/>
+        <w:tblLook w:firstRow="1" w:lastRow="0" w:firstColumn="0" w:lastColumn="0" w:noHBand="0" w:noVBand="0" w:val="0020"/>
+        <w:jc w:val="start"/>
         <w:tblLayout w:type="fixed"/>
-        <w:tblLook w:firstRow="1" w:lastRow="0" w:firstColumn="0" w:lastColumn="0" w:noHBand="0" w:noVBand="0" w:val="0020"/>
       </w:tblPr>
       <w:tblGrid>
         <w:gridCol w:w="4424"/>
@@ -5136,7 +5177,7 @@
       <w:tr>
         <w:trPr>
           <w:cantSplit/>
-          <w:tblHeader w:val="on"/>
+          <w:tblHeader w:val="true"/>
         </w:trPr>
         <w:tc>
           <w:tcPr/>
@@ -5396,10 +5437,10 @@
         </w:tc>
       </w:tr>
     </w:tbl>
-    <w:bookmarkEnd w:id="50"/>
-    <w:bookmarkEnd w:id="51"/>
-    <w:bookmarkEnd w:id="52"/>
-    <w:bookmarkStart w:id="53" w:name="before-you-implement"/>
+    <w:bookmarkEnd w:id="61"/>
+    <w:bookmarkEnd w:id="62"/>
+    <w:bookmarkEnd w:id="63"/>
+    <w:bookmarkStart w:id="64" w:name="before-you-implement"/>
     <w:p>
       <w:pPr>
         <w:pStyle w:val="Heading2"/>
@@ -5418,11 +5459,11 @@
     </w:p>
     <w:p>
       <w:pPr>
-        <w:pStyle w:val="Compact"/>
         <w:numPr>
           <w:ilvl w:val="0"/>
           <w:numId w:val="1017"/>
         </w:numPr>
+        <w:pStyle w:val="Compact"/>
       </w:pPr>
       <w:r>
         <w:t xml:space="preserve">Data scope, history boundaries, and exclusions</w:t>
@@ -5430,11 +5471,11 @@
     </w:p>
     <w:p>
       <w:pPr>
-        <w:pStyle w:val="Compact"/>
         <w:numPr>
           <w:ilvl w:val="0"/>
           <w:numId w:val="1017"/>
         </w:numPr>
+        <w:pStyle w:val="Compact"/>
       </w:pPr>
       <w:r>
         <w:t xml:space="preserve">Identifier, matching, and mapping decisions</w:t>
@@ -5442,11 +5483,11 @@
     </w:p>
     <w:p>
       <w:pPr>
-        <w:pStyle w:val="Compact"/>
         <w:numPr>
           <w:ilvl w:val="0"/>
           <w:numId w:val="1017"/>
         </w:numPr>
+        <w:pStyle w:val="Compact"/>
       </w:pPr>
       <w:r>
         <w:t xml:space="preserve">Load path, recovery approach, and operational owner</w:t>
@@ -5454,11 +5495,11 @@
     </w:p>
     <w:p>
       <w:pPr>
-        <w:pStyle w:val="Compact"/>
         <w:numPr>
           <w:ilvl w:val="0"/>
           <w:numId w:val="1017"/>
         </w:numPr>
+        <w:pStyle w:val="Compact"/>
       </w:pPr>
       <w:r>
         <w:t xml:space="preserve">Write authority, cutover approach, and rollback criteria</w:t>
@@ -5466,11 +5507,11 @@
     </w:p>
     <w:p>
       <w:pPr>
-        <w:pStyle w:val="Compact"/>
         <w:numPr>
           <w:ilvl w:val="0"/>
           <w:numId w:val="1017"/>
         </w:numPr>
+        <w:pStyle w:val="Compact"/>
       </w:pPr>
       <w:r>
         <w:t xml:space="preserve">Validation evidence, acceptance thresholds, and approvers</w:t>
@@ -5478,11 +5519,11 @@
     </w:p>
     <w:p>
       <w:pPr>
-        <w:pStyle w:val="Compact"/>
         <w:numPr>
           <w:ilvl w:val="0"/>
           <w:numId w:val="1017"/>
         </w:numPr>
+        <w:pStyle w:val="Compact"/>
       </w:pPr>
       <w:r>
         <w:t xml:space="preserve">Security controls and unresolved risks</w:t>
@@ -5496,8 +5537,8 @@
         <w:t xml:space="preserve">Do not begin production migration work while any decision that changes identity, clinical meaning, write authority, or acceptance remains unowned or unresolved.</w:t>
       </w:r>
     </w:p>
-    <w:bookmarkEnd w:id="53"/>
-    <w:bookmarkEnd w:id="54"/>
+    <w:bookmarkEnd w:id="64"/>
+    <w:bookmarkEnd w:id="65"/>
     <w:sectPr>
       <w:pgSz w:h="15840" w:w="12240"/>
       <w:pgMar w:bottom="1440" w:footer="720" w:gutter="0" w:header="720" w:left="1440" w:right="1440" w:top="1440"/>
@@ -5535,14 +5576,14 @@
 <file path=word/numbering.xml><?xml version="1.0" encoding="utf-8"?>
 <w:numbering xmlns:w="http://schemas.openxmlformats.org/wordprocessingml/2006/main">
   <w:abstractNum w:abstractNumId="990">
-    <w:nsid w:val="0000A990"/>
+    <w:nsid w:val="A990"/>
     <w:multiLevelType w:val="multilevel"/>
     <w:lvl w:ilvl="0">
       <w:numFmt w:val="bullet"/>
       <w:lvlText w:val=" "/>
       <w:lvlJc w:val="left"/>
       <w:pPr>
-        <w:ind w:left="720" w:hanging="360"/>
+        <w:ind w:left="720" w:hanging="480"/>
       </w:pPr>
     </w:lvl>
     <w:lvl w:ilvl="1">
@@ -5550,7 +5591,7 @@
       <w:lvlText w:val=" "/>
       <w:lvlJc w:val="left"/>
       <w:pPr>
-        <w:ind w:left="1440" w:hanging="360"/>
+        <w:ind w:left="1440" w:hanging="480"/>
       </w:pPr>
     </w:lvl>
     <w:lvl w:ilvl="2">
@@ -5558,7 +5599,7 @@
       <w:lvlText w:val=" "/>
       <w:lvlJc w:val="left"/>
       <w:pPr>
-        <w:ind w:left="2160" w:hanging="360"/>
+        <w:ind w:left="2160" w:hanging="480"/>
       </w:pPr>
     </w:lvl>
     <w:lvl w:ilvl="3">
@@ -5566,7 +5607,7 @@
       <w:lvlText w:val=" "/>
       <w:lvlJc w:val="left"/>
       <w:pPr>
-        <w:ind w:left="2880" w:hanging="360"/>
+        <w:ind w:left="2880" w:hanging="480"/>
       </w:pPr>
     </w:lvl>
     <w:lvl w:ilvl="4">
@@ -5574,7 +5615,7 @@
       <w:lvlText w:val=" "/>
       <w:lvlJc w:val="left"/>
       <w:pPr>
-        <w:ind w:left="3600" w:hanging="360"/>
+        <w:ind w:left="3600" w:hanging="480"/>
       </w:pPr>
     </w:lvl>
     <w:lvl w:ilvl="5">
@@ -5582,7 +5623,7 @@
       <w:lvlText w:val=" "/>
       <w:lvlJc w:val="left"/>
       <w:pPr>
-        <w:ind w:left="4320" w:hanging="360"/>
+        <w:ind w:left="4320" w:hanging="480"/>
       </w:pPr>
     </w:lvl>
     <w:lvl w:ilvl="6">
@@ -5590,7 +5631,7 @@
       <w:lvlText w:val=" "/>
       <w:lvlJc w:val="left"/>
       <w:pPr>
-        <w:ind w:left="5040" w:hanging="360"/>
+        <w:ind w:left="5040" w:hanging="480"/>
       </w:pPr>
     </w:lvl>
     <w:lvl w:ilvl="7">
@@ -5598,7 +5639,7 @@
       <w:lvlText w:val=" "/>
       <w:lvlJc w:val="left"/>
       <w:pPr>
-        <w:ind w:left="5760" w:hanging="360"/>
+        <w:ind w:left="5760" w:hanging="480"/>
       </w:pPr>
     </w:lvl>
     <w:lvl w:ilvl="8">
@@ -5606,111 +5647,84 @@
       <w:lvlText w:val=" "/>
       <w:lvlJc w:val="left"/>
       <w:pPr>
-        <w:ind w:left="6480" w:hanging="360"/>
+        <w:ind w:left="6480" w:hanging="480"/>
       </w:pPr>
     </w:lvl>
   </w:abstractNum>
   <w:abstractNum w:abstractNumId="991">
-    <w:nsid w:val="0000A991"/>
+    <w:nsid w:val="A991"/>
     <w:multiLevelType w:val="multilevel"/>
     <w:lvl w:ilvl="0">
       <w:numFmt w:val="bullet"/>
-      <w:lvlText w:val=""/>
+      <w:lvlText w:val="•"/>
       <w:lvlJc w:val="left"/>
       <w:pPr>
-        <w:ind w:left="720" w:hanging="360"/>
-      </w:pPr>
-      <w:rPr>
-        <w:rFonts w:ascii="Symbol" w:hAnsi="Symbol" w:cs="Symbol" w:hint="default"/>
-      </w:rPr>
+        <w:ind w:left="720" w:hanging="480"/>
+      </w:pPr>
     </w:lvl>
     <w:lvl w:ilvl="1">
       <w:numFmt w:val="bullet"/>
-      <w:lvlText w:val="o"/>
+      <w:lvlText w:val="–"/>
       <w:lvlJc w:val="left"/>
       <w:pPr>
-        <w:ind w:left="1440" w:hanging="360"/>
-      </w:pPr>
-      <w:rPr>
-        <w:rFonts w:ascii="Courier New" w:hAnsi="Courier New" w:cs="Courier New" w:hint="default"/>
-      </w:rPr>
+        <w:ind w:left="1440" w:hanging="480"/>
+      </w:pPr>
     </w:lvl>
     <w:lvl w:ilvl="2">
       <w:numFmt w:val="bullet"/>
-      <w:lvlText w:val=""/>
+      <w:lvlText w:val="•"/>
       <w:lvlJc w:val="left"/>
       <w:pPr>
-        <w:ind w:left="2160" w:hanging="360"/>
-      </w:pPr>
-      <w:rPr>
-        <w:rFonts w:ascii="Wingdings" w:hAnsi="Wingdings" w:cs="Wingdings" w:hint="default"/>
-      </w:rPr>
+        <w:ind w:left="2160" w:hanging="480"/>
+      </w:pPr>
     </w:lvl>
     <w:lvl w:ilvl="3">
       <w:numFmt w:val="bullet"/>
-      <w:lvlText w:val=""/>
+      <w:lvlText w:val="–"/>
       <w:lvlJc w:val="left"/>
       <w:pPr>
-        <w:ind w:left="2880" w:hanging="360"/>
-      </w:pPr>
-      <w:rPr>
-        <w:rFonts w:ascii="Symbol" w:hAnsi="Symbol" w:cs="Symbol" w:hint="default"/>
-      </w:rPr>
+        <w:ind w:left="2880" w:hanging="480"/>
+      </w:pPr>
     </w:lvl>
     <w:lvl w:ilvl="4">
       <w:numFmt w:val="bullet"/>
-      <w:lvlText w:val="o"/>
+      <w:lvlText w:val="•"/>
       <w:lvlJc w:val="left"/>
       <w:pPr>
-        <w:ind w:left="3600" w:hanging="360"/>
-      </w:pPr>
-      <w:rPr>
-        <w:rFonts w:ascii="Courier New" w:hAnsi="Courier New" w:cs="Courier New" w:hint="default"/>
-      </w:rPr>
+        <w:ind w:left="3600" w:hanging="480"/>
+      </w:pPr>
     </w:lvl>
     <w:lvl w:ilvl="5">
       <w:numFmt w:val="bullet"/>
-      <w:lvlText w:val=""/>
+      <w:lvlText w:val="–"/>
       <w:lvlJc w:val="left"/>
       <w:pPr>
-        <w:ind w:left="4320" w:hanging="360"/>
-      </w:pPr>
-      <w:rPr>
-        <w:rFonts w:ascii="Wingdings" w:hAnsi="Wingdings" w:cs="Wingdings" w:hint="default"/>
-      </w:rPr>
+        <w:ind w:left="4320" w:hanging="480"/>
+      </w:pPr>
     </w:lvl>
     <w:lvl w:ilvl="6">
       <w:numFmt w:val="bullet"/>
-      <w:lvlText w:val=""/>
+      <w:lvlText w:val="•"/>
       <w:lvlJc w:val="left"/>
       <w:pPr>
-        <w:ind w:left="5040" w:hanging="360"/>
-      </w:pPr>
-      <w:rPr>
-        <w:rFonts w:ascii="Symbol" w:hAnsi="Symbol" w:cs="Symbol" w:hint="default"/>
-      </w:rPr>
+        <w:ind w:left="5040" w:hanging="480"/>
+      </w:pPr>
     </w:lvl>
     <w:lvl w:ilvl="7">
       <w:numFmt w:val="bullet"/>
-      <w:lvlText w:val="o"/>
+      <w:lvlText w:val="–"/>
       <w:lvlJc w:val="left"/>
       <w:pPr>
-        <w:ind w:left="5760" w:hanging="360"/>
-      </w:pPr>
-      <w:rPr>
-        <w:rFonts w:ascii="Courier New" w:hAnsi="Courier New" w:cs="Courier New" w:hint="default"/>
-      </w:rPr>
+        <w:ind w:left="5760" w:hanging="480"/>
+      </w:pPr>
     </w:lvl>
     <w:lvl w:ilvl="8">
       <w:numFmt w:val="bullet"/>
-      <w:lvlText w:val=""/>
+      <w:lvlText w:val="•"/>
       <w:lvlJc w:val="left"/>
       <w:pPr>
-        <w:ind w:left="6480" w:hanging="360"/>
-      </w:pPr>
-      <w:rPr>
-        <w:rFonts w:ascii="Wingdings" w:hAnsi="Wingdings" w:cs="Wingdings" w:hint="default"/>
-      </w:rPr>
+        <w:ind w:left="6480" w:hanging="480"/>
+      </w:pPr>
     </w:lvl>
   </w:abstractNum>
   <w:num w:numId="1000">
@@ -6446,8 +6460,8 @@
     <w:name w:val="KeywordTok"/>
     <w:basedOn w:val="VerbatimChar"/>
     <w:rPr>
+      <w:color w:val="007020"/>
       <w:b/>
-      <w:color w:val="007020"/>
     </w:rPr>
   </w:style>
   <w:style w:type="character" w:customStyle="1" w:styleId="DataTypeTok">
@@ -6524,42 +6538,42 @@
     <w:name w:val="ImportTok"/>
     <w:basedOn w:val="VerbatimChar"/>
     <w:rPr>
+      <w:color w:val="008000"/>
       <w:b/>
-      <w:color w:val="008000"/>
     </w:rPr>
   </w:style>
   <w:style w:type="character" w:customStyle="1" w:styleId="CommentTok">
     <w:name w:val="CommentTok"/>
     <w:basedOn w:val="VerbatimChar"/>
     <w:rPr>
+      <w:color w:val="60a0b0"/>
       <w:i/>
-      <w:color w:val="60a0b0"/>
     </w:rPr>
   </w:style>
   <w:style w:type="character" w:customStyle="1" w:styleId="DocumentationTok">
     <w:name w:val="DocumentationTok"/>
     <w:basedOn w:val="VerbatimChar"/>
     <w:rPr>
+      <w:color w:val="ba2121"/>
       <w:i/>
-      <w:color w:val="ba2121"/>
     </w:rPr>
   </w:style>
   <w:style w:type="character" w:customStyle="1" w:styleId="AnnotationTok">
     <w:name w:val="AnnotationTok"/>
     <w:basedOn w:val="VerbatimChar"/>
     <w:rPr>
+      <w:color w:val="60a0b0"/>
       <w:b/>
       <w:i/>
-      <w:color w:val="60a0b0"/>
     </w:rPr>
   </w:style>
   <w:style w:type="character" w:customStyle="1" w:styleId="CommentVarTok">
     <w:name w:val="CommentVarTok"/>
     <w:basedOn w:val="VerbatimChar"/>
     <w:rPr>
+      <w:color w:val="60a0b0"/>
       <w:b/>
       <w:i/>
-      <w:color w:val="60a0b0"/>
     </w:rPr>
   </w:style>
   <w:style w:type="character" w:customStyle="1" w:styleId="OtherTok">
@@ -6587,8 +6601,8 @@
     <w:name w:val="ControlFlowTok"/>
     <w:basedOn w:val="VerbatimChar"/>
     <w:rPr>
+      <w:color w:val="007020"/>
       <w:b/>
-      <w:color w:val="007020"/>
     </w:rPr>
   </w:style>
   <w:style w:type="character" w:customStyle="1" w:styleId="OperatorTok">
@@ -6633,34 +6647,34 @@
     <w:name w:val="InformationTok"/>
     <w:basedOn w:val="VerbatimChar"/>
     <w:rPr>
+      <w:color w:val="60a0b0"/>
       <w:b/>
       <w:i/>
-      <w:color w:val="60a0b0"/>
     </w:rPr>
   </w:style>
   <w:style w:type="character" w:customStyle="1" w:styleId="WarningTok">
     <w:name w:val="WarningTok"/>
     <w:basedOn w:val="VerbatimChar"/>
     <w:rPr>
+      <w:color w:val="60a0b0"/>
       <w:b/>
       <w:i/>
-      <w:color w:val="60a0b0"/>
     </w:rPr>
   </w:style>
   <w:style w:type="character" w:customStyle="1" w:styleId="AlertTok">
     <w:name w:val="AlertTok"/>
     <w:basedOn w:val="VerbatimChar"/>
     <w:rPr>
+      <w:color w:val="ff0000"/>
       <w:b/>
-      <w:color w:val="ff0000"/>
     </w:rPr>
   </w:style>
   <w:style w:type="character" w:customStyle="1" w:styleId="ErrorTok">
     <w:name w:val="ErrorTok"/>
     <w:basedOn w:val="VerbatimChar"/>
     <w:rPr>
+      <w:color w:val="ff0000"/>
       <w:b/>
-      <w:color w:val="ff0000"/>
     </w:rPr>
   </w:style>
   <w:style w:type="character" w:customStyle="1" w:styleId="NormalTok">

--- a/packages/docs/static/decision-guides/data-migration.docx
+++ b/packages/docs/static/decision-guides/data-migration.docx
@@ -11,18 +11,18 @@
           <wp:inline>
             <wp:extent cx="5943600" cy="1289649"/>
             <wp:effectExtent b="0" l="0" r="0" t="0"/>
-            <wp:docPr descr="Medplum" title="" id="21" name="Picture"/>
+            <wp:docPr descr="Medplum" title="" id="10" name="Picture"/>
             <a:graphic>
               <a:graphicData uri="http://schemas.openxmlformats.org/drawingml/2006/picture">
                 <pic:pic>
                   <pic:nvPicPr>
-                    <pic:cNvPr descr="medplum-wordmark-grape.png" id="22" name="Picture"/>
+                    <pic:cNvPr descr="medplum-wordmark-grape.png" id="11" name="Picture"/>
                     <pic:cNvPicPr>
                       <a:picLocks noChangeArrowheads="1" noChangeAspect="1"/>
                     </pic:cNvPicPr>
                   </pic:nvPicPr>
                   <pic:blipFill>
-                    <a:blip r:embed="rId20"/>
+                    <a:blip r:embed="rId9"/>
                     <a:stretch>
                       <a:fillRect/>
                     </a:stretch>
@@ -49,7 +49,7 @@
         </w:drawing>
       </w:r>
     </w:p>
-    <w:bookmarkStart w:id="65" w:name="data-migration-decision-guide"/>
+    <w:bookmarkStart w:id="54" w:name="data-migration-decision-guide"/>
     <w:p>
       <w:pPr>
         <w:pStyle w:val="Heading1"/>
@@ -72,707 +72,41 @@
       </w:pPr>
       <w:r>
         <w:rPr>
+          <w:i/>
           <w:iCs/>
-          <w:i/>
         </w:rPr>
         <w:t xml:space="preserve">Companion to the</w:t>
       </w:r>
       <w:r>
         <w:rPr>
+          <w:i/>
           <w:iCs/>
-          <w:i/>
         </w:rPr>
         <w:t xml:space="preserve"> </w:t>
       </w:r>
-      <w:hyperlink r:id="rId23">
+      <w:hyperlink r:id="rId12">
         <w:r>
           <w:rPr>
             <w:rStyle w:val="Hyperlink"/>
+            <w:i/>
             <w:iCs/>
-            <w:i/>
           </w:rPr>
           <w:t xml:space="preserve">Migrating to Medplum</w:t>
         </w:r>
       </w:hyperlink>
       <w:r>
         <w:rPr>
+          <w:i/>
           <w:iCs/>
-          <w:i/>
         </w:rPr>
         <w:t xml:space="preserve"> </w:t>
       </w:r>
       <w:r>
         <w:rPr>
+          <w:i/>
           <w:iCs/>
-          <w:i/>
         </w:rPr>
         <w:t xml:space="preserve">docs.</w:t>
-      </w:r>
-    </w:p>
-    <w:bookmarkStart w:id="30" w:name="section-1-migration-context-participants"/>
-    <w:p>
-      <w:pPr>
-        <w:pStyle w:val="Heading2"/>
-      </w:pPr>
-      <w:r>
-        <w:t xml:space="preserve">Section 1: Migration Context &amp; Participants</w:t>
-      </w:r>
-    </w:p>
-    <w:p>
-      <w:pPr>
-        <w:pStyle w:val="FirstParagraph"/>
-      </w:pPr>
-      <w:r>
-        <w:t xml:space="preserve">These questions establish what is moving, why it is moving, and who owns each decision before implementation begins.</w:t>
-      </w:r>
-    </w:p>
-    <w:bookmarkStart w:id="24" w:name="what-outcome-defines-success"/>
-    <w:p>
-      <w:pPr>
-        <w:pStyle w:val="Heading3"/>
-      </w:pPr>
-      <w:r>
-        <w:t xml:space="preserve">1.1 What outcome defines success?</w:t>
-      </w:r>
-    </w:p>
-    <w:p>
-      <w:pPr>
-        <w:numPr>
-          <w:ilvl w:val="0"/>
-          <w:numId w:val="1001"/>
-        </w:numPr>
-        <w:pStyle w:val="Compact"/>
-      </w:pPr>
-      <w:r>
-        <w:t xml:space="preserve">Replace a legacy clinical or operational system</w:t>
-      </w:r>
-    </w:p>
-    <w:p>
-      <w:pPr>
-        <w:numPr>
-          <w:ilvl w:val="0"/>
-          <w:numId w:val="1001"/>
-        </w:numPr>
-        <w:pStyle w:val="Compact"/>
-      </w:pPr>
-      <w:r>
-        <w:t xml:space="preserve">Consolidate several systems into one Medplum project</w:t>
-      </w:r>
-    </w:p>
-    <w:p>
-      <w:pPr>
-        <w:numPr>
-          <w:ilvl w:val="0"/>
-          <w:numId w:val="1001"/>
-        </w:numPr>
-        <w:pStyle w:val="Compact"/>
-      </w:pPr>
-      <w:r>
-        <w:t xml:space="preserve">Backfill history while the source remains active</w:t>
-      </w:r>
-    </w:p>
-    <w:p>
-      <w:pPr>
-        <w:numPr>
-          <w:ilvl w:val="0"/>
-          <w:numId w:val="1001"/>
-        </w:numPr>
-        <w:pStyle w:val="Compact"/>
-      </w:pPr>
-      <w:r>
-        <w:t xml:space="preserve">Seed selected data for a new workflow</w:t>
-      </w:r>
-    </w:p>
-    <w:p>
-      <w:pPr>
-        <w:numPr>
-          <w:ilvl w:val="0"/>
-          <w:numId w:val="1001"/>
-        </w:numPr>
-        <w:pStyle w:val="Compact"/>
-      </w:pPr>
-      <w:r>
-        <w:t xml:space="preserve">Preserve a read-only archive</w:t>
-      </w:r>
-    </w:p>
-    <w:p>
-      <w:pPr>
-        <w:numPr>
-          <w:ilvl w:val="0"/>
-          <w:numId w:val="1001"/>
-        </w:numPr>
-        <w:pStyle w:val="Compact"/>
-      </w:pPr>
-      <w:r>
-        <w:t xml:space="preserve">Build a repeatable onboarding pipeline for future sources</w:t>
-      </w:r>
-    </w:p>
-    <w:p>
-      <w:pPr>
-        <w:pStyle w:val="FirstParagraph"/>
-      </w:pPr>
-      <w:r>
-        <w:rPr>
-          <w:iCs/>
-          <w:i/>
-        </w:rPr>
-        <w:t xml:space="preserve">Why: determines whether this is a finite conversion, ongoing synchronization, or a reusable product capability.</w:t>
-      </w:r>
-    </w:p>
-    <w:bookmarkEnd w:id="24"/>
-    <w:bookmarkStart w:id="25" w:name="X40e5f88a222cca059cb423a55c3af44a6a75173"/>
-    <w:p>
-      <w:pPr>
-        <w:pStyle w:val="Heading3"/>
-      </w:pPr>
-      <w:r>
-        <w:t xml:space="preserve">1.2 Which sources and interfaces are in scope?</w:t>
-      </w:r>
-    </w:p>
-    <w:p>
-      <w:pPr>
-        <w:pStyle w:val="FirstParagraph"/>
-      </w:pPr>
-      <w:r>
-        <w:t xml:space="preserve">For each source, identify:</w:t>
-      </w:r>
-    </w:p>
-    <w:p>
-      <w:pPr>
-        <w:numPr>
-          <w:ilvl w:val="0"/>
-          <w:numId w:val="1002"/>
-        </w:numPr>
-        <w:pStyle w:val="Compact"/>
-      </w:pPr>
-      <w:r>
-        <w:t xml:space="preserve">Business and technical owners</w:t>
-      </w:r>
-    </w:p>
-    <w:p>
-      <w:pPr>
-        <w:numPr>
-          <w:ilvl w:val="0"/>
-          <w:numId w:val="1002"/>
-        </w:numPr>
-        <w:pStyle w:val="Compact"/>
-      </w:pPr>
-      <w:r>
-        <w:t xml:space="preserve">Extraction method and available formats</w:t>
-      </w:r>
-    </w:p>
-    <w:p>
-      <w:pPr>
-        <w:numPr>
-          <w:ilvl w:val="0"/>
-          <w:numId w:val="1002"/>
-        </w:numPr>
-        <w:pStyle w:val="Compact"/>
-      </w:pPr>
-      <w:r>
-        <w:t xml:space="preserve">Data volume and rate of change</w:t>
-      </w:r>
-    </w:p>
-    <w:p>
-      <w:pPr>
-        <w:numPr>
-          <w:ilvl w:val="0"/>
-          <w:numId w:val="1002"/>
-        </w:numPr>
-        <w:pStyle w:val="Compact"/>
-      </w:pPr>
-      <w:r>
-        <w:t xml:space="preserve">Stable identifiers</w:t>
-      </w:r>
-    </w:p>
-    <w:p>
-      <w:pPr>
-        <w:numPr>
-          <w:ilvl w:val="0"/>
-          <w:numId w:val="1002"/>
-        </w:numPr>
-        <w:pStyle w:val="Compact"/>
-      </w:pPr>
-      <w:r>
-        <w:t xml:space="preserve">Time zone, locale, and encoding conventions</w:t>
-      </w:r>
-    </w:p>
-    <w:p>
-      <w:pPr>
-        <w:numPr>
-          <w:ilvl w:val="0"/>
-          <w:numId w:val="1002"/>
-        </w:numPr>
-        <w:pStyle w:val="Compact"/>
-      </w:pPr>
-      <w:r>
-        <w:t xml:space="preserve">Known quality issues and source variants</w:t>
-      </w:r>
-    </w:p>
-    <w:p>
-      <w:pPr>
-        <w:numPr>
-          <w:ilvl w:val="0"/>
-          <w:numId w:val="1002"/>
-        </w:numPr>
-        <w:pStyle w:val="Compact"/>
-      </w:pPr>
-      <w:r>
-        <w:t xml:space="preserve">Deletion, merge, and correction history</w:t>
-      </w:r>
-    </w:p>
-    <w:p>
-      <w:pPr>
-        <w:numPr>
-          <w:ilvl w:val="0"/>
-          <w:numId w:val="1002"/>
-        </w:numPr>
-        <w:pStyle w:val="Compact"/>
-      </w:pPr>
-      <w:r>
-        <w:t xml:space="preserve">Whether the source remains active after cutover</w:t>
-      </w:r>
-    </w:p>
-    <w:p>
-      <w:pPr>
-        <w:pStyle w:val="FirstParagraph"/>
-      </w:pPr>
-      <w:r>
-        <w:rPr>
-          <w:iCs/>
-          <w:i/>
-        </w:rPr>
-        <w:t xml:space="preserve">Why: a database snapshot, FHIR endpoint, HL7 feed, document archive, and DICOM repository need different extraction and reconciliation plans.</w:t>
-      </w:r>
-    </w:p>
-    <w:bookmarkEnd w:id="25"/>
-    <w:bookmarkStart w:id="26" w:name="X0e380b173cd414b188e42953b67fa377bd3798a"/>
-    <w:p>
-      <w:pPr>
-        <w:pStyle w:val="Heading3"/>
-      </w:pPr>
-      <w:r>
-        <w:t xml:space="preserve">1.3 What data and history are required at go-live?</w:t>
-      </w:r>
-    </w:p>
-    <w:p>
-      <w:pPr>
-        <w:pStyle w:val="FirstParagraph"/>
-      </w:pPr>
-      <w:r>
-        <w:t xml:space="preserve">Consider:</w:t>
-      </w:r>
-    </w:p>
-    <w:p>
-      <w:pPr>
-        <w:numPr>
-          <w:ilvl w:val="0"/>
-          <w:numId w:val="1003"/>
-        </w:numPr>
-        <w:pStyle w:val="Compact"/>
-      </w:pPr>
-      <w:r>
-        <w:t xml:space="preserve">People, organizations, locations, and coverage</w:t>
-      </w:r>
-    </w:p>
-    <w:p>
-      <w:pPr>
-        <w:numPr>
-          <w:ilvl w:val="0"/>
-          <w:numId w:val="1003"/>
-        </w:numPr>
-        <w:pStyle w:val="Compact"/>
-      </w:pPr>
-      <w:r>
-        <w:t xml:space="preserve">Encounters, appointments, current clinical state, and clinical history</w:t>
-      </w:r>
-    </w:p>
-    <w:p>
-      <w:pPr>
-        <w:numPr>
-          <w:ilvl w:val="0"/>
-          <w:numId w:val="1003"/>
-        </w:numPr>
-        <w:pStyle w:val="Compact"/>
-      </w:pPr>
-      <w:r>
-        <w:t xml:space="preserve">Forms, communications, tasks, consents, and other workflow state</w:t>
-      </w:r>
-    </w:p>
-    <w:p>
-      <w:pPr>
-        <w:numPr>
-          <w:ilvl w:val="0"/>
-          <w:numId w:val="1003"/>
-        </w:numPr>
-        <w:pStyle w:val="Compact"/>
-      </w:pPr>
-      <w:r>
-        <w:t xml:space="preserve">Documents, files, and imaging</w:t>
-      </w:r>
-    </w:p>
-    <w:p>
-      <w:pPr>
-        <w:numPr>
-          <w:ilvl w:val="0"/>
-          <w:numId w:val="1003"/>
-        </w:numPr>
-        <w:pStyle w:val="Compact"/>
-      </w:pPr>
-      <w:r>
-        <w:t xml:space="preserve">Billing, terminology, profiles, and configuration</w:t>
-      </w:r>
-    </w:p>
-    <w:p>
-      <w:pPr>
-        <w:pStyle w:val="FirstParagraph"/>
-      </w:pPr>
-      <w:r>
-        <w:t xml:space="preserve">For each domain, choose full history, current records only, a date range, summary data with legacy archive access, or metadata with files retained elsewhere.</w:t>
-      </w:r>
-    </w:p>
-    <w:p>
-      <w:pPr>
-        <w:pStyle w:val="BodyText"/>
-      </w:pPr>
-      <w:r>
-        <w:rPr>
-          <w:iCs/>
-          <w:i/>
-        </w:rPr>
-        <w:t xml:space="preserve">Why:</w:t>
-      </w:r>
-      <w:r>
-        <w:rPr>
-          <w:iCs/>
-          <w:i/>
-        </w:rPr>
-        <w:t xml:space="preserve"> </w:t>
-      </w:r>
-      <w:r>
-        <w:rPr>
-          <w:iCs/>
-          <w:i/>
-        </w:rPr>
-        <w:t xml:space="preserve">“</w:t>
-      </w:r>
-      <w:r>
-        <w:rPr>
-          <w:iCs/>
-          <w:i/>
-        </w:rPr>
-        <w:t xml:space="preserve">all data</w:t>
-      </w:r>
-      <w:r>
-        <w:rPr>
-          <w:iCs/>
-          <w:i/>
-        </w:rPr>
-        <w:t xml:space="preserve">”</w:t>
-      </w:r>
-      <w:r>
-        <w:rPr>
-          <w:iCs/>
-          <w:i/>
-        </w:rPr>
-        <w:t xml:space="preserve"> </w:t>
-      </w:r>
-      <w:r>
-        <w:rPr>
-          <w:iCs/>
-          <w:i/>
-        </w:rPr>
-        <w:t xml:space="preserve">is not an actionable scope. Each domain needs an explicit boundary, owner, target, and acceptance criteria.</w:t>
-      </w:r>
-    </w:p>
-    <w:bookmarkEnd w:id="26"/>
-    <w:bookmarkStart w:id="27" w:name="X2a84cb7cfa394d0f4f29334b003434a0ad946b4"/>
-    <w:p>
-      <w:pPr>
-        <w:pStyle w:val="Heading3"/>
-      </w:pPr>
-      <w:r>
-        <w:t xml:space="preserve">1.4 Where is each domain authoritative during and after migration?</w:t>
-      </w:r>
-    </w:p>
-    <w:p>
-      <w:pPr>
-        <w:numPr>
-          <w:ilvl w:val="0"/>
-          <w:numId w:val="1004"/>
-        </w:numPr>
-        <w:pStyle w:val="Compact"/>
-      </w:pPr>
-      <w:r>
-        <w:t xml:space="preserve">Source remains authoritative</w:t>
-      </w:r>
-    </w:p>
-    <w:p>
-      <w:pPr>
-        <w:numPr>
-          <w:ilvl w:val="0"/>
-          <w:numId w:val="1004"/>
-        </w:numPr>
-        <w:pStyle w:val="Compact"/>
-      </w:pPr>
-      <w:r>
-        <w:t xml:space="preserve">Medplum becomes authoritative at cutover</w:t>
-      </w:r>
-    </w:p>
-    <w:p>
-      <w:pPr>
-        <w:numPr>
-          <w:ilvl w:val="0"/>
-          <w:numId w:val="1004"/>
-        </w:numPr>
-        <w:pStyle w:val="Compact"/>
-      </w:pPr>
-      <w:r>
-        <w:t xml:space="preserve">Authority changes in phases</w:t>
-      </w:r>
-    </w:p>
-    <w:p>
-      <w:pPr>
-        <w:numPr>
-          <w:ilvl w:val="0"/>
-          <w:numId w:val="1004"/>
-        </w:numPr>
-        <w:pStyle w:val="Compact"/>
-      </w:pPr>
-      <w:r>
-        <w:t xml:space="preserve">An external system remains authoritative for a domain</w:t>
-      </w:r>
-    </w:p>
-    <w:p>
-      <w:pPr>
-        <w:numPr>
-          <w:ilvl w:val="0"/>
-          <w:numId w:val="1004"/>
-        </w:numPr>
-        <w:pStyle w:val="Compact"/>
-      </w:pPr>
-      <w:r>
-        <w:t xml:space="preserve">Both systems coexist under an explicit conflict policy</w:t>
-      </w:r>
-    </w:p>
-    <w:p>
-      <w:pPr>
-        <w:pStyle w:val="FirstParagraph"/>
-      </w:pPr>
-      <w:r>
-        <w:rPr>
-          <w:iCs/>
-          <w:i/>
-        </w:rPr>
-        <w:t xml:space="preserve">Why: coexistence without one write authority per domain creates conflicts and makes reconciliation inconclusive.</w:t>
-      </w:r>
-    </w:p>
-    <w:bookmarkEnd w:id="27"/>
-    <w:bookmarkStart w:id="28" w:name="who-approves-the-migration"/>
-    <w:p>
-      <w:pPr>
-        <w:pStyle w:val="Heading3"/>
-      </w:pPr>
-      <w:r>
-        <w:t xml:space="preserve">1.5 Who approves the migration?</w:t>
-      </w:r>
-    </w:p>
-    <w:p>
-      <w:pPr>
-        <w:pStyle w:val="FirstParagraph"/>
-      </w:pPr>
-      <w:r>
-        <w:t xml:space="preserve">Assign accountable owners for:</w:t>
-      </w:r>
-    </w:p>
-    <w:p>
-      <w:pPr>
-        <w:numPr>
-          <w:ilvl w:val="0"/>
-          <w:numId w:val="1005"/>
-        </w:numPr>
-        <w:pStyle w:val="Compact"/>
-      </w:pPr>
-      <w:r>
-        <w:t xml:space="preserve">Source meaning and extraction</w:t>
-      </w:r>
-    </w:p>
-    <w:p>
-      <w:pPr>
-        <w:numPr>
-          <w:ilvl w:val="0"/>
-          <w:numId w:val="1005"/>
-        </w:numPr>
-        <w:pStyle w:val="Compact"/>
-      </w:pPr>
-      <w:r>
-        <w:t xml:space="preserve">Patient identity</w:t>
-      </w:r>
-    </w:p>
-    <w:p>
-      <w:pPr>
-        <w:numPr>
-          <w:ilvl w:val="0"/>
-          <w:numId w:val="1005"/>
-        </w:numPr>
-        <w:pStyle w:val="Compact"/>
-      </w:pPr>
-      <w:r>
-        <w:t xml:space="preserve">FHIR mapping and profiles</w:t>
-      </w:r>
-    </w:p>
-    <w:p>
-      <w:pPr>
-        <w:numPr>
-          <w:ilvl w:val="0"/>
-          <w:numId w:val="1005"/>
-        </w:numPr>
-        <w:pStyle w:val="Compact"/>
-      </w:pPr>
-      <w:r>
-        <w:t xml:space="preserve">Terminology and clinical interpretation</w:t>
-      </w:r>
-    </w:p>
-    <w:p>
-      <w:pPr>
-        <w:numPr>
-          <w:ilvl w:val="0"/>
-          <w:numId w:val="1005"/>
-        </w:numPr>
-        <w:pStyle w:val="Compact"/>
-      </w:pPr>
-      <w:r>
-        <w:t xml:space="preserve">Security and compliance</w:t>
-      </w:r>
-    </w:p>
-    <w:p>
-      <w:pPr>
-        <w:numPr>
-          <w:ilvl w:val="0"/>
-          <w:numId w:val="1005"/>
-        </w:numPr>
-        <w:pStyle w:val="Compact"/>
-      </w:pPr>
-      <w:r>
-        <w:t xml:space="preserve">Pipeline operations and reconciliation</w:t>
-      </w:r>
-    </w:p>
-    <w:p>
-      <w:pPr>
-        <w:numPr>
-          <w:ilvl w:val="0"/>
-          <w:numId w:val="1005"/>
-        </w:numPr>
-        <w:pStyle w:val="Compact"/>
-      </w:pPr>
-      <w:r>
-        <w:t xml:space="preserve">Go-live and rollback</w:t>
-      </w:r>
-    </w:p>
-    <w:p>
-      <w:pPr>
-        <w:pStyle w:val="FirstParagraph"/>
-      </w:pPr>
-      <w:r>
-        <w:rPr>
-          <w:iCs/>
-          <w:i/>
-        </w:rPr>
-        <w:t xml:space="preserve">Why: many migration decisions require clinical, operational, and compliance judgment rather than engineering judgment.</w:t>
-      </w:r>
-    </w:p>
-    <w:bookmarkEnd w:id="28"/>
-    <w:bookmarkStart w:id="29" w:name="Xf745f99ff0aebfb797d4dcf1b4a2348b1acaed2"/>
-    <w:p>
-      <w:pPr>
-        <w:pStyle w:val="Heading3"/>
-      </w:pPr>
-      <w:r>
-        <w:t xml:space="preserve">1.6 What operational change accompanies the migration?</w:t>
-      </w:r>
-    </w:p>
-    <w:p>
-      <w:pPr>
-        <w:numPr>
-          <w:ilvl w:val="0"/>
-          <w:numId w:val="1006"/>
-        </w:numPr>
-        <w:pStyle w:val="Compact"/>
-      </w:pPr>
-      <w:r>
-        <w:t xml:space="preserve">Which user workflows, reports, and integrations change at cutover?</w:t>
-      </w:r>
-    </w:p>
-    <w:p>
-      <w:pPr>
-        <w:numPr>
-          <w:ilvl w:val="0"/>
-          <w:numId w:val="1006"/>
-        </w:numPr>
-        <w:pStyle w:val="Compact"/>
-      </w:pPr>
-      <w:r>
-        <w:t xml:space="preserve">How much planned downtime can each workflow tolerate?</w:t>
-      </w:r>
-    </w:p>
-    <w:p>
-      <w:pPr>
-        <w:numPr>
-          <w:ilvl w:val="0"/>
-          <w:numId w:val="1006"/>
-        </w:numPr>
-        <w:pStyle w:val="Compact"/>
-      </w:pPr>
-      <w:r>
-        <w:t xml:space="preserve">Which users need training, and who owns readiness?</w:t>
-      </w:r>
-    </w:p>
-    <w:p>
-      <w:pPr>
-        <w:numPr>
-          <w:ilvl w:val="0"/>
-          <w:numId w:val="1006"/>
-        </w:numPr>
-        <w:pStyle w:val="Compact"/>
-      </w:pPr>
-      <w:r>
-        <w:t xml:space="preserve">Who communicates the freeze, cutover, rollback, and return-to-service status?</w:t>
-      </w:r>
-    </w:p>
-    <w:p>
-      <w:pPr>
-        <w:numPr>
-          <w:ilvl w:val="0"/>
-          <w:numId w:val="1006"/>
-        </w:numPr>
-        <w:pStyle w:val="Compact"/>
-      </w:pPr>
-      <w:r>
-        <w:t xml:space="preserve">What support coverage and post-go-live support period are required?</w:t>
-      </w:r>
-    </w:p>
-    <w:p>
-      <w:pPr>
-        <w:numPr>
-          <w:ilvl w:val="0"/>
-          <w:numId w:val="1006"/>
-        </w:numPr>
-        <w:pStyle w:val="Compact"/>
-      </w:pPr>
-      <w:r>
-        <w:t xml:space="preserve">How are user-reported data discrepancies triaged after cutover?</w:t>
-      </w:r>
-    </w:p>
-    <w:p>
-      <w:pPr>
-        <w:pStyle w:val="FirstParagraph"/>
-      </w:pPr>
-      <w:r>
-        <w:rPr>
-          <w:iCs/>
-          <w:i/>
-        </w:rPr>
-        <w:t xml:space="preserve">Why: technically correct data is not a successful migration if users cannot safely perform their work after go-live.</w:t>
       </w:r>
     </w:p>
     <w:p>
@@ -782,9 +116,668 @@
         </w:pict>
       </w:r>
     </w:p>
-    <w:bookmarkEnd w:id="29"/>
-    <w:bookmarkEnd w:id="30"/>
-    <w:bookmarkStart w:id="31" w:name="section-2-approach-defining-factors"/>
+    <w:bookmarkStart w:id="19" w:name="section-1-migration-context-participants"/>
+    <w:p>
+      <w:pPr>
+        <w:pStyle w:val="Heading2"/>
+      </w:pPr>
+      <w:r>
+        <w:t xml:space="preserve">Section 1: Migration Context &amp; Participants</w:t>
+      </w:r>
+    </w:p>
+    <w:p>
+      <w:pPr>
+        <w:pStyle w:val="FirstParagraph"/>
+      </w:pPr>
+      <w:r>
+        <w:t xml:space="preserve">These questions establish what is moving, why it is moving, and who owns each decision before implementation begins.</w:t>
+      </w:r>
+    </w:p>
+    <w:bookmarkStart w:id="13" w:name="what-outcome-defines-success"/>
+    <w:p>
+      <w:pPr>
+        <w:pStyle w:val="Heading3"/>
+      </w:pPr>
+      <w:r>
+        <w:t xml:space="preserve">1.1 What outcome defines success?</w:t>
+      </w:r>
+    </w:p>
+    <w:p>
+      <w:pPr>
+        <w:pStyle w:val="Compact"/>
+        <w:numPr>
+          <w:ilvl w:val="0"/>
+          <w:numId w:val="1001"/>
+        </w:numPr>
+      </w:pPr>
+      <w:r>
+        <w:t xml:space="preserve">Replace a legacy clinical or operational system</w:t>
+      </w:r>
+    </w:p>
+    <w:p>
+      <w:pPr>
+        <w:pStyle w:val="Compact"/>
+        <w:numPr>
+          <w:ilvl w:val="0"/>
+          <w:numId w:val="1001"/>
+        </w:numPr>
+      </w:pPr>
+      <w:r>
+        <w:t xml:space="preserve">Consolidate several systems into one Medplum project</w:t>
+      </w:r>
+    </w:p>
+    <w:p>
+      <w:pPr>
+        <w:pStyle w:val="Compact"/>
+        <w:numPr>
+          <w:ilvl w:val="0"/>
+          <w:numId w:val="1001"/>
+        </w:numPr>
+      </w:pPr>
+      <w:r>
+        <w:t xml:space="preserve">Backfill history while the source remains active</w:t>
+      </w:r>
+    </w:p>
+    <w:p>
+      <w:pPr>
+        <w:pStyle w:val="Compact"/>
+        <w:numPr>
+          <w:ilvl w:val="0"/>
+          <w:numId w:val="1001"/>
+        </w:numPr>
+      </w:pPr>
+      <w:r>
+        <w:t xml:space="preserve">Seed selected data for a new workflow</w:t>
+      </w:r>
+    </w:p>
+    <w:p>
+      <w:pPr>
+        <w:pStyle w:val="Compact"/>
+        <w:numPr>
+          <w:ilvl w:val="0"/>
+          <w:numId w:val="1001"/>
+        </w:numPr>
+      </w:pPr>
+      <w:r>
+        <w:t xml:space="preserve">Preserve a read-only archive</w:t>
+      </w:r>
+    </w:p>
+    <w:p>
+      <w:pPr>
+        <w:pStyle w:val="Compact"/>
+        <w:numPr>
+          <w:ilvl w:val="0"/>
+          <w:numId w:val="1001"/>
+        </w:numPr>
+      </w:pPr>
+      <w:r>
+        <w:t xml:space="preserve">Build a repeatable onboarding pipeline for future sources</w:t>
+      </w:r>
+    </w:p>
+    <w:p>
+      <w:pPr>
+        <w:pStyle w:val="FirstParagraph"/>
+      </w:pPr>
+      <w:r>
+        <w:rPr>
+          <w:i/>
+          <w:iCs/>
+        </w:rPr>
+        <w:t xml:space="preserve">Why: determines whether this is a finite conversion, ongoing synchronization, or a reusable product capability.</w:t>
+      </w:r>
+    </w:p>
+    <w:bookmarkEnd w:id="13"/>
+    <w:bookmarkStart w:id="14" w:name="X40e5f88a222cca059cb423a55c3af44a6a75173"/>
+    <w:p>
+      <w:pPr>
+        <w:pStyle w:val="Heading3"/>
+      </w:pPr>
+      <w:r>
+        <w:t xml:space="preserve">1.2 Which sources and interfaces are in scope?</w:t>
+      </w:r>
+    </w:p>
+    <w:p>
+      <w:pPr>
+        <w:pStyle w:val="FirstParagraph"/>
+      </w:pPr>
+      <w:r>
+        <w:t xml:space="preserve">For each source, identify:</w:t>
+      </w:r>
+    </w:p>
+    <w:p>
+      <w:pPr>
+        <w:pStyle w:val="Compact"/>
+        <w:numPr>
+          <w:ilvl w:val="0"/>
+          <w:numId w:val="1002"/>
+        </w:numPr>
+      </w:pPr>
+      <w:r>
+        <w:t xml:space="preserve">Business and technical owners</w:t>
+      </w:r>
+    </w:p>
+    <w:p>
+      <w:pPr>
+        <w:pStyle w:val="Compact"/>
+        <w:numPr>
+          <w:ilvl w:val="0"/>
+          <w:numId w:val="1002"/>
+        </w:numPr>
+      </w:pPr>
+      <w:r>
+        <w:t xml:space="preserve">Extraction method and available formats</w:t>
+      </w:r>
+    </w:p>
+    <w:p>
+      <w:pPr>
+        <w:pStyle w:val="Compact"/>
+        <w:numPr>
+          <w:ilvl w:val="0"/>
+          <w:numId w:val="1002"/>
+        </w:numPr>
+      </w:pPr>
+      <w:r>
+        <w:t xml:space="preserve">Data volume and rate of change</w:t>
+      </w:r>
+    </w:p>
+    <w:p>
+      <w:pPr>
+        <w:pStyle w:val="Compact"/>
+        <w:numPr>
+          <w:ilvl w:val="0"/>
+          <w:numId w:val="1002"/>
+        </w:numPr>
+      </w:pPr>
+      <w:r>
+        <w:t xml:space="preserve">Stable identifiers</w:t>
+      </w:r>
+    </w:p>
+    <w:p>
+      <w:pPr>
+        <w:pStyle w:val="Compact"/>
+        <w:numPr>
+          <w:ilvl w:val="0"/>
+          <w:numId w:val="1002"/>
+        </w:numPr>
+      </w:pPr>
+      <w:r>
+        <w:t xml:space="preserve">Time zone, locale, and encoding conventions</w:t>
+      </w:r>
+    </w:p>
+    <w:p>
+      <w:pPr>
+        <w:pStyle w:val="Compact"/>
+        <w:numPr>
+          <w:ilvl w:val="0"/>
+          <w:numId w:val="1002"/>
+        </w:numPr>
+      </w:pPr>
+      <w:r>
+        <w:t xml:space="preserve">Known quality issues and source variants</w:t>
+      </w:r>
+    </w:p>
+    <w:p>
+      <w:pPr>
+        <w:pStyle w:val="Compact"/>
+        <w:numPr>
+          <w:ilvl w:val="0"/>
+          <w:numId w:val="1002"/>
+        </w:numPr>
+      </w:pPr>
+      <w:r>
+        <w:t xml:space="preserve">Deletion, merge, and correction history</w:t>
+      </w:r>
+    </w:p>
+    <w:p>
+      <w:pPr>
+        <w:pStyle w:val="Compact"/>
+        <w:numPr>
+          <w:ilvl w:val="0"/>
+          <w:numId w:val="1002"/>
+        </w:numPr>
+      </w:pPr>
+      <w:r>
+        <w:t xml:space="preserve">Whether the source remains active after cutover</w:t>
+      </w:r>
+    </w:p>
+    <w:p>
+      <w:pPr>
+        <w:pStyle w:val="FirstParagraph"/>
+      </w:pPr>
+      <w:r>
+        <w:rPr>
+          <w:i/>
+          <w:iCs/>
+        </w:rPr>
+        <w:t xml:space="preserve">Why: a database snapshot, FHIR endpoint, HL7 feed, document archive, and DICOM repository need different extraction and reconciliation plans.</w:t>
+      </w:r>
+    </w:p>
+    <w:bookmarkEnd w:id="14"/>
+    <w:bookmarkStart w:id="15" w:name="X0e380b173cd414b188e42953b67fa377bd3798a"/>
+    <w:p>
+      <w:pPr>
+        <w:pStyle w:val="Heading3"/>
+      </w:pPr>
+      <w:r>
+        <w:t xml:space="preserve">1.3 What data and history are required at go-live?</w:t>
+      </w:r>
+    </w:p>
+    <w:p>
+      <w:pPr>
+        <w:pStyle w:val="FirstParagraph"/>
+      </w:pPr>
+      <w:r>
+        <w:t xml:space="preserve">Consider:</w:t>
+      </w:r>
+    </w:p>
+    <w:p>
+      <w:pPr>
+        <w:pStyle w:val="Compact"/>
+        <w:numPr>
+          <w:ilvl w:val="0"/>
+          <w:numId w:val="1003"/>
+        </w:numPr>
+      </w:pPr>
+      <w:r>
+        <w:t xml:space="preserve">People, organizations, locations, and coverage</w:t>
+      </w:r>
+    </w:p>
+    <w:p>
+      <w:pPr>
+        <w:pStyle w:val="Compact"/>
+        <w:numPr>
+          <w:ilvl w:val="0"/>
+          <w:numId w:val="1003"/>
+        </w:numPr>
+      </w:pPr>
+      <w:r>
+        <w:t xml:space="preserve">Encounters, appointments, current clinical state, and clinical history</w:t>
+      </w:r>
+    </w:p>
+    <w:p>
+      <w:pPr>
+        <w:pStyle w:val="Compact"/>
+        <w:numPr>
+          <w:ilvl w:val="0"/>
+          <w:numId w:val="1003"/>
+        </w:numPr>
+      </w:pPr>
+      <w:r>
+        <w:t xml:space="preserve">Forms, communications, tasks, consents, and other workflow state</w:t>
+      </w:r>
+    </w:p>
+    <w:p>
+      <w:pPr>
+        <w:pStyle w:val="Compact"/>
+        <w:numPr>
+          <w:ilvl w:val="0"/>
+          <w:numId w:val="1003"/>
+        </w:numPr>
+      </w:pPr>
+      <w:r>
+        <w:t xml:space="preserve">Documents, files, and imaging</w:t>
+      </w:r>
+    </w:p>
+    <w:p>
+      <w:pPr>
+        <w:pStyle w:val="Compact"/>
+        <w:numPr>
+          <w:ilvl w:val="0"/>
+          <w:numId w:val="1003"/>
+        </w:numPr>
+      </w:pPr>
+      <w:r>
+        <w:t xml:space="preserve">Billing, terminology, profiles, and configuration</w:t>
+      </w:r>
+    </w:p>
+    <w:p>
+      <w:pPr>
+        <w:pStyle w:val="FirstParagraph"/>
+      </w:pPr>
+      <w:r>
+        <w:t xml:space="preserve">For each domain, choose full history, current records only, a date range, summary data with legacy archive access, or metadata with files retained elsewhere.</w:t>
+      </w:r>
+    </w:p>
+    <w:p>
+      <w:pPr>
+        <w:pStyle w:val="BodyText"/>
+      </w:pPr>
+      <w:r>
+        <w:rPr>
+          <w:i/>
+          <w:iCs/>
+        </w:rPr>
+        <w:t xml:space="preserve">Why:</w:t>
+      </w:r>
+      <w:r>
+        <w:rPr>
+          <w:i/>
+          <w:iCs/>
+        </w:rPr>
+        <w:t xml:space="preserve"> </w:t>
+      </w:r>
+      <w:r>
+        <w:rPr>
+          <w:i/>
+          <w:iCs/>
+        </w:rPr>
+        <w:t xml:space="preserve">“all data”</w:t>
+      </w:r>
+      <w:r>
+        <w:rPr>
+          <w:i/>
+          <w:iCs/>
+        </w:rPr>
+        <w:t xml:space="preserve"> </w:t>
+      </w:r>
+      <w:r>
+        <w:rPr>
+          <w:i/>
+          <w:iCs/>
+        </w:rPr>
+        <w:t xml:space="preserve">is not an actionable scope. Each domain needs an explicit boundary, owner, target, and acceptance criteria.</w:t>
+      </w:r>
+    </w:p>
+    <w:bookmarkEnd w:id="15"/>
+    <w:bookmarkStart w:id="16" w:name="X2a84cb7cfa394d0f4f29334b003434a0ad946b4"/>
+    <w:p>
+      <w:pPr>
+        <w:pStyle w:val="Heading3"/>
+      </w:pPr>
+      <w:r>
+        <w:t xml:space="preserve">1.4 Where is each domain authoritative during and after migration?</w:t>
+      </w:r>
+    </w:p>
+    <w:p>
+      <w:pPr>
+        <w:pStyle w:val="Compact"/>
+        <w:numPr>
+          <w:ilvl w:val="0"/>
+          <w:numId w:val="1004"/>
+        </w:numPr>
+      </w:pPr>
+      <w:r>
+        <w:t xml:space="preserve">Source remains authoritative</w:t>
+      </w:r>
+    </w:p>
+    <w:p>
+      <w:pPr>
+        <w:pStyle w:val="Compact"/>
+        <w:numPr>
+          <w:ilvl w:val="0"/>
+          <w:numId w:val="1004"/>
+        </w:numPr>
+      </w:pPr>
+      <w:r>
+        <w:t xml:space="preserve">Medplum becomes authoritative at cutover</w:t>
+      </w:r>
+    </w:p>
+    <w:p>
+      <w:pPr>
+        <w:pStyle w:val="Compact"/>
+        <w:numPr>
+          <w:ilvl w:val="0"/>
+          <w:numId w:val="1004"/>
+        </w:numPr>
+      </w:pPr>
+      <w:r>
+        <w:t xml:space="preserve">Authority changes in phases</w:t>
+      </w:r>
+    </w:p>
+    <w:p>
+      <w:pPr>
+        <w:pStyle w:val="Compact"/>
+        <w:numPr>
+          <w:ilvl w:val="0"/>
+          <w:numId w:val="1004"/>
+        </w:numPr>
+      </w:pPr>
+      <w:r>
+        <w:t xml:space="preserve">An external system remains authoritative for a domain</w:t>
+      </w:r>
+    </w:p>
+    <w:p>
+      <w:pPr>
+        <w:pStyle w:val="Compact"/>
+        <w:numPr>
+          <w:ilvl w:val="0"/>
+          <w:numId w:val="1004"/>
+        </w:numPr>
+      </w:pPr>
+      <w:r>
+        <w:t xml:space="preserve">Both systems coexist under an explicit conflict policy</w:t>
+      </w:r>
+    </w:p>
+    <w:p>
+      <w:pPr>
+        <w:pStyle w:val="FirstParagraph"/>
+      </w:pPr>
+      <w:r>
+        <w:rPr>
+          <w:i/>
+          <w:iCs/>
+        </w:rPr>
+        <w:t xml:space="preserve">Why: coexistence without one write authority per domain creates conflicts and makes reconciliation inconclusive.</w:t>
+      </w:r>
+    </w:p>
+    <w:bookmarkEnd w:id="16"/>
+    <w:bookmarkStart w:id="17" w:name="who-approves-the-migration"/>
+    <w:p>
+      <w:pPr>
+        <w:pStyle w:val="Heading3"/>
+      </w:pPr>
+      <w:r>
+        <w:t xml:space="preserve">1.5 Who approves the migration?</w:t>
+      </w:r>
+    </w:p>
+    <w:p>
+      <w:pPr>
+        <w:pStyle w:val="FirstParagraph"/>
+      </w:pPr>
+      <w:r>
+        <w:t xml:space="preserve">Assign accountable owners for:</w:t>
+      </w:r>
+    </w:p>
+    <w:p>
+      <w:pPr>
+        <w:pStyle w:val="Compact"/>
+        <w:numPr>
+          <w:ilvl w:val="0"/>
+          <w:numId w:val="1005"/>
+        </w:numPr>
+      </w:pPr>
+      <w:r>
+        <w:t xml:space="preserve">Source meaning and extraction</w:t>
+      </w:r>
+    </w:p>
+    <w:p>
+      <w:pPr>
+        <w:pStyle w:val="Compact"/>
+        <w:numPr>
+          <w:ilvl w:val="0"/>
+          <w:numId w:val="1005"/>
+        </w:numPr>
+      </w:pPr>
+      <w:r>
+        <w:t xml:space="preserve">Patient identity</w:t>
+      </w:r>
+    </w:p>
+    <w:p>
+      <w:pPr>
+        <w:pStyle w:val="Compact"/>
+        <w:numPr>
+          <w:ilvl w:val="0"/>
+          <w:numId w:val="1005"/>
+        </w:numPr>
+      </w:pPr>
+      <w:r>
+        <w:t xml:space="preserve">FHIR mapping and profiles</w:t>
+      </w:r>
+    </w:p>
+    <w:p>
+      <w:pPr>
+        <w:pStyle w:val="Compact"/>
+        <w:numPr>
+          <w:ilvl w:val="0"/>
+          <w:numId w:val="1005"/>
+        </w:numPr>
+      </w:pPr>
+      <w:r>
+        <w:t xml:space="preserve">Terminology and clinical interpretation</w:t>
+      </w:r>
+    </w:p>
+    <w:p>
+      <w:pPr>
+        <w:pStyle w:val="Compact"/>
+        <w:numPr>
+          <w:ilvl w:val="0"/>
+          <w:numId w:val="1005"/>
+        </w:numPr>
+      </w:pPr>
+      <w:r>
+        <w:t xml:space="preserve">Security and compliance</w:t>
+      </w:r>
+    </w:p>
+    <w:p>
+      <w:pPr>
+        <w:pStyle w:val="Compact"/>
+        <w:numPr>
+          <w:ilvl w:val="0"/>
+          <w:numId w:val="1005"/>
+        </w:numPr>
+      </w:pPr>
+      <w:r>
+        <w:t xml:space="preserve">Pipeline operations and reconciliation</w:t>
+      </w:r>
+    </w:p>
+    <w:p>
+      <w:pPr>
+        <w:pStyle w:val="Compact"/>
+        <w:numPr>
+          <w:ilvl w:val="0"/>
+          <w:numId w:val="1005"/>
+        </w:numPr>
+      </w:pPr>
+      <w:r>
+        <w:t xml:space="preserve">Go-live and rollback</w:t>
+      </w:r>
+    </w:p>
+    <w:p>
+      <w:pPr>
+        <w:pStyle w:val="FirstParagraph"/>
+      </w:pPr>
+      <w:r>
+        <w:rPr>
+          <w:i/>
+          <w:iCs/>
+        </w:rPr>
+        <w:t xml:space="preserve">Why: many migration decisions require clinical, operational, and compliance judgment rather than engineering judgment.</w:t>
+      </w:r>
+    </w:p>
+    <w:bookmarkEnd w:id="17"/>
+    <w:bookmarkStart w:id="18" w:name="Xf745f99ff0aebfb797d4dcf1b4a2348b1acaed2"/>
+    <w:p>
+      <w:pPr>
+        <w:pStyle w:val="Heading3"/>
+      </w:pPr>
+      <w:r>
+        <w:t xml:space="preserve">1.6 What operational change accompanies the migration?</w:t>
+      </w:r>
+    </w:p>
+    <w:p>
+      <w:pPr>
+        <w:pStyle w:val="Compact"/>
+        <w:numPr>
+          <w:ilvl w:val="0"/>
+          <w:numId w:val="1006"/>
+        </w:numPr>
+      </w:pPr>
+      <w:r>
+        <w:t xml:space="preserve">Which user workflows, reports, and integrations change at cutover?</w:t>
+      </w:r>
+    </w:p>
+    <w:p>
+      <w:pPr>
+        <w:pStyle w:val="Compact"/>
+        <w:numPr>
+          <w:ilvl w:val="0"/>
+          <w:numId w:val="1006"/>
+        </w:numPr>
+      </w:pPr>
+      <w:r>
+        <w:t xml:space="preserve">How much planned downtime can each workflow tolerate?</w:t>
+      </w:r>
+    </w:p>
+    <w:p>
+      <w:pPr>
+        <w:pStyle w:val="Compact"/>
+        <w:numPr>
+          <w:ilvl w:val="0"/>
+          <w:numId w:val="1006"/>
+        </w:numPr>
+      </w:pPr>
+      <w:r>
+        <w:t xml:space="preserve">Which users need training, and who owns readiness?</w:t>
+      </w:r>
+    </w:p>
+    <w:p>
+      <w:pPr>
+        <w:pStyle w:val="Compact"/>
+        <w:numPr>
+          <w:ilvl w:val="0"/>
+          <w:numId w:val="1006"/>
+        </w:numPr>
+      </w:pPr>
+      <w:r>
+        <w:t xml:space="preserve">Who communicates the freeze, cutover, rollback, and return-to-service status?</w:t>
+      </w:r>
+    </w:p>
+    <w:p>
+      <w:pPr>
+        <w:pStyle w:val="Compact"/>
+        <w:numPr>
+          <w:ilvl w:val="0"/>
+          <w:numId w:val="1006"/>
+        </w:numPr>
+      </w:pPr>
+      <w:r>
+        <w:t xml:space="preserve">What support coverage and post-go-live support period are required?</w:t>
+      </w:r>
+    </w:p>
+    <w:p>
+      <w:pPr>
+        <w:pStyle w:val="Compact"/>
+        <w:numPr>
+          <w:ilvl w:val="0"/>
+          <w:numId w:val="1006"/>
+        </w:numPr>
+      </w:pPr>
+      <w:r>
+        <w:t xml:space="preserve">How are user-reported data discrepancies triaged after cutover?</w:t>
+      </w:r>
+    </w:p>
+    <w:p>
+      <w:pPr>
+        <w:pStyle w:val="FirstParagraph"/>
+      </w:pPr>
+      <w:r>
+        <w:rPr>
+          <w:i/>
+          <w:iCs/>
+        </w:rPr>
+        <w:t xml:space="preserve">Why: technically correct data is not a successful migration if users cannot safely perform their work after go-live.</w:t>
+      </w:r>
+    </w:p>
+    <w:p>
+      <w:r>
+        <w:pict>
+          <v:rect style="width:0;height:1.5pt" o:hralign="center" o:hrstd="t" o:hr="t"/>
+        </w:pict>
+      </w:r>
+    </w:p>
+    <w:bookmarkEnd w:id="18"/>
+    <w:bookmarkEnd w:id="19"/>
+    <w:bookmarkStart w:id="20" w:name="section-2-approach-defining-factors"/>
     <w:p>
       <w:pPr>
         <w:pStyle w:val="Heading2"/>
@@ -813,9 +806,8 @@
       <w:tblPr>
         <w:tblStyle w:val="Table"/>
         <w:tblW w:w="9360" w:type="dxa"/>
+        <w:tblLayout w:type="fixed"/>
         <w:tblLook w:firstRow="1" w:lastRow="0" w:firstColumn="0" w:lastColumn="0" w:noHBand="0" w:noVBand="0" w:val="0020"/>
-        <w:jc w:val="start"/>
-        <w:tblLayout w:type="fixed"/>
       </w:tblPr>
       <w:tblGrid>
         <w:gridCol w:w="600"/>
@@ -827,7 +819,7 @@
       <w:tr>
         <w:trPr>
           <w:cantSplit/>
-          <w:tblHeader w:val="true"/>
+          <w:tblHeader w:val="on"/>
         </w:trPr>
         <w:tc>
           <w:tcPr/>
@@ -1802,8 +1794,8 @@
         </w:pict>
       </w:r>
     </w:p>
-    <w:bookmarkEnd w:id="31"/>
-    <w:bookmarkStart w:id="63" w:name="section-3-decision-deep-dives"/>
+    <w:bookmarkEnd w:id="20"/>
+    <w:bookmarkStart w:id="52" w:name="section-3-decision-deep-dives"/>
     <w:p>
       <w:pPr>
         <w:pStyle w:val="Heading2"/>
@@ -1820,7 +1812,7 @@
         <w:t xml:space="preserve">Complete 3.1 through 3.8 and 3.10 for every migration, adjusting the depth to your situation. Complete 3.9 when files, imaging, or another complex data type is in scope. For each section, document the decision, accountable owner, and acceptance criteria.</w:t>
       </w:r>
     </w:p>
-    <w:bookmarkStart w:id="42" w:name="define-what-will-move"/>
+    <w:bookmarkStart w:id="31" w:name="define-what-will-move"/>
     <w:p>
       <w:pPr>
         <w:pStyle w:val="Heading3"/>
@@ -1829,7 +1821,7 @@
         <w:t xml:space="preserve">Define What Will Move</w:t>
       </w:r>
     </w:p>
-    <w:bookmarkStart w:id="34" w:name="scope-inventory-ownership"/>
+    <w:bookmarkStart w:id="23" w:name="scope-inventory-ownership"/>
     <w:p>
       <w:pPr>
         <w:pStyle w:val="Heading4"/>
@@ -1848,7 +1840,7 @@
       <w:r>
         <w:t xml:space="preserve"> </w:t>
       </w:r>
-      <w:hyperlink r:id="rId32">
+      <w:hyperlink r:id="rId21">
         <w:r>
           <w:rPr>
             <w:rStyle w:val="Hyperlink"/>
@@ -1866,8 +1858,8 @@
       </w:pPr>
       <w:r>
         <w:rPr>
+          <w:b/>
           <w:bCs/>
-          <w:b/>
         </w:rPr>
         <w:t xml:space="preserve">Recommendation:</w:t>
       </w:r>
@@ -1884,19 +1876,19 @@
       </w:pPr>
       <w:r>
         <w:rPr>
+          <w:b/>
           <w:bCs/>
-          <w:b/>
         </w:rPr>
         <w:t xml:space="preserve">Questions:</w:t>
       </w:r>
     </w:p>
     <w:p>
       <w:pPr>
+        <w:pStyle w:val="Compact"/>
         <w:numPr>
           <w:ilvl w:val="0"/>
           <w:numId w:val="1007"/>
         </w:numPr>
-        <w:pStyle w:val="Compact"/>
       </w:pPr>
       <w:r>
         <w:t xml:space="preserve">Which domains and history are required on day one, and what is excluded?</w:t>
@@ -1904,11 +1896,11 @@
     </w:p>
     <w:p>
       <w:pPr>
+        <w:pStyle w:val="Compact"/>
         <w:numPr>
           <w:ilvl w:val="0"/>
           <w:numId w:val="1007"/>
         </w:numPr>
-        <w:pStyle w:val="Compact"/>
       </w:pPr>
       <w:r>
         <w:t xml:space="preserve">Which sources contribute to each domain, and can they produce a consistent snapshot or a reliable list of later changes?</w:t>
@@ -1916,11 +1908,11 @@
     </w:p>
     <w:p>
       <w:pPr>
+        <w:pStyle w:val="Compact"/>
         <w:numPr>
           <w:ilvl w:val="0"/>
           <w:numId w:val="1007"/>
         </w:numPr>
-        <w:pStyle w:val="Compact"/>
       </w:pPr>
       <w:r>
         <w:t xml:space="preserve">What are the qualifying record counts, file volumes, and change rates?</w:t>
@@ -1928,11 +1920,11 @@
     </w:p>
     <w:p>
       <w:pPr>
+        <w:pStyle w:val="Compact"/>
         <w:numPr>
           <w:ilvl w:val="0"/>
           <w:numId w:val="1007"/>
         </w:numPr>
-        <w:pStyle w:val="Compact"/>
       </w:pPr>
       <w:r>
         <w:t xml:space="preserve">Who owns source meaning, mapping, acceptance, and retained legacy access?</w:t>
@@ -1942,9 +1934,8 @@
       <w:tblPr>
         <w:tblStyle w:val="Table"/>
         <w:tblW w:w="9360" w:type="dxa"/>
+        <w:tblLayout w:type="fixed"/>
         <w:tblLook w:firstRow="1" w:lastRow="0" w:firstColumn="0" w:lastColumn="0" w:noHBand="0" w:noVBand="0" w:val="0020"/>
-        <w:jc w:val="start"/>
-        <w:tblLayout w:type="fixed"/>
       </w:tblPr>
       <w:tblGrid>
         <w:gridCol w:w="4542"/>
@@ -1953,7 +1944,7 @@
       <w:tr>
         <w:trPr>
           <w:cantSplit/>
-          <w:tblHeader w:val="true"/>
+          <w:tblHeader w:val="on"/>
         </w:trPr>
         <w:tc>
           <w:tcPr/>
@@ -2097,13 +2088,7 @@
               <w:t xml:space="preserve"> </w:t>
             </w:r>
             <w:r>
-              <w:t xml:space="preserve">“</w:t>
-            </w:r>
-            <w:r>
-              <w:t xml:space="preserve">current</w:t>
-            </w:r>
-            <w:r>
-              <w:t xml:space="preserve">”</w:t>
+              <w:t xml:space="preserve">“current”</w:t>
             </w:r>
             <w:r>
               <w:t xml:space="preserve"> </w:t>
@@ -2179,8 +2164,8 @@
       </w:pPr>
       <w:r>
         <w:rPr>
+          <w:b/>
           <w:bCs/>
-          <w:b/>
         </w:rPr>
         <w:t xml:space="preserve">Output:</w:t>
       </w:r>
@@ -2193,7 +2178,7 @@
       <w:r>
         <w:t xml:space="preserve"> </w:t>
       </w:r>
-      <w:hyperlink r:id="rId33">
+      <w:hyperlink r:id="rId22">
         <w:r>
           <w:rPr>
             <w:rStyle w:val="Hyperlink"/>
@@ -2205,8 +2190,8 @@
         <w:t xml:space="preserve">.</w:t>
       </w:r>
     </w:p>
-    <w:bookmarkEnd w:id="34"/>
-    <w:bookmarkStart w:id="37" w:name="identity-identifiers-deduplication"/>
+    <w:bookmarkEnd w:id="23"/>
+    <w:bookmarkStart w:id="26" w:name="identity-identifiers-deduplication"/>
     <w:p>
       <w:pPr>
         <w:pStyle w:val="Heading4"/>
@@ -2225,7 +2210,7 @@
       <w:r>
         <w:t xml:space="preserve"> </w:t>
       </w:r>
-      <w:hyperlink r:id="rId35">
+      <w:hyperlink r:id="rId24">
         <w:r>
           <w:rPr>
             <w:rStyle w:val="Hyperlink"/>
@@ -2242,7 +2227,7 @@
       <w:r>
         <w:t xml:space="preserve"> </w:t>
       </w:r>
-      <w:hyperlink r:id="rId36">
+      <w:hyperlink r:id="rId25">
         <w:r>
           <w:rPr>
             <w:rStyle w:val="Hyperlink"/>
@@ -2272,8 +2257,8 @@
       </w:pPr>
       <w:r>
         <w:rPr>
+          <w:b/>
           <w:bCs/>
-          <w:b/>
         </w:rPr>
         <w:t xml:space="preserve">⚠ One-way door:</w:t>
       </w:r>
@@ -2290,8 +2275,8 @@
       </w:pPr>
       <w:r>
         <w:rPr>
+          <w:b/>
           <w:bCs/>
-          <w:b/>
         </w:rPr>
         <w:t xml:space="preserve">Recommendation:</w:t>
       </w:r>
@@ -2308,19 +2293,19 @@
       </w:pPr>
       <w:r>
         <w:rPr>
+          <w:b/>
           <w:bCs/>
-          <w:b/>
         </w:rPr>
         <w:t xml:space="preserve">Questions:</w:t>
       </w:r>
     </w:p>
     <w:p>
       <w:pPr>
+        <w:pStyle w:val="Compact"/>
         <w:numPr>
           <w:ilvl w:val="0"/>
           <w:numId w:val="1008"/>
         </w:numPr>
-        <w:pStyle w:val="Compact"/>
       </w:pPr>
       <w:r>
         <w:t xml:space="preserve">Which source keys are stable and unique, and which identifier system URI represents each source?</w:t>
@@ -2328,11 +2313,11 @@
     </w:p>
     <w:p>
       <w:pPr>
+        <w:pStyle w:val="Compact"/>
         <w:numPr>
           <w:ilvl w:val="0"/>
           <w:numId w:val="1008"/>
         </w:numPr>
-        <w:pStyle w:val="Compact"/>
       </w:pPr>
       <w:r>
         <w:t xml:space="preserve">Where can duplicates occur: within a source, across sources, or against Medplum?</w:t>
@@ -2340,11 +2325,11 @@
     </w:p>
     <w:p>
       <w:pPr>
+        <w:pStyle w:val="Compact"/>
         <w:numPr>
           <w:ilvl w:val="0"/>
           <w:numId w:val="1008"/>
         </w:numPr>
-        <w:pStyle w:val="Compact"/>
       </w:pPr>
       <w:r>
         <w:t xml:space="preserve">What evidence and risk threshold permit automatic matching versus human review?</w:t>
@@ -2352,11 +2337,11 @@
     </w:p>
     <w:p>
       <w:pPr>
+        <w:pStyle w:val="Compact"/>
         <w:numPr>
           <w:ilvl w:val="0"/>
           <w:numId w:val="1008"/>
         </w:numPr>
-        <w:pStyle w:val="Compact"/>
       </w:pPr>
       <w:r>
         <w:t xml:space="preserve">Will migration merge records, or only report candidates for later remediation?</w:t>
@@ -2366,9 +2351,8 @@
       <w:tblPr>
         <w:tblStyle w:val="Table"/>
         <w:tblW w:w="9360" w:type="dxa"/>
+        <w:tblLayout w:type="fixed"/>
         <w:tblLook w:firstRow="1" w:lastRow="0" w:firstColumn="0" w:lastColumn="0" w:noHBand="0" w:noVBand="0" w:val="0020"/>
-        <w:jc w:val="start"/>
-        <w:tblLayout w:type="fixed"/>
       </w:tblPr>
       <w:tblGrid>
         <w:gridCol w:w="4537"/>
@@ -2377,7 +2361,7 @@
       <w:tr>
         <w:trPr>
           <w:cantSplit/>
-          <w:tblHeader w:val="true"/>
+          <w:tblHeader w:val="on"/>
         </w:trPr>
         <w:tc>
           <w:tcPr/>
@@ -2678,13 +2662,7 @@
         <w:t xml:space="preserve"> </w:t>
       </w:r>
       <w:r>
-        <w:t xml:space="preserve">“</w:t>
-      </w:r>
-      <w:r>
-        <w:t xml:space="preserve">which source record is this?</w:t>
-      </w:r>
-      <w:r>
-        <w:t xml:space="preserve">”</w:t>
+        <w:t xml:space="preserve">“which source record is this?”</w:t>
       </w:r>
       <w:r>
         <w:t xml:space="preserve"> </w:t>
@@ -2696,17 +2674,11 @@
         <w:t xml:space="preserve"> </w:t>
       </w:r>
       <w:r>
-        <w:t xml:space="preserve">“</w:t>
-      </w:r>
-      <w:r>
-        <w:t xml:space="preserve">which real-world person is this?</w:t>
-      </w:r>
-      <w:r>
-        <w:t xml:space="preserve">”</w:t>
-      </w:r>
-    </w:p>
-    <w:bookmarkEnd w:id="37"/>
-    <w:bookmarkStart w:id="41" w:name="mapping-terminology-governance"/>
+        <w:t xml:space="preserve">“which real-world person is this?”</w:t>
+      </w:r>
+    </w:p>
+    <w:bookmarkEnd w:id="26"/>
+    <w:bookmarkStart w:id="30" w:name="mapping-terminology-governance"/>
     <w:p>
       <w:pPr>
         <w:pStyle w:val="Heading4"/>
@@ -2725,7 +2697,7 @@
       <w:r>
         <w:t xml:space="preserve"> </w:t>
       </w:r>
-      <w:hyperlink r:id="rId38">
+      <w:hyperlink r:id="rId27">
         <w:r>
           <w:rPr>
             <w:rStyle w:val="Hyperlink"/>
@@ -2742,7 +2714,7 @@
       <w:r>
         <w:t xml:space="preserve"> </w:t>
       </w:r>
-      <w:hyperlink r:id="rId39">
+      <w:hyperlink r:id="rId28">
         <w:r>
           <w:rPr>
             <w:rStyle w:val="Hyperlink"/>
@@ -2760,8 +2732,8 @@
       </w:pPr>
       <w:r>
         <w:rPr>
+          <w:b/>
           <w:bCs/>
-          <w:b/>
         </w:rPr>
         <w:t xml:space="preserve">⚠ One-way door:</w:t>
       </w:r>
@@ -2778,8 +2750,8 @@
       </w:pPr>
       <w:r>
         <w:rPr>
+          <w:b/>
           <w:bCs/>
-          <w:b/>
         </w:rPr>
         <w:t xml:space="preserve">Recommendation:</w:t>
       </w:r>
@@ -2796,19 +2768,19 @@
       </w:pPr>
       <w:r>
         <w:rPr>
+          <w:b/>
           <w:bCs/>
-          <w:b/>
         </w:rPr>
         <w:t xml:space="preserve">Questions:</w:t>
       </w:r>
     </w:p>
     <w:p>
       <w:pPr>
+        <w:pStyle w:val="Compact"/>
         <w:numPr>
           <w:ilvl w:val="0"/>
           <w:numId w:val="1009"/>
         </w:numPr>
-        <w:pStyle w:val="Compact"/>
       </w:pPr>
       <w:r>
         <w:t xml:space="preserve">Which FHIR resources, fields, profiles, and terminology represent each source concept?</w:t>
@@ -2816,11 +2788,11 @@
     </w:p>
     <w:p>
       <w:pPr>
+        <w:pStyle w:val="Compact"/>
         <w:numPr>
           <w:ilvl w:val="0"/>
           <w:numId w:val="1009"/>
         </w:numPr>
-        <w:pStyle w:val="Compact"/>
       </w:pPr>
       <w:r>
         <w:t xml:space="preserve">Which mappings are direct, conditional, one-to-many, unsupported, or excluded?</w:t>
@@ -2828,11 +2800,11 @@
     </w:p>
     <w:p>
       <w:pPr>
+        <w:pStyle w:val="Compact"/>
         <w:numPr>
           <w:ilvl w:val="0"/>
           <w:numId w:val="1009"/>
         </w:numPr>
-        <w:pStyle w:val="Compact"/>
       </w:pPr>
       <w:r>
         <w:t xml:space="preserve">How are missing, ambiguous, free-text, and source-specific values handled?</w:t>
@@ -2840,11 +2812,11 @@
     </w:p>
     <w:p>
       <w:pPr>
+        <w:pStyle w:val="Compact"/>
         <w:numPr>
           <w:ilvl w:val="0"/>
           <w:numId w:val="1009"/>
         </w:numPr>
-        <w:pStyle w:val="Compact"/>
       </w:pPr>
       <w:r>
         <w:t xml:space="preserve">Are profiles declared per resource in</w:t>
@@ -2879,11 +2851,11 @@
     </w:p>
     <w:p>
       <w:pPr>
+        <w:pStyle w:val="Compact"/>
         <w:numPr>
           <w:ilvl w:val="0"/>
           <w:numId w:val="1009"/>
         </w:numPr>
-        <w:pStyle w:val="Compact"/>
       </w:pPr>
       <w:r>
         <w:t xml:space="preserve">Who approves changes, and which records must be reprocessed when a mapping changes?</w:t>
@@ -2893,9 +2865,8 @@
       <w:tblPr>
         <w:tblStyle w:val="Table"/>
         <w:tblW w:w="9360" w:type="dxa"/>
+        <w:tblLayout w:type="fixed"/>
         <w:tblLook w:firstRow="1" w:lastRow="0" w:firstColumn="0" w:lastColumn="0" w:noHBand="0" w:noVBand="0" w:val="0020"/>
-        <w:jc w:val="start"/>
-        <w:tblLayout w:type="fixed"/>
       </w:tblPr>
       <w:tblGrid>
         <w:gridCol w:w="4414"/>
@@ -2904,7 +2875,7 @@
       <w:tr>
         <w:trPr>
           <w:cantSplit/>
-          <w:tblHeader w:val="true"/>
+          <w:tblHeader w:val="on"/>
         </w:trPr>
         <w:tc>
           <w:tcPr/>
@@ -3239,7 +3210,7 @@
       <w:r>
         <w:t xml:space="preserve"> </w:t>
       </w:r>
-      <w:hyperlink r:id="rId40">
+      <w:hyperlink r:id="rId29">
         <w:r>
           <w:rPr>
             <w:rStyle w:val="Hyperlink"/>
@@ -3254,9 +3225,9 @@
         <w:t xml:space="preserve">to define the information your project must track. Mapping approval is distinct from code review.</w:t>
       </w:r>
     </w:p>
-    <w:bookmarkEnd w:id="41"/>
-    <w:bookmarkEnd w:id="42"/>
-    <w:bookmarkStart w:id="48" w:name="prove-it-can-move-safely"/>
+    <w:bookmarkEnd w:id="30"/>
+    <w:bookmarkEnd w:id="31"/>
+    <w:bookmarkStart w:id="37" w:name="prove-it-can-move-safely"/>
     <w:p>
       <w:pPr>
         <w:pStyle w:val="Heading3"/>
@@ -3265,7 +3236,7 @@
         <w:t xml:space="preserve">Prove It Can Move Safely</w:t>
       </w:r>
     </w:p>
-    <w:bookmarkStart w:id="45" w:name="validation-reconciliation-acceptance"/>
+    <w:bookmarkStart w:id="34" w:name="validation-reconciliation-acceptance"/>
     <w:p>
       <w:pPr>
         <w:pStyle w:val="Heading4"/>
@@ -3284,7 +3255,7 @@
       <w:r>
         <w:t xml:space="preserve"> </w:t>
       </w:r>
-      <w:hyperlink r:id="rId43">
+      <w:hyperlink r:id="rId32">
         <w:r>
           <w:rPr>
             <w:rStyle w:val="Hyperlink"/>
@@ -3301,7 +3272,7 @@
       <w:r>
         <w:t xml:space="preserve"> </w:t>
       </w:r>
-      <w:hyperlink r:id="rId44">
+      <w:hyperlink r:id="rId33">
         <w:r>
           <w:rPr>
             <w:rStyle w:val="Hyperlink"/>
@@ -3319,8 +3290,8 @@
       </w:pPr>
       <w:r>
         <w:rPr>
+          <w:b/>
           <w:bCs/>
-          <w:b/>
         </w:rPr>
         <w:t xml:space="preserve">Recommendation:</w:t>
       </w:r>
@@ -3337,19 +3308,19 @@
       </w:pPr>
       <w:r>
         <w:rPr>
+          <w:b/>
           <w:bCs/>
-          <w:b/>
         </w:rPr>
         <w:t xml:space="preserve">Questions:</w:t>
       </w:r>
     </w:p>
     <w:p>
       <w:pPr>
+        <w:pStyle w:val="Compact"/>
         <w:numPr>
           <w:ilvl w:val="0"/>
           <w:numId w:val="1010"/>
         </w:numPr>
-        <w:pStyle w:val="Compact"/>
       </w:pPr>
       <w:r>
         <w:t xml:space="preserve">What must reconcile exactly, and which differences are expected and explainable?</w:t>
@@ -3357,11 +3328,11 @@
     </w:p>
     <w:p>
       <w:pPr>
+        <w:pStyle w:val="Compact"/>
         <w:numPr>
           <w:ilvl w:val="0"/>
           <w:numId w:val="1010"/>
         </w:numPr>
-        <w:pStyle w:val="Compact"/>
       </w:pPr>
       <w:r>
         <w:t xml:space="preserve">Which relationships, values, and high-risk cohorts require deeper review?</w:t>
@@ -3369,11 +3340,11 @@
     </w:p>
     <w:p>
       <w:pPr>
+        <w:pStyle w:val="Compact"/>
         <w:numPr>
           <w:ilvl w:val="0"/>
           <w:numId w:val="1010"/>
         </w:numPr>
-        <w:pStyle w:val="Compact"/>
       </w:pPr>
       <w:r>
         <w:t xml:space="preserve">How is every success, rejection, skip, retry, record held for review, and exception reported?</w:t>
@@ -3381,11 +3352,11 @@
     </w:p>
     <w:p>
       <w:pPr>
+        <w:pStyle w:val="Compact"/>
         <w:numPr>
           <w:ilvl w:val="0"/>
           <w:numId w:val="1010"/>
         </w:numPr>
-        <w:pStyle w:val="Compact"/>
       </w:pPr>
       <w:r>
         <w:t xml:space="preserve">Which evidence and thresholds must each stakeholder approve?</w:t>
@@ -3395,9 +3366,8 @@
       <w:tblPr>
         <w:tblStyle w:val="Table"/>
         <w:tblW w:w="9360" w:type="dxa"/>
+        <w:tblLayout w:type="fixed"/>
         <w:tblLook w:firstRow="1" w:lastRow="0" w:firstColumn="0" w:lastColumn="0" w:noHBand="0" w:noVBand="0" w:val="0020"/>
-        <w:jc w:val="start"/>
-        <w:tblLayout w:type="fixed"/>
       </w:tblPr>
       <w:tblGrid>
         <w:gridCol w:w="4637"/>
@@ -3406,7 +3376,7 @@
       <w:tr>
         <w:trPr>
           <w:cantSplit/>
-          <w:tblHeader w:val="true"/>
+          <w:tblHeader w:val="on"/>
         </w:trPr>
         <w:tc>
           <w:tcPr/>
@@ -3628,8 +3598,8 @@
         <w:t xml:space="preserve">Do not prescribe a universal verification percentage. Choose samples after exact extraction counts are known and adjust for variability, risk, complexity, and defect history.</w:t>
       </w:r>
     </w:p>
-    <w:bookmarkEnd w:id="45"/>
-    <w:bookmarkStart w:id="47" w:name="load-architecture-production-operations"/>
+    <w:bookmarkEnd w:id="34"/>
+    <w:bookmarkStart w:id="36" w:name="load-architecture-production-operations"/>
     <w:p>
       <w:pPr>
         <w:pStyle w:val="Heading4"/>
@@ -3648,7 +3618,7 @@
       <w:r>
         <w:t xml:space="preserve"> </w:t>
       </w:r>
-      <w:hyperlink r:id="rId46">
+      <w:hyperlink r:id="rId35">
         <w:r>
           <w:rPr>
             <w:rStyle w:val="Hyperlink"/>
@@ -3666,8 +3636,8 @@
       </w:pPr>
       <w:r>
         <w:rPr>
+          <w:b/>
           <w:bCs/>
-          <w:b/>
         </w:rPr>
         <w:t xml:space="preserve">Recommendation:</w:t>
       </w:r>
@@ -3684,19 +3654,19 @@
       </w:pPr>
       <w:r>
         <w:rPr>
+          <w:b/>
           <w:bCs/>
-          <w:b/>
         </w:rPr>
         <w:t xml:space="preserve">Questions:</w:t>
       </w:r>
     </w:p>
     <w:p>
       <w:pPr>
+        <w:pStyle w:val="Compact"/>
         <w:numPr>
           <w:ilvl w:val="0"/>
           <w:numId w:val="1011"/>
         </w:numPr>
-        <w:pStyle w:val="Compact"/>
       </w:pPr>
       <w:r>
         <w:t xml:space="preserve">Which writes are independent, and which small groups must succeed or fail together?</w:t>
@@ -3704,11 +3674,11 @@
     </w:p>
     <w:p>
       <w:pPr>
+        <w:pStyle w:val="Compact"/>
         <w:numPr>
           <w:ilvl w:val="0"/>
           <w:numId w:val="1011"/>
         </w:numPr>
-        <w:pStyle w:val="Compact"/>
       </w:pPr>
       <w:r>
         <w:t xml:space="preserve">Which import path and measured throughput fit the data shape and cutover window?</w:t>
@@ -3716,11 +3686,11 @@
     </w:p>
     <w:p>
       <w:pPr>
+        <w:pStyle w:val="Compact"/>
         <w:numPr>
           <w:ilvl w:val="0"/>
           <w:numId w:val="1011"/>
         </w:numPr>
-        <w:pStyle w:val="Compact"/>
       </w:pPr>
       <w:r>
         <w:t xml:space="preserve">How are results, checkpoints, retries, and rejected resources recorded?</w:t>
@@ -3728,11 +3698,11 @@
     </w:p>
     <w:p>
       <w:pPr>
+        <w:pStyle w:val="Compact"/>
         <w:numPr>
           <w:ilvl w:val="0"/>
           <w:numId w:val="1011"/>
         </w:numPr>
-        <w:pStyle w:val="Compact"/>
       </w:pPr>
       <w:r>
         <w:t xml:space="preserve">Which downstream automations run, and what thresholds pause the load?</w:t>
@@ -3744,8 +3714,8 @@
       </w:pPr>
       <w:r>
         <w:rPr>
+          <w:b/>
           <w:bCs/>
-          <w:b/>
         </w:rPr>
         <w:t xml:space="preserve">Output:</w:t>
       </w:r>
@@ -3758,7 +3728,7 @@
       <w:r>
         <w:t xml:space="preserve"> </w:t>
       </w:r>
-      <w:hyperlink r:id="rId46">
+      <w:hyperlink r:id="rId35">
         <w:r>
           <w:rPr>
             <w:rStyle w:val="Hyperlink"/>
@@ -3770,9 +3740,9 @@
         <w:t xml:space="preserve">.</w:t>
       </w:r>
     </w:p>
-    <w:bookmarkEnd w:id="47"/>
-    <w:bookmarkEnd w:id="48"/>
-    <w:bookmarkStart w:id="53" w:name="plan-the-transition"/>
+    <w:bookmarkEnd w:id="36"/>
+    <w:bookmarkEnd w:id="37"/>
+    <w:bookmarkStart w:id="42" w:name="plan-the-transition"/>
     <w:p>
       <w:pPr>
         <w:pStyle w:val="Heading3"/>
@@ -3781,7 +3751,7 @@
         <w:t xml:space="preserve">Plan the Transition</w:t>
       </w:r>
     </w:p>
-    <w:bookmarkStart w:id="51" w:name="cutover-incremental-changes-coexistence"/>
+    <w:bookmarkStart w:id="40" w:name="cutover-incremental-changes-coexistence"/>
     <w:p>
       <w:pPr>
         <w:pStyle w:val="Heading4"/>
@@ -3800,7 +3770,7 @@
       <w:r>
         <w:t xml:space="preserve"> </w:t>
       </w:r>
-      <w:hyperlink r:id="rId49">
+      <w:hyperlink r:id="rId38">
         <w:r>
           <w:rPr>
             <w:rStyle w:val="Hyperlink"/>
@@ -3818,8 +3788,8 @@
       </w:pPr>
       <w:r>
         <w:rPr>
+          <w:b/>
           <w:bCs/>
-          <w:b/>
         </w:rPr>
         <w:t xml:space="preserve">⚠ One-way door:</w:t>
       </w:r>
@@ -3836,8 +3806,8 @@
       </w:pPr>
       <w:r>
         <w:rPr>
+          <w:b/>
           <w:bCs/>
-          <w:b/>
         </w:rPr>
         <w:t xml:space="preserve">Recommendation:</w:t>
       </w:r>
@@ -3854,19 +3824,19 @@
       </w:pPr>
       <w:r>
         <w:rPr>
+          <w:b/>
           <w:bCs/>
-          <w:b/>
         </w:rPr>
         <w:t xml:space="preserve">Questions:</w:t>
       </w:r>
     </w:p>
     <w:p>
       <w:pPr>
+        <w:pStyle w:val="Compact"/>
         <w:numPr>
           <w:ilvl w:val="0"/>
           <w:numId w:val="1012"/>
         </w:numPr>
-        <w:pStyle w:val="Compact"/>
       </w:pPr>
       <w:r>
         <w:t xml:space="preserve">Is transition big bang, phased, parallel, or backfill-only?</w:t>
@@ -3874,11 +3844,11 @@
     </w:p>
     <w:p>
       <w:pPr>
+        <w:pStyle w:val="Compact"/>
         <w:numPr>
           <w:ilvl w:val="0"/>
           <w:numId w:val="1012"/>
         </w:numPr>
-        <w:pStyle w:val="Compact"/>
       </w:pPr>
       <w:r>
         <w:t xml:space="preserve">Which system owns reads and writes for each domain and phase?</w:t>
@@ -3886,11 +3856,11 @@
     </w:p>
     <w:p>
       <w:pPr>
+        <w:pStyle w:val="Compact"/>
         <w:numPr>
           <w:ilvl w:val="0"/>
           <w:numId w:val="1012"/>
         </w:numPr>
-        <w:pStyle w:val="Compact"/>
       </w:pPr>
       <w:r>
         <w:t xml:space="preserve">How are changes since the previous extract captured, and can any path bypass the authoritative system?</w:t>
@@ -3898,11 +3868,11 @@
     </w:p>
     <w:p>
       <w:pPr>
+        <w:pStyle w:val="Compact"/>
         <w:numPr>
           <w:ilvl w:val="0"/>
           <w:numId w:val="1012"/>
         </w:numPr>
-        <w:pStyle w:val="Compact"/>
       </w:pPr>
       <w:r>
         <w:t xml:space="preserve">How are dual-write failures and conflicts handled?</w:t>
@@ -3910,11 +3880,11 @@
     </w:p>
     <w:p>
       <w:pPr>
+        <w:pStyle w:val="Compact"/>
         <w:numPr>
           <w:ilvl w:val="0"/>
           <w:numId w:val="1012"/>
         </w:numPr>
-        <w:pStyle w:val="Compact"/>
       </w:pPr>
       <w:r>
         <w:t xml:space="preserve">What evidence triggers go-live, pause, rollback, and legacy retirement?</w:t>
@@ -3924,9 +3894,8 @@
       <w:tblPr>
         <w:tblStyle w:val="Table"/>
         <w:tblW w:w="9360" w:type="dxa"/>
+        <w:tblLayout w:type="fixed"/>
         <w:tblLook w:firstRow="1" w:lastRow="0" w:firstColumn="0" w:lastColumn="0" w:noHBand="0" w:noVBand="0" w:val="0020"/>
-        <w:jc w:val="start"/>
-        <w:tblLayout w:type="fixed"/>
       </w:tblPr>
       <w:tblGrid>
         <w:gridCol w:w="4324"/>
@@ -3935,7 +3904,7 @@
       <w:tr>
         <w:trPr>
           <w:cantSplit/>
-          <w:tblHeader w:val="true"/>
+          <w:tblHeader w:val="on"/>
         </w:trPr>
         <w:tc>
           <w:tcPr/>
@@ -4143,8 +4112,8 @@
       </w:pPr>
       <w:r>
         <w:rPr>
+          <w:b/>
           <w:bCs/>
-          <w:b/>
         </w:rPr>
         <w:t xml:space="preserve">Output:</w:t>
       </w:r>
@@ -4157,7 +4126,7 @@
       <w:r>
         <w:t xml:space="preserve"> </w:t>
       </w:r>
-      <w:hyperlink r:id="rId50">
+      <w:hyperlink r:id="rId39">
         <w:r>
           <w:rPr>
             <w:rStyle w:val="Hyperlink"/>
@@ -4169,8 +4138,8 @@
         <w:t xml:space="preserve">.</w:t>
       </w:r>
     </w:p>
-    <w:bookmarkEnd w:id="51"/>
-    <w:bookmarkStart w:id="52" w:name="testing-dress-rehearsals"/>
+    <w:bookmarkEnd w:id="40"/>
+    <w:bookmarkStart w:id="41" w:name="testing-dress-rehearsals"/>
     <w:p>
       <w:pPr>
         <w:pStyle w:val="Heading4"/>
@@ -4189,7 +4158,7 @@
       <w:r>
         <w:t xml:space="preserve"> </w:t>
       </w:r>
-      <w:hyperlink r:id="rId44">
+      <w:hyperlink r:id="rId33">
         <w:r>
           <w:rPr>
             <w:rStyle w:val="Hyperlink"/>
@@ -4207,8 +4176,8 @@
       </w:pPr>
       <w:r>
         <w:rPr>
+          <w:b/>
           <w:bCs/>
-          <w:b/>
         </w:rPr>
         <w:t xml:space="preserve">Recommendation:</w:t>
       </w:r>
@@ -4225,19 +4194,19 @@
       </w:pPr>
       <w:r>
         <w:rPr>
+          <w:b/>
           <w:bCs/>
-          <w:b/>
         </w:rPr>
         <w:t xml:space="preserve">Questions:</w:t>
       </w:r>
     </w:p>
     <w:p>
       <w:pPr>
+        <w:pStyle w:val="Compact"/>
         <w:numPr>
           <w:ilvl w:val="0"/>
           <w:numId w:val="1013"/>
         </w:numPr>
-        <w:pStyle w:val="Compact"/>
       </w:pPr>
       <w:r>
         <w:t xml:space="preserve">Which representative data and known edge cases can testing safely use?</w:t>
@@ -4245,11 +4214,11 @@
     </w:p>
     <w:p>
       <w:pPr>
+        <w:pStyle w:val="Compact"/>
         <w:numPr>
           <w:ilvl w:val="0"/>
           <w:numId w:val="1013"/>
         </w:numPr>
-        <w:pStyle w:val="Compact"/>
       </w:pPr>
       <w:r>
         <w:t xml:space="preserve">Does the test environment match production features, access, integrations, and scale?</w:t>
@@ -4257,11 +4226,11 @@
     </w:p>
     <w:p>
       <w:pPr>
+        <w:pStyle w:val="Compact"/>
         <w:numPr>
           <w:ilvl w:val="0"/>
           <w:numId w:val="1013"/>
         </w:numPr>
-        <w:pStyle w:val="Compact"/>
       </w:pPr>
       <w:r>
         <w:t xml:space="preserve">Have safe reruns, interruption, recovery, throttling, and partial failure been tested?</w:t>
@@ -4269,11 +4238,11 @@
     </w:p>
     <w:p>
       <w:pPr>
+        <w:pStyle w:val="Compact"/>
         <w:numPr>
           <w:ilvl w:val="0"/>
           <w:numId w:val="1013"/>
         </w:numPr>
-        <w:pStyle w:val="Compact"/>
       </w:pPr>
       <w:r>
         <w:t xml:space="preserve">Have users rehearsed workflows, documents, cutover, and rollback?</w:t>
@@ -4283,9 +4252,8 @@
       <w:tblPr>
         <w:tblStyle w:val="Table"/>
         <w:tblW w:w="9360" w:type="dxa"/>
+        <w:tblLayout w:type="fixed"/>
         <w:tblLook w:firstRow="1" w:lastRow="0" w:firstColumn="0" w:lastColumn="0" w:noHBand="0" w:noVBand="0" w:val="0020"/>
-        <w:jc w:val="start"/>
-        <w:tblLayout w:type="fixed"/>
       </w:tblPr>
       <w:tblGrid>
         <w:gridCol w:w="4637"/>
@@ -4294,7 +4262,7 @@
       <w:tr>
         <w:trPr>
           <w:cantSplit/>
-          <w:tblHeader w:val="true"/>
+          <w:tblHeader w:val="on"/>
         </w:trPr>
         <w:tc>
           <w:tcPr/>
@@ -4504,9 +4472,9 @@
         <w:t xml:space="preserve">A small pilot does not prove production throughput. A full-volume load does not prove clinical meaning. Test both when those risks apply.</w:t>
       </w:r>
     </w:p>
-    <w:bookmarkEnd w:id="52"/>
-    <w:bookmarkEnd w:id="53"/>
-    <w:bookmarkStart w:id="62" w:name="protect-the-data-and-hand-off-operations"/>
+    <w:bookmarkEnd w:id="41"/>
+    <w:bookmarkEnd w:id="42"/>
+    <w:bookmarkStart w:id="51" w:name="protect-the-data-and-hand-off-operations"/>
     <w:p>
       <w:pPr>
         <w:pStyle w:val="Heading3"/>
@@ -4515,7 +4483,7 @@
         <w:t xml:space="preserve">Protect the Data and Hand Off Operations</w:t>
       </w:r>
     </w:p>
-    <w:bookmarkStart w:id="56" w:name="security-compliance-audit"/>
+    <w:bookmarkStart w:id="45" w:name="security-compliance-audit"/>
     <w:p>
       <w:pPr>
         <w:pStyle w:val="Heading4"/>
@@ -4534,7 +4502,7 @@
       <w:r>
         <w:t xml:space="preserve"> </w:t>
       </w:r>
-      <w:hyperlink r:id="rId54">
+      <w:hyperlink r:id="rId43">
         <w:r>
           <w:rPr>
             <w:rStyle w:val="Hyperlink"/>
@@ -4551,7 +4519,7 @@
       <w:r>
         <w:t xml:space="preserve"> </w:t>
       </w:r>
-      <w:hyperlink r:id="rId55">
+      <w:hyperlink r:id="rId44">
         <w:r>
           <w:rPr>
             <w:rStyle w:val="Hyperlink"/>
@@ -4569,8 +4537,8 @@
       </w:pPr>
       <w:r>
         <w:rPr>
+          <w:b/>
           <w:bCs/>
-          <w:b/>
         </w:rPr>
         <w:t xml:space="preserve">Recommendation:</w:t>
       </w:r>
@@ -4587,19 +4555,19 @@
       </w:pPr>
       <w:r>
         <w:rPr>
+          <w:b/>
           <w:bCs/>
-          <w:b/>
         </w:rPr>
         <w:t xml:space="preserve">Questions:</w:t>
       </w:r>
     </w:p>
     <w:p>
       <w:pPr>
+        <w:pStyle w:val="Compact"/>
         <w:numPr>
           <w:ilvl w:val="0"/>
           <w:numId w:val="1014"/>
         </w:numPr>
-        <w:pStyle w:val="Compact"/>
       </w:pPr>
       <w:r>
         <w:t xml:space="preserve">Which people, systems, and environments may access migration PHI?</w:t>
@@ -4607,11 +4575,11 @@
     </w:p>
     <w:p>
       <w:pPr>
+        <w:pStyle w:val="Compact"/>
         <w:numPr>
           <w:ilvl w:val="0"/>
           <w:numId w:val="1014"/>
         </w:numPr>
-        <w:pStyle w:val="Compact"/>
       </w:pPr>
       <w:r>
         <w:t xml:space="preserve">How are extracts, credentials, logs, rejected records, and reports protected?</w:t>
@@ -4619,11 +4587,11 @@
     </w:p>
     <w:p>
       <w:pPr>
+        <w:pStyle w:val="Compact"/>
         <w:numPr>
           <w:ilvl w:val="0"/>
           <w:numId w:val="1014"/>
         </w:numPr>
-        <w:pStyle w:val="Compact"/>
       </w:pPr>
       <w:r>
         <w:t xml:space="preserve">What audit, retention, revocation, and secure-disposal rules apply?</w:t>
@@ -4631,11 +4599,11 @@
     </w:p>
     <w:p>
       <w:pPr>
+        <w:pStyle w:val="Compact"/>
         <w:numPr>
           <w:ilvl w:val="0"/>
           <w:numId w:val="1014"/>
         </w:numPr>
-        <w:pStyle w:val="Compact"/>
       </w:pPr>
       <w:r>
         <w:t xml:space="preserve">What incident process handles a wrong-patient, wrong-tenant, or wrong-project load?</w:t>
@@ -4645,9 +4613,8 @@
       <w:tblPr>
         <w:tblStyle w:val="Table"/>
         <w:tblW w:w="9360" w:type="dxa"/>
+        <w:tblLayout w:type="fixed"/>
         <w:tblLook w:firstRow="1" w:lastRow="0" w:firstColumn="0" w:lastColumn="0" w:noHBand="0" w:noVBand="0" w:val="0020"/>
-        <w:jc w:val="start"/>
-        <w:tblLayout w:type="fixed"/>
       </w:tblPr>
       <w:tblGrid>
         <w:gridCol w:w="4446"/>
@@ -4656,7 +4623,7 @@
       <w:tr>
         <w:trPr>
           <w:cantSplit/>
-          <w:tblHeader w:val="true"/>
+          <w:tblHeader w:val="on"/>
         </w:trPr>
         <w:tc>
           <w:tcPr/>
@@ -4917,8 +4884,8 @@
         <w:t xml:space="preserve">Security review covers the pipeline and temporary artifacts, not only final FHIR resources.</w:t>
       </w:r>
     </w:p>
-    <w:bookmarkEnd w:id="56"/>
-    <w:bookmarkStart w:id="60" w:name="documents-binaries-complex-data"/>
+    <w:bookmarkEnd w:id="45"/>
+    <w:bookmarkStart w:id="49" w:name="documents-binaries-complex-data"/>
     <w:p>
       <w:pPr>
         <w:pStyle w:val="Heading4"/>
@@ -4941,8 +4908,8 @@
       </w:pPr>
       <w:r>
         <w:rPr>
+          <w:b/>
           <w:bCs/>
-          <w:b/>
         </w:rPr>
         <w:t xml:space="preserve">Recommendation:</w:t>
       </w:r>
@@ -4959,19 +4926,19 @@
       </w:pPr>
       <w:r>
         <w:rPr>
+          <w:b/>
           <w:bCs/>
-          <w:b/>
         </w:rPr>
         <w:t xml:space="preserve">Questions:</w:t>
       </w:r>
     </w:p>
     <w:p>
       <w:pPr>
+        <w:pStyle w:val="Compact"/>
         <w:numPr>
           <w:ilvl w:val="0"/>
           <w:numId w:val="1015"/>
         </w:numPr>
-        <w:pStyle w:val="Compact"/>
       </w:pPr>
       <w:r>
         <w:t xml:space="preserve">Which complex domains are in scope, and must they remain operational or only viewable?</w:t>
@@ -4979,11 +4946,11 @@
     </w:p>
     <w:p>
       <w:pPr>
+        <w:pStyle w:val="Compact"/>
         <w:numPr>
           <w:ilvl w:val="0"/>
           <w:numId w:val="1015"/>
         </w:numPr>
-        <w:pStyle w:val="Compact"/>
       </w:pPr>
       <w:r>
         <w:t xml:space="preserve">Are original bytes, structured data, searchable metadata, or all three required?</w:t>
@@ -4991,11 +4958,11 @@
     </w:p>
     <w:p>
       <w:pPr>
+        <w:pStyle w:val="Compact"/>
         <w:numPr>
           <w:ilvl w:val="0"/>
           <w:numId w:val="1015"/>
         </w:numPr>
-        <w:pStyle w:val="Compact"/>
       </w:pPr>
       <w:r>
         <w:t xml:space="preserve">How are identity, clinical context, access, integrity, and retrieval verified?</w:t>
@@ -5003,11 +4970,11 @@
     </w:p>
     <w:p>
       <w:pPr>
+        <w:pStyle w:val="Compact"/>
         <w:numPr>
           <w:ilvl w:val="0"/>
           <w:numId w:val="1015"/>
         </w:numPr>
-        <w:pStyle w:val="Compact"/>
       </w:pPr>
       <w:r>
         <w:t xml:space="preserve">Which unsupported or ambiguous data needs human review or legacy retention?</w:t>
@@ -5023,7 +4990,7 @@
       <w:r>
         <w:t xml:space="preserve"> </w:t>
       </w:r>
-      <w:hyperlink r:id="rId57">
+      <w:hyperlink r:id="rId46">
         <w:r>
           <w:rPr>
             <w:rStyle w:val="Hyperlink"/>
@@ -5037,7 +5004,7 @@
       <w:r>
         <w:t xml:space="preserve"> </w:t>
       </w:r>
-      <w:hyperlink r:id="rId58">
+      <w:hyperlink r:id="rId47">
         <w:r>
           <w:rPr>
             <w:rStyle w:val="Hyperlink"/>
@@ -5051,7 +5018,7 @@
       <w:r>
         <w:t xml:space="preserve"> </w:t>
       </w:r>
-      <w:hyperlink r:id="rId59">
+      <w:hyperlink r:id="rId48">
         <w:r>
           <w:rPr>
             <w:rStyle w:val="Hyperlink"/>
@@ -5066,8 +5033,8 @@
         <w:t xml:space="preserve">rather than defining those models inside the migration plan.</w:t>
       </w:r>
     </w:p>
-    <w:bookmarkEnd w:id="60"/>
-    <w:bookmarkStart w:id="61" w:name="monitoring-exceptions-handoff"/>
+    <w:bookmarkEnd w:id="49"/>
+    <w:bookmarkStart w:id="50" w:name="monitoring-exceptions-handoff"/>
     <w:p>
       <w:pPr>
         <w:pStyle w:val="Heading4"/>
@@ -5090,8 +5057,8 @@
       </w:pPr>
       <w:r>
         <w:rPr>
+          <w:b/>
           <w:bCs/>
-          <w:b/>
         </w:rPr>
         <w:t xml:space="preserve">Recommendation:</w:t>
       </w:r>
@@ -5108,19 +5075,19 @@
       </w:pPr>
       <w:r>
         <w:rPr>
+          <w:b/>
           <w:bCs/>
-          <w:b/>
         </w:rPr>
         <w:t xml:space="preserve">Questions:</w:t>
       </w:r>
     </w:p>
     <w:p>
       <w:pPr>
+        <w:pStyle w:val="Compact"/>
         <w:numPr>
           <w:ilvl w:val="0"/>
           <w:numId w:val="1016"/>
         </w:numPr>
-        <w:pStyle w:val="Compact"/>
       </w:pPr>
       <w:r>
         <w:t xml:space="preserve">Which metrics, alerts, and thresholds pause a run?</w:t>
@@ -5128,11 +5095,11 @@
     </w:p>
     <w:p>
       <w:pPr>
+        <w:pStyle w:val="Compact"/>
         <w:numPr>
           <w:ilvl w:val="0"/>
           <w:numId w:val="1016"/>
         </w:numPr>
-        <w:pStyle w:val="Compact"/>
       </w:pPr>
       <w:r>
         <w:t xml:space="preserve">Who owns technical, identity, clinical, and terminology exceptions?</w:t>
@@ -5140,11 +5107,11 @@
     </w:p>
     <w:p>
       <w:pPr>
+        <w:pStyle w:val="Compact"/>
         <w:numPr>
           <w:ilvl w:val="0"/>
           <w:numId w:val="1016"/>
         </w:numPr>
-        <w:pStyle w:val="Compact"/>
       </w:pPr>
       <w:r>
         <w:t xml:space="preserve">Does the pipeline end or become an ongoing production integration?</w:t>
@@ -5152,11 +5119,11 @@
     </w:p>
     <w:p>
       <w:pPr>
+        <w:pStyle w:val="Compact"/>
         <w:numPr>
           <w:ilvl w:val="0"/>
           <w:numId w:val="1016"/>
         </w:numPr>
-        <w:pStyle w:val="Compact"/>
       </w:pPr>
       <w:r>
         <w:t xml:space="preserve">What ends the post-go-live support period and permits credential, staging, and source-access retirement?</w:t>
@@ -5166,9 +5133,8 @@
       <w:tblPr>
         <w:tblStyle w:val="Table"/>
         <w:tblW w:w="9360" w:type="dxa"/>
+        <w:tblLayout w:type="fixed"/>
         <w:tblLook w:firstRow="1" w:lastRow="0" w:firstColumn="0" w:lastColumn="0" w:noHBand="0" w:noVBand="0" w:val="0020"/>
-        <w:jc w:val="start"/>
-        <w:tblLayout w:type="fixed"/>
       </w:tblPr>
       <w:tblGrid>
         <w:gridCol w:w="4424"/>
@@ -5177,7 +5143,7 @@
       <w:tr>
         <w:trPr>
           <w:cantSplit/>
-          <w:tblHeader w:val="true"/>
+          <w:tblHeader w:val="on"/>
         </w:trPr>
         <w:tc>
           <w:tcPr/>
@@ -5437,10 +5403,10 @@
         </w:tc>
       </w:tr>
     </w:tbl>
-    <w:bookmarkEnd w:id="61"/>
-    <w:bookmarkEnd w:id="62"/>
-    <w:bookmarkEnd w:id="63"/>
-    <w:bookmarkStart w:id="64" w:name="before-you-implement"/>
+    <w:bookmarkEnd w:id="50"/>
+    <w:bookmarkEnd w:id="51"/>
+    <w:bookmarkEnd w:id="52"/>
+    <w:bookmarkStart w:id="53" w:name="before-you-implement"/>
     <w:p>
       <w:pPr>
         <w:pStyle w:val="Heading2"/>
@@ -5459,11 +5425,11 @@
     </w:p>
     <w:p>
       <w:pPr>
+        <w:pStyle w:val="Compact"/>
         <w:numPr>
           <w:ilvl w:val="0"/>
           <w:numId w:val="1017"/>
         </w:numPr>
-        <w:pStyle w:val="Compact"/>
       </w:pPr>
       <w:r>
         <w:t xml:space="preserve">Data scope, history boundaries, and exclusions</w:t>
@@ -5471,11 +5437,11 @@
     </w:p>
     <w:p>
       <w:pPr>
+        <w:pStyle w:val="Compact"/>
         <w:numPr>
           <w:ilvl w:val="0"/>
           <w:numId w:val="1017"/>
         </w:numPr>
-        <w:pStyle w:val="Compact"/>
       </w:pPr>
       <w:r>
         <w:t xml:space="preserve">Identifier, matching, and mapping decisions</w:t>
@@ -5483,11 +5449,11 @@
     </w:p>
     <w:p>
       <w:pPr>
+        <w:pStyle w:val="Compact"/>
         <w:numPr>
           <w:ilvl w:val="0"/>
           <w:numId w:val="1017"/>
         </w:numPr>
-        <w:pStyle w:val="Compact"/>
       </w:pPr>
       <w:r>
         <w:t xml:space="preserve">Load path, recovery approach, and operational owner</w:t>
@@ -5495,11 +5461,11 @@
     </w:p>
     <w:p>
       <w:pPr>
+        <w:pStyle w:val="Compact"/>
         <w:numPr>
           <w:ilvl w:val="0"/>
           <w:numId w:val="1017"/>
         </w:numPr>
-        <w:pStyle w:val="Compact"/>
       </w:pPr>
       <w:r>
         <w:t xml:space="preserve">Write authority, cutover approach, and rollback criteria</w:t>
@@ -5507,11 +5473,11 @@
     </w:p>
     <w:p>
       <w:pPr>
+        <w:pStyle w:val="Compact"/>
         <w:numPr>
           <w:ilvl w:val="0"/>
           <w:numId w:val="1017"/>
         </w:numPr>
-        <w:pStyle w:val="Compact"/>
       </w:pPr>
       <w:r>
         <w:t xml:space="preserve">Validation evidence, acceptance thresholds, and approvers</w:t>
@@ -5519,11 +5485,11 @@
     </w:p>
     <w:p>
       <w:pPr>
+        <w:pStyle w:val="Compact"/>
         <w:numPr>
           <w:ilvl w:val="0"/>
           <w:numId w:val="1017"/>
         </w:numPr>
-        <w:pStyle w:val="Compact"/>
       </w:pPr>
       <w:r>
         <w:t xml:space="preserve">Security controls and unresolved risks</w:t>
@@ -5537,8 +5503,8 @@
         <w:t xml:space="preserve">Do not begin production migration work while any decision that changes identity, clinical meaning, write authority, or acceptance remains unowned or unresolved.</w:t>
       </w:r>
     </w:p>
-    <w:bookmarkEnd w:id="64"/>
-    <w:bookmarkEnd w:id="65"/>
+    <w:bookmarkEnd w:id="53"/>
+    <w:bookmarkEnd w:id="54"/>
     <w:sectPr>
       <w:pgSz w:h="15840" w:w="12240"/>
       <w:pgMar w:bottom="1440" w:footer="720" w:gutter="0" w:header="720" w:left="1440" w:right="1440" w:top="1440"/>
@@ -5576,14 +5542,14 @@
 <file path=word/numbering.xml><?xml version="1.0" encoding="utf-8"?>
 <w:numbering xmlns:w="http://schemas.openxmlformats.org/wordprocessingml/2006/main">
   <w:abstractNum w:abstractNumId="990">
-    <w:nsid w:val="A990"/>
+    <w:nsid w:val="0000A990"/>
     <w:multiLevelType w:val="multilevel"/>
     <w:lvl w:ilvl="0">
       <w:numFmt w:val="bullet"/>
       <w:lvlText w:val=" "/>
       <w:lvlJc w:val="left"/>
       <w:pPr>
-        <w:ind w:left="720" w:hanging="480"/>
+        <w:ind w:left="720" w:hanging="360"/>
       </w:pPr>
     </w:lvl>
     <w:lvl w:ilvl="1">
@@ -5591,7 +5557,7 @@
       <w:lvlText w:val=" "/>
       <w:lvlJc w:val="left"/>
       <w:pPr>
-        <w:ind w:left="1440" w:hanging="480"/>
+        <w:ind w:left="1440" w:hanging="360"/>
       </w:pPr>
     </w:lvl>
     <w:lvl w:ilvl="2">
@@ -5599,7 +5565,7 @@
       <w:lvlText w:val=" "/>
       <w:lvlJc w:val="left"/>
       <w:pPr>
-        <w:ind w:left="2160" w:hanging="480"/>
+        <w:ind w:left="2160" w:hanging="360"/>
       </w:pPr>
     </w:lvl>
     <w:lvl w:ilvl="3">
@@ -5607,7 +5573,7 @@
       <w:lvlText w:val=" "/>
       <w:lvlJc w:val="left"/>
       <w:pPr>
-        <w:ind w:left="2880" w:hanging="480"/>
+        <w:ind w:left="2880" w:hanging="360"/>
       </w:pPr>
     </w:lvl>
     <w:lvl w:ilvl="4">
@@ -5615,7 +5581,7 @@
       <w:lvlText w:val=" "/>
       <w:lvlJc w:val="left"/>
       <w:pPr>
-        <w:ind w:left="3600" w:hanging="480"/>
+        <w:ind w:left="3600" w:hanging="360"/>
       </w:pPr>
     </w:lvl>
     <w:lvl w:ilvl="5">
@@ -5623,7 +5589,7 @@
       <w:lvlText w:val=" "/>
       <w:lvlJc w:val="left"/>
       <w:pPr>
-        <w:ind w:left="4320" w:hanging="480"/>
+        <w:ind w:left="4320" w:hanging="360"/>
       </w:pPr>
     </w:lvl>
     <w:lvl w:ilvl="6">
@@ -5631,7 +5597,7 @@
       <w:lvlText w:val=" "/>
       <w:lvlJc w:val="left"/>
       <w:pPr>
-        <w:ind w:left="5040" w:hanging="480"/>
+        <w:ind w:left="5040" w:hanging="360"/>
       </w:pPr>
     </w:lvl>
     <w:lvl w:ilvl="7">
@@ -5639,7 +5605,7 @@
       <w:lvlText w:val=" "/>
       <w:lvlJc w:val="left"/>
       <w:pPr>
-        <w:ind w:left="5760" w:hanging="480"/>
+        <w:ind w:left="5760" w:hanging="360"/>
       </w:pPr>
     </w:lvl>
     <w:lvl w:ilvl="8">
@@ -5647,84 +5613,111 @@
       <w:lvlText w:val=" "/>
       <w:lvlJc w:val="left"/>
       <w:pPr>
-        <w:ind w:left="6480" w:hanging="480"/>
+        <w:ind w:left="6480" w:hanging="360"/>
       </w:pPr>
     </w:lvl>
   </w:abstractNum>
   <w:abstractNum w:abstractNumId="991">
-    <w:nsid w:val="A991"/>
+    <w:nsid w:val="0000A991"/>
     <w:multiLevelType w:val="multilevel"/>
     <w:lvl w:ilvl="0">
       <w:numFmt w:val="bullet"/>
-      <w:lvlText w:val="•"/>
+      <w:lvlText w:val=""/>
       <w:lvlJc w:val="left"/>
       <w:pPr>
-        <w:ind w:left="720" w:hanging="480"/>
-      </w:pPr>
+        <w:ind w:left="720" w:hanging="360"/>
+      </w:pPr>
+      <w:rPr>
+        <w:rFonts w:ascii="Symbol" w:hAnsi="Symbol" w:cs="Symbol" w:hint="default"/>
+      </w:rPr>
     </w:lvl>
     <w:lvl w:ilvl="1">
       <w:numFmt w:val="bullet"/>
-      <w:lvlText w:val="–"/>
+      <w:lvlText w:val="o"/>
       <w:lvlJc w:val="left"/>
       <w:pPr>
-        <w:ind w:left="1440" w:hanging="480"/>
-      </w:pPr>
+        <w:ind w:left="1440" w:hanging="360"/>
+      </w:pPr>
+      <w:rPr>
+        <w:rFonts w:ascii="Courier New" w:hAnsi="Courier New" w:cs="Courier New" w:hint="default"/>
+      </w:rPr>
     </w:lvl>
     <w:lvl w:ilvl="2">
       <w:numFmt w:val="bullet"/>
-      <w:lvlText w:val="•"/>
+      <w:lvlText w:val=""/>
       <w:lvlJc w:val="left"/>
       <w:pPr>
-        <w:ind w:left="2160" w:hanging="480"/>
-      </w:pPr>
+        <w:ind w:left="2160" w:hanging="360"/>
+      </w:pPr>
+      <w:rPr>
+        <w:rFonts w:ascii="Wingdings" w:hAnsi="Wingdings" w:cs="Wingdings" w:hint="default"/>
+      </w:rPr>
     </w:lvl>
     <w:lvl w:ilvl="3">
       <w:numFmt w:val="bullet"/>
-      <w:lvlText w:val="–"/>
+      <w:lvlText w:val=""/>
       <w:lvlJc w:val="left"/>
       <w:pPr>
-        <w:ind w:left="2880" w:hanging="480"/>
-      </w:pPr>
+        <w:ind w:left="2880" w:hanging="360"/>
+      </w:pPr>
+      <w:rPr>
+        <w:rFonts w:ascii="Symbol" w:hAnsi="Symbol" w:cs="Symbol" w:hint="default"/>
+      </w:rPr>
     </w:lvl>
     <w:lvl w:ilvl="4">
       <w:numFmt w:val="bullet"/>
-      <w:lvlText w:val="•"/>
+      <w:lvlText w:val="o"/>
       <w:lvlJc w:val="left"/>
       <w:pPr>
-        <w:ind w:left="3600" w:hanging="480"/>
-      </w:pPr>
+        <w:ind w:left="3600" w:hanging="360"/>
+      </w:pPr>
+      <w:rPr>
+        <w:rFonts w:ascii="Courier New" w:hAnsi="Courier New" w:cs="Courier New" w:hint="default"/>
+      </w:rPr>
     </w:lvl>
     <w:lvl w:ilvl="5">
       <w:numFmt w:val="bullet"/>
-      <w:lvlText w:val="–"/>
+      <w:lvlText w:val=""/>
       <w:lvlJc w:val="left"/>
       <w:pPr>
-        <w:ind w:left="4320" w:hanging="480"/>
-      </w:pPr>
+        <w:ind w:left="4320" w:hanging="360"/>
+      </w:pPr>
+      <w:rPr>
+        <w:rFonts w:ascii="Wingdings" w:hAnsi="Wingdings" w:cs="Wingdings" w:hint="default"/>
+      </w:rPr>
     </w:lvl>
     <w:lvl w:ilvl="6">
       <w:numFmt w:val="bullet"/>
-      <w:lvlText w:val="•"/>
+      <w:lvlText w:val=""/>
       <w:lvlJc w:val="left"/>
       <w:pPr>
-        <w:ind w:left="5040" w:hanging="480"/>
-      </w:pPr>
+        <w:ind w:left="5040" w:hanging="360"/>
+      </w:pPr>
+      <w:rPr>
+        <w:rFonts w:ascii="Symbol" w:hAnsi="Symbol" w:cs="Symbol" w:hint="default"/>
+      </w:rPr>
     </w:lvl>
     <w:lvl w:ilvl="7">
       <w:numFmt w:val="bullet"/>
-      <w:lvlText w:val="–"/>
+      <w:lvlText w:val="o"/>
       <w:lvlJc w:val="left"/>
       <w:pPr>
-        <w:ind w:left="5760" w:hanging="480"/>
-      </w:pPr>
+        <w:ind w:left="5760" w:hanging="360"/>
+      </w:pPr>
+      <w:rPr>
+        <w:rFonts w:ascii="Courier New" w:hAnsi="Courier New" w:cs="Courier New" w:hint="default"/>
+      </w:rPr>
     </w:lvl>
     <w:lvl w:ilvl="8">
       <w:numFmt w:val="bullet"/>
-      <w:lvlText w:val="•"/>
+      <w:lvlText w:val=""/>
       <w:lvlJc w:val="left"/>
       <w:pPr>
-        <w:ind w:left="6480" w:hanging="480"/>
-      </w:pPr>
+        <w:ind w:left="6480" w:hanging="360"/>
+      </w:pPr>
+      <w:rPr>
+        <w:rFonts w:ascii="Wingdings" w:hAnsi="Wingdings" w:cs="Wingdings" w:hint="default"/>
+      </w:rPr>
     </w:lvl>
   </w:abstractNum>
   <w:num w:numId="1000">
@@ -6460,8 +6453,8 @@
     <w:name w:val="KeywordTok"/>
     <w:basedOn w:val="VerbatimChar"/>
     <w:rPr>
+      <w:b/>
       <w:color w:val="007020"/>
-      <w:b/>
     </w:rPr>
   </w:style>
   <w:style w:type="character" w:customStyle="1" w:styleId="DataTypeTok">
@@ -6538,42 +6531,42 @@
     <w:name w:val="ImportTok"/>
     <w:basedOn w:val="VerbatimChar"/>
     <w:rPr>
+      <w:b/>
       <w:color w:val="008000"/>
-      <w:b/>
     </w:rPr>
   </w:style>
   <w:style w:type="character" w:customStyle="1" w:styleId="CommentTok">
     <w:name w:val="CommentTok"/>
     <w:basedOn w:val="VerbatimChar"/>
     <w:rPr>
+      <w:i/>
       <w:color w:val="60a0b0"/>
-      <w:i/>
     </w:rPr>
   </w:style>
   <w:style w:type="character" w:customStyle="1" w:styleId="DocumentationTok">
     <w:name w:val="DocumentationTok"/>
     <w:basedOn w:val="VerbatimChar"/>
     <w:rPr>
+      <w:i/>
       <w:color w:val="ba2121"/>
-      <w:i/>
     </w:rPr>
   </w:style>
   <w:style w:type="character" w:customStyle="1" w:styleId="AnnotationTok">
     <w:name w:val="AnnotationTok"/>
     <w:basedOn w:val="VerbatimChar"/>
     <w:rPr>
-      <w:color w:val="60a0b0"/>
       <w:b/>
       <w:i/>
+      <w:color w:val="60a0b0"/>
     </w:rPr>
   </w:style>
   <w:style w:type="character" w:customStyle="1" w:styleId="CommentVarTok">
     <w:name w:val="CommentVarTok"/>
     <w:basedOn w:val="VerbatimChar"/>
     <w:rPr>
-      <w:color w:val="60a0b0"/>
       <w:b/>
       <w:i/>
+      <w:color w:val="60a0b0"/>
     </w:rPr>
   </w:style>
   <w:style w:type="character" w:customStyle="1" w:styleId="OtherTok">
@@ -6601,8 +6594,8 @@
     <w:name w:val="ControlFlowTok"/>
     <w:basedOn w:val="VerbatimChar"/>
     <w:rPr>
+      <w:b/>
       <w:color w:val="007020"/>
-      <w:b/>
     </w:rPr>
   </w:style>
   <w:style w:type="character" w:customStyle="1" w:styleId="OperatorTok">
@@ -6647,34 +6640,34 @@
     <w:name w:val="InformationTok"/>
     <w:basedOn w:val="VerbatimChar"/>
     <w:rPr>
-      <w:color w:val="60a0b0"/>
       <w:b/>
       <w:i/>
+      <w:color w:val="60a0b0"/>
     </w:rPr>
   </w:style>
   <w:style w:type="character" w:customStyle="1" w:styleId="WarningTok">
     <w:name w:val="WarningTok"/>
     <w:basedOn w:val="VerbatimChar"/>
     <w:rPr>
-      <w:color w:val="60a0b0"/>
       <w:b/>
       <w:i/>
+      <w:color w:val="60a0b0"/>
     </w:rPr>
   </w:style>
   <w:style w:type="character" w:customStyle="1" w:styleId="AlertTok">
     <w:name w:val="AlertTok"/>
     <w:basedOn w:val="VerbatimChar"/>
     <w:rPr>
+      <w:b/>
       <w:color w:val="ff0000"/>
-      <w:b/>
     </w:rPr>
   </w:style>
   <w:style w:type="character" w:customStyle="1" w:styleId="ErrorTok">
     <w:name w:val="ErrorTok"/>
     <w:basedOn w:val="VerbatimChar"/>
     <w:rPr>
+      <w:b/>
       <w:color w:val="ff0000"/>
-      <w:b/>
     </w:rPr>
   </w:style>
   <w:style w:type="character" w:customStyle="1" w:styleId="NormalTok">

--- a/packages/docs/static/decision-guides/data-migration.docx
+++ b/packages/docs/static/decision-guides/data-migration.docx
@@ -11,18 +11,18 @@
           <wp:inline>
             <wp:extent cx="5943600" cy="1289649"/>
             <wp:effectExtent b="0" l="0" r="0" t="0"/>
-            <wp:docPr descr="Medplum" title="" id="10" name="Picture"/>
+            <wp:docPr descr="Medplum" title="" id="21" name="Picture"/>
             <a:graphic>
               <a:graphicData uri="http://schemas.openxmlformats.org/drawingml/2006/picture">
                 <pic:pic>
                   <pic:nvPicPr>
-                    <pic:cNvPr descr="medplum-wordmark-grape.png" id="11" name="Picture"/>
+                    <pic:cNvPr descr="medplum-wordmark-grape.png" id="22" name="Picture"/>
                     <pic:cNvPicPr>
                       <a:picLocks noChangeArrowheads="1" noChangeAspect="1"/>
                     </pic:cNvPicPr>
                   </pic:nvPicPr>
                   <pic:blipFill>
-                    <a:blip r:embed="rId9"/>
+                    <a:blip r:embed="rId20"/>
                     <a:stretch>
                       <a:fillRect/>
                     </a:stretch>
@@ -49,7 +49,7 @@
         </w:drawing>
       </w:r>
     </w:p>
-    <w:bookmarkStart w:id="54" w:name="data-migration-decision-guide"/>
+    <w:bookmarkStart w:id="65" w:name="data-migration-decision-guide"/>
     <w:p>
       <w:pPr>
         <w:pStyle w:val="Heading1"/>
@@ -72,39 +72,39 @@
       </w:pPr>
       <w:r>
         <w:rPr>
+          <w:iCs/>
           <w:i/>
-          <w:iCs/>
         </w:rPr>
         <w:t xml:space="preserve">Companion to the</w:t>
       </w:r>
       <w:r>
         <w:rPr>
+          <w:iCs/>
           <w:i/>
-          <w:iCs/>
         </w:rPr>
         <w:t xml:space="preserve"> </w:t>
       </w:r>
-      <w:hyperlink r:id="rId12">
+      <w:hyperlink r:id="rId23">
         <w:r>
           <w:rPr>
             <w:rStyle w:val="Hyperlink"/>
+            <w:iCs/>
             <w:i/>
-            <w:iCs/>
           </w:rPr>
           <w:t xml:space="preserve">Migrating to Medplum</w:t>
         </w:r>
       </w:hyperlink>
       <w:r>
         <w:rPr>
+          <w:iCs/>
           <w:i/>
-          <w:iCs/>
         </w:rPr>
         <w:t xml:space="preserve"> </w:t>
       </w:r>
       <w:r>
         <w:rPr>
+          <w:iCs/>
           <w:i/>
-          <w:iCs/>
         </w:rPr>
         <w:t xml:space="preserve">docs.</w:t>
       </w:r>
@@ -116,7 +116,7 @@
         </w:pict>
       </w:r>
     </w:p>
-    <w:bookmarkStart w:id="19" w:name="section-1-migration-context-participants"/>
+    <w:bookmarkStart w:id="30" w:name="section-1-migration-context-participants"/>
     <w:p>
       <w:pPr>
         <w:pStyle w:val="Heading2"/>
@@ -133,7 +133,7 @@
         <w:t xml:space="preserve">These questions establish what is moving, why it is moving, and who owns each decision before implementation begins.</w:t>
       </w:r>
     </w:p>
-    <w:bookmarkStart w:id="13" w:name="what-outcome-defines-success"/>
+    <w:bookmarkStart w:id="24" w:name="what-outcome-defines-success"/>
     <w:p>
       <w:pPr>
         <w:pStyle w:val="Heading3"/>
@@ -144,11 +144,11 @@
     </w:p>
     <w:p>
       <w:pPr>
-        <w:pStyle w:val="Compact"/>
         <w:numPr>
           <w:ilvl w:val="0"/>
           <w:numId w:val="1001"/>
         </w:numPr>
+        <w:pStyle w:val="Compact"/>
       </w:pPr>
       <w:r>
         <w:t xml:space="preserve">Replace a legacy clinical or operational system</w:t>
@@ -156,11 +156,11 @@
     </w:p>
     <w:p>
       <w:pPr>
-        <w:pStyle w:val="Compact"/>
         <w:numPr>
           <w:ilvl w:val="0"/>
           <w:numId w:val="1001"/>
         </w:numPr>
+        <w:pStyle w:val="Compact"/>
       </w:pPr>
       <w:r>
         <w:t xml:space="preserve">Consolidate several systems into one Medplum project</w:t>
@@ -168,11 +168,11 @@
     </w:p>
     <w:p>
       <w:pPr>
-        <w:pStyle w:val="Compact"/>
         <w:numPr>
           <w:ilvl w:val="0"/>
           <w:numId w:val="1001"/>
         </w:numPr>
+        <w:pStyle w:val="Compact"/>
       </w:pPr>
       <w:r>
         <w:t xml:space="preserve">Backfill history while the source remains active</w:t>
@@ -180,11 +180,11 @@
     </w:p>
     <w:p>
       <w:pPr>
-        <w:pStyle w:val="Compact"/>
         <w:numPr>
           <w:ilvl w:val="0"/>
           <w:numId w:val="1001"/>
         </w:numPr>
+        <w:pStyle w:val="Compact"/>
       </w:pPr>
       <w:r>
         <w:t xml:space="preserve">Seed selected data for a new workflow</w:t>
@@ -192,11 +192,11 @@
     </w:p>
     <w:p>
       <w:pPr>
-        <w:pStyle w:val="Compact"/>
         <w:numPr>
           <w:ilvl w:val="0"/>
           <w:numId w:val="1001"/>
         </w:numPr>
+        <w:pStyle w:val="Compact"/>
       </w:pPr>
       <w:r>
         <w:t xml:space="preserve">Preserve a read-only archive</w:t>
@@ -204,11 +204,11 @@
     </w:p>
     <w:p>
       <w:pPr>
-        <w:pStyle w:val="Compact"/>
         <w:numPr>
           <w:ilvl w:val="0"/>
           <w:numId w:val="1001"/>
         </w:numPr>
+        <w:pStyle w:val="Compact"/>
       </w:pPr>
       <w:r>
         <w:t xml:space="preserve">Build a repeatable onboarding pipeline for future sources</w:t>
@@ -220,14 +220,14 @@
       </w:pPr>
       <w:r>
         <w:rPr>
+          <w:iCs/>
           <w:i/>
-          <w:iCs/>
         </w:rPr>
         <w:t xml:space="preserve">Why: determines whether this is a finite conversion, ongoing synchronization, or a reusable product capability.</w:t>
       </w:r>
     </w:p>
-    <w:bookmarkEnd w:id="13"/>
-    <w:bookmarkStart w:id="14" w:name="X40e5f88a222cca059cb423a55c3af44a6a75173"/>
+    <w:bookmarkEnd w:id="24"/>
+    <w:bookmarkStart w:id="25" w:name="X40e5f88a222cca059cb423a55c3af44a6a75173"/>
     <w:p>
       <w:pPr>
         <w:pStyle w:val="Heading3"/>
@@ -246,11 +246,11 @@
     </w:p>
     <w:p>
       <w:pPr>
-        <w:pStyle w:val="Compact"/>
         <w:numPr>
           <w:ilvl w:val="0"/>
           <w:numId w:val="1002"/>
         </w:numPr>
+        <w:pStyle w:val="Compact"/>
       </w:pPr>
       <w:r>
         <w:t xml:space="preserve">Business and technical owners</w:t>
@@ -258,11 +258,11 @@
     </w:p>
     <w:p>
       <w:pPr>
-        <w:pStyle w:val="Compact"/>
         <w:numPr>
           <w:ilvl w:val="0"/>
           <w:numId w:val="1002"/>
         </w:numPr>
+        <w:pStyle w:val="Compact"/>
       </w:pPr>
       <w:r>
         <w:t xml:space="preserve">Extraction method and available formats</w:t>
@@ -270,11 +270,11 @@
     </w:p>
     <w:p>
       <w:pPr>
-        <w:pStyle w:val="Compact"/>
         <w:numPr>
           <w:ilvl w:val="0"/>
           <w:numId w:val="1002"/>
         </w:numPr>
+        <w:pStyle w:val="Compact"/>
       </w:pPr>
       <w:r>
         <w:t xml:space="preserve">Data volume and rate of change</w:t>
@@ -282,11 +282,11 @@
     </w:p>
     <w:p>
       <w:pPr>
-        <w:pStyle w:val="Compact"/>
         <w:numPr>
           <w:ilvl w:val="0"/>
           <w:numId w:val="1002"/>
         </w:numPr>
+        <w:pStyle w:val="Compact"/>
       </w:pPr>
       <w:r>
         <w:t xml:space="preserve">Stable identifiers</w:t>
@@ -294,11 +294,11 @@
     </w:p>
     <w:p>
       <w:pPr>
-        <w:pStyle w:val="Compact"/>
         <w:numPr>
           <w:ilvl w:val="0"/>
           <w:numId w:val="1002"/>
         </w:numPr>
+        <w:pStyle w:val="Compact"/>
       </w:pPr>
       <w:r>
         <w:t xml:space="preserve">Time zone, locale, and encoding conventions</w:t>
@@ -306,11 +306,11 @@
     </w:p>
     <w:p>
       <w:pPr>
-        <w:pStyle w:val="Compact"/>
         <w:numPr>
           <w:ilvl w:val="0"/>
           <w:numId w:val="1002"/>
         </w:numPr>
+        <w:pStyle w:val="Compact"/>
       </w:pPr>
       <w:r>
         <w:t xml:space="preserve">Known quality issues and source variants</w:t>
@@ -318,11 +318,11 @@
     </w:p>
     <w:p>
       <w:pPr>
-        <w:pStyle w:val="Compact"/>
         <w:numPr>
           <w:ilvl w:val="0"/>
           <w:numId w:val="1002"/>
         </w:numPr>
+        <w:pStyle w:val="Compact"/>
       </w:pPr>
       <w:r>
         <w:t xml:space="preserve">Deletion, merge, and correction history</w:t>
@@ -330,11 +330,11 @@
     </w:p>
     <w:p>
       <w:pPr>
-        <w:pStyle w:val="Compact"/>
         <w:numPr>
           <w:ilvl w:val="0"/>
           <w:numId w:val="1002"/>
         </w:numPr>
+        <w:pStyle w:val="Compact"/>
       </w:pPr>
       <w:r>
         <w:t xml:space="preserve">Whether the source remains active after cutover</w:t>
@@ -346,14 +346,14 @@
       </w:pPr>
       <w:r>
         <w:rPr>
+          <w:iCs/>
           <w:i/>
-          <w:iCs/>
         </w:rPr>
         <w:t xml:space="preserve">Why: a database snapshot, FHIR endpoint, HL7 feed, document archive, and DICOM repository need different extraction and reconciliation plans.</w:t>
       </w:r>
     </w:p>
-    <w:bookmarkEnd w:id="14"/>
-    <w:bookmarkStart w:id="15" w:name="X0e380b173cd414b188e42953b67fa377bd3798a"/>
+    <w:bookmarkEnd w:id="25"/>
+    <w:bookmarkStart w:id="26" w:name="X0e380b173cd414b188e42953b67fa377bd3798a"/>
     <w:p>
       <w:pPr>
         <w:pStyle w:val="Heading3"/>
@@ -372,11 +372,11 @@
     </w:p>
     <w:p>
       <w:pPr>
-        <w:pStyle w:val="Compact"/>
         <w:numPr>
           <w:ilvl w:val="0"/>
           <w:numId w:val="1003"/>
         </w:numPr>
+        <w:pStyle w:val="Compact"/>
       </w:pPr>
       <w:r>
         <w:t xml:space="preserve">People, organizations, locations, and coverage</w:t>
@@ -384,11 +384,11 @@
     </w:p>
     <w:p>
       <w:pPr>
-        <w:pStyle w:val="Compact"/>
         <w:numPr>
           <w:ilvl w:val="0"/>
           <w:numId w:val="1003"/>
         </w:numPr>
+        <w:pStyle w:val="Compact"/>
       </w:pPr>
       <w:r>
         <w:t xml:space="preserve">Encounters, appointments, current clinical state, and clinical history</w:t>
@@ -396,11 +396,11 @@
     </w:p>
     <w:p>
       <w:pPr>
-        <w:pStyle w:val="Compact"/>
         <w:numPr>
           <w:ilvl w:val="0"/>
           <w:numId w:val="1003"/>
         </w:numPr>
+        <w:pStyle w:val="Compact"/>
       </w:pPr>
       <w:r>
         <w:t xml:space="preserve">Forms, communications, tasks, consents, and other workflow state</w:t>
@@ -408,11 +408,11 @@
     </w:p>
     <w:p>
       <w:pPr>
-        <w:pStyle w:val="Compact"/>
         <w:numPr>
           <w:ilvl w:val="0"/>
           <w:numId w:val="1003"/>
         </w:numPr>
+        <w:pStyle w:val="Compact"/>
       </w:pPr>
       <w:r>
         <w:t xml:space="preserve">Documents, files, and imaging</w:t>
@@ -420,11 +420,11 @@
     </w:p>
     <w:p>
       <w:pPr>
-        <w:pStyle w:val="Compact"/>
         <w:numPr>
           <w:ilvl w:val="0"/>
           <w:numId w:val="1003"/>
         </w:numPr>
+        <w:pStyle w:val="Compact"/>
       </w:pPr>
       <w:r>
         <w:t xml:space="preserve">Billing, terminology, profiles, and configuration</w:t>
@@ -444,42 +444,56 @@
       </w:pPr>
       <w:r>
         <w:rPr>
+          <w:iCs/>
           <w:i/>
-          <w:iCs/>
         </w:rPr>
         <w:t xml:space="preserve">Why:</w:t>
       </w:r>
       <w:r>
         <w:rPr>
+          <w:iCs/>
           <w:i/>
-          <w:iCs/>
         </w:rPr>
         <w:t xml:space="preserve"> </w:t>
       </w:r>
       <w:r>
         <w:rPr>
+          <w:iCs/>
           <w:i/>
+        </w:rPr>
+        <w:t xml:space="preserve">“</w:t>
+      </w:r>
+      <w:r>
+        <w:rPr>
           <w:iCs/>
+          <w:i/>
         </w:rPr>
-        <w:t xml:space="preserve">“all data”</w:t>
+        <w:t xml:space="preserve">all data</w:t>
       </w:r>
       <w:r>
         <w:rPr>
+          <w:iCs/>
           <w:i/>
+        </w:rPr>
+        <w:t xml:space="preserve">”</w:t>
+      </w:r>
+      <w:r>
+        <w:rPr>
           <w:iCs/>
+          <w:i/>
         </w:rPr>
         <w:t xml:space="preserve"> </w:t>
       </w:r>
       <w:r>
         <w:rPr>
+          <w:iCs/>
           <w:i/>
-          <w:iCs/>
         </w:rPr>
         <w:t xml:space="preserve">is not an actionable scope. Each domain needs an explicit boundary, owner, target, and acceptance criteria.</w:t>
       </w:r>
     </w:p>
-    <w:bookmarkEnd w:id="15"/>
-    <w:bookmarkStart w:id="16" w:name="X2a84cb7cfa394d0f4f29334b003434a0ad946b4"/>
+    <w:bookmarkEnd w:id="26"/>
+    <w:bookmarkStart w:id="27" w:name="X2a84cb7cfa394d0f4f29334b003434a0ad946b4"/>
     <w:p>
       <w:pPr>
         <w:pStyle w:val="Heading3"/>
@@ -490,11 +504,11 @@
     </w:p>
     <w:p>
       <w:pPr>
-        <w:pStyle w:val="Compact"/>
         <w:numPr>
           <w:ilvl w:val="0"/>
           <w:numId w:val="1004"/>
         </w:numPr>
+        <w:pStyle w:val="Compact"/>
       </w:pPr>
       <w:r>
         <w:t xml:space="preserve">Source remains authoritative</w:t>
@@ -502,11 +516,11 @@
     </w:p>
     <w:p>
       <w:pPr>
-        <w:pStyle w:val="Compact"/>
         <w:numPr>
           <w:ilvl w:val="0"/>
           <w:numId w:val="1004"/>
         </w:numPr>
+        <w:pStyle w:val="Compact"/>
       </w:pPr>
       <w:r>
         <w:t xml:space="preserve">Medplum becomes authoritative at cutover</w:t>
@@ -514,11 +528,11 @@
     </w:p>
     <w:p>
       <w:pPr>
-        <w:pStyle w:val="Compact"/>
         <w:numPr>
           <w:ilvl w:val="0"/>
           <w:numId w:val="1004"/>
         </w:numPr>
+        <w:pStyle w:val="Compact"/>
       </w:pPr>
       <w:r>
         <w:t xml:space="preserve">Authority changes in phases</w:t>
@@ -526,11 +540,11 @@
     </w:p>
     <w:p>
       <w:pPr>
-        <w:pStyle w:val="Compact"/>
         <w:numPr>
           <w:ilvl w:val="0"/>
           <w:numId w:val="1004"/>
         </w:numPr>
+        <w:pStyle w:val="Compact"/>
       </w:pPr>
       <w:r>
         <w:t xml:space="preserve">An external system remains authoritative for a domain</w:t>
@@ -538,11 +552,11 @@
     </w:p>
     <w:p>
       <w:pPr>
-        <w:pStyle w:val="Compact"/>
         <w:numPr>
           <w:ilvl w:val="0"/>
           <w:numId w:val="1004"/>
         </w:numPr>
+        <w:pStyle w:val="Compact"/>
       </w:pPr>
       <w:r>
         <w:t xml:space="preserve">Both systems coexist under an explicit conflict policy</w:t>
@@ -554,14 +568,14 @@
       </w:pPr>
       <w:r>
         <w:rPr>
+          <w:iCs/>
           <w:i/>
-          <w:iCs/>
         </w:rPr>
         <w:t xml:space="preserve">Why: coexistence without one write authority per domain creates conflicts and makes reconciliation inconclusive.</w:t>
       </w:r>
     </w:p>
-    <w:bookmarkEnd w:id="16"/>
-    <w:bookmarkStart w:id="17" w:name="who-approves-the-migration"/>
+    <w:bookmarkEnd w:id="27"/>
+    <w:bookmarkStart w:id="28" w:name="who-approves-the-migration"/>
     <w:p>
       <w:pPr>
         <w:pStyle w:val="Heading3"/>
@@ -580,11 +594,11 @@
     </w:p>
     <w:p>
       <w:pPr>
-        <w:pStyle w:val="Compact"/>
         <w:numPr>
           <w:ilvl w:val="0"/>
           <w:numId w:val="1005"/>
         </w:numPr>
+        <w:pStyle w:val="Compact"/>
       </w:pPr>
       <w:r>
         <w:t xml:space="preserve">Source meaning and extraction</w:t>
@@ -592,11 +606,11 @@
     </w:p>
     <w:p>
       <w:pPr>
-        <w:pStyle w:val="Compact"/>
         <w:numPr>
           <w:ilvl w:val="0"/>
           <w:numId w:val="1005"/>
         </w:numPr>
+        <w:pStyle w:val="Compact"/>
       </w:pPr>
       <w:r>
         <w:t xml:space="preserve">Patient identity</w:t>
@@ -604,11 +618,11 @@
     </w:p>
     <w:p>
       <w:pPr>
-        <w:pStyle w:val="Compact"/>
         <w:numPr>
           <w:ilvl w:val="0"/>
           <w:numId w:val="1005"/>
         </w:numPr>
+        <w:pStyle w:val="Compact"/>
       </w:pPr>
       <w:r>
         <w:t xml:space="preserve">FHIR mapping and profiles</w:t>
@@ -616,11 +630,11 @@
     </w:p>
     <w:p>
       <w:pPr>
-        <w:pStyle w:val="Compact"/>
         <w:numPr>
           <w:ilvl w:val="0"/>
           <w:numId w:val="1005"/>
         </w:numPr>
+        <w:pStyle w:val="Compact"/>
       </w:pPr>
       <w:r>
         <w:t xml:space="preserve">Terminology and clinical interpretation</w:t>
@@ -628,11 +642,11 @@
     </w:p>
     <w:p>
       <w:pPr>
-        <w:pStyle w:val="Compact"/>
         <w:numPr>
           <w:ilvl w:val="0"/>
           <w:numId w:val="1005"/>
         </w:numPr>
+        <w:pStyle w:val="Compact"/>
       </w:pPr>
       <w:r>
         <w:t xml:space="preserve">Security and compliance</w:t>
@@ -640,11 +654,11 @@
     </w:p>
     <w:p>
       <w:pPr>
-        <w:pStyle w:val="Compact"/>
         <w:numPr>
           <w:ilvl w:val="0"/>
           <w:numId w:val="1005"/>
         </w:numPr>
+        <w:pStyle w:val="Compact"/>
       </w:pPr>
       <w:r>
         <w:t xml:space="preserve">Pipeline operations and reconciliation</w:t>
@@ -652,11 +666,11 @@
     </w:p>
     <w:p>
       <w:pPr>
-        <w:pStyle w:val="Compact"/>
         <w:numPr>
           <w:ilvl w:val="0"/>
           <w:numId w:val="1005"/>
         </w:numPr>
+        <w:pStyle w:val="Compact"/>
       </w:pPr>
       <w:r>
         <w:t xml:space="preserve">Go-live and rollback</w:t>
@@ -668,14 +682,14 @@
       </w:pPr>
       <w:r>
         <w:rPr>
+          <w:iCs/>
           <w:i/>
-          <w:iCs/>
         </w:rPr>
         <w:t xml:space="preserve">Why: many migration decisions require clinical, operational, and compliance judgment rather than engineering judgment.</w:t>
       </w:r>
     </w:p>
-    <w:bookmarkEnd w:id="17"/>
-    <w:bookmarkStart w:id="18" w:name="Xf745f99ff0aebfb797d4dcf1b4a2348b1acaed2"/>
+    <w:bookmarkEnd w:id="28"/>
+    <w:bookmarkStart w:id="29" w:name="Xf745f99ff0aebfb797d4dcf1b4a2348b1acaed2"/>
     <w:p>
       <w:pPr>
         <w:pStyle w:val="Heading3"/>
@@ -686,11 +700,11 @@
     </w:p>
     <w:p>
       <w:pPr>
-        <w:pStyle w:val="Compact"/>
         <w:numPr>
           <w:ilvl w:val="0"/>
           <w:numId w:val="1006"/>
         </w:numPr>
+        <w:pStyle w:val="Compact"/>
       </w:pPr>
       <w:r>
         <w:t xml:space="preserve">Which user workflows, reports, and integrations change at cutover?</w:t>
@@ -698,11 +712,11 @@
     </w:p>
     <w:p>
       <w:pPr>
-        <w:pStyle w:val="Compact"/>
         <w:numPr>
           <w:ilvl w:val="0"/>
           <w:numId w:val="1006"/>
         </w:numPr>
+        <w:pStyle w:val="Compact"/>
       </w:pPr>
       <w:r>
         <w:t xml:space="preserve">How much planned downtime can each workflow tolerate?</w:t>
@@ -710,11 +724,11 @@
     </w:p>
     <w:p>
       <w:pPr>
-        <w:pStyle w:val="Compact"/>
         <w:numPr>
           <w:ilvl w:val="0"/>
           <w:numId w:val="1006"/>
         </w:numPr>
+        <w:pStyle w:val="Compact"/>
       </w:pPr>
       <w:r>
         <w:t xml:space="preserve">Which users need training, and who owns readiness?</w:t>
@@ -722,11 +736,11 @@
     </w:p>
     <w:p>
       <w:pPr>
-        <w:pStyle w:val="Compact"/>
         <w:numPr>
           <w:ilvl w:val="0"/>
           <w:numId w:val="1006"/>
         </w:numPr>
+        <w:pStyle w:val="Compact"/>
       </w:pPr>
       <w:r>
         <w:t xml:space="preserve">Who communicates the freeze, cutover, rollback, and return-to-service status?</w:t>
@@ -734,11 +748,11 @@
     </w:p>
     <w:p>
       <w:pPr>
-        <w:pStyle w:val="Compact"/>
         <w:numPr>
           <w:ilvl w:val="0"/>
           <w:numId w:val="1006"/>
         </w:numPr>
+        <w:pStyle w:val="Compact"/>
       </w:pPr>
       <w:r>
         <w:t xml:space="preserve">What support coverage and post-go-live support period are required?</w:t>
@@ -746,11 +760,11 @@
     </w:p>
     <w:p>
       <w:pPr>
-        <w:pStyle w:val="Compact"/>
         <w:numPr>
           <w:ilvl w:val="0"/>
           <w:numId w:val="1006"/>
         </w:numPr>
+        <w:pStyle w:val="Compact"/>
       </w:pPr>
       <w:r>
         <w:t xml:space="preserve">How are user-reported data discrepancies triaged after cutover?</w:t>
@@ -762,8 +776,8 @@
       </w:pPr>
       <w:r>
         <w:rPr>
+          <w:iCs/>
           <w:i/>
-          <w:iCs/>
         </w:rPr>
         <w:t xml:space="preserve">Why: technically correct data is not a successful migration if users cannot safely perform their work after go-live.</w:t>
       </w:r>
@@ -775,9 +789,9 @@
         </w:pict>
       </w:r>
     </w:p>
-    <w:bookmarkEnd w:id="18"/>
-    <w:bookmarkEnd w:id="19"/>
-    <w:bookmarkStart w:id="20" w:name="section-2-approach-defining-factors"/>
+    <w:bookmarkEnd w:id="29"/>
+    <w:bookmarkEnd w:id="30"/>
+    <w:bookmarkStart w:id="31" w:name="section-2-approach-defining-factors"/>
     <w:p>
       <w:pPr>
         <w:pStyle w:val="Heading2"/>
@@ -806,8 +820,9 @@
       <w:tblPr>
         <w:tblStyle w:val="Table"/>
         <w:tblW w:w="9360" w:type="dxa"/>
+        <w:tblLook w:firstRow="1" w:lastRow="0" w:firstColumn="0" w:lastColumn="0" w:noHBand="0" w:noVBand="0" w:val="0020"/>
+        <w:jc w:val="start"/>
         <w:tblLayout w:type="fixed"/>
-        <w:tblLook w:firstRow="1" w:lastRow="0" w:firstColumn="0" w:lastColumn="0" w:noHBand="0" w:noVBand="0" w:val="0020"/>
       </w:tblPr>
       <w:tblGrid>
         <w:gridCol w:w="600"/>
@@ -819,7 +834,7 @@
       <w:tr>
         <w:trPr>
           <w:cantSplit/>
-          <w:tblHeader w:val="on"/>
+          <w:tblHeader w:val="true"/>
         </w:trPr>
         <w:tc>
           <w:tcPr/>
@@ -1794,8 +1809,8 @@
         </w:pict>
       </w:r>
     </w:p>
-    <w:bookmarkEnd w:id="20"/>
-    <w:bookmarkStart w:id="52" w:name="section-3-decision-deep-dives"/>
+    <w:bookmarkEnd w:id="31"/>
+    <w:bookmarkStart w:id="63" w:name="section-3-decision-deep-dives"/>
     <w:p>
       <w:pPr>
         <w:pStyle w:val="Heading2"/>
@@ -1812,7 +1827,7 @@
         <w:t xml:space="preserve">Complete 3.1 through 3.8 and 3.10 for every migration, adjusting the depth to your situation. Complete 3.9 when files, imaging, or another complex data type is in scope. For each section, document the decision, accountable owner, and acceptance criteria.</w:t>
       </w:r>
     </w:p>
-    <w:bookmarkStart w:id="31" w:name="define-what-will-move"/>
+    <w:bookmarkStart w:id="42" w:name="define-what-will-move"/>
     <w:p>
       <w:pPr>
         <w:pStyle w:val="Heading3"/>
@@ -1821,7 +1836,7 @@
         <w:t xml:space="preserve">Define What Will Move</w:t>
       </w:r>
     </w:p>
-    <w:bookmarkStart w:id="23" w:name="scope-inventory-ownership"/>
+    <w:bookmarkStart w:id="34" w:name="scope-inventory-ownership"/>
     <w:p>
       <w:pPr>
         <w:pStyle w:val="Heading4"/>
@@ -1840,7 +1855,7 @@
       <w:r>
         <w:t xml:space="preserve"> </w:t>
       </w:r>
-      <w:hyperlink r:id="rId21">
+      <w:hyperlink r:id="rId32">
         <w:r>
           <w:rPr>
             <w:rStyle w:val="Hyperlink"/>
@@ -1858,8 +1873,8 @@
       </w:pPr>
       <w:r>
         <w:rPr>
+          <w:bCs/>
           <w:b/>
-          <w:bCs/>
         </w:rPr>
         <w:t xml:space="preserve">Recommendation:</w:t>
       </w:r>
@@ -1876,19 +1891,19 @@
       </w:pPr>
       <w:r>
         <w:rPr>
+          <w:bCs/>
           <w:b/>
-          <w:bCs/>
         </w:rPr>
         <w:t xml:space="preserve">Questions:</w:t>
       </w:r>
     </w:p>
     <w:p>
       <w:pPr>
-        <w:pStyle w:val="Compact"/>
         <w:numPr>
           <w:ilvl w:val="0"/>
           <w:numId w:val="1007"/>
         </w:numPr>
+        <w:pStyle w:val="Compact"/>
       </w:pPr>
       <w:r>
         <w:t xml:space="preserve">Which domains and history are required on day one, and what is excluded?</w:t>
@@ -1896,11 +1911,11 @@
     </w:p>
     <w:p>
       <w:pPr>
-        <w:pStyle w:val="Compact"/>
         <w:numPr>
           <w:ilvl w:val="0"/>
           <w:numId w:val="1007"/>
         </w:numPr>
+        <w:pStyle w:val="Compact"/>
       </w:pPr>
       <w:r>
         <w:t xml:space="preserve">Which sources contribute to each domain, and can they produce a consistent snapshot or a reliable list of later changes?</w:t>
@@ -1908,11 +1923,11 @@
     </w:p>
     <w:p>
       <w:pPr>
-        <w:pStyle w:val="Compact"/>
         <w:numPr>
           <w:ilvl w:val="0"/>
           <w:numId w:val="1007"/>
         </w:numPr>
+        <w:pStyle w:val="Compact"/>
       </w:pPr>
       <w:r>
         <w:t xml:space="preserve">What are the qualifying record counts, file volumes, and change rates?</w:t>
@@ -1920,11 +1935,11 @@
     </w:p>
     <w:p>
       <w:pPr>
-        <w:pStyle w:val="Compact"/>
         <w:numPr>
           <w:ilvl w:val="0"/>
           <w:numId w:val="1007"/>
         </w:numPr>
+        <w:pStyle w:val="Compact"/>
       </w:pPr>
       <w:r>
         <w:t xml:space="preserve">Who owns source meaning, mapping, acceptance, and retained legacy access?</w:t>
@@ -1934,8 +1949,9 @@
       <w:tblPr>
         <w:tblStyle w:val="Table"/>
         <w:tblW w:w="9360" w:type="dxa"/>
+        <w:tblLook w:firstRow="1" w:lastRow="0" w:firstColumn="0" w:lastColumn="0" w:noHBand="0" w:noVBand="0" w:val="0020"/>
+        <w:jc w:val="start"/>
         <w:tblLayout w:type="fixed"/>
-        <w:tblLook w:firstRow="1" w:lastRow="0" w:firstColumn="0" w:lastColumn="0" w:noHBand="0" w:noVBand="0" w:val="0020"/>
       </w:tblPr>
       <w:tblGrid>
         <w:gridCol w:w="4542"/>
@@ -1944,7 +1960,7 @@
       <w:tr>
         <w:trPr>
           <w:cantSplit/>
-          <w:tblHeader w:val="on"/>
+          <w:tblHeader w:val="true"/>
         </w:trPr>
         <w:tc>
           <w:tcPr/>
@@ -2088,7 +2104,13 @@
               <w:t xml:space="preserve"> </w:t>
             </w:r>
             <w:r>
-              <w:t xml:space="preserve">“current”</w:t>
+              <w:t xml:space="preserve">“</w:t>
+            </w:r>
+            <w:r>
+              <w:t xml:space="preserve">current</w:t>
+            </w:r>
+            <w:r>
+              <w:t xml:space="preserve">”</w:t>
             </w:r>
             <w:r>
               <w:t xml:space="preserve"> </w:t>
@@ -2164,8 +2186,8 @@
       </w:pPr>
       <w:r>
         <w:rPr>
+          <w:bCs/>
           <w:b/>
-          <w:bCs/>
         </w:rPr>
         <w:t xml:space="preserve">Output:</w:t>
       </w:r>
@@ -2178,7 +2200,7 @@
       <w:r>
         <w:t xml:space="preserve"> </w:t>
       </w:r>
-      <w:hyperlink r:id="rId22">
+      <w:hyperlink r:id="rId33">
         <w:r>
           <w:rPr>
             <w:rStyle w:val="Hyperlink"/>
@@ -2190,8 +2212,8 @@
         <w:t xml:space="preserve">.</w:t>
       </w:r>
     </w:p>
-    <w:bookmarkEnd w:id="23"/>
-    <w:bookmarkStart w:id="26" w:name="identity-identifiers-deduplication"/>
+    <w:bookmarkEnd w:id="34"/>
+    <w:bookmarkStart w:id="37" w:name="identity-identifiers-deduplication"/>
     <w:p>
       <w:pPr>
         <w:pStyle w:val="Heading4"/>
@@ -2210,7 +2232,7 @@
       <w:r>
         <w:t xml:space="preserve"> </w:t>
       </w:r>
-      <w:hyperlink r:id="rId24">
+      <w:hyperlink r:id="rId35">
         <w:r>
           <w:rPr>
             <w:rStyle w:val="Hyperlink"/>
@@ -2227,7 +2249,7 @@
       <w:r>
         <w:t xml:space="preserve"> </w:t>
       </w:r>
-      <w:hyperlink r:id="rId25">
+      <w:hyperlink r:id="rId36">
         <w:r>
           <w:rPr>
             <w:rStyle w:val="Hyperlink"/>
@@ -2257,8 +2279,8 @@
       </w:pPr>
       <w:r>
         <w:rPr>
+          <w:bCs/>
           <w:b/>
-          <w:bCs/>
         </w:rPr>
         <w:t xml:space="preserve">⚠ One-way door:</w:t>
       </w:r>
@@ -2275,8 +2297,8 @@
       </w:pPr>
       <w:r>
         <w:rPr>
+          <w:bCs/>
           <w:b/>
-          <w:bCs/>
         </w:rPr>
         <w:t xml:space="preserve">Recommendation:</w:t>
       </w:r>
@@ -2293,19 +2315,19 @@
       </w:pPr>
       <w:r>
         <w:rPr>
+          <w:bCs/>
           <w:b/>
-          <w:bCs/>
         </w:rPr>
         <w:t xml:space="preserve">Questions:</w:t>
       </w:r>
     </w:p>
     <w:p>
       <w:pPr>
-        <w:pStyle w:val="Compact"/>
         <w:numPr>
           <w:ilvl w:val="0"/>
           <w:numId w:val="1008"/>
         </w:numPr>
+        <w:pStyle w:val="Compact"/>
       </w:pPr>
       <w:r>
         <w:t xml:space="preserve">Which source keys are stable and unique, and which identifier system URI represents each source?</w:t>
@@ -2313,11 +2335,11 @@
     </w:p>
     <w:p>
       <w:pPr>
-        <w:pStyle w:val="Compact"/>
         <w:numPr>
           <w:ilvl w:val="0"/>
           <w:numId w:val="1008"/>
         </w:numPr>
+        <w:pStyle w:val="Compact"/>
       </w:pPr>
       <w:r>
         <w:t xml:space="preserve">Where can duplicates occur: within a source, across sources, or against Medplum?</w:t>
@@ -2325,11 +2347,11 @@
     </w:p>
     <w:p>
       <w:pPr>
-        <w:pStyle w:val="Compact"/>
         <w:numPr>
           <w:ilvl w:val="0"/>
           <w:numId w:val="1008"/>
         </w:numPr>
+        <w:pStyle w:val="Compact"/>
       </w:pPr>
       <w:r>
         <w:t xml:space="preserve">What evidence and risk threshold permit automatic matching versus human review?</w:t>
@@ -2337,11 +2359,11 @@
     </w:p>
     <w:p>
       <w:pPr>
-        <w:pStyle w:val="Compact"/>
         <w:numPr>
           <w:ilvl w:val="0"/>
           <w:numId w:val="1008"/>
         </w:numPr>
+        <w:pStyle w:val="Compact"/>
       </w:pPr>
       <w:r>
         <w:t xml:space="preserve">Will migration merge records, or only report candidates for later remediation?</w:t>
@@ -2351,8 +2373,9 @@
       <w:tblPr>
         <w:tblStyle w:val="Table"/>
         <w:tblW w:w="9360" w:type="dxa"/>
+        <w:tblLook w:firstRow="1" w:lastRow="0" w:firstColumn="0" w:lastColumn="0" w:noHBand="0" w:noVBand="0" w:val="0020"/>
+        <w:jc w:val="start"/>
         <w:tblLayout w:type="fixed"/>
-        <w:tblLook w:firstRow="1" w:lastRow="0" w:firstColumn="0" w:lastColumn="0" w:noHBand="0" w:noVBand="0" w:val="0020"/>
       </w:tblPr>
       <w:tblGrid>
         <w:gridCol w:w="4537"/>
@@ -2361,7 +2384,7 @@
       <w:tr>
         <w:trPr>
           <w:cantSplit/>
-          <w:tblHeader w:val="on"/>
+          <w:tblHeader w:val="true"/>
         </w:trPr>
         <w:tc>
           <w:tcPr/>
@@ -2662,7 +2685,13 @@
         <w:t xml:space="preserve"> </w:t>
       </w:r>
       <w:r>
-        <w:t xml:space="preserve">“which source record is this?”</w:t>
+        <w:t xml:space="preserve">“</w:t>
+      </w:r>
+      <w:r>
+        <w:t xml:space="preserve">which source record is this?</w:t>
+      </w:r>
+      <w:r>
+        <w:t xml:space="preserve">”</w:t>
       </w:r>
       <w:r>
         <w:t xml:space="preserve"> </w:t>
@@ -2674,11 +2703,17 @@
         <w:t xml:space="preserve"> </w:t>
       </w:r>
       <w:r>
-        <w:t xml:space="preserve">“which real-world person is this?”</w:t>
-      </w:r>
-    </w:p>
-    <w:bookmarkEnd w:id="26"/>
-    <w:bookmarkStart w:id="30" w:name="mapping-terminology-governance"/>
+        <w:t xml:space="preserve">“</w:t>
+      </w:r>
+      <w:r>
+        <w:t xml:space="preserve">which real-world person is this?</w:t>
+      </w:r>
+      <w:r>
+        <w:t xml:space="preserve">”</w:t>
+      </w:r>
+    </w:p>
+    <w:bookmarkEnd w:id="37"/>
+    <w:bookmarkStart w:id="41" w:name="mapping-terminology-governance"/>
     <w:p>
       <w:pPr>
         <w:pStyle w:val="Heading4"/>
@@ -2697,7 +2732,7 @@
       <w:r>
         <w:t xml:space="preserve"> </w:t>
       </w:r>
-      <w:hyperlink r:id="rId27">
+      <w:hyperlink r:id="rId38">
         <w:r>
           <w:rPr>
             <w:rStyle w:val="Hyperlink"/>
@@ -2714,7 +2749,7 @@
       <w:r>
         <w:t xml:space="preserve"> </w:t>
       </w:r>
-      <w:hyperlink r:id="rId28">
+      <w:hyperlink r:id="rId39">
         <w:r>
           <w:rPr>
             <w:rStyle w:val="Hyperlink"/>
@@ -2732,8 +2767,8 @@
       </w:pPr>
       <w:r>
         <w:rPr>
+          <w:bCs/>
           <w:b/>
-          <w:bCs/>
         </w:rPr>
         <w:t xml:space="preserve">⚠ One-way door:</w:t>
       </w:r>
@@ -2750,8 +2785,8 @@
       </w:pPr>
       <w:r>
         <w:rPr>
+          <w:bCs/>
           <w:b/>
-          <w:bCs/>
         </w:rPr>
         <w:t xml:space="preserve">Recommendation:</w:t>
       </w:r>
@@ -2768,19 +2803,19 @@
       </w:pPr>
       <w:r>
         <w:rPr>
+          <w:bCs/>
           <w:b/>
-          <w:bCs/>
         </w:rPr>
         <w:t xml:space="preserve">Questions:</w:t>
       </w:r>
     </w:p>
     <w:p>
       <w:pPr>
-        <w:pStyle w:val="Compact"/>
         <w:numPr>
           <w:ilvl w:val="0"/>
           <w:numId w:val="1009"/>
         </w:numPr>
+        <w:pStyle w:val="Compact"/>
       </w:pPr>
       <w:r>
         <w:t xml:space="preserve">Which FHIR resources, fields, profiles, and terminology represent each source concept?</w:t>
@@ -2788,11 +2823,11 @@
     </w:p>
     <w:p>
       <w:pPr>
-        <w:pStyle w:val="Compact"/>
         <w:numPr>
           <w:ilvl w:val="0"/>
           <w:numId w:val="1009"/>
         </w:numPr>
+        <w:pStyle w:val="Compact"/>
       </w:pPr>
       <w:r>
         <w:t xml:space="preserve">Which mappings are direct, conditional, one-to-many, unsupported, or excluded?</w:t>
@@ -2800,11 +2835,11 @@
     </w:p>
     <w:p>
       <w:pPr>
-        <w:pStyle w:val="Compact"/>
         <w:numPr>
           <w:ilvl w:val="0"/>
           <w:numId w:val="1009"/>
         </w:numPr>
+        <w:pStyle w:val="Compact"/>
       </w:pPr>
       <w:r>
         <w:t xml:space="preserve">How are missing, ambiguous, free-text, and source-specific values handled?</w:t>
@@ -2812,11 +2847,11 @@
     </w:p>
     <w:p>
       <w:pPr>
-        <w:pStyle w:val="Compact"/>
         <w:numPr>
           <w:ilvl w:val="0"/>
           <w:numId w:val="1009"/>
         </w:numPr>
+        <w:pStyle w:val="Compact"/>
       </w:pPr>
       <w:r>
         <w:t xml:space="preserve">Are profiles declared per resource in</w:t>
@@ -2851,11 +2886,11 @@
     </w:p>
     <w:p>
       <w:pPr>
-        <w:pStyle w:val="Compact"/>
         <w:numPr>
           <w:ilvl w:val="0"/>
           <w:numId w:val="1009"/>
         </w:numPr>
+        <w:pStyle w:val="Compact"/>
       </w:pPr>
       <w:r>
         <w:t xml:space="preserve">Who approves changes, and which records must be reprocessed when a mapping changes?</w:t>
@@ -2865,8 +2900,9 @@
       <w:tblPr>
         <w:tblStyle w:val="Table"/>
         <w:tblW w:w="9360" w:type="dxa"/>
+        <w:tblLook w:firstRow="1" w:lastRow="0" w:firstColumn="0" w:lastColumn="0" w:noHBand="0" w:noVBand="0" w:val="0020"/>
+        <w:jc w:val="start"/>
         <w:tblLayout w:type="fixed"/>
-        <w:tblLook w:firstRow="1" w:lastRow="0" w:firstColumn="0" w:lastColumn="0" w:noHBand="0" w:noVBand="0" w:val="0020"/>
       </w:tblPr>
       <w:tblGrid>
         <w:gridCol w:w="4414"/>
@@ -2875,7 +2911,7 @@
       <w:tr>
         <w:trPr>
           <w:cantSplit/>
-          <w:tblHeader w:val="on"/>
+          <w:tblHeader w:val="true"/>
         </w:trPr>
         <w:tc>
           <w:tcPr/>
@@ -3210,7 +3246,7 @@
       <w:r>
         <w:t xml:space="preserve"> </w:t>
       </w:r>
-      <w:hyperlink r:id="rId29">
+      <w:hyperlink r:id="rId40">
         <w:r>
           <w:rPr>
             <w:rStyle w:val="Hyperlink"/>
@@ -3225,9 +3261,9 @@
         <w:t xml:space="preserve">to define the information your project must track. Mapping approval is distinct from code review.</w:t>
       </w:r>
     </w:p>
-    <w:bookmarkEnd w:id="30"/>
-    <w:bookmarkEnd w:id="31"/>
-    <w:bookmarkStart w:id="37" w:name="prove-it-can-move-safely"/>
+    <w:bookmarkEnd w:id="41"/>
+    <w:bookmarkEnd w:id="42"/>
+    <w:bookmarkStart w:id="48" w:name="prove-it-can-move-safely"/>
     <w:p>
       <w:pPr>
         <w:pStyle w:val="Heading3"/>
@@ -3236,7 +3272,7 @@
         <w:t xml:space="preserve">Prove It Can Move Safely</w:t>
       </w:r>
     </w:p>
-    <w:bookmarkStart w:id="34" w:name="validation-reconciliation-acceptance"/>
+    <w:bookmarkStart w:id="45" w:name="validation-reconciliation-acceptance"/>
     <w:p>
       <w:pPr>
         <w:pStyle w:val="Heading4"/>
@@ -3255,7 +3291,7 @@
       <w:r>
         <w:t xml:space="preserve"> </w:t>
       </w:r>
-      <w:hyperlink r:id="rId32">
+      <w:hyperlink r:id="rId43">
         <w:r>
           <w:rPr>
             <w:rStyle w:val="Hyperlink"/>
@@ -3272,7 +3308,7 @@
       <w:r>
         <w:t xml:space="preserve"> </w:t>
       </w:r>
-      <w:hyperlink r:id="rId33">
+      <w:hyperlink r:id="rId44">
         <w:r>
           <w:rPr>
             <w:rStyle w:val="Hyperlink"/>
@@ -3290,8 +3326,8 @@
       </w:pPr>
       <w:r>
         <w:rPr>
+          <w:bCs/>
           <w:b/>
-          <w:bCs/>
         </w:rPr>
         <w:t xml:space="preserve">Recommendation:</w:t>
       </w:r>
@@ -3308,19 +3344,19 @@
       </w:pPr>
       <w:r>
         <w:rPr>
+          <w:bCs/>
           <w:b/>
-          <w:bCs/>
         </w:rPr>
         <w:t xml:space="preserve">Questions:</w:t>
       </w:r>
     </w:p>
     <w:p>
       <w:pPr>
-        <w:pStyle w:val="Compact"/>
         <w:numPr>
           <w:ilvl w:val="0"/>
           <w:numId w:val="1010"/>
         </w:numPr>
+        <w:pStyle w:val="Compact"/>
       </w:pPr>
       <w:r>
         <w:t xml:space="preserve">What must reconcile exactly, and which differences are expected and explainable?</w:t>
@@ -3328,11 +3364,11 @@
     </w:p>
     <w:p>
       <w:pPr>
-        <w:pStyle w:val="Compact"/>
         <w:numPr>
           <w:ilvl w:val="0"/>
           <w:numId w:val="1010"/>
         </w:numPr>
+        <w:pStyle w:val="Compact"/>
       </w:pPr>
       <w:r>
         <w:t xml:space="preserve">Which relationships, values, and high-risk cohorts require deeper review?</w:t>
@@ -3340,11 +3376,11 @@
     </w:p>
     <w:p>
       <w:pPr>
-        <w:pStyle w:val="Compact"/>
         <w:numPr>
           <w:ilvl w:val="0"/>
           <w:numId w:val="1010"/>
         </w:numPr>
+        <w:pStyle w:val="Compact"/>
       </w:pPr>
       <w:r>
         <w:t xml:space="preserve">How is every success, rejection, skip, retry, record held for review, and exception reported?</w:t>
@@ -3352,11 +3388,11 @@
     </w:p>
     <w:p>
       <w:pPr>
-        <w:pStyle w:val="Compact"/>
         <w:numPr>
           <w:ilvl w:val="0"/>
           <w:numId w:val="1010"/>
         </w:numPr>
+        <w:pStyle w:val="Compact"/>
       </w:pPr>
       <w:r>
         <w:t xml:space="preserve">Which evidence and thresholds must each stakeholder approve?</w:t>
@@ -3366,8 +3402,9 @@
       <w:tblPr>
         <w:tblStyle w:val="Table"/>
         <w:tblW w:w="9360" w:type="dxa"/>
+        <w:tblLook w:firstRow="1" w:lastRow="0" w:firstColumn="0" w:lastColumn="0" w:noHBand="0" w:noVBand="0" w:val="0020"/>
+        <w:jc w:val="start"/>
         <w:tblLayout w:type="fixed"/>
-        <w:tblLook w:firstRow="1" w:lastRow="0" w:firstColumn="0" w:lastColumn="0" w:noHBand="0" w:noVBand="0" w:val="0020"/>
       </w:tblPr>
       <w:tblGrid>
         <w:gridCol w:w="4637"/>
@@ -3376,7 +3413,7 @@
       <w:tr>
         <w:trPr>
           <w:cantSplit/>
-          <w:tblHeader w:val="on"/>
+          <w:tblHeader w:val="true"/>
         </w:trPr>
         <w:tc>
           <w:tcPr/>
@@ -3598,8 +3635,8 @@
         <w:t xml:space="preserve">Do not prescribe a universal verification percentage. Choose samples after exact extraction counts are known and adjust for variability, risk, complexity, and defect history.</w:t>
       </w:r>
     </w:p>
-    <w:bookmarkEnd w:id="34"/>
-    <w:bookmarkStart w:id="36" w:name="load-architecture-production-operations"/>
+    <w:bookmarkEnd w:id="45"/>
+    <w:bookmarkStart w:id="47" w:name="load-architecture-production-operations"/>
     <w:p>
       <w:pPr>
         <w:pStyle w:val="Heading4"/>
@@ -3618,7 +3655,7 @@
       <w:r>
         <w:t xml:space="preserve"> </w:t>
       </w:r>
-      <w:hyperlink r:id="rId35">
+      <w:hyperlink r:id="rId46">
         <w:r>
           <w:rPr>
             <w:rStyle w:val="Hyperlink"/>
@@ -3636,8 +3673,8 @@
       </w:pPr>
       <w:r>
         <w:rPr>
+          <w:bCs/>
           <w:b/>
-          <w:bCs/>
         </w:rPr>
         <w:t xml:space="preserve">Recommendation:</w:t>
       </w:r>
@@ -3654,19 +3691,19 @@
       </w:pPr>
       <w:r>
         <w:rPr>
+          <w:bCs/>
           <w:b/>
-          <w:bCs/>
         </w:rPr>
         <w:t xml:space="preserve">Questions:</w:t>
       </w:r>
     </w:p>
     <w:p>
       <w:pPr>
-        <w:pStyle w:val="Compact"/>
         <w:numPr>
           <w:ilvl w:val="0"/>
           <w:numId w:val="1011"/>
         </w:numPr>
+        <w:pStyle w:val="Compact"/>
       </w:pPr>
       <w:r>
         <w:t xml:space="preserve">Which writes are independent, and which small groups must succeed or fail together?</w:t>
@@ -3674,11 +3711,11 @@
     </w:p>
     <w:p>
       <w:pPr>
-        <w:pStyle w:val="Compact"/>
         <w:numPr>
           <w:ilvl w:val="0"/>
           <w:numId w:val="1011"/>
         </w:numPr>
+        <w:pStyle w:val="Compact"/>
       </w:pPr>
       <w:r>
         <w:t xml:space="preserve">Which import path and measured throughput fit the data shape and cutover window?</w:t>
@@ -3686,11 +3723,11 @@
     </w:p>
     <w:p>
       <w:pPr>
-        <w:pStyle w:val="Compact"/>
         <w:numPr>
           <w:ilvl w:val="0"/>
           <w:numId w:val="1011"/>
         </w:numPr>
+        <w:pStyle w:val="Compact"/>
       </w:pPr>
       <w:r>
         <w:t xml:space="preserve">How are results, checkpoints, retries, and rejected resources recorded?</w:t>
@@ -3698,11 +3735,11 @@
     </w:p>
     <w:p>
       <w:pPr>
-        <w:pStyle w:val="Compact"/>
         <w:numPr>
           <w:ilvl w:val="0"/>
           <w:numId w:val="1011"/>
         </w:numPr>
+        <w:pStyle w:val="Compact"/>
       </w:pPr>
       <w:r>
         <w:t xml:space="preserve">Which downstream automations run, and what thresholds pause the load?</w:t>
@@ -3714,8 +3751,8 @@
       </w:pPr>
       <w:r>
         <w:rPr>
+          <w:bCs/>
           <w:b/>
-          <w:bCs/>
         </w:rPr>
         <w:t xml:space="preserve">Output:</w:t>
       </w:r>
@@ -3728,7 +3765,7 @@
       <w:r>
         <w:t xml:space="preserve"> </w:t>
       </w:r>
-      <w:hyperlink r:id="rId35">
+      <w:hyperlink r:id="rId46">
         <w:r>
           <w:rPr>
             <w:rStyle w:val="Hyperlink"/>
@@ -3740,9 +3777,9 @@
         <w:t xml:space="preserve">.</w:t>
       </w:r>
     </w:p>
-    <w:bookmarkEnd w:id="36"/>
-    <w:bookmarkEnd w:id="37"/>
-    <w:bookmarkStart w:id="42" w:name="plan-the-transition"/>
+    <w:bookmarkEnd w:id="47"/>
+    <w:bookmarkEnd w:id="48"/>
+    <w:bookmarkStart w:id="53" w:name="plan-the-transition"/>
     <w:p>
       <w:pPr>
         <w:pStyle w:val="Heading3"/>
@@ -3751,7 +3788,7 @@
         <w:t xml:space="preserve">Plan the Transition</w:t>
       </w:r>
     </w:p>
-    <w:bookmarkStart w:id="40" w:name="cutover-incremental-changes-coexistence"/>
+    <w:bookmarkStart w:id="51" w:name="cutover-incremental-changes-coexistence"/>
     <w:p>
       <w:pPr>
         <w:pStyle w:val="Heading4"/>
@@ -3770,7 +3807,7 @@
       <w:r>
         <w:t xml:space="preserve"> </w:t>
       </w:r>
-      <w:hyperlink r:id="rId38">
+      <w:hyperlink r:id="rId49">
         <w:r>
           <w:rPr>
             <w:rStyle w:val="Hyperlink"/>
@@ -3788,8 +3825,8 @@
       </w:pPr>
       <w:r>
         <w:rPr>
+          <w:bCs/>
           <w:b/>
-          <w:bCs/>
         </w:rPr>
         <w:t xml:space="preserve">⚠ One-way door:</w:t>
       </w:r>
@@ -3806,8 +3843,8 @@
       </w:pPr>
       <w:r>
         <w:rPr>
+          <w:bCs/>
           <w:b/>
-          <w:bCs/>
         </w:rPr>
         <w:t xml:space="preserve">Recommendation:</w:t>
       </w:r>
@@ -3824,19 +3861,19 @@
       </w:pPr>
       <w:r>
         <w:rPr>
+          <w:bCs/>
           <w:b/>
-          <w:bCs/>
         </w:rPr>
         <w:t xml:space="preserve">Questions:</w:t>
       </w:r>
     </w:p>
     <w:p>
       <w:pPr>
-        <w:pStyle w:val="Compact"/>
         <w:numPr>
           <w:ilvl w:val="0"/>
           <w:numId w:val="1012"/>
         </w:numPr>
+        <w:pStyle w:val="Compact"/>
       </w:pPr>
       <w:r>
         <w:t xml:space="preserve">Is transition big bang, phased, parallel, or backfill-only?</w:t>
@@ -3844,11 +3881,11 @@
     </w:p>
     <w:p>
       <w:pPr>
-        <w:pStyle w:val="Compact"/>
         <w:numPr>
           <w:ilvl w:val="0"/>
           <w:numId w:val="1012"/>
         </w:numPr>
+        <w:pStyle w:val="Compact"/>
       </w:pPr>
       <w:r>
         <w:t xml:space="preserve">Which system owns reads and writes for each domain and phase?</w:t>
@@ -3856,11 +3893,11 @@
     </w:p>
     <w:p>
       <w:pPr>
-        <w:pStyle w:val="Compact"/>
         <w:numPr>
           <w:ilvl w:val="0"/>
           <w:numId w:val="1012"/>
         </w:numPr>
+        <w:pStyle w:val="Compact"/>
       </w:pPr>
       <w:r>
         <w:t xml:space="preserve">How are changes since the previous extract captured, and can any path bypass the authoritative system?</w:t>
@@ -3868,11 +3905,11 @@
     </w:p>
     <w:p>
       <w:pPr>
-        <w:pStyle w:val="Compact"/>
         <w:numPr>
           <w:ilvl w:val="0"/>
           <w:numId w:val="1012"/>
         </w:numPr>
+        <w:pStyle w:val="Compact"/>
       </w:pPr>
       <w:r>
         <w:t xml:space="preserve">How are dual-write failures and conflicts handled?</w:t>
@@ -3880,11 +3917,11 @@
     </w:p>
     <w:p>
       <w:pPr>
-        <w:pStyle w:val="Compact"/>
         <w:numPr>
           <w:ilvl w:val="0"/>
           <w:numId w:val="1012"/>
         </w:numPr>
+        <w:pStyle w:val="Compact"/>
       </w:pPr>
       <w:r>
         <w:t xml:space="preserve">What evidence triggers go-live, pause, rollback, and legacy retirement?</w:t>
@@ -3894,8 +3931,9 @@
       <w:tblPr>
         <w:tblStyle w:val="Table"/>
         <w:tblW w:w="9360" w:type="dxa"/>
+        <w:tblLook w:firstRow="1" w:lastRow="0" w:firstColumn="0" w:lastColumn="0" w:noHBand="0" w:noVBand="0" w:val="0020"/>
+        <w:jc w:val="start"/>
         <w:tblLayout w:type="fixed"/>
-        <w:tblLook w:firstRow="1" w:lastRow="0" w:firstColumn="0" w:lastColumn="0" w:noHBand="0" w:noVBand="0" w:val="0020"/>
       </w:tblPr>
       <w:tblGrid>
         <w:gridCol w:w="4324"/>
@@ -3904,7 +3942,7 @@
       <w:tr>
         <w:trPr>
           <w:cantSplit/>
-          <w:tblHeader w:val="on"/>
+          <w:tblHeader w:val="true"/>
         </w:trPr>
         <w:tc>
           <w:tcPr/>
@@ -4112,8 +4150,8 @@
       </w:pPr>
       <w:r>
         <w:rPr>
+          <w:bCs/>
           <w:b/>
-          <w:bCs/>
         </w:rPr>
         <w:t xml:space="preserve">Output:</w:t>
       </w:r>
@@ -4126,7 +4164,7 @@
       <w:r>
         <w:t xml:space="preserve"> </w:t>
       </w:r>
-      <w:hyperlink r:id="rId39">
+      <w:hyperlink r:id="rId50">
         <w:r>
           <w:rPr>
             <w:rStyle w:val="Hyperlink"/>
@@ -4138,8 +4176,8 @@
         <w:t xml:space="preserve">.</w:t>
       </w:r>
     </w:p>
-    <w:bookmarkEnd w:id="40"/>
-    <w:bookmarkStart w:id="41" w:name="testing-dress-rehearsals"/>
+    <w:bookmarkEnd w:id="51"/>
+    <w:bookmarkStart w:id="52" w:name="testing-dress-rehearsals"/>
     <w:p>
       <w:pPr>
         <w:pStyle w:val="Heading4"/>
@@ -4158,7 +4196,7 @@
       <w:r>
         <w:t xml:space="preserve"> </w:t>
       </w:r>
-      <w:hyperlink r:id="rId33">
+      <w:hyperlink r:id="rId44">
         <w:r>
           <w:rPr>
             <w:rStyle w:val="Hyperlink"/>
@@ -4176,8 +4214,8 @@
       </w:pPr>
       <w:r>
         <w:rPr>
+          <w:bCs/>
           <w:b/>
-          <w:bCs/>
         </w:rPr>
         <w:t xml:space="preserve">Recommendation:</w:t>
       </w:r>
@@ -4194,19 +4232,19 @@
       </w:pPr>
       <w:r>
         <w:rPr>
+          <w:bCs/>
           <w:b/>
-          <w:bCs/>
         </w:rPr>
         <w:t xml:space="preserve">Questions:</w:t>
       </w:r>
     </w:p>
     <w:p>
       <w:pPr>
-        <w:pStyle w:val="Compact"/>
         <w:numPr>
           <w:ilvl w:val="0"/>
           <w:numId w:val="1013"/>
         </w:numPr>
+        <w:pStyle w:val="Compact"/>
       </w:pPr>
       <w:r>
         <w:t xml:space="preserve">Which representative data and known edge cases can testing safely use?</w:t>
@@ -4214,11 +4252,11 @@
     </w:p>
     <w:p>
       <w:pPr>
-        <w:pStyle w:val="Compact"/>
         <w:numPr>
           <w:ilvl w:val="0"/>
           <w:numId w:val="1013"/>
         </w:numPr>
+        <w:pStyle w:val="Compact"/>
       </w:pPr>
       <w:r>
         <w:t xml:space="preserve">Does the test environment match production features, access, integrations, and scale?</w:t>
@@ -4226,11 +4264,11 @@
     </w:p>
     <w:p>
       <w:pPr>
-        <w:pStyle w:val="Compact"/>
         <w:numPr>
           <w:ilvl w:val="0"/>
           <w:numId w:val="1013"/>
         </w:numPr>
+        <w:pStyle w:val="Compact"/>
       </w:pPr>
       <w:r>
         <w:t xml:space="preserve">Have safe reruns, interruption, recovery, throttling, and partial failure been tested?</w:t>
@@ -4238,11 +4276,11 @@
     </w:p>
     <w:p>
       <w:pPr>
-        <w:pStyle w:val="Compact"/>
         <w:numPr>
           <w:ilvl w:val="0"/>
           <w:numId w:val="1013"/>
         </w:numPr>
+        <w:pStyle w:val="Compact"/>
       </w:pPr>
       <w:r>
         <w:t xml:space="preserve">Have users rehearsed workflows, documents, cutover, and rollback?</w:t>
@@ -4252,8 +4290,9 @@
       <w:tblPr>
         <w:tblStyle w:val="Table"/>
         <w:tblW w:w="9360" w:type="dxa"/>
+        <w:tblLook w:firstRow="1" w:lastRow="0" w:firstColumn="0" w:lastColumn="0" w:noHBand="0" w:noVBand="0" w:val="0020"/>
+        <w:jc w:val="start"/>
         <w:tblLayout w:type="fixed"/>
-        <w:tblLook w:firstRow="1" w:lastRow="0" w:firstColumn="0" w:lastColumn="0" w:noHBand="0" w:noVBand="0" w:val="0020"/>
       </w:tblPr>
       <w:tblGrid>
         <w:gridCol w:w="4637"/>
@@ -4262,7 +4301,7 @@
       <w:tr>
         <w:trPr>
           <w:cantSplit/>
-          <w:tblHeader w:val="on"/>
+          <w:tblHeader w:val="true"/>
         </w:trPr>
         <w:tc>
           <w:tcPr/>
@@ -4472,9 +4511,9 @@
         <w:t xml:space="preserve">A small pilot does not prove production throughput. A full-volume load does not prove clinical meaning. Test both when those risks apply.</w:t>
       </w:r>
     </w:p>
-    <w:bookmarkEnd w:id="41"/>
-    <w:bookmarkEnd w:id="42"/>
-    <w:bookmarkStart w:id="51" w:name="protect-the-data-and-hand-off-operations"/>
+    <w:bookmarkEnd w:id="52"/>
+    <w:bookmarkEnd w:id="53"/>
+    <w:bookmarkStart w:id="62" w:name="protect-the-data-and-hand-off-operations"/>
     <w:p>
       <w:pPr>
         <w:pStyle w:val="Heading3"/>
@@ -4483,7 +4522,7 @@
         <w:t xml:space="preserve">Protect the Data and Hand Off Operations</w:t>
       </w:r>
     </w:p>
-    <w:bookmarkStart w:id="45" w:name="security-compliance-audit"/>
+    <w:bookmarkStart w:id="56" w:name="security-compliance-audit"/>
     <w:p>
       <w:pPr>
         <w:pStyle w:val="Heading4"/>
@@ -4502,7 +4541,7 @@
       <w:r>
         <w:t xml:space="preserve"> </w:t>
       </w:r>
-      <w:hyperlink r:id="rId43">
+      <w:hyperlink r:id="rId54">
         <w:r>
           <w:rPr>
             <w:rStyle w:val="Hyperlink"/>
@@ -4519,7 +4558,7 @@
       <w:r>
         <w:t xml:space="preserve"> </w:t>
       </w:r>
-      <w:hyperlink r:id="rId44">
+      <w:hyperlink r:id="rId55">
         <w:r>
           <w:rPr>
             <w:rStyle w:val="Hyperlink"/>
@@ -4537,8 +4576,8 @@
       </w:pPr>
       <w:r>
         <w:rPr>
+          <w:bCs/>
           <w:b/>
-          <w:bCs/>
         </w:rPr>
         <w:t xml:space="preserve">Recommendation:</w:t>
       </w:r>
@@ -4555,19 +4594,19 @@
       </w:pPr>
       <w:r>
         <w:rPr>
+          <w:bCs/>
           <w:b/>
-          <w:bCs/>
         </w:rPr>
         <w:t xml:space="preserve">Questions:</w:t>
       </w:r>
     </w:p>
     <w:p>
       <w:pPr>
-        <w:pStyle w:val="Compact"/>
         <w:numPr>
           <w:ilvl w:val="0"/>
           <w:numId w:val="1014"/>
         </w:numPr>
+        <w:pStyle w:val="Compact"/>
       </w:pPr>
       <w:r>
         <w:t xml:space="preserve">Which people, systems, and environments may access migration PHI?</w:t>
@@ -4575,11 +4614,11 @@
     </w:p>
     <w:p>
       <w:pPr>
-        <w:pStyle w:val="Compact"/>
         <w:numPr>
           <w:ilvl w:val="0"/>
           <w:numId w:val="1014"/>
         </w:numPr>
+        <w:pStyle w:val="Compact"/>
       </w:pPr>
       <w:r>
         <w:t xml:space="preserve">How are extracts, credentials, logs, rejected records, and reports protected?</w:t>
@@ -4587,11 +4626,11 @@
     </w:p>
     <w:p>
       <w:pPr>
-        <w:pStyle w:val="Compact"/>
         <w:numPr>
           <w:ilvl w:val="0"/>
           <w:numId w:val="1014"/>
         </w:numPr>
+        <w:pStyle w:val="Compact"/>
       </w:pPr>
       <w:r>
         <w:t xml:space="preserve">What audit, retention, revocation, and secure-disposal rules apply?</w:t>
@@ -4599,11 +4638,11 @@
     </w:p>
     <w:p>
       <w:pPr>
-        <w:pStyle w:val="Compact"/>
         <w:numPr>
           <w:ilvl w:val="0"/>
           <w:numId w:val="1014"/>
         </w:numPr>
+        <w:pStyle w:val="Compact"/>
       </w:pPr>
       <w:r>
         <w:t xml:space="preserve">What incident process handles a wrong-patient, wrong-tenant, or wrong-project load?</w:t>
@@ -4613,8 +4652,9 @@
       <w:tblPr>
         <w:tblStyle w:val="Table"/>
         <w:tblW w:w="9360" w:type="dxa"/>
+        <w:tblLook w:firstRow="1" w:lastRow="0" w:firstColumn="0" w:lastColumn="0" w:noHBand="0" w:noVBand="0" w:val="0020"/>
+        <w:jc w:val="start"/>
         <w:tblLayout w:type="fixed"/>
-        <w:tblLook w:firstRow="1" w:lastRow="0" w:firstColumn="0" w:lastColumn="0" w:noHBand="0" w:noVBand="0" w:val="0020"/>
       </w:tblPr>
       <w:tblGrid>
         <w:gridCol w:w="4446"/>
@@ -4623,7 +4663,7 @@
       <w:tr>
         <w:trPr>
           <w:cantSplit/>
-          <w:tblHeader w:val="on"/>
+          <w:tblHeader w:val="true"/>
         </w:trPr>
         <w:tc>
           <w:tcPr/>
@@ -4884,8 +4924,8 @@
         <w:t xml:space="preserve">Security review covers the pipeline and temporary artifacts, not only final FHIR resources.</w:t>
       </w:r>
     </w:p>
-    <w:bookmarkEnd w:id="45"/>
-    <w:bookmarkStart w:id="49" w:name="documents-binaries-complex-data"/>
+    <w:bookmarkEnd w:id="56"/>
+    <w:bookmarkStart w:id="60" w:name="documents-binaries-complex-data"/>
     <w:p>
       <w:pPr>
         <w:pStyle w:val="Heading4"/>
@@ -4908,8 +4948,8 @@
       </w:pPr>
       <w:r>
         <w:rPr>
+          <w:bCs/>
           <w:b/>
-          <w:bCs/>
         </w:rPr>
         <w:t xml:space="preserve">Recommendation:</w:t>
       </w:r>
@@ -4926,19 +4966,19 @@
       </w:pPr>
       <w:r>
         <w:rPr>
+          <w:bCs/>
           <w:b/>
-          <w:bCs/>
         </w:rPr>
         <w:t xml:space="preserve">Questions:</w:t>
       </w:r>
     </w:p>
     <w:p>
       <w:pPr>
-        <w:pStyle w:val="Compact"/>
         <w:numPr>
           <w:ilvl w:val="0"/>
           <w:numId w:val="1015"/>
         </w:numPr>
+        <w:pStyle w:val="Compact"/>
       </w:pPr>
       <w:r>
         <w:t xml:space="preserve">Which complex domains are in scope, and must they remain operational or only viewable?</w:t>
@@ -4946,11 +4986,11 @@
     </w:p>
     <w:p>
       <w:pPr>
-        <w:pStyle w:val="Compact"/>
         <w:numPr>
           <w:ilvl w:val="0"/>
           <w:numId w:val="1015"/>
         </w:numPr>
+        <w:pStyle w:val="Compact"/>
       </w:pPr>
       <w:r>
         <w:t xml:space="preserve">Are original bytes, structured data, searchable metadata, or all three required?</w:t>
@@ -4958,11 +4998,11 @@
     </w:p>
     <w:p>
       <w:pPr>
-        <w:pStyle w:val="Compact"/>
         <w:numPr>
           <w:ilvl w:val="0"/>
           <w:numId w:val="1015"/>
         </w:numPr>
+        <w:pStyle w:val="Compact"/>
       </w:pPr>
       <w:r>
         <w:t xml:space="preserve">How are identity, clinical context, access, integrity, and retrieval verified?</w:t>
@@ -4970,11 +5010,11 @@
     </w:p>
     <w:p>
       <w:pPr>
-        <w:pStyle w:val="Compact"/>
         <w:numPr>
           <w:ilvl w:val="0"/>
           <w:numId w:val="1015"/>
         </w:numPr>
+        <w:pStyle w:val="Compact"/>
       </w:pPr>
       <w:r>
         <w:t xml:space="preserve">Which unsupported or ambiguous data needs human review or legacy retention?</w:t>
@@ -4990,7 +5030,7 @@
       <w:r>
         <w:t xml:space="preserve"> </w:t>
       </w:r>
-      <w:hyperlink r:id="rId46">
+      <w:hyperlink r:id="rId57">
         <w:r>
           <w:rPr>
             <w:rStyle w:val="Hyperlink"/>
@@ -5004,7 +5044,7 @@
       <w:r>
         <w:t xml:space="preserve"> </w:t>
       </w:r>
-      <w:hyperlink r:id="rId47">
+      <w:hyperlink r:id="rId58">
         <w:r>
           <w:rPr>
             <w:rStyle w:val="Hyperlink"/>
@@ -5018,7 +5058,7 @@
       <w:r>
         <w:t xml:space="preserve"> </w:t>
       </w:r>
-      <w:hyperlink r:id="rId48">
+      <w:hyperlink r:id="rId59">
         <w:r>
           <w:rPr>
             <w:rStyle w:val="Hyperlink"/>
@@ -5033,8 +5073,8 @@
         <w:t xml:space="preserve">rather than defining those models inside the migration plan.</w:t>
       </w:r>
     </w:p>
-    <w:bookmarkEnd w:id="49"/>
-    <w:bookmarkStart w:id="50" w:name="monitoring-exceptions-handoff"/>
+    <w:bookmarkEnd w:id="60"/>
+    <w:bookmarkStart w:id="61" w:name="monitoring-exceptions-handoff"/>
     <w:p>
       <w:pPr>
         <w:pStyle w:val="Heading4"/>
@@ -5057,8 +5097,8 @@
       </w:pPr>
       <w:r>
         <w:rPr>
+          <w:bCs/>
           <w:b/>
-          <w:bCs/>
         </w:rPr>
         <w:t xml:space="preserve">Recommendation:</w:t>
       </w:r>
@@ -5075,19 +5115,19 @@
       </w:pPr>
       <w:r>
         <w:rPr>
+          <w:bCs/>
           <w:b/>
-          <w:bCs/>
         </w:rPr>
         <w:t xml:space="preserve">Questions:</w:t>
       </w:r>
     </w:p>
     <w:p>
       <w:pPr>
-        <w:pStyle w:val="Compact"/>
         <w:numPr>
           <w:ilvl w:val="0"/>
           <w:numId w:val="1016"/>
         </w:numPr>
+        <w:pStyle w:val="Compact"/>
       </w:pPr>
       <w:r>
         <w:t xml:space="preserve">Which metrics, alerts, and thresholds pause a run?</w:t>
@@ -5095,11 +5135,11 @@
     </w:p>
     <w:p>
       <w:pPr>
-        <w:pStyle w:val="Compact"/>
         <w:numPr>
           <w:ilvl w:val="0"/>
           <w:numId w:val="1016"/>
         </w:numPr>
+        <w:pStyle w:val="Compact"/>
       </w:pPr>
       <w:r>
         <w:t xml:space="preserve">Who owns technical, identity, clinical, and terminology exceptions?</w:t>
@@ -5107,11 +5147,11 @@
     </w:p>
     <w:p>
       <w:pPr>
-        <w:pStyle w:val="Compact"/>
         <w:numPr>
           <w:ilvl w:val="0"/>
           <w:numId w:val="1016"/>
         </w:numPr>
+        <w:pStyle w:val="Compact"/>
       </w:pPr>
       <w:r>
         <w:t xml:space="preserve">Does the pipeline end or become an ongoing production integration?</w:t>
@@ -5119,11 +5159,11 @@
     </w:p>
     <w:p>
       <w:pPr>
-        <w:pStyle w:val="Compact"/>
         <w:numPr>
           <w:ilvl w:val="0"/>
           <w:numId w:val="1016"/>
         </w:numPr>
+        <w:pStyle w:val="Compact"/>
       </w:pPr>
       <w:r>
         <w:t xml:space="preserve">What ends the post-go-live support period and permits credential, staging, and source-access retirement?</w:t>
@@ -5133,8 +5173,9 @@
       <w:tblPr>
         <w:tblStyle w:val="Table"/>
         <w:tblW w:w="9360" w:type="dxa"/>
+        <w:tblLook w:firstRow="1" w:lastRow="0" w:firstColumn="0" w:lastColumn="0" w:noHBand="0" w:noVBand="0" w:val="0020"/>
+        <w:jc w:val="start"/>
         <w:tblLayout w:type="fixed"/>
-        <w:tblLook w:firstRow="1" w:lastRow="0" w:firstColumn="0" w:lastColumn="0" w:noHBand="0" w:noVBand="0" w:val="0020"/>
       </w:tblPr>
       <w:tblGrid>
         <w:gridCol w:w="4424"/>
@@ -5143,7 +5184,7 @@
       <w:tr>
         <w:trPr>
           <w:cantSplit/>
-          <w:tblHeader w:val="on"/>
+          <w:tblHeader w:val="true"/>
         </w:trPr>
         <w:tc>
           <w:tcPr/>
@@ -5403,10 +5444,10 @@
         </w:tc>
       </w:tr>
     </w:tbl>
-    <w:bookmarkEnd w:id="50"/>
-    <w:bookmarkEnd w:id="51"/>
-    <w:bookmarkEnd w:id="52"/>
-    <w:bookmarkStart w:id="53" w:name="before-you-implement"/>
+    <w:bookmarkEnd w:id="61"/>
+    <w:bookmarkEnd w:id="62"/>
+    <w:bookmarkEnd w:id="63"/>
+    <w:bookmarkStart w:id="64" w:name="before-you-implement"/>
     <w:p>
       <w:pPr>
         <w:pStyle w:val="Heading2"/>
@@ -5425,11 +5466,11 @@
     </w:p>
     <w:p>
       <w:pPr>
-        <w:pStyle w:val="Compact"/>
         <w:numPr>
           <w:ilvl w:val="0"/>
           <w:numId w:val="1017"/>
         </w:numPr>
+        <w:pStyle w:val="Compact"/>
       </w:pPr>
       <w:r>
         <w:t xml:space="preserve">Data scope, history boundaries, and exclusions</w:t>
@@ -5437,11 +5478,11 @@
     </w:p>
     <w:p>
       <w:pPr>
-        <w:pStyle w:val="Compact"/>
         <w:numPr>
           <w:ilvl w:val="0"/>
           <w:numId w:val="1017"/>
         </w:numPr>
+        <w:pStyle w:val="Compact"/>
       </w:pPr>
       <w:r>
         <w:t xml:space="preserve">Identifier, matching, and mapping decisions</w:t>
@@ -5449,11 +5490,11 @@
     </w:p>
     <w:p>
       <w:pPr>
-        <w:pStyle w:val="Compact"/>
         <w:numPr>
           <w:ilvl w:val="0"/>
           <w:numId w:val="1017"/>
         </w:numPr>
+        <w:pStyle w:val="Compact"/>
       </w:pPr>
       <w:r>
         <w:t xml:space="preserve">Load path, recovery approach, and operational owner</w:t>
@@ -5461,11 +5502,11 @@
     </w:p>
     <w:p>
       <w:pPr>
-        <w:pStyle w:val="Compact"/>
         <w:numPr>
           <w:ilvl w:val="0"/>
           <w:numId w:val="1017"/>
         </w:numPr>
+        <w:pStyle w:val="Compact"/>
       </w:pPr>
       <w:r>
         <w:t xml:space="preserve">Write authority, cutover approach, and rollback criteria</w:t>
@@ -5473,11 +5514,11 @@
     </w:p>
     <w:p>
       <w:pPr>
-        <w:pStyle w:val="Compact"/>
         <w:numPr>
           <w:ilvl w:val="0"/>
           <w:numId w:val="1017"/>
         </w:numPr>
+        <w:pStyle w:val="Compact"/>
       </w:pPr>
       <w:r>
         <w:t xml:space="preserve">Validation evidence, acceptance thresholds, and approvers</w:t>
@@ -5485,11 +5526,11 @@
     </w:p>
     <w:p>
       <w:pPr>
-        <w:pStyle w:val="Compact"/>
         <w:numPr>
           <w:ilvl w:val="0"/>
           <w:numId w:val="1017"/>
         </w:numPr>
+        <w:pStyle w:val="Compact"/>
       </w:pPr>
       <w:r>
         <w:t xml:space="preserve">Security controls and unresolved risks</w:t>
@@ -5503,8 +5544,8 @@
         <w:t xml:space="preserve">Do not begin production migration work while any decision that changes identity, clinical meaning, write authority, or acceptance remains unowned or unresolved.</w:t>
       </w:r>
     </w:p>
-    <w:bookmarkEnd w:id="53"/>
-    <w:bookmarkEnd w:id="54"/>
+    <w:bookmarkEnd w:id="64"/>
+    <w:bookmarkEnd w:id="65"/>
     <w:sectPr>
       <w:pgSz w:h="15840" w:w="12240"/>
       <w:pgMar w:bottom="1440" w:footer="720" w:gutter="0" w:header="720" w:left="1440" w:right="1440" w:top="1440"/>
@@ -5542,14 +5583,14 @@
 <file path=word/numbering.xml><?xml version="1.0" encoding="utf-8"?>
 <w:numbering xmlns:w="http://schemas.openxmlformats.org/wordprocessingml/2006/main">
   <w:abstractNum w:abstractNumId="990">
-    <w:nsid w:val="0000A990"/>
+    <w:nsid w:val="A990"/>
     <w:multiLevelType w:val="multilevel"/>
     <w:lvl w:ilvl="0">
       <w:numFmt w:val="bullet"/>
       <w:lvlText w:val=" "/>
       <w:lvlJc w:val="left"/>
       <w:pPr>
-        <w:ind w:left="720" w:hanging="360"/>
+        <w:ind w:left="720" w:hanging="480"/>
       </w:pPr>
     </w:lvl>
     <w:lvl w:ilvl="1">
@@ -5557,7 +5598,7 @@
       <w:lvlText w:val=" "/>
       <w:lvlJc w:val="left"/>
       <w:pPr>
-        <w:ind w:left="1440" w:hanging="360"/>
+        <w:ind w:left="1440" w:hanging="480"/>
       </w:pPr>
     </w:lvl>
     <w:lvl w:ilvl="2">
@@ -5565,7 +5606,7 @@
       <w:lvlText w:val=" "/>
       <w:lvlJc w:val="left"/>
       <w:pPr>
-        <w:ind w:left="2160" w:hanging="360"/>
+        <w:ind w:left="2160" w:hanging="480"/>
       </w:pPr>
     </w:lvl>
     <w:lvl w:ilvl="3">
@@ -5573,7 +5614,7 @@
       <w:lvlText w:val=" "/>
       <w:lvlJc w:val="left"/>
       <w:pPr>
-        <w:ind w:left="2880" w:hanging="360"/>
+        <w:ind w:left="2880" w:hanging="480"/>
       </w:pPr>
     </w:lvl>
     <w:lvl w:ilvl="4">
@@ -5581,7 +5622,7 @@
       <w:lvlText w:val=" "/>
       <w:lvlJc w:val="left"/>
       <w:pPr>
-        <w:ind w:left="3600" w:hanging="360"/>
+        <w:ind w:left="3600" w:hanging="480"/>
       </w:pPr>
     </w:lvl>
     <w:lvl w:ilvl="5">
@@ -5589,7 +5630,7 @@
       <w:lvlText w:val=" "/>
       <w:lvlJc w:val="left"/>
       <w:pPr>
-        <w:ind w:left="4320" w:hanging="360"/>
+        <w:ind w:left="4320" w:hanging="480"/>
       </w:pPr>
     </w:lvl>
     <w:lvl w:ilvl="6">
@@ -5597,7 +5638,7 @@
       <w:lvlText w:val=" "/>
       <w:lvlJc w:val="left"/>
       <w:pPr>
-        <w:ind w:left="5040" w:hanging="360"/>
+        <w:ind w:left="5040" w:hanging="480"/>
       </w:pPr>
     </w:lvl>
     <w:lvl w:ilvl="7">
@@ -5605,7 +5646,7 @@
       <w:lvlText w:val=" "/>
       <w:lvlJc w:val="left"/>
       <w:pPr>
-        <w:ind w:left="5760" w:hanging="360"/>
+        <w:ind w:left="5760" w:hanging="480"/>
       </w:pPr>
     </w:lvl>
     <w:lvl w:ilvl="8">
@@ -5613,111 +5654,84 @@
       <w:lvlText w:val=" "/>
       <w:lvlJc w:val="left"/>
       <w:pPr>
-        <w:ind w:left="6480" w:hanging="360"/>
+        <w:ind w:left="6480" w:hanging="480"/>
       </w:pPr>
     </w:lvl>
   </w:abstractNum>
   <w:abstractNum w:abstractNumId="991">
-    <w:nsid w:val="0000A991"/>
+    <w:nsid w:val="A991"/>
     <w:multiLevelType w:val="multilevel"/>
     <w:lvl w:ilvl="0">
       <w:numFmt w:val="bullet"/>
-      <w:lvlText w:val=""/>
+      <w:lvlText w:val="•"/>
       <w:lvlJc w:val="left"/>
       <w:pPr>
-        <w:ind w:left="720" w:hanging="360"/>
-      </w:pPr>
-      <w:rPr>
-        <w:rFonts w:ascii="Symbol" w:hAnsi="Symbol" w:cs="Symbol" w:hint="default"/>
-      </w:rPr>
+        <w:ind w:left="720" w:hanging="480"/>
+      </w:pPr>
     </w:lvl>
     <w:lvl w:ilvl="1">
       <w:numFmt w:val="bullet"/>
-      <w:lvlText w:val="o"/>
+      <w:lvlText w:val="–"/>
       <w:lvlJc w:val="left"/>
       <w:pPr>
-        <w:ind w:left="1440" w:hanging="360"/>
-      </w:pPr>
-      <w:rPr>
-        <w:rFonts w:ascii="Courier New" w:hAnsi="Courier New" w:cs="Courier New" w:hint="default"/>
-      </w:rPr>
+        <w:ind w:left="1440" w:hanging="480"/>
+      </w:pPr>
     </w:lvl>
     <w:lvl w:ilvl="2">
       <w:numFmt w:val="bullet"/>
-      <w:lvlText w:val=""/>
+      <w:lvlText w:val="•"/>
       <w:lvlJc w:val="left"/>
       <w:pPr>
-        <w:ind w:left="2160" w:hanging="360"/>
-      </w:pPr>
-      <w:rPr>
-        <w:rFonts w:ascii="Wingdings" w:hAnsi="Wingdings" w:cs="Wingdings" w:hint="default"/>
-      </w:rPr>
+        <w:ind w:left="2160" w:hanging="480"/>
+      </w:pPr>
     </w:lvl>
     <w:lvl w:ilvl="3">
       <w:numFmt w:val="bullet"/>
-      <w:lvlText w:val=""/>
+      <w:lvlText w:val="–"/>
       <w:lvlJc w:val="left"/>
       <w:pPr>
-        <w:ind w:left="2880" w:hanging="360"/>
-      </w:pPr>
-      <w:rPr>
-        <w:rFonts w:ascii="Symbol" w:hAnsi="Symbol" w:cs="Symbol" w:hint="default"/>
-      </w:rPr>
+        <w:ind w:left="2880" w:hanging="480"/>
+      </w:pPr>
     </w:lvl>
     <w:lvl w:ilvl="4">
       <w:numFmt w:val="bullet"/>
-      <w:lvlText w:val="o"/>
+      <w:lvlText w:val="•"/>
       <w:lvlJc w:val="left"/>
       <w:pPr>
-        <w:ind w:left="3600" w:hanging="360"/>
-      </w:pPr>
-      <w:rPr>
-        <w:rFonts w:ascii="Courier New" w:hAnsi="Courier New" w:cs="Courier New" w:hint="default"/>
-      </w:rPr>
+        <w:ind w:left="3600" w:hanging="480"/>
+      </w:pPr>
     </w:lvl>
     <w:lvl w:ilvl="5">
       <w:numFmt w:val="bullet"/>
-      <w:lvlText w:val=""/>
+      <w:lvlText w:val="–"/>
       <w:lvlJc w:val="left"/>
       <w:pPr>
-        <w:ind w:left="4320" w:hanging="360"/>
-      </w:pPr>
-      <w:rPr>
-        <w:rFonts w:ascii="Wingdings" w:hAnsi="Wingdings" w:cs="Wingdings" w:hint="default"/>
-      </w:rPr>
+        <w:ind w:left="4320" w:hanging="480"/>
+      </w:pPr>
     </w:lvl>
     <w:lvl w:ilvl="6">
       <w:numFmt w:val="bullet"/>
-      <w:lvlText w:val=""/>
+      <w:lvlText w:val="•"/>
       <w:lvlJc w:val="left"/>
       <w:pPr>
-        <w:ind w:left="5040" w:hanging="360"/>
-      </w:pPr>
-      <w:rPr>
-        <w:rFonts w:ascii="Symbol" w:hAnsi="Symbol" w:cs="Symbol" w:hint="default"/>
-      </w:rPr>
+        <w:ind w:left="5040" w:hanging="480"/>
+      </w:pPr>
     </w:lvl>
     <w:lvl w:ilvl="7">
       <w:numFmt w:val="bullet"/>
-      <w:lvlText w:val="o"/>
+      <w:lvlText w:val="–"/>
       <w:lvlJc w:val="left"/>
       <w:pPr>
-        <w:ind w:left="5760" w:hanging="360"/>
-      </w:pPr>
-      <w:rPr>
-        <w:rFonts w:ascii="Courier New" w:hAnsi="Courier New" w:cs="Courier New" w:hint="default"/>
-      </w:rPr>
+        <w:ind w:left="5760" w:hanging="480"/>
+      </w:pPr>
     </w:lvl>
     <w:lvl w:ilvl="8">
       <w:numFmt w:val="bullet"/>
-      <w:lvlText w:val=""/>
+      <w:lvlText w:val="•"/>
       <w:lvlJc w:val="left"/>
       <w:pPr>
-        <w:ind w:left="6480" w:hanging="360"/>
-      </w:pPr>
-      <w:rPr>
-        <w:rFonts w:ascii="Wingdings" w:hAnsi="Wingdings" w:cs="Wingdings" w:hint="default"/>
-      </w:rPr>
+        <w:ind w:left="6480" w:hanging="480"/>
+      </w:pPr>
     </w:lvl>
   </w:abstractNum>
   <w:num w:numId="1000">
@@ -6453,8 +6467,8 @@
     <w:name w:val="KeywordTok"/>
     <w:basedOn w:val="VerbatimChar"/>
     <w:rPr>
+      <w:color w:val="007020"/>
       <w:b/>
-      <w:color w:val="007020"/>
     </w:rPr>
   </w:style>
   <w:style w:type="character" w:customStyle="1" w:styleId="DataTypeTok">
@@ -6531,42 +6545,42 @@
     <w:name w:val="ImportTok"/>
     <w:basedOn w:val="VerbatimChar"/>
     <w:rPr>
+      <w:color w:val="008000"/>
       <w:b/>
-      <w:color w:val="008000"/>
     </w:rPr>
   </w:style>
   <w:style w:type="character" w:customStyle="1" w:styleId="CommentTok">
     <w:name w:val="CommentTok"/>
     <w:basedOn w:val="VerbatimChar"/>
     <w:rPr>
+      <w:color w:val="60a0b0"/>
       <w:i/>
-      <w:color w:val="60a0b0"/>
     </w:rPr>
   </w:style>
   <w:style w:type="character" w:customStyle="1" w:styleId="DocumentationTok">
     <w:name w:val="DocumentationTok"/>
     <w:basedOn w:val="VerbatimChar"/>
     <w:rPr>
+      <w:color w:val="ba2121"/>
       <w:i/>
-      <w:color w:val="ba2121"/>
     </w:rPr>
   </w:style>
   <w:style w:type="character" w:customStyle="1" w:styleId="AnnotationTok">
     <w:name w:val="AnnotationTok"/>
     <w:basedOn w:val="VerbatimChar"/>
     <w:rPr>
+      <w:color w:val="60a0b0"/>
       <w:b/>
       <w:i/>
-      <w:color w:val="60a0b0"/>
     </w:rPr>
   </w:style>
   <w:style w:type="character" w:customStyle="1" w:styleId="CommentVarTok">
     <w:name w:val="CommentVarTok"/>
     <w:basedOn w:val="VerbatimChar"/>
     <w:rPr>
+      <w:color w:val="60a0b0"/>
       <w:b/>
       <w:i/>
-      <w:color w:val="60a0b0"/>
     </w:rPr>
   </w:style>
   <w:style w:type="character" w:customStyle="1" w:styleId="OtherTok">
@@ -6594,8 +6608,8 @@
     <w:name w:val="ControlFlowTok"/>
     <w:basedOn w:val="VerbatimChar"/>
     <w:rPr>
+      <w:color w:val="007020"/>
       <w:b/>
-      <w:color w:val="007020"/>
     </w:rPr>
   </w:style>
   <w:style w:type="character" w:customStyle="1" w:styleId="OperatorTok">
@@ -6640,34 +6654,34 @@
     <w:name w:val="InformationTok"/>
     <w:basedOn w:val="VerbatimChar"/>
     <w:rPr>
+      <w:color w:val="60a0b0"/>
       <w:b/>
       <w:i/>
-      <w:color w:val="60a0b0"/>
     </w:rPr>
   </w:style>
   <w:style w:type="character" w:customStyle="1" w:styleId="WarningTok">
     <w:name w:val="WarningTok"/>
     <w:basedOn w:val="VerbatimChar"/>
     <w:rPr>
+      <w:color w:val="60a0b0"/>
       <w:b/>
       <w:i/>
-      <w:color w:val="60a0b0"/>
     </w:rPr>
   </w:style>
   <w:style w:type="character" w:customStyle="1" w:styleId="AlertTok">
     <w:name w:val="AlertTok"/>
     <w:basedOn w:val="VerbatimChar"/>
     <w:rPr>
+      <w:color w:val="ff0000"/>
       <w:b/>
-      <w:color w:val="ff0000"/>
     </w:rPr>
   </w:style>
   <w:style w:type="character" w:customStyle="1" w:styleId="ErrorTok">
     <w:name w:val="ErrorTok"/>
     <w:basedOn w:val="VerbatimChar"/>
     <w:rPr>
+      <w:color w:val="ff0000"/>
       <w:b/>
-      <w:color w:val="ff0000"/>
     </w:rPr>
   </w:style>
   <w:style w:type="character" w:customStyle="1" w:styleId="NormalTok">

--- a/packages/docs/static/decision-guides/data-migration.docx
+++ b/packages/docs/static/decision-guides/data-migration.docx
@@ -63,6 +63,14 @@
         <w:pStyle w:val="FirstParagraph"/>
       </w:pPr>
       <w:r>
+        <w:t xml:space="preserve">Use this guide to plan a migration to Medplum and decide what moves, which system owns each domain, and how the transition will be validated. Work through identity mapping, import operations, cutover, and exception handling to define an approach with clear acceptance criteria and owners.</w:t>
+      </w:r>
+    </w:p>
+    <w:p>
+      <w:pPr>
+        <w:pStyle w:val="BodyText"/>
+      </w:pPr>
+      <w:r>
         <w:rPr>
           <w:iCs/>
           <w:i/>
@@ -102,11 +110,10 @@
       </w:r>
     </w:p>
     <w:p>
-      <w:pPr>
-        <w:pStyle w:val="BodyText"/>
-      </w:pPr>
-      <w:r>
-        <w:t xml:space="preserve">Section 1 describes your current state and goals. Section 2 identifies the factors that change your migration approach. Section 3 helps you make and document the resulting decisions.</w:t>
+      <w:r>
+        <w:pict>
+          <v:rect style="width:0;height:1.5pt" o:hralign="center" o:hrstd="t" o:hr="t"/>
+        </w:pict>
       </w:r>
     </w:p>
     <w:bookmarkStart w:id="30" w:name="section-1-migration-context-participants"/>

--- a/packages/docs/static/decision-guides/data-migration.docx
+++ b/packages/docs/static/decision-guides/data-migration.docx
@@ -11,18 +11,18 @@
           <wp:inline>
             <wp:extent cx="5943600" cy="1289649"/>
             <wp:effectExtent b="0" l="0" r="0" t="0"/>
-            <wp:docPr descr="Medplum" title="" id="21" name="Picture"/>
+            <wp:docPr descr="Medplum" title="" id="10" name="Picture"/>
             <a:graphic>
               <a:graphicData uri="http://schemas.openxmlformats.org/drawingml/2006/picture">
                 <pic:pic>
                   <pic:nvPicPr>
-                    <pic:cNvPr descr="medplum-wordmark-grape.png" id="22" name="Picture"/>
+                    <pic:cNvPr descr="medplum-wordmark-grape.png" id="11" name="Picture"/>
                     <pic:cNvPicPr>
                       <a:picLocks noChangeArrowheads="1" noChangeAspect="1"/>
                     </pic:cNvPicPr>
                   </pic:nvPicPr>
                   <pic:blipFill>
-                    <a:blip r:embed="rId20"/>
+                    <a:blip r:embed="rId9"/>
                     <a:stretch>
                       <a:fillRect/>
                     </a:stretch>
@@ -49,7 +49,7 @@
         </w:drawing>
       </w:r>
     </w:p>
-    <w:bookmarkStart w:id="65" w:name="data-migration-decision-guide"/>
+    <w:bookmarkStart w:id="103" w:name="data-migration-decision-guide"/>
     <w:p>
       <w:pPr>
         <w:pStyle w:val="Heading1"/>
@@ -72,57 +72,315 @@
       </w:pPr>
       <w:r>
         <w:rPr>
+          <w:i/>
           <w:iCs/>
-          <w:i/>
         </w:rPr>
         <w:t xml:space="preserve">Companion to the</w:t>
       </w:r>
       <w:r>
         <w:rPr>
+          <w:i/>
           <w:iCs/>
-          <w:i/>
         </w:rPr>
         <w:t xml:space="preserve"> </w:t>
       </w:r>
-      <w:hyperlink r:id="rId23">
+      <w:hyperlink r:id="rId12">
         <w:r>
           <w:rPr>
             <w:rStyle w:val="Hyperlink"/>
+            <w:i/>
             <w:iCs/>
-            <w:i/>
           </w:rPr>
           <w:t xml:space="preserve">Migrating to Medplum</w:t>
         </w:r>
       </w:hyperlink>
       <w:r>
         <w:rPr>
+          <w:i/>
           <w:iCs/>
-          <w:i/>
         </w:rPr>
         <w:t xml:space="preserve"> </w:t>
       </w:r>
       <w:r>
         <w:rPr>
+          <w:i/>
           <w:iCs/>
-          <w:i/>
         </w:rPr>
         <w:t xml:space="preserve">docs.</w:t>
       </w:r>
     </w:p>
     <w:p>
-      <w:r>
-        <w:pict>
-          <v:rect style="width:0;height:1.5pt" o:hralign="center" o:hrstd="t" o:hr="t"/>
-        </w:pict>
-      </w:r>
-    </w:p>
-    <w:bookmarkStart w:id="30" w:name="section-1-migration-context-participants"/>
+      <w:pPr>
+        <w:pStyle w:val="BodyText"/>
+      </w:pPr>
+      <w:r>
+        <w:t xml:space="preserve">Plan the migration around four decisions:</w:t>
+      </w:r>
+    </w:p>
+    <w:p>
+      <w:pPr>
+        <w:pStyle w:val="Compact"/>
+        <w:numPr>
+          <w:ilvl w:val="0"/>
+          <w:numId w:val="1001"/>
+        </w:numPr>
+      </w:pPr>
+      <w:hyperlink w:anchor="scope-identity-and-mapping">
+        <w:r>
+          <w:rPr>
+            <w:rStyle w:val="Hyperlink"/>
+            <w:b/>
+            <w:bCs/>
+          </w:rPr>
+          <w:t xml:space="preserve">Define scope, identity, and mapping</w:t>
+        </w:r>
+      </w:hyperlink>
+      <w:r>
+        <w:rPr>
+          <w:b/>
+          <w:bCs/>
+        </w:rPr>
+        <w:t xml:space="preserve">.</w:t>
+      </w:r>
+      <w:r>
+        <w:t xml:space="preserve"> </w:t>
+      </w:r>
+      <w:r>
+        <w:t xml:space="preserve">Agree on the data and history to move, identifier and deduplication rules, FHIR mappings, and acceptance owners.</w:t>
+      </w:r>
+    </w:p>
+    <w:p>
+      <w:pPr>
+        <w:pStyle w:val="Compact"/>
+        <w:numPr>
+          <w:ilvl w:val="0"/>
+          <w:numId w:val="1001"/>
+        </w:numPr>
+      </w:pPr>
+      <w:hyperlink w:anchor="loading-and-validation">
+        <w:r>
+          <w:rPr>
+            <w:rStyle w:val="Hyperlink"/>
+            <w:b/>
+            <w:bCs/>
+          </w:rPr>
+          <w:t xml:space="preserve">Choose loading and validation</w:t>
+        </w:r>
+      </w:hyperlink>
+      <w:r>
+        <w:rPr>
+          <w:b/>
+          <w:bCs/>
+        </w:rPr>
+        <w:t xml:space="preserve">.</w:t>
+      </w:r>
+      <w:r>
+        <w:t xml:space="preserve"> </w:t>
+      </w:r>
+      <w:r>
+        <w:t xml:space="preserve">Select an import approach that meets throughput and recovery needs, and define evidence that the migrated data is correct.</w:t>
+      </w:r>
+    </w:p>
+    <w:p>
+      <w:pPr>
+        <w:pStyle w:val="Compact"/>
+        <w:numPr>
+          <w:ilvl w:val="0"/>
+          <w:numId w:val="1001"/>
+        </w:numPr>
+      </w:pPr>
+      <w:hyperlink w:anchor="cutover-and-rehearsal">
+        <w:r>
+          <w:rPr>
+            <w:rStyle w:val="Hyperlink"/>
+            <w:b/>
+            <w:bCs/>
+          </w:rPr>
+          <w:t xml:space="preserve">Plan cutover and rehearsal</w:t>
+        </w:r>
+      </w:hyperlink>
+      <w:r>
+        <w:rPr>
+          <w:b/>
+          <w:bCs/>
+        </w:rPr>
+        <w:t xml:space="preserve">.</w:t>
+      </w:r>
+      <w:r>
+        <w:t xml:space="preserve"> </w:t>
+      </w:r>
+      <w:r>
+        <w:t xml:space="preserve">Decide when write authority changes, how later updates are handled, and what rehearsals must demonstrate.</w:t>
+      </w:r>
+    </w:p>
+    <w:p>
+      <w:pPr>
+        <w:pStyle w:val="Compact"/>
+        <w:numPr>
+          <w:ilvl w:val="0"/>
+          <w:numId w:val="1001"/>
+        </w:numPr>
+      </w:pPr>
+      <w:hyperlink w:anchor="protection-and-operational-handoff">
+        <w:r>
+          <w:rPr>
+            <w:rStyle w:val="Hyperlink"/>
+            <w:b/>
+            <w:bCs/>
+          </w:rPr>
+          <w:t xml:space="preserve">Plan protection and operational handoff</w:t>
+        </w:r>
+      </w:hyperlink>
+      <w:r>
+        <w:rPr>
+          <w:b/>
+          <w:bCs/>
+        </w:rPr>
+        <w:t xml:space="preserve">.</w:t>
+      </w:r>
+      <w:r>
+        <w:t xml:space="preserve"> </w:t>
+      </w:r>
+      <w:r>
+        <w:t xml:space="preserve">Define access and audit controls, preserve usable documents and binaries, and assign monitoring and exception ownership.</w:t>
+      </w:r>
+    </w:p>
+    <w:p>
+      <w:pPr>
+        <w:pStyle w:val="FirstParagraph"/>
+      </w:pPr>
+      <w:r>
+        <w:t xml:space="preserve">Use the</w:t>
+      </w:r>
+      <w:r>
+        <w:t xml:space="preserve"> </w:t>
+      </w:r>
+      <w:hyperlink w:anchor="before-you-start">
+        <w:r>
+          <w:rPr>
+            <w:rStyle w:val="Hyperlink"/>
+          </w:rPr>
+          <w:t xml:space="preserve">context questions</w:t>
+        </w:r>
+      </w:hyperlink>
+      <w:r>
+        <w:t xml:space="preserve"> </w:t>
+      </w:r>
+      <w:r>
+        <w:t xml:space="preserve">to establish the migration’s purpose and owners, then check the</w:t>
+      </w:r>
+      <w:r>
+        <w:t xml:space="preserve"> </w:t>
+      </w:r>
+      <w:hyperlink w:anchor="factors-that-change-the-migration-plan">
+        <w:r>
+          <w:rPr>
+            <w:rStyle w:val="Hyperlink"/>
+          </w:rPr>
+          <w:t xml:space="preserve">factors that change the plan</w:t>
+        </w:r>
+      </w:hyperlink>
+      <w:r>
+        <w:t xml:space="preserve"> </w:t>
+      </w:r>
+      <w:r>
+        <w:t xml:space="preserve">for additional design and validation needs.</w:t>
+      </w:r>
+    </w:p>
+    <w:bookmarkStart w:id="13" w:name="Xd1817805bf4d96c55aa66b5fcb6eb830dba29db"/>
+    <w:bookmarkEnd w:id="13"/>
+    <w:bookmarkStart w:id="34" w:name="before-you-start"/>
     <w:p>
       <w:pPr>
         <w:pStyle w:val="Heading2"/>
       </w:pPr>
       <w:r>
-        <w:t xml:space="preserve">Section 1: Migration Context &amp; Participants</w:t>
+        <w:t xml:space="preserve">Before you start</w:t>
+      </w:r>
+    </w:p>
+    <w:bookmarkStart w:id="14" w:name="Xa7cf8fb4d675579395b3f1d1e779ee5b7481c10"/>
+    <w:bookmarkEnd w:id="14"/>
+    <w:bookmarkStart w:id="15" w:name="q1-what-outcome-defines-success"/>
+    <w:bookmarkEnd w:id="15"/>
+    <w:bookmarkStart w:id="18" w:name="what-outcome-defines-success"/>
+    <w:p>
+      <w:pPr>
+        <w:pStyle w:val="Heading3"/>
+      </w:pPr>
+      <w:r>
+        <w:t xml:space="preserve">What outcome defines success?</w:t>
+      </w:r>
+    </w:p>
+    <w:p>
+      <w:pPr>
+        <w:pStyle w:val="Compact"/>
+        <w:numPr>
+          <w:ilvl w:val="0"/>
+          <w:numId w:val="1002"/>
+        </w:numPr>
+      </w:pPr>
+      <w:r>
+        <w:t xml:space="preserve">Replace a legacy clinical or operational system</w:t>
+      </w:r>
+    </w:p>
+    <w:p>
+      <w:pPr>
+        <w:pStyle w:val="Compact"/>
+        <w:numPr>
+          <w:ilvl w:val="0"/>
+          <w:numId w:val="1002"/>
+        </w:numPr>
+      </w:pPr>
+      <w:r>
+        <w:t xml:space="preserve">Consolidate several systems into one Medplum project</w:t>
+      </w:r>
+    </w:p>
+    <w:p>
+      <w:pPr>
+        <w:pStyle w:val="Compact"/>
+        <w:numPr>
+          <w:ilvl w:val="0"/>
+          <w:numId w:val="1002"/>
+        </w:numPr>
+      </w:pPr>
+      <w:r>
+        <w:t xml:space="preserve">Backfill history while the source remains active</w:t>
+      </w:r>
+    </w:p>
+    <w:p>
+      <w:pPr>
+        <w:pStyle w:val="Compact"/>
+        <w:numPr>
+          <w:ilvl w:val="0"/>
+          <w:numId w:val="1002"/>
+        </w:numPr>
+      </w:pPr>
+      <w:r>
+        <w:t xml:space="preserve">Seed selected data for a new workflow</w:t>
+      </w:r>
+    </w:p>
+    <w:p>
+      <w:pPr>
+        <w:pStyle w:val="Compact"/>
+        <w:numPr>
+          <w:ilvl w:val="0"/>
+          <w:numId w:val="1002"/>
+        </w:numPr>
+      </w:pPr>
+      <w:r>
+        <w:t xml:space="preserve">Preserve a read-only archive</w:t>
+      </w:r>
+    </w:p>
+    <w:p>
+      <w:pPr>
+        <w:pStyle w:val="Compact"/>
+        <w:numPr>
+          <w:ilvl w:val="0"/>
+          <w:numId w:val="1002"/>
+        </w:numPr>
+      </w:pPr>
+      <w:r>
+        <w:t xml:space="preserve">Build a repeatable onboarding pipeline for future sources</w:t>
       </w:r>
     </w:p>
     <w:p>
@@ -130,110 +388,25 @@
         <w:pStyle w:val="FirstParagraph"/>
       </w:pPr>
       <w:r>
-        <w:t xml:space="preserve">These questions establish what is moving, why it is moving, and who owns each decision before implementation begins.</w:t>
-      </w:r>
-    </w:p>
-    <w:bookmarkStart w:id="24" w:name="what-outcome-defines-success"/>
-    <w:p>
-      <w:pPr>
-        <w:pStyle w:val="Heading3"/>
-      </w:pPr>
-      <w:r>
-        <w:t xml:space="preserve">1.1 What outcome defines success?</w:t>
-      </w:r>
-    </w:p>
-    <w:p>
-      <w:pPr>
-        <w:numPr>
-          <w:ilvl w:val="0"/>
-          <w:numId w:val="1001"/>
-        </w:numPr>
-        <w:pStyle w:val="Compact"/>
-      </w:pPr>
-      <w:r>
-        <w:t xml:space="preserve">Replace a legacy clinical or operational system</w:t>
-      </w:r>
-    </w:p>
-    <w:p>
-      <w:pPr>
-        <w:numPr>
-          <w:ilvl w:val="0"/>
-          <w:numId w:val="1001"/>
-        </w:numPr>
-        <w:pStyle w:val="Compact"/>
-      </w:pPr>
-      <w:r>
-        <w:t xml:space="preserve">Consolidate several systems into one Medplum project</w:t>
-      </w:r>
-    </w:p>
-    <w:p>
-      <w:pPr>
-        <w:numPr>
-          <w:ilvl w:val="0"/>
-          <w:numId w:val="1001"/>
-        </w:numPr>
-        <w:pStyle w:val="Compact"/>
-      </w:pPr>
-      <w:r>
-        <w:t xml:space="preserve">Backfill history while the source remains active</w:t>
-      </w:r>
-    </w:p>
-    <w:p>
-      <w:pPr>
-        <w:numPr>
-          <w:ilvl w:val="0"/>
-          <w:numId w:val="1001"/>
-        </w:numPr>
-        <w:pStyle w:val="Compact"/>
-      </w:pPr>
-      <w:r>
-        <w:t xml:space="preserve">Seed selected data for a new workflow</w:t>
-      </w:r>
-    </w:p>
-    <w:p>
-      <w:pPr>
-        <w:numPr>
-          <w:ilvl w:val="0"/>
-          <w:numId w:val="1001"/>
-        </w:numPr>
-        <w:pStyle w:val="Compact"/>
-      </w:pPr>
-      <w:r>
-        <w:t xml:space="preserve">Preserve a read-only archive</w:t>
-      </w:r>
-    </w:p>
-    <w:p>
-      <w:pPr>
-        <w:numPr>
-          <w:ilvl w:val="0"/>
-          <w:numId w:val="1001"/>
-        </w:numPr>
-        <w:pStyle w:val="Compact"/>
-      </w:pPr>
-      <w:r>
-        <w:t xml:space="preserve">Build a repeatable onboarding pipeline for future sources</w:t>
-      </w:r>
-    </w:p>
-    <w:p>
-      <w:pPr>
-        <w:pStyle w:val="FirstParagraph"/>
-      </w:pPr>
-      <w:r>
         <w:rPr>
+          <w:i/>
           <w:iCs/>
-          <w:i/>
         </w:rPr>
         <w:t xml:space="preserve">Why: determines whether this is a finite conversion, ongoing synchronization, or a reusable product capability.</w:t>
       </w:r>
     </w:p>
-    <w:bookmarkEnd w:id="24"/>
-    <w:bookmarkStart w:id="25" w:name="X40e5f88a222cca059cb423a55c3af44a6a75173"/>
+    <w:bookmarkStart w:id="16" w:name="Xe8f4d0323249d48c07c6b04fbdbc890b3e94a7c"/>
+    <w:bookmarkEnd w:id="16"/>
+    <w:bookmarkStart w:id="17" w:name="X4ae4517f69afa08af278203815b690677bd5685"/>
+    <w:bookmarkEnd w:id="17"/>
+    <w:bookmarkEnd w:id="18"/>
+    <w:bookmarkStart w:id="21" w:name="X40e5f88a222cca059cb423a55c3af44a6a75173"/>
     <w:p>
       <w:pPr>
         <w:pStyle w:val="Heading3"/>
       </w:pPr>
       <w:r>
-        <w:t xml:space="preserve">1.2 Which sources and interfaces are in scope?</w:t>
+        <w:t xml:space="preserve">Which sources and interfaces are in scope?</w:t>
       </w:r>
     </w:p>
     <w:p>
@@ -246,11 +419,11 @@
     </w:p>
     <w:p>
       <w:pPr>
-        <w:numPr>
-          <w:ilvl w:val="0"/>
-          <w:numId w:val="1002"/>
-        </w:numPr>
-        <w:pStyle w:val="Compact"/>
+        <w:pStyle w:val="Compact"/>
+        <w:numPr>
+          <w:ilvl w:val="0"/>
+          <w:numId w:val="1003"/>
+        </w:numPr>
       </w:pPr>
       <w:r>
         <w:t xml:space="preserve">Business and technical owners</w:t>
@@ -258,11 +431,11 @@
     </w:p>
     <w:p>
       <w:pPr>
-        <w:numPr>
-          <w:ilvl w:val="0"/>
-          <w:numId w:val="1002"/>
-        </w:numPr>
-        <w:pStyle w:val="Compact"/>
+        <w:pStyle w:val="Compact"/>
+        <w:numPr>
+          <w:ilvl w:val="0"/>
+          <w:numId w:val="1003"/>
+        </w:numPr>
       </w:pPr>
       <w:r>
         <w:t xml:space="preserve">Extraction method and available formats</w:t>
@@ -270,11 +443,11 @@
     </w:p>
     <w:p>
       <w:pPr>
-        <w:numPr>
-          <w:ilvl w:val="0"/>
-          <w:numId w:val="1002"/>
-        </w:numPr>
-        <w:pStyle w:val="Compact"/>
+        <w:pStyle w:val="Compact"/>
+        <w:numPr>
+          <w:ilvl w:val="0"/>
+          <w:numId w:val="1003"/>
+        </w:numPr>
       </w:pPr>
       <w:r>
         <w:t xml:space="preserve">Data volume and rate of change</w:t>
@@ -282,11 +455,11 @@
     </w:p>
     <w:p>
       <w:pPr>
-        <w:numPr>
-          <w:ilvl w:val="0"/>
-          <w:numId w:val="1002"/>
-        </w:numPr>
-        <w:pStyle w:val="Compact"/>
+        <w:pStyle w:val="Compact"/>
+        <w:numPr>
+          <w:ilvl w:val="0"/>
+          <w:numId w:val="1003"/>
+        </w:numPr>
       </w:pPr>
       <w:r>
         <w:t xml:space="preserve">Stable identifiers</w:t>
@@ -294,11 +467,11 @@
     </w:p>
     <w:p>
       <w:pPr>
-        <w:numPr>
-          <w:ilvl w:val="0"/>
-          <w:numId w:val="1002"/>
-        </w:numPr>
-        <w:pStyle w:val="Compact"/>
+        <w:pStyle w:val="Compact"/>
+        <w:numPr>
+          <w:ilvl w:val="0"/>
+          <w:numId w:val="1003"/>
+        </w:numPr>
       </w:pPr>
       <w:r>
         <w:t xml:space="preserve">Time zone, locale, and encoding conventions</w:t>
@@ -306,11 +479,11 @@
     </w:p>
     <w:p>
       <w:pPr>
-        <w:numPr>
-          <w:ilvl w:val="0"/>
-          <w:numId w:val="1002"/>
-        </w:numPr>
-        <w:pStyle w:val="Compact"/>
+        <w:pStyle w:val="Compact"/>
+        <w:numPr>
+          <w:ilvl w:val="0"/>
+          <w:numId w:val="1003"/>
+        </w:numPr>
       </w:pPr>
       <w:r>
         <w:t xml:space="preserve">Known quality issues and source variants</w:t>
@@ -318,11 +491,11 @@
     </w:p>
     <w:p>
       <w:pPr>
-        <w:numPr>
-          <w:ilvl w:val="0"/>
-          <w:numId w:val="1002"/>
-        </w:numPr>
-        <w:pStyle w:val="Compact"/>
+        <w:pStyle w:val="Compact"/>
+        <w:numPr>
+          <w:ilvl w:val="0"/>
+          <w:numId w:val="1003"/>
+        </w:numPr>
       </w:pPr>
       <w:r>
         <w:t xml:space="preserve">Deletion, merge, and correction history</w:t>
@@ -330,11 +503,11 @@
     </w:p>
     <w:p>
       <w:pPr>
-        <w:numPr>
-          <w:ilvl w:val="0"/>
-          <w:numId w:val="1002"/>
-        </w:numPr>
-        <w:pStyle w:val="Compact"/>
+        <w:pStyle w:val="Compact"/>
+        <w:numPr>
+          <w:ilvl w:val="0"/>
+          <w:numId w:val="1003"/>
+        </w:numPr>
       </w:pPr>
       <w:r>
         <w:t xml:space="preserve">Whether the source remains active after cutover</w:t>
@@ -346,20 +519,24 @@
       </w:pPr>
       <w:r>
         <w:rPr>
+          <w:i/>
           <w:iCs/>
-          <w:i/>
         </w:rPr>
         <w:t xml:space="preserve">Why: a database snapshot, FHIR endpoint, HL7 feed, document archive, and DICOM repository need different extraction and reconciliation plans.</w:t>
       </w:r>
     </w:p>
-    <w:bookmarkEnd w:id="25"/>
-    <w:bookmarkStart w:id="26" w:name="X0e380b173cd414b188e42953b67fa377bd3798a"/>
+    <w:bookmarkStart w:id="19" w:name="X005e2599669809f05a8848a7cfcc0f5595302ec"/>
+    <w:bookmarkEnd w:id="19"/>
+    <w:bookmarkStart w:id="20" w:name="X6cce0f81c05cdad94335561c3613ba9876439b7"/>
+    <w:bookmarkEnd w:id="20"/>
+    <w:bookmarkEnd w:id="21"/>
+    <w:bookmarkStart w:id="24" w:name="X0e380b173cd414b188e42953b67fa377bd3798a"/>
     <w:p>
       <w:pPr>
         <w:pStyle w:val="Heading3"/>
       </w:pPr>
       <w:r>
-        <w:t xml:space="preserve">1.3 What data and history are required at go-live?</w:t>
+        <w:t xml:space="preserve">What data and history are required at go-live?</w:t>
       </w:r>
     </w:p>
     <w:p>
@@ -372,11 +549,11 @@
     </w:p>
     <w:p>
       <w:pPr>
-        <w:numPr>
-          <w:ilvl w:val="0"/>
-          <w:numId w:val="1003"/>
-        </w:numPr>
-        <w:pStyle w:val="Compact"/>
+        <w:pStyle w:val="Compact"/>
+        <w:numPr>
+          <w:ilvl w:val="0"/>
+          <w:numId w:val="1004"/>
+        </w:numPr>
       </w:pPr>
       <w:r>
         <w:t xml:space="preserve">People, organizations, locations, and coverage</w:t>
@@ -384,11 +561,11 @@
     </w:p>
     <w:p>
       <w:pPr>
-        <w:numPr>
-          <w:ilvl w:val="0"/>
-          <w:numId w:val="1003"/>
-        </w:numPr>
-        <w:pStyle w:val="Compact"/>
+        <w:pStyle w:val="Compact"/>
+        <w:numPr>
+          <w:ilvl w:val="0"/>
+          <w:numId w:val="1004"/>
+        </w:numPr>
       </w:pPr>
       <w:r>
         <w:t xml:space="preserve">Encounters, appointments, current clinical state, and clinical history</w:t>
@@ -396,11 +573,11 @@
     </w:p>
     <w:p>
       <w:pPr>
-        <w:numPr>
-          <w:ilvl w:val="0"/>
-          <w:numId w:val="1003"/>
-        </w:numPr>
-        <w:pStyle w:val="Compact"/>
+        <w:pStyle w:val="Compact"/>
+        <w:numPr>
+          <w:ilvl w:val="0"/>
+          <w:numId w:val="1004"/>
+        </w:numPr>
       </w:pPr>
       <w:r>
         <w:t xml:space="preserve">Forms, communications, tasks, consents, and other workflow state</w:t>
@@ -408,11 +585,11 @@
     </w:p>
     <w:p>
       <w:pPr>
-        <w:numPr>
-          <w:ilvl w:val="0"/>
-          <w:numId w:val="1003"/>
-        </w:numPr>
-        <w:pStyle w:val="Compact"/>
+        <w:pStyle w:val="Compact"/>
+        <w:numPr>
+          <w:ilvl w:val="0"/>
+          <w:numId w:val="1004"/>
+        </w:numPr>
       </w:pPr>
       <w:r>
         <w:t xml:space="preserve">Documents, files, and imaging</w:t>
@@ -420,11 +597,11 @@
     </w:p>
     <w:p>
       <w:pPr>
-        <w:numPr>
-          <w:ilvl w:val="0"/>
-          <w:numId w:val="1003"/>
-        </w:numPr>
-        <w:pStyle w:val="Compact"/>
+        <w:pStyle w:val="Compact"/>
+        <w:numPr>
+          <w:ilvl w:val="0"/>
+          <w:numId w:val="1004"/>
+        </w:numPr>
       </w:pPr>
       <w:r>
         <w:t xml:space="preserve">Billing, terminology, profiles, and configuration</w:t>
@@ -444,71 +621,61 @@
       </w:pPr>
       <w:r>
         <w:rPr>
+          <w:i/>
           <w:iCs/>
-          <w:i/>
         </w:rPr>
         <w:t xml:space="preserve">Why:</w:t>
       </w:r>
       <w:r>
         <w:rPr>
+          <w:i/>
           <w:iCs/>
-          <w:i/>
         </w:rPr>
         <w:t xml:space="preserve"> </w:t>
       </w:r>
       <w:r>
         <w:rPr>
+          <w:i/>
           <w:iCs/>
+        </w:rPr>
+        <w:t xml:space="preserve">“all data”</w:t>
+      </w:r>
+      <w:r>
+        <w:rPr>
           <w:i/>
-        </w:rPr>
-        <w:t xml:space="preserve">“</w:t>
-      </w:r>
-      <w:r>
-        <w:rPr>
           <w:iCs/>
-          <w:i/>
-        </w:rPr>
-        <w:t xml:space="preserve">all data</w:t>
-      </w:r>
-      <w:r>
-        <w:rPr>
-          <w:iCs/>
-          <w:i/>
-        </w:rPr>
-        <w:t xml:space="preserve">”</w:t>
-      </w:r>
-      <w:r>
-        <w:rPr>
-          <w:iCs/>
-          <w:i/>
         </w:rPr>
         <w:t xml:space="preserve"> </w:t>
       </w:r>
       <w:r>
         <w:rPr>
+          <w:i/>
           <w:iCs/>
-          <w:i/>
         </w:rPr>
         <w:t xml:space="preserve">is not an actionable scope. Each domain needs an explicit boundary, owner, target, and acceptance criteria.</w:t>
       </w:r>
     </w:p>
-    <w:bookmarkEnd w:id="26"/>
+    <w:bookmarkStart w:id="22" w:name="X56134cf3f28daa50490e5374061d5d3df79bfc1"/>
+    <w:bookmarkEnd w:id="22"/>
+    <w:bookmarkStart w:id="23" w:name="Xa8ea130fe8d1d417c24c9df47750c2ee7338184"/>
+    <w:bookmarkEnd w:id="23"/>
+    <w:bookmarkEnd w:id="24"/>
     <w:bookmarkStart w:id="27" w:name="X2a84cb7cfa394d0f4f29334b003434a0ad946b4"/>
     <w:p>
       <w:pPr>
         <w:pStyle w:val="Heading3"/>
       </w:pPr>
       <w:r>
-        <w:t xml:space="preserve">1.4 Where is each domain authoritative during and after migration?</w:t>
-      </w:r>
-    </w:p>
-    <w:p>
-      <w:pPr>
-        <w:numPr>
-          <w:ilvl w:val="0"/>
-          <w:numId w:val="1004"/>
-        </w:numPr>
-        <w:pStyle w:val="Compact"/>
+        <w:t xml:space="preserve">Where is each domain authoritative during and after migration?</w:t>
+      </w:r>
+    </w:p>
+    <w:p>
+      <w:pPr>
+        <w:pStyle w:val="Compact"/>
+        <w:numPr>
+          <w:ilvl w:val="0"/>
+          <w:numId w:val="1005"/>
+        </w:numPr>
       </w:pPr>
       <w:r>
         <w:t xml:space="preserve">Source remains authoritative</w:t>
@@ -516,11 +683,11 @@
     </w:p>
     <w:p>
       <w:pPr>
-        <w:numPr>
-          <w:ilvl w:val="0"/>
-          <w:numId w:val="1004"/>
-        </w:numPr>
-        <w:pStyle w:val="Compact"/>
+        <w:pStyle w:val="Compact"/>
+        <w:numPr>
+          <w:ilvl w:val="0"/>
+          <w:numId w:val="1005"/>
+        </w:numPr>
       </w:pPr>
       <w:r>
         <w:t xml:space="preserve">Medplum becomes authoritative at cutover</w:t>
@@ -528,11 +695,11 @@
     </w:p>
     <w:p>
       <w:pPr>
-        <w:numPr>
-          <w:ilvl w:val="0"/>
-          <w:numId w:val="1004"/>
-        </w:numPr>
-        <w:pStyle w:val="Compact"/>
+        <w:pStyle w:val="Compact"/>
+        <w:numPr>
+          <w:ilvl w:val="0"/>
+          <w:numId w:val="1005"/>
+        </w:numPr>
       </w:pPr>
       <w:r>
         <w:t xml:space="preserve">Authority changes in phases</w:t>
@@ -540,11 +707,11 @@
     </w:p>
     <w:p>
       <w:pPr>
-        <w:numPr>
-          <w:ilvl w:val="0"/>
-          <w:numId w:val="1004"/>
-        </w:numPr>
-        <w:pStyle w:val="Compact"/>
+        <w:pStyle w:val="Compact"/>
+        <w:numPr>
+          <w:ilvl w:val="0"/>
+          <w:numId w:val="1005"/>
+        </w:numPr>
       </w:pPr>
       <w:r>
         <w:t xml:space="preserve">An external system remains authoritative for a domain</w:t>
@@ -552,11 +719,11 @@
     </w:p>
     <w:p>
       <w:pPr>
-        <w:numPr>
-          <w:ilvl w:val="0"/>
-          <w:numId w:val="1004"/>
-        </w:numPr>
-        <w:pStyle w:val="Compact"/>
+        <w:pStyle w:val="Compact"/>
+        <w:numPr>
+          <w:ilvl w:val="0"/>
+          <w:numId w:val="1005"/>
+        </w:numPr>
       </w:pPr>
       <w:r>
         <w:t xml:space="preserve">Both systems coexist under an explicit conflict policy</w:t>
@@ -568,20 +735,24 @@
       </w:pPr>
       <w:r>
         <w:rPr>
+          <w:i/>
           <w:iCs/>
-          <w:i/>
         </w:rPr>
         <w:t xml:space="preserve">Why: coexistence without one write authority per domain creates conflicts and makes reconciliation inconclusive.</w:t>
       </w:r>
     </w:p>
+    <w:bookmarkStart w:id="25" w:name="X6cf6c07b29355ddbf3596b7edd78fa32a2c0511"/>
+    <w:bookmarkEnd w:id="25"/>
+    <w:bookmarkStart w:id="26" w:name="q5-who-approves-the-migration"/>
+    <w:bookmarkEnd w:id="26"/>
     <w:bookmarkEnd w:id="27"/>
-    <w:bookmarkStart w:id="28" w:name="who-approves-the-migration"/>
+    <w:bookmarkStart w:id="30" w:name="who-approves-the-migration"/>
     <w:p>
       <w:pPr>
         <w:pStyle w:val="Heading3"/>
       </w:pPr>
       <w:r>
-        <w:t xml:space="preserve">1.5 Who approves the migration?</w:t>
+        <w:t xml:space="preserve">Who approves the migration?</w:t>
       </w:r>
     </w:p>
     <w:p>
@@ -594,11 +765,11 @@
     </w:p>
     <w:p>
       <w:pPr>
-        <w:numPr>
-          <w:ilvl w:val="0"/>
-          <w:numId w:val="1005"/>
-        </w:numPr>
-        <w:pStyle w:val="Compact"/>
+        <w:pStyle w:val="Compact"/>
+        <w:numPr>
+          <w:ilvl w:val="0"/>
+          <w:numId w:val="1006"/>
+        </w:numPr>
       </w:pPr>
       <w:r>
         <w:t xml:space="preserve">Source meaning and extraction</w:t>
@@ -606,11 +777,11 @@
     </w:p>
     <w:p>
       <w:pPr>
-        <w:numPr>
-          <w:ilvl w:val="0"/>
-          <w:numId w:val="1005"/>
-        </w:numPr>
-        <w:pStyle w:val="Compact"/>
+        <w:pStyle w:val="Compact"/>
+        <w:numPr>
+          <w:ilvl w:val="0"/>
+          <w:numId w:val="1006"/>
+        </w:numPr>
       </w:pPr>
       <w:r>
         <w:t xml:space="preserve">Patient identity</w:t>
@@ -618,11 +789,11 @@
     </w:p>
     <w:p>
       <w:pPr>
-        <w:numPr>
-          <w:ilvl w:val="0"/>
-          <w:numId w:val="1005"/>
-        </w:numPr>
-        <w:pStyle w:val="Compact"/>
+        <w:pStyle w:val="Compact"/>
+        <w:numPr>
+          <w:ilvl w:val="0"/>
+          <w:numId w:val="1006"/>
+        </w:numPr>
       </w:pPr>
       <w:r>
         <w:t xml:space="preserve">FHIR mapping and profiles</w:t>
@@ -630,11 +801,11 @@
     </w:p>
     <w:p>
       <w:pPr>
-        <w:numPr>
-          <w:ilvl w:val="0"/>
-          <w:numId w:val="1005"/>
-        </w:numPr>
-        <w:pStyle w:val="Compact"/>
+        <w:pStyle w:val="Compact"/>
+        <w:numPr>
+          <w:ilvl w:val="0"/>
+          <w:numId w:val="1006"/>
+        </w:numPr>
       </w:pPr>
       <w:r>
         <w:t xml:space="preserve">Terminology and clinical interpretation</w:t>
@@ -642,11 +813,11 @@
     </w:p>
     <w:p>
       <w:pPr>
-        <w:numPr>
-          <w:ilvl w:val="0"/>
-          <w:numId w:val="1005"/>
-        </w:numPr>
-        <w:pStyle w:val="Compact"/>
+        <w:pStyle w:val="Compact"/>
+        <w:numPr>
+          <w:ilvl w:val="0"/>
+          <w:numId w:val="1006"/>
+        </w:numPr>
       </w:pPr>
       <w:r>
         <w:t xml:space="preserve">Security and compliance</w:t>
@@ -654,11 +825,11 @@
     </w:p>
     <w:p>
       <w:pPr>
-        <w:numPr>
-          <w:ilvl w:val="0"/>
-          <w:numId w:val="1005"/>
-        </w:numPr>
-        <w:pStyle w:val="Compact"/>
+        <w:pStyle w:val="Compact"/>
+        <w:numPr>
+          <w:ilvl w:val="0"/>
+          <w:numId w:val="1006"/>
+        </w:numPr>
       </w:pPr>
       <w:r>
         <w:t xml:space="preserve">Pipeline operations and reconciliation</w:t>
@@ -666,11 +837,11 @@
     </w:p>
     <w:p>
       <w:pPr>
-        <w:numPr>
-          <w:ilvl w:val="0"/>
-          <w:numId w:val="1005"/>
-        </w:numPr>
-        <w:pStyle w:val="Compact"/>
+        <w:pStyle w:val="Compact"/>
+        <w:numPr>
+          <w:ilvl w:val="0"/>
+          <w:numId w:val="1006"/>
+        </w:numPr>
       </w:pPr>
       <w:r>
         <w:t xml:space="preserve">Go-live and rollback</w:t>
@@ -682,29 +853,33 @@
       </w:pPr>
       <w:r>
         <w:rPr>
+          <w:i/>
           <w:iCs/>
-          <w:i/>
         </w:rPr>
         <w:t xml:space="preserve">Why: many migration decisions require clinical, operational, and compliance judgment rather than engineering judgment.</w:t>
       </w:r>
     </w:p>
+    <w:bookmarkStart w:id="28" w:name="X0702390ed92779557e765b10f2e2a2f27754850"/>
     <w:bookmarkEnd w:id="28"/>
-    <w:bookmarkStart w:id="29" w:name="Xf745f99ff0aebfb797d4dcf1b4a2348b1acaed2"/>
+    <w:bookmarkStart w:id="29" w:name="X791d1262701323043305d14213b3077c2d49144"/>
+    <w:bookmarkEnd w:id="29"/>
+    <w:bookmarkEnd w:id="30"/>
+    <w:bookmarkStart w:id="33" w:name="Xf745f99ff0aebfb797d4dcf1b4a2348b1acaed2"/>
     <w:p>
       <w:pPr>
         <w:pStyle w:val="Heading3"/>
       </w:pPr>
       <w:r>
-        <w:t xml:space="preserve">1.6 What operational change accompanies the migration?</w:t>
-      </w:r>
-    </w:p>
-    <w:p>
-      <w:pPr>
-        <w:numPr>
-          <w:ilvl w:val="0"/>
-          <w:numId w:val="1006"/>
-        </w:numPr>
-        <w:pStyle w:val="Compact"/>
+        <w:t xml:space="preserve">What operational change accompanies the migration?</w:t>
+      </w:r>
+    </w:p>
+    <w:p>
+      <w:pPr>
+        <w:pStyle w:val="Compact"/>
+        <w:numPr>
+          <w:ilvl w:val="0"/>
+          <w:numId w:val="1007"/>
+        </w:numPr>
       </w:pPr>
       <w:r>
         <w:t xml:space="preserve">Which user workflows, reports, and integrations change at cutover?</w:t>
@@ -712,11 +887,11 @@
     </w:p>
     <w:p>
       <w:pPr>
-        <w:numPr>
-          <w:ilvl w:val="0"/>
-          <w:numId w:val="1006"/>
-        </w:numPr>
-        <w:pStyle w:val="Compact"/>
+        <w:pStyle w:val="Compact"/>
+        <w:numPr>
+          <w:ilvl w:val="0"/>
+          <w:numId w:val="1007"/>
+        </w:numPr>
       </w:pPr>
       <w:r>
         <w:t xml:space="preserve">How much planned downtime can each workflow tolerate?</w:t>
@@ -724,11 +899,11 @@
     </w:p>
     <w:p>
       <w:pPr>
-        <w:numPr>
-          <w:ilvl w:val="0"/>
-          <w:numId w:val="1006"/>
-        </w:numPr>
-        <w:pStyle w:val="Compact"/>
+        <w:pStyle w:val="Compact"/>
+        <w:numPr>
+          <w:ilvl w:val="0"/>
+          <w:numId w:val="1007"/>
+        </w:numPr>
       </w:pPr>
       <w:r>
         <w:t xml:space="preserve">Which users need training, and who owns readiness?</w:t>
@@ -736,11 +911,11 @@
     </w:p>
     <w:p>
       <w:pPr>
-        <w:numPr>
-          <w:ilvl w:val="0"/>
-          <w:numId w:val="1006"/>
-        </w:numPr>
-        <w:pStyle w:val="Compact"/>
+        <w:pStyle w:val="Compact"/>
+        <w:numPr>
+          <w:ilvl w:val="0"/>
+          <w:numId w:val="1007"/>
+        </w:numPr>
       </w:pPr>
       <w:r>
         <w:t xml:space="preserve">Who communicates the freeze, cutover, rollback, and return-to-service status?</w:t>
@@ -748,11 +923,11 @@
     </w:p>
     <w:p>
       <w:pPr>
-        <w:numPr>
-          <w:ilvl w:val="0"/>
-          <w:numId w:val="1006"/>
-        </w:numPr>
-        <w:pStyle w:val="Compact"/>
+        <w:pStyle w:val="Compact"/>
+        <w:numPr>
+          <w:ilvl w:val="0"/>
+          <w:numId w:val="1007"/>
+        </w:numPr>
       </w:pPr>
       <w:r>
         <w:t xml:space="preserve">What support coverage and post-go-live support period are required?</w:t>
@@ -760,11 +935,11 @@
     </w:p>
     <w:p>
       <w:pPr>
-        <w:numPr>
-          <w:ilvl w:val="0"/>
-          <w:numId w:val="1006"/>
-        </w:numPr>
-        <w:pStyle w:val="Compact"/>
+        <w:pStyle w:val="Compact"/>
+        <w:numPr>
+          <w:ilvl w:val="0"/>
+          <w:numId w:val="1007"/>
+        </w:numPr>
       </w:pPr>
       <w:r>
         <w:t xml:space="preserve">How are user-reported data discrepancies triaged after cutover?</w:t>
@@ -776,28 +951,25 @@
       </w:pPr>
       <w:r>
         <w:rPr>
+          <w:i/>
           <w:iCs/>
-          <w:i/>
         </w:rPr>
         <w:t xml:space="preserve">Why: technically correct data is not a successful migration if users cannot safely perform their work after go-live.</w:t>
       </w:r>
     </w:p>
-    <w:p>
-      <w:r>
-        <w:pict>
-          <v:rect style="width:0;height:1.5pt" o:hralign="center" o:hrstd="t" o:hr="t"/>
-        </w:pict>
-      </w:r>
-    </w:p>
-    <w:bookmarkEnd w:id="29"/>
-    <w:bookmarkEnd w:id="30"/>
     <w:bookmarkStart w:id="31" w:name="section-2-approach-defining-factors"/>
+    <w:bookmarkEnd w:id="31"/>
+    <w:bookmarkStart w:id="32" w:name="scope-checklist"/>
+    <w:bookmarkEnd w:id="32"/>
+    <w:bookmarkEnd w:id="33"/>
+    <w:bookmarkEnd w:id="34"/>
+    <w:bookmarkStart w:id="39" w:name="factors-that-change-the-migration-plan"/>
     <w:p>
       <w:pPr>
         <w:pStyle w:val="Heading2"/>
       </w:pPr>
       <w:r>
-        <w:t xml:space="preserve">Section 2: Approach-Defining Factors</w:t>
+        <w:t xml:space="preserve">Factors that change the migration plan</w:t>
       </w:r>
     </w:p>
     <w:p>
@@ -813,41 +985,26 @@
         <w:pStyle w:val="BodyText"/>
       </w:pPr>
       <w:r>
-        <w:t xml:space="preserve">Mark each factor Yes, No, or Unknown. For every Yes or Unknown answer, follow the linked decision section.</w:t>
+        <w:t xml:space="preserve">Use these factors to identify where the migration needs additional design and validation.</w:t>
       </w:r>
     </w:p>
     <w:tbl>
       <w:tblPr>
         <w:tblStyle w:val="Table"/>
         <w:tblW w:w="9360" w:type="dxa"/>
+        <w:tblLayout w:type="fixed"/>
         <w:tblLook w:firstRow="1" w:lastRow="0" w:firstColumn="0" w:lastColumn="0" w:noHBand="0" w:noVBand="0" w:val="0020"/>
-        <w:jc w:val="start"/>
-        <w:tblLayout w:type="fixed"/>
       </w:tblPr>
       <w:tblGrid>
-        <w:gridCol w:w="600"/>
-        <w:gridCol w:w="3351"/>
-        <w:gridCol w:w="2712"/>
-        <w:gridCol w:w="1538"/>
-        <w:gridCol w:w="1159"/>
+        <w:gridCol w:w="3582"/>
+        <w:gridCol w:w="3005"/>
+        <w:gridCol w:w="2773"/>
       </w:tblGrid>
       <w:tr>
         <w:trPr>
           <w:cantSplit/>
-          <w:tblHeader w:val="true"/>
-        </w:trPr>
-        <w:tc>
-          <w:tcPr/>
-          <w:p>
-            <w:pPr>
-              <w:pStyle w:val="Compact"/>
-              <w:jc w:val="left"/>
-            </w:pPr>
-            <w:r>
-              <w:t xml:space="preserve">#</w:t>
-            </w:r>
-          </w:p>
-        </w:tc>
+          <w:tblHeader w:val="on"/>
+        </w:trPr>
         <w:tc>
           <w:tcPr/>
           <w:p>
@@ -880,39 +1037,15 @@
               <w:jc w:val="left"/>
             </w:pPr>
             <w:r>
-              <w:t xml:space="preserve">Decision section</w:t>
-            </w:r>
-          </w:p>
-        </w:tc>
-        <w:tc>
-          <w:tcPr/>
-          <w:p>
-            <w:pPr>
-              <w:pStyle w:val="Compact"/>
-              <w:jc w:val="left"/>
-            </w:pPr>
-            <w:r>
-              <w:t xml:space="preserve">Answer</w:t>
-            </w:r>
-          </w:p>
-        </w:tc>
-      </w:tr>
-      <w:tr>
-        <w:trPr>
-          <w:cantSplit/>
-        </w:trPr>
-        <w:tc>
-          <w:tcPr/>
-          <w:p>
-            <w:pPr>
-              <w:pStyle w:val="Compact"/>
-              <w:jc w:val="left"/>
-            </w:pPr>
-            <w:r>
-              <w:t xml:space="preserve">1</w:t>
-            </w:r>
-          </w:p>
-        </w:tc>
+              <w:t xml:space="preserve">Guidance</w:t>
+            </w:r>
+          </w:p>
+        </w:tc>
+      </w:tr>
+      <w:tr>
+        <w:trPr>
+          <w:cantSplit/>
+        </w:trPr>
         <w:tc>
           <w:tcPr/>
           <w:p>
@@ -944,12 +1077,12 @@
               <w:pStyle w:val="Compact"/>
               <w:jc w:val="left"/>
             </w:pPr>
-            <w:hyperlink w:anchor="X7a93884d8f9ea2ade9698452f421b282ae0e8e2">
+            <w:hyperlink w:anchor="Xa0ae2d569752554be3ef05590a150e844b79921">
               <w:r>
                 <w:rPr>
                   <w:rStyle w:val="Hyperlink"/>
                 </w:rPr>
-                <w:t xml:space="preserve">3.1</w:t>
+                <w:t xml:space="preserve">Scope and acceptance</w:t>
               </w:r>
             </w:hyperlink>
             <w:r>
@@ -958,41 +1091,21 @@
             <w:r>
               <w:t xml:space="preserve"> </w:t>
             </w:r>
-            <w:hyperlink w:anchor="Xe46c48bff6491cd43eff3fb42ac5dc8682ce428">
+            <w:hyperlink w:anchor="X09ce6e045a9804b66875d134980ff2d451c86cf">
               <w:r>
                 <w:rPr>
                   <w:rStyle w:val="Hyperlink"/>
                 </w:rPr>
-                <w:t xml:space="preserve">3.3</w:t>
+                <w:t xml:space="preserve">FHIR mapping</w:t>
               </w:r>
             </w:hyperlink>
           </w:p>
         </w:tc>
-        <w:tc>
-          <w:tcPr/>
-          <w:p>
-            <w:pPr>
-              <w:pStyle w:val="Compact"/>
-            </w:pPr>
-          </w:p>
-        </w:tc>
-      </w:tr>
-      <w:tr>
-        <w:trPr>
-          <w:cantSplit/>
-        </w:trPr>
-        <w:tc>
-          <w:tcPr/>
-          <w:p>
-            <w:pPr>
-              <w:pStyle w:val="Compact"/>
-              <w:jc w:val="left"/>
-            </w:pPr>
-            <w:r>
-              <w:t xml:space="preserve">2</w:t>
-            </w:r>
-          </w:p>
-        </w:tc>
+      </w:tr>
+      <w:tr>
+        <w:trPr>
+          <w:cantSplit/>
+        </w:trPr>
         <w:tc>
           <w:tcPr/>
           <w:p>
@@ -1024,41 +1137,21 @@
               <w:pStyle w:val="Compact"/>
               <w:jc w:val="left"/>
             </w:pPr>
-            <w:hyperlink w:anchor="Xa03715b52a98d3c892635d0bf1501a9066570a1">
+            <w:hyperlink w:anchor="Xaec8ada06fed8badd636ae0eb47d7e09a63b1a4">
               <w:r>
                 <w:rPr>
                   <w:rStyle w:val="Hyperlink"/>
                 </w:rPr>
-                <w:t xml:space="preserve">3.2</w:t>
+                <w:t xml:space="preserve">Identity and deduplication</w:t>
               </w:r>
             </w:hyperlink>
           </w:p>
         </w:tc>
-        <w:tc>
-          <w:tcPr/>
-          <w:p>
-            <w:pPr>
-              <w:pStyle w:val="Compact"/>
-            </w:pPr>
-          </w:p>
-        </w:tc>
-      </w:tr>
-      <w:tr>
-        <w:trPr>
-          <w:cantSplit/>
-        </w:trPr>
-        <w:tc>
-          <w:tcPr/>
-          <w:p>
-            <w:pPr>
-              <w:pStyle w:val="Compact"/>
-              <w:jc w:val="left"/>
-            </w:pPr>
-            <w:r>
-              <w:t xml:space="preserve">3</w:t>
-            </w:r>
-          </w:p>
-        </w:tc>
+      </w:tr>
+      <w:tr>
+        <w:trPr>
+          <w:cantSplit/>
+        </w:trPr>
         <w:tc>
           <w:tcPr/>
           <w:p>
@@ -1090,41 +1183,21 @@
               <w:pStyle w:val="Compact"/>
               <w:jc w:val="left"/>
             </w:pPr>
-            <w:hyperlink w:anchor="Xa03715b52a98d3c892635d0bf1501a9066570a1">
+            <w:hyperlink w:anchor="Xaec8ada06fed8badd636ae0eb47d7e09a63b1a4">
               <w:r>
                 <w:rPr>
                   <w:rStyle w:val="Hyperlink"/>
                 </w:rPr>
-                <w:t xml:space="preserve">3.2</w:t>
+                <w:t xml:space="preserve">Identity and deduplication</w:t>
               </w:r>
             </w:hyperlink>
           </w:p>
         </w:tc>
-        <w:tc>
-          <w:tcPr/>
-          <w:p>
-            <w:pPr>
-              <w:pStyle w:val="Compact"/>
-            </w:pPr>
-          </w:p>
-        </w:tc>
-      </w:tr>
-      <w:tr>
-        <w:trPr>
-          <w:cantSplit/>
-        </w:trPr>
-        <w:tc>
-          <w:tcPr/>
-          <w:p>
-            <w:pPr>
-              <w:pStyle w:val="Compact"/>
-              <w:jc w:val="left"/>
-            </w:pPr>
-            <w:r>
-              <w:t xml:space="preserve">4</w:t>
-            </w:r>
-          </w:p>
-        </w:tc>
+      </w:tr>
+      <w:tr>
+        <w:trPr>
+          <w:cantSplit/>
+        </w:trPr>
         <w:tc>
           <w:tcPr/>
           <w:p>
@@ -1156,12 +1229,12 @@
               <w:pStyle w:val="Compact"/>
               <w:jc w:val="left"/>
             </w:pPr>
-            <w:hyperlink w:anchor="Xe46c48bff6491cd43eff3fb42ac5dc8682ce428">
+            <w:hyperlink w:anchor="X09ce6e045a9804b66875d134980ff2d451c86cf">
               <w:r>
                 <w:rPr>
                   <w:rStyle w:val="Hyperlink"/>
                 </w:rPr>
-                <w:t xml:space="preserve">3.3</w:t>
+                <w:t xml:space="preserve">FHIR mapping</w:t>
               </w:r>
             </w:hyperlink>
             <w:r>
@@ -1170,41 +1243,21 @@
             <w:r>
               <w:t xml:space="preserve"> </w:t>
             </w:r>
-            <w:hyperlink w:anchor="X8f74aaceeef940d8bd55839f0ef27b0a42cbc23">
+            <w:hyperlink w:anchor="Xddb0dfe2f10a147c9933159be3860473d9efd5c">
               <w:r>
                 <w:rPr>
                   <w:rStyle w:val="Hyperlink"/>
                 </w:rPr>
-                <w:t xml:space="preserve">3.4</w:t>
+                <w:t xml:space="preserve">Validation</w:t>
               </w:r>
             </w:hyperlink>
           </w:p>
         </w:tc>
-        <w:tc>
-          <w:tcPr/>
-          <w:p>
-            <w:pPr>
-              <w:pStyle w:val="Compact"/>
-            </w:pPr>
-          </w:p>
-        </w:tc>
-      </w:tr>
-      <w:tr>
-        <w:trPr>
-          <w:cantSplit/>
-        </w:trPr>
-        <w:tc>
-          <w:tcPr/>
-          <w:p>
-            <w:pPr>
-              <w:pStyle w:val="Compact"/>
-              <w:jc w:val="left"/>
-            </w:pPr>
-            <w:r>
-              <w:t xml:space="preserve">5</w:t>
-            </w:r>
-          </w:p>
-        </w:tc>
+      </w:tr>
+      <w:tr>
+        <w:trPr>
+          <w:cantSplit/>
+        </w:trPr>
         <w:tc>
           <w:tcPr/>
           <w:p>
@@ -1236,12 +1289,12 @@
               <w:pStyle w:val="Compact"/>
               <w:jc w:val="left"/>
             </w:pPr>
-            <w:hyperlink w:anchor="Xe46c48bff6491cd43eff3fb42ac5dc8682ce428">
+            <w:hyperlink w:anchor="X09ce6e045a9804b66875d134980ff2d451c86cf">
               <w:r>
                 <w:rPr>
                   <w:rStyle w:val="Hyperlink"/>
                 </w:rPr>
-                <w:t xml:space="preserve">3.3</w:t>
+                <w:t xml:space="preserve">FHIR mapping</w:t>
               </w:r>
             </w:hyperlink>
             <w:r>
@@ -1250,41 +1303,21 @@
             <w:r>
               <w:t xml:space="preserve"> </w:t>
             </w:r>
-            <w:hyperlink w:anchor="Xd3f84cd56db4280c374e7f84a115658d0972dc5">
+            <w:hyperlink w:anchor="X13100aa951edc620ca4bbb0fc4a9b35faf8cb0a">
               <w:r>
                 <w:rPr>
                   <w:rStyle w:val="Hyperlink"/>
                 </w:rPr>
-                <w:t xml:space="preserve">3.5</w:t>
+                <w:t xml:space="preserve">Load architecture</w:t>
               </w:r>
             </w:hyperlink>
           </w:p>
         </w:tc>
-        <w:tc>
-          <w:tcPr/>
-          <w:p>
-            <w:pPr>
-              <w:pStyle w:val="Compact"/>
-            </w:pPr>
-          </w:p>
-        </w:tc>
-      </w:tr>
-      <w:tr>
-        <w:trPr>
-          <w:cantSplit/>
-        </w:trPr>
-        <w:tc>
-          <w:tcPr/>
-          <w:p>
-            <w:pPr>
-              <w:pStyle w:val="Compact"/>
-              <w:jc w:val="left"/>
-            </w:pPr>
-            <w:r>
-              <w:t xml:space="preserve">6</w:t>
-            </w:r>
-          </w:p>
-        </w:tc>
+      </w:tr>
+      <w:tr>
+        <w:trPr>
+          <w:cantSplit/>
+        </w:trPr>
         <w:tc>
           <w:tcPr/>
           <w:p>
@@ -1316,12 +1349,12 @@
               <w:pStyle w:val="Compact"/>
               <w:jc w:val="left"/>
             </w:pPr>
-            <w:hyperlink w:anchor="Xd3f84cd56db4280c374e7f84a115658d0972dc5">
+            <w:hyperlink w:anchor="X13100aa951edc620ca4bbb0fc4a9b35faf8cb0a">
               <w:r>
                 <w:rPr>
                   <w:rStyle w:val="Hyperlink"/>
                 </w:rPr>
-                <w:t xml:space="preserve">3.5</w:t>
+                <w:t xml:space="preserve">Load architecture</w:t>
               </w:r>
             </w:hyperlink>
             <w:r>
@@ -1330,41 +1363,21 @@
             <w:r>
               <w:t xml:space="preserve"> </w:t>
             </w:r>
-            <w:hyperlink w:anchor="Xb07dd0dda9bdfd824ac8a22ae77b985fe265c0a">
+            <w:hyperlink w:anchor="X2f850e4831e69ca8b4776cff4520b1d54862e0a">
               <w:r>
                 <w:rPr>
                   <w:rStyle w:val="Hyperlink"/>
                 </w:rPr>
-                <w:t xml:space="preserve">3.7</w:t>
+                <w:t xml:space="preserve">Dress rehearsals</w:t>
               </w:r>
             </w:hyperlink>
           </w:p>
         </w:tc>
-        <w:tc>
-          <w:tcPr/>
-          <w:p>
-            <w:pPr>
-              <w:pStyle w:val="Compact"/>
-            </w:pPr>
-          </w:p>
-        </w:tc>
-      </w:tr>
-      <w:tr>
-        <w:trPr>
-          <w:cantSplit/>
-        </w:trPr>
-        <w:tc>
-          <w:tcPr/>
-          <w:p>
-            <w:pPr>
-              <w:pStyle w:val="Compact"/>
-              <w:jc w:val="left"/>
-            </w:pPr>
-            <w:r>
-              <w:t xml:space="preserve">7</w:t>
-            </w:r>
-          </w:p>
-        </w:tc>
+      </w:tr>
+      <w:tr>
+        <w:trPr>
+          <w:cantSplit/>
+        </w:trPr>
         <w:tc>
           <w:tcPr/>
           <w:p>
@@ -1396,41 +1409,21 @@
               <w:pStyle w:val="Compact"/>
               <w:jc w:val="left"/>
             </w:pPr>
-            <w:hyperlink w:anchor="X4ff9d08cb5889341ab4c82bbb84f2904a38eb2d">
+            <w:hyperlink w:anchor="X7a0bab5051c49aa22db9a30c1944354e4a5cd75">
               <w:r>
                 <w:rPr>
                   <w:rStyle w:val="Hyperlink"/>
                 </w:rPr>
-                <w:t xml:space="preserve">3.6</w:t>
+                <w:t xml:space="preserve">Write authority</w:t>
               </w:r>
             </w:hyperlink>
           </w:p>
         </w:tc>
-        <w:tc>
-          <w:tcPr/>
-          <w:p>
-            <w:pPr>
-              <w:pStyle w:val="Compact"/>
-            </w:pPr>
-          </w:p>
-        </w:tc>
-      </w:tr>
-      <w:tr>
-        <w:trPr>
-          <w:cantSplit/>
-        </w:trPr>
-        <w:tc>
-          <w:tcPr/>
-          <w:p>
-            <w:pPr>
-              <w:pStyle w:val="Compact"/>
-              <w:jc w:val="left"/>
-            </w:pPr>
-            <w:r>
-              <w:t xml:space="preserve">8</w:t>
-            </w:r>
-          </w:p>
-        </w:tc>
+      </w:tr>
+      <w:tr>
+        <w:trPr>
+          <w:cantSplit/>
+        </w:trPr>
         <w:tc>
           <w:tcPr/>
           <w:p>
@@ -1462,12 +1455,12 @@
               <w:pStyle w:val="Compact"/>
               <w:jc w:val="left"/>
             </w:pPr>
-            <w:hyperlink w:anchor="X4ff9d08cb5889341ab4c82bbb84f2904a38eb2d">
+            <w:hyperlink w:anchor="X7a0bab5051c49aa22db9a30c1944354e4a5cd75">
               <w:r>
                 <w:rPr>
                   <w:rStyle w:val="Hyperlink"/>
                 </w:rPr>
-                <w:t xml:space="preserve">3.6</w:t>
+                <w:t xml:space="preserve">Write authority</w:t>
               </w:r>
             </w:hyperlink>
             <w:r>
@@ -1476,41 +1469,21 @@
             <w:r>
               <w:t xml:space="preserve"> </w:t>
             </w:r>
-            <w:hyperlink w:anchor="Xb07dd0dda9bdfd824ac8a22ae77b985fe265c0a">
+            <w:hyperlink w:anchor="X2f850e4831e69ca8b4776cff4520b1d54862e0a">
               <w:r>
                 <w:rPr>
                   <w:rStyle w:val="Hyperlink"/>
                 </w:rPr>
-                <w:t xml:space="preserve">3.7</w:t>
+                <w:t xml:space="preserve">Dress rehearsals</w:t>
               </w:r>
             </w:hyperlink>
           </w:p>
         </w:tc>
-        <w:tc>
-          <w:tcPr/>
-          <w:p>
-            <w:pPr>
-              <w:pStyle w:val="Compact"/>
-            </w:pPr>
-          </w:p>
-        </w:tc>
-      </w:tr>
-      <w:tr>
-        <w:trPr>
-          <w:cantSplit/>
-        </w:trPr>
-        <w:tc>
-          <w:tcPr/>
-          <w:p>
-            <w:pPr>
-              <w:pStyle w:val="Compact"/>
-              <w:jc w:val="left"/>
-            </w:pPr>
-            <w:r>
-              <w:t xml:space="preserve">9</w:t>
-            </w:r>
-          </w:p>
-        </w:tc>
+      </w:tr>
+      <w:tr>
+        <w:trPr>
+          <w:cantSplit/>
+        </w:trPr>
         <w:tc>
           <w:tcPr/>
           <w:p>
@@ -1542,41 +1515,21 @@
               <w:pStyle w:val="Compact"/>
               <w:jc w:val="left"/>
             </w:pPr>
-            <w:hyperlink w:anchor="Xd5edfa1cb4367182ceb57ffb18be02e44ec3f2f">
+            <w:hyperlink w:anchor="Xae972c81b5ea32a5bcad430e16d4c2f33a7456b">
               <w:r>
                 <w:rPr>
                   <w:rStyle w:val="Hyperlink"/>
                 </w:rPr>
-                <w:t xml:space="preserve">3.9</w:t>
+                <w:t xml:space="preserve">Files and complex data</w:t>
               </w:r>
             </w:hyperlink>
           </w:p>
         </w:tc>
-        <w:tc>
-          <w:tcPr/>
-          <w:p>
-            <w:pPr>
-              <w:pStyle w:val="Compact"/>
-            </w:pPr>
-          </w:p>
-        </w:tc>
-      </w:tr>
-      <w:tr>
-        <w:trPr>
-          <w:cantSplit/>
-        </w:trPr>
-        <w:tc>
-          <w:tcPr/>
-          <w:p>
-            <w:pPr>
-              <w:pStyle w:val="Compact"/>
-              <w:jc w:val="left"/>
-            </w:pPr>
-            <w:r>
-              <w:t xml:space="preserve">10</w:t>
-            </w:r>
-          </w:p>
-        </w:tc>
+      </w:tr>
+      <w:tr>
+        <w:trPr>
+          <w:cantSplit/>
+        </w:trPr>
         <w:tc>
           <w:tcPr/>
           <w:p>
@@ -1608,12 +1561,12 @@
               <w:pStyle w:val="Compact"/>
               <w:jc w:val="left"/>
             </w:pPr>
-            <w:hyperlink w:anchor="Xe46c48bff6491cd43eff3fb42ac5dc8682ce428">
+            <w:hyperlink w:anchor="X09ce6e045a9804b66875d134980ff2d451c86cf">
               <w:r>
                 <w:rPr>
                   <w:rStyle w:val="Hyperlink"/>
                 </w:rPr>
-                <w:t xml:space="preserve">3.3</w:t>
+                <w:t xml:space="preserve">FHIR mapping</w:t>
               </w:r>
             </w:hyperlink>
             <w:r>
@@ -1622,41 +1575,21 @@
             <w:r>
               <w:t xml:space="preserve"> </w:t>
             </w:r>
-            <w:hyperlink w:anchor="X8f74aaceeef940d8bd55839f0ef27b0a42cbc23">
+            <w:hyperlink w:anchor="Xddb0dfe2f10a147c9933159be3860473d9efd5c">
               <w:r>
                 <w:rPr>
                   <w:rStyle w:val="Hyperlink"/>
                 </w:rPr>
-                <w:t xml:space="preserve">3.4</w:t>
+                <w:t xml:space="preserve">Validation</w:t>
               </w:r>
             </w:hyperlink>
           </w:p>
         </w:tc>
-        <w:tc>
-          <w:tcPr/>
-          <w:p>
-            <w:pPr>
-              <w:pStyle w:val="Compact"/>
-            </w:pPr>
-          </w:p>
-        </w:tc>
-      </w:tr>
-      <w:tr>
-        <w:trPr>
-          <w:cantSplit/>
-        </w:trPr>
-        <w:tc>
-          <w:tcPr/>
-          <w:p>
-            <w:pPr>
-              <w:pStyle w:val="Compact"/>
-              <w:jc w:val="left"/>
-            </w:pPr>
-            <w:r>
-              <w:t xml:space="preserve">11</w:t>
-            </w:r>
-          </w:p>
-        </w:tc>
+      </w:tr>
+      <w:tr>
+        <w:trPr>
+          <w:cantSplit/>
+        </w:trPr>
         <w:tc>
           <w:tcPr/>
           <w:p>
@@ -1688,12 +1621,12 @@
               <w:pStyle w:val="Compact"/>
               <w:jc w:val="left"/>
             </w:pPr>
-            <w:hyperlink w:anchor="X4ff9d08cb5889341ab4c82bbb84f2904a38eb2d">
+            <w:hyperlink w:anchor="X7a0bab5051c49aa22db9a30c1944354e4a5cd75">
               <w:r>
                 <w:rPr>
                   <w:rStyle w:val="Hyperlink"/>
                 </w:rPr>
-                <w:t xml:space="preserve">3.6</w:t>
+                <w:t xml:space="preserve">Write authority</w:t>
               </w:r>
             </w:hyperlink>
             <w:r>
@@ -1702,41 +1635,21 @@
             <w:r>
               <w:t xml:space="preserve"> </w:t>
             </w:r>
-            <w:hyperlink w:anchor="X1fb27d37b6b35fc40231a2563d71b43db2eded8">
+            <w:hyperlink w:anchor="X417da9a322751bf69019eea74ea4199d7b52643">
               <w:r>
                 <w:rPr>
                   <w:rStyle w:val="Hyperlink"/>
                 </w:rPr>
-                <w:t xml:space="preserve">3.10</w:t>
+                <w:t xml:space="preserve">Operational ownership</w:t>
               </w:r>
             </w:hyperlink>
           </w:p>
         </w:tc>
-        <w:tc>
-          <w:tcPr/>
-          <w:p>
-            <w:pPr>
-              <w:pStyle w:val="Compact"/>
-            </w:pPr>
-          </w:p>
-        </w:tc>
-      </w:tr>
-      <w:tr>
-        <w:trPr>
-          <w:cantSplit/>
-        </w:trPr>
-        <w:tc>
-          <w:tcPr/>
-          <w:p>
-            <w:pPr>
-              <w:pStyle w:val="Compact"/>
-              <w:jc w:val="left"/>
-            </w:pPr>
-            <w:r>
-              <w:t xml:space="preserve">12</w:t>
-            </w:r>
-          </w:p>
-        </w:tc>
+      </w:tr>
+      <w:tr>
+        <w:trPr>
+          <w:cantSplit/>
+        </w:trPr>
         <w:tc>
           <w:tcPr/>
           <w:p>
@@ -1768,12 +1681,12 @@
               <w:pStyle w:val="Compact"/>
               <w:jc w:val="left"/>
             </w:pPr>
-            <w:hyperlink w:anchor="X7a93884d8f9ea2ade9698452f421b282ae0e8e2">
+            <w:hyperlink w:anchor="Xa0ae2d569752554be3ef05590a150e844b79921">
               <w:r>
                 <w:rPr>
                   <w:rStyle w:val="Hyperlink"/>
                 </w:rPr>
-                <w:t xml:space="preserve">3.1</w:t>
+                <w:t xml:space="preserve">Scope and acceptance</w:t>
               </w:r>
             </w:hyperlink>
             <w:r>
@@ -1782,41 +1695,57 @@
             <w:r>
               <w:t xml:space="preserve"> </w:t>
             </w:r>
-            <w:hyperlink w:anchor="X1fb27d37b6b35fc40231a2563d71b43db2eded8">
+            <w:hyperlink w:anchor="X417da9a322751bf69019eea74ea4199d7b52643">
               <w:r>
                 <w:rPr>
                   <w:rStyle w:val="Hyperlink"/>
                 </w:rPr>
-                <w:t xml:space="preserve">3.10</w:t>
+                <w:t xml:space="preserve">Operational ownership</w:t>
               </w:r>
             </w:hyperlink>
           </w:p>
         </w:tc>
-        <w:tc>
-          <w:tcPr/>
-          <w:p>
-            <w:pPr>
-              <w:pStyle w:val="Compact"/>
-            </w:pPr>
-          </w:p>
-        </w:tc>
       </w:tr>
     </w:tbl>
     <w:p>
-      <w:r>
-        <w:pict>
-          <v:rect style="width:0;height:1.5pt" o:hralign="center" o:hrstd="t" o:hr="t"/>
-        </w:pict>
-      </w:r>
-    </w:p>
-    <w:bookmarkEnd w:id="31"/>
-    <w:bookmarkStart w:id="63" w:name="section-3-decision-deep-dives"/>
+      <w:pPr>
+        <w:pStyle w:val="BodyText"/>
+      </w:pPr>
+      <w:r>
+        <w:t xml:space="preserve">Cover every topic, adjusting the depth to your migration. Include documents, binaries, and complex data only when those domains are in scope. For each topic, record the decision, accountable owner, and acceptance criteria.</w:t>
+      </w:r>
+    </w:p>
+    <w:bookmarkStart w:id="35" w:name="section-3-decision-deep-dives"/>
+    <w:bookmarkEnd w:id="35"/>
+    <w:bookmarkStart w:id="36" w:name="decisions"/>
+    <w:bookmarkEnd w:id="36"/>
+    <w:bookmarkStart w:id="37" w:name="decision-1"/>
+    <w:bookmarkEnd w:id="37"/>
+    <w:bookmarkStart w:id="38" w:name="X7716d3c393f656d628a4ea6dbdb1768d00438d8"/>
+    <w:bookmarkEnd w:id="38"/>
+    <w:bookmarkEnd w:id="39"/>
+    <w:bookmarkStart w:id="59" w:name="scope-identity-and-mapping"/>
     <w:p>
       <w:pPr>
         <w:pStyle w:val="Heading2"/>
       </w:pPr>
       <w:r>
-        <w:t xml:space="preserve">Section 3: Decision Deep Dives</w:t>
+        <w:t xml:space="preserve">Scope, identity, and mapping</w:t>
+      </w:r>
+    </w:p>
+    <w:bookmarkStart w:id="40" w:name="define-what-will-move"/>
+    <w:bookmarkEnd w:id="40"/>
+    <w:bookmarkStart w:id="41" w:name="X7a93884d8f9ea2ade9698452f421b282ae0e8e2"/>
+    <w:bookmarkEnd w:id="41"/>
+    <w:bookmarkStart w:id="42" w:name="Xf0683a118c5270a1592dc96538744ddea89ca2d"/>
+    <w:bookmarkEnd w:id="42"/>
+    <w:bookmarkStart w:id="47" w:name="Xa0ae2d569752554be3ef05590a150e844b79921"/>
+    <w:p>
+      <w:pPr>
+        <w:pStyle w:val="Heading3"/>
+      </w:pPr>
+      <w:r>
+        <w:t xml:space="preserve">What data and history will move, and who accepts them?</w:t>
       </w:r>
     </w:p>
     <w:p>
@@ -1824,38 +1753,12 @@
         <w:pStyle w:val="FirstParagraph"/>
       </w:pPr>
       <w:r>
-        <w:t xml:space="preserve">Complete 3.1 through 3.8 and 3.10 for every migration, adjusting the depth to your situation. Complete 3.9 when files, imaging, or another complex data type is in scope. For each section, document the decision, accountable owner, and acceptance criteria.</w:t>
-      </w:r>
-    </w:p>
-    <w:bookmarkStart w:id="42" w:name="define-what-will-move"/>
-    <w:p>
-      <w:pPr>
-        <w:pStyle w:val="Heading3"/>
-      </w:pPr>
-      <w:r>
-        <w:t xml:space="preserve">Define What Will Move</w:t>
-      </w:r>
-    </w:p>
-    <w:bookmarkStart w:id="34" w:name="scope-inventory-ownership"/>
-    <w:p>
-      <w:pPr>
-        <w:pStyle w:val="Heading4"/>
-      </w:pPr>
-      <w:r>
-        <w:t xml:space="preserve">3.1 Scope, Inventory &amp; Ownership</w:t>
-      </w:r>
-    </w:p>
-    <w:p>
-      <w:pPr>
-        <w:pStyle w:val="FirstParagraph"/>
-      </w:pPr>
-      <w:r>
         <w:t xml:space="preserve">Decide what migrates, how far back each domain goes, and who can accept the result. See</w:t>
       </w:r>
       <w:r>
         <w:t xml:space="preserve"> </w:t>
       </w:r>
-      <w:hyperlink r:id="rId32">
+      <w:hyperlink r:id="rId43">
         <w:r>
           <w:rPr>
             <w:rStyle w:val="Hyperlink"/>
@@ -1873,8 +1776,8 @@
       </w:pPr>
       <w:r>
         <w:rPr>
+          <w:b/>
           <w:bCs/>
-          <w:b/>
         </w:rPr>
         <w:t xml:space="preserve">Recommendation:</w:t>
       </w:r>
@@ -1891,19 +1794,19 @@
       </w:pPr>
       <w:r>
         <w:rPr>
+          <w:b/>
           <w:bCs/>
-          <w:b/>
         </w:rPr>
         <w:t xml:space="preserve">Questions:</w:t>
       </w:r>
     </w:p>
     <w:p>
       <w:pPr>
-        <w:numPr>
-          <w:ilvl w:val="0"/>
-          <w:numId w:val="1007"/>
-        </w:numPr>
-        <w:pStyle w:val="Compact"/>
+        <w:pStyle w:val="Compact"/>
+        <w:numPr>
+          <w:ilvl w:val="0"/>
+          <w:numId w:val="1008"/>
+        </w:numPr>
       </w:pPr>
       <w:r>
         <w:t xml:space="preserve">Which domains and history are required on day one, and what is excluded?</w:t>
@@ -1911,11 +1814,11 @@
     </w:p>
     <w:p>
       <w:pPr>
-        <w:numPr>
-          <w:ilvl w:val="0"/>
-          <w:numId w:val="1007"/>
-        </w:numPr>
-        <w:pStyle w:val="Compact"/>
+        <w:pStyle w:val="Compact"/>
+        <w:numPr>
+          <w:ilvl w:val="0"/>
+          <w:numId w:val="1008"/>
+        </w:numPr>
       </w:pPr>
       <w:r>
         <w:t xml:space="preserve">Which sources contribute to each domain, and can they produce a consistent snapshot or a reliable list of later changes?</w:t>
@@ -1923,11 +1826,11 @@
     </w:p>
     <w:p>
       <w:pPr>
-        <w:numPr>
-          <w:ilvl w:val="0"/>
-          <w:numId w:val="1007"/>
-        </w:numPr>
-        <w:pStyle w:val="Compact"/>
+        <w:pStyle w:val="Compact"/>
+        <w:numPr>
+          <w:ilvl w:val="0"/>
+          <w:numId w:val="1008"/>
+        </w:numPr>
       </w:pPr>
       <w:r>
         <w:t xml:space="preserve">What are the qualifying record counts, file volumes, and change rates?</w:t>
@@ -1935,11 +1838,11 @@
     </w:p>
     <w:p>
       <w:pPr>
-        <w:numPr>
-          <w:ilvl w:val="0"/>
-          <w:numId w:val="1007"/>
-        </w:numPr>
-        <w:pStyle w:val="Compact"/>
+        <w:pStyle w:val="Compact"/>
+        <w:numPr>
+          <w:ilvl w:val="0"/>
+          <w:numId w:val="1008"/>
+        </w:numPr>
       </w:pPr>
       <w:r>
         <w:t xml:space="preserve">Who owns source meaning, mapping, acceptance, and retained legacy access?</w:t>
@@ -1949,9 +1852,8 @@
       <w:tblPr>
         <w:tblStyle w:val="Table"/>
         <w:tblW w:w="9360" w:type="dxa"/>
+        <w:tblLayout w:type="fixed"/>
         <w:tblLook w:firstRow="1" w:lastRow="0" w:firstColumn="0" w:lastColumn="0" w:noHBand="0" w:noVBand="0" w:val="0020"/>
-        <w:jc w:val="start"/>
-        <w:tblLayout w:type="fixed"/>
       </w:tblPr>
       <w:tblGrid>
         <w:gridCol w:w="4542"/>
@@ -1960,7 +1862,7 @@
       <w:tr>
         <w:trPr>
           <w:cantSplit/>
-          <w:tblHeader w:val="true"/>
+          <w:tblHeader w:val="on"/>
         </w:trPr>
         <w:tc>
           <w:tcPr/>
@@ -2104,13 +2006,7 @@
               <w:t xml:space="preserve"> </w:t>
             </w:r>
             <w:r>
-              <w:t xml:space="preserve">“</w:t>
-            </w:r>
-            <w:r>
-              <w:t xml:space="preserve">current</w:t>
-            </w:r>
-            <w:r>
-              <w:t xml:space="preserve">”</w:t>
+              <w:t xml:space="preserve">“current”</w:t>
             </w:r>
             <w:r>
               <w:t xml:space="preserve"> </w:t>
@@ -2186,8 +2082,8 @@
       </w:pPr>
       <w:r>
         <w:rPr>
+          <w:b/>
           <w:bCs/>
-          <w:b/>
         </w:rPr>
         <w:t xml:space="preserve">Output:</w:t>
       </w:r>
@@ -2200,7 +2096,7 @@
       <w:r>
         <w:t xml:space="preserve"> </w:t>
       </w:r>
-      <w:hyperlink r:id="rId33">
+      <w:hyperlink r:id="rId44">
         <w:r>
           <w:rPr>
             <w:rStyle w:val="Hyperlink"/>
@@ -2212,14 +2108,18 @@
         <w:t xml:space="preserve">.</w:t>
       </w:r>
     </w:p>
-    <w:bookmarkEnd w:id="34"/>
-    <w:bookmarkStart w:id="37" w:name="identity-identifiers-deduplication"/>
-    <w:p>
-      <w:pPr>
-        <w:pStyle w:val="Heading4"/>
-      </w:pPr>
-      <w:r>
-        <w:t xml:space="preserve">3.2 Identity, Identifiers &amp; Deduplication</w:t>
+    <w:bookmarkStart w:id="45" w:name="Xa03715b52a98d3c892635d0bf1501a9066570a1"/>
+    <w:bookmarkEnd w:id="45"/>
+    <w:bookmarkStart w:id="46" w:name="Xe1bb7749a0daedb15de5319b6914ba788982dbc"/>
+    <w:bookmarkEnd w:id="46"/>
+    <w:bookmarkEnd w:id="47"/>
+    <w:bookmarkStart w:id="52" w:name="Xaec8ada06fed8badd636ae0eb47d7e09a63b1a4"/>
+    <w:p>
+      <w:pPr>
+        <w:pStyle w:val="Heading3"/>
+      </w:pPr>
+      <w:r>
+        <w:t xml:space="preserve">How will identifiers, matching, and deduplication work?</w:t>
       </w:r>
     </w:p>
     <w:p>
@@ -2232,7 +2132,7 @@
       <w:r>
         <w:t xml:space="preserve"> </w:t>
       </w:r>
-      <w:hyperlink r:id="rId35">
+      <w:hyperlink r:id="rId48">
         <w:r>
           <w:rPr>
             <w:rStyle w:val="Hyperlink"/>
@@ -2249,7 +2149,7 @@
       <w:r>
         <w:t xml:space="preserve"> </w:t>
       </w:r>
-      <w:hyperlink r:id="rId36">
+      <w:hyperlink r:id="rId49">
         <w:r>
           <w:rPr>
             <w:rStyle w:val="Hyperlink"/>
@@ -2279,8 +2179,8 @@
       </w:pPr>
       <w:r>
         <w:rPr>
+          <w:b/>
           <w:bCs/>
-          <w:b/>
         </w:rPr>
         <w:t xml:space="preserve">⚠ One-way door:</w:t>
       </w:r>
@@ -2297,8 +2197,8 @@
       </w:pPr>
       <w:r>
         <w:rPr>
+          <w:b/>
           <w:bCs/>
-          <w:b/>
         </w:rPr>
         <w:t xml:space="preserve">Recommendation:</w:t>
       </w:r>
@@ -2315,19 +2215,19 @@
       </w:pPr>
       <w:r>
         <w:rPr>
+          <w:b/>
           <w:bCs/>
-          <w:b/>
         </w:rPr>
         <w:t xml:space="preserve">Questions:</w:t>
       </w:r>
     </w:p>
     <w:p>
       <w:pPr>
-        <w:numPr>
-          <w:ilvl w:val="0"/>
-          <w:numId w:val="1008"/>
-        </w:numPr>
-        <w:pStyle w:val="Compact"/>
+        <w:pStyle w:val="Compact"/>
+        <w:numPr>
+          <w:ilvl w:val="0"/>
+          <w:numId w:val="1009"/>
+        </w:numPr>
       </w:pPr>
       <w:r>
         <w:t xml:space="preserve">Which source keys are stable and unique, and which identifier system URI represents each source?</w:t>
@@ -2335,11 +2235,11 @@
     </w:p>
     <w:p>
       <w:pPr>
-        <w:numPr>
-          <w:ilvl w:val="0"/>
-          <w:numId w:val="1008"/>
-        </w:numPr>
-        <w:pStyle w:val="Compact"/>
+        <w:pStyle w:val="Compact"/>
+        <w:numPr>
+          <w:ilvl w:val="0"/>
+          <w:numId w:val="1009"/>
+        </w:numPr>
       </w:pPr>
       <w:r>
         <w:t xml:space="preserve">Where can duplicates occur: within a source, across sources, or against Medplum?</w:t>
@@ -2347,11 +2247,11 @@
     </w:p>
     <w:p>
       <w:pPr>
-        <w:numPr>
-          <w:ilvl w:val="0"/>
-          <w:numId w:val="1008"/>
-        </w:numPr>
-        <w:pStyle w:val="Compact"/>
+        <w:pStyle w:val="Compact"/>
+        <w:numPr>
+          <w:ilvl w:val="0"/>
+          <w:numId w:val="1009"/>
+        </w:numPr>
       </w:pPr>
       <w:r>
         <w:t xml:space="preserve">What evidence and risk threshold permit automatic matching versus human review?</w:t>
@@ -2359,11 +2259,11 @@
     </w:p>
     <w:p>
       <w:pPr>
-        <w:numPr>
-          <w:ilvl w:val="0"/>
-          <w:numId w:val="1008"/>
-        </w:numPr>
-        <w:pStyle w:val="Compact"/>
+        <w:pStyle w:val="Compact"/>
+        <w:numPr>
+          <w:ilvl w:val="0"/>
+          <w:numId w:val="1009"/>
+        </w:numPr>
       </w:pPr>
       <w:r>
         <w:t xml:space="preserve">Will migration merge records, or only report candidates for later remediation?</w:t>
@@ -2373,9 +2273,8 @@
       <w:tblPr>
         <w:tblStyle w:val="Table"/>
         <w:tblW w:w="9360" w:type="dxa"/>
+        <w:tblLayout w:type="fixed"/>
         <w:tblLook w:firstRow="1" w:lastRow="0" w:firstColumn="0" w:lastColumn="0" w:noHBand="0" w:noVBand="0" w:val="0020"/>
-        <w:jc w:val="start"/>
-        <w:tblLayout w:type="fixed"/>
       </w:tblPr>
       <w:tblGrid>
         <w:gridCol w:w="4537"/>
@@ -2384,7 +2283,7 @@
       <w:tr>
         <w:trPr>
           <w:cantSplit/>
-          <w:tblHeader w:val="true"/>
+          <w:tblHeader w:val="on"/>
         </w:trPr>
         <w:tc>
           <w:tcPr/>
@@ -2685,13 +2584,7 @@
         <w:t xml:space="preserve"> </w:t>
       </w:r>
       <w:r>
-        <w:t xml:space="preserve">“</w:t>
-      </w:r>
-      <w:r>
-        <w:t xml:space="preserve">which source record is this?</w:t>
-      </w:r>
-      <w:r>
-        <w:t xml:space="preserve">”</w:t>
+        <w:t xml:space="preserve">“which source record is this?”</w:t>
       </w:r>
       <w:r>
         <w:t xml:space="preserve"> </w:t>
@@ -2703,23 +2596,21 @@
         <w:t xml:space="preserve"> </w:t>
       </w:r>
       <w:r>
-        <w:t xml:space="preserve">“</w:t>
-      </w:r>
-      <w:r>
-        <w:t xml:space="preserve">which real-world person is this?</w:t>
-      </w:r>
-      <w:r>
-        <w:t xml:space="preserve">”</w:t>
-      </w:r>
-    </w:p>
-    <w:bookmarkEnd w:id="37"/>
-    <w:bookmarkStart w:id="41" w:name="mapping-terminology-governance"/>
-    <w:p>
-      <w:pPr>
-        <w:pStyle w:val="Heading4"/>
-      </w:pPr>
-      <w:r>
-        <w:t xml:space="preserve">3.3 Mapping &amp; Terminology Governance</w:t>
+        <w:t xml:space="preserve">“which real-world person is this?”</w:t>
+      </w:r>
+    </w:p>
+    <w:bookmarkStart w:id="50" w:name="Xe46c48bff6491cd43eff3fb42ac5dc8682ce428"/>
+    <w:bookmarkEnd w:id="50"/>
+    <w:bookmarkStart w:id="51" w:name="Xc97636a36a7213e039066f38ed2104d54f4a3ec"/>
+    <w:bookmarkEnd w:id="51"/>
+    <w:bookmarkEnd w:id="52"/>
+    <w:bookmarkStart w:id="58" w:name="X09ce6e045a9804b66875d134980ff2d451c86cf"/>
+    <w:p>
+      <w:pPr>
+        <w:pStyle w:val="Heading3"/>
+      </w:pPr>
+      <w:r>
+        <w:t xml:space="preserve">How will FHIR mappings and terminology be governed?</w:t>
       </w:r>
     </w:p>
     <w:p>
@@ -2732,7 +2623,7 @@
       <w:r>
         <w:t xml:space="preserve"> </w:t>
       </w:r>
-      <w:hyperlink r:id="rId38">
+      <w:hyperlink r:id="rId53">
         <w:r>
           <w:rPr>
             <w:rStyle w:val="Hyperlink"/>
@@ -2749,7 +2640,7 @@
       <w:r>
         <w:t xml:space="preserve"> </w:t>
       </w:r>
-      <w:hyperlink r:id="rId39">
+      <w:hyperlink r:id="rId54">
         <w:r>
           <w:rPr>
             <w:rStyle w:val="Hyperlink"/>
@@ -2767,8 +2658,8 @@
       </w:pPr>
       <w:r>
         <w:rPr>
+          <w:b/>
           <w:bCs/>
-          <w:b/>
         </w:rPr>
         <w:t xml:space="preserve">⚠ One-way door:</w:t>
       </w:r>
@@ -2785,8 +2676,8 @@
       </w:pPr>
       <w:r>
         <w:rPr>
+          <w:b/>
           <w:bCs/>
-          <w:b/>
         </w:rPr>
         <w:t xml:space="preserve">Recommendation:</w:t>
       </w:r>
@@ -2803,19 +2694,19 @@
       </w:pPr>
       <w:r>
         <w:rPr>
+          <w:b/>
           <w:bCs/>
-          <w:b/>
         </w:rPr>
         <w:t xml:space="preserve">Questions:</w:t>
       </w:r>
     </w:p>
     <w:p>
       <w:pPr>
-        <w:numPr>
-          <w:ilvl w:val="0"/>
-          <w:numId w:val="1009"/>
-        </w:numPr>
-        <w:pStyle w:val="Compact"/>
+        <w:pStyle w:val="Compact"/>
+        <w:numPr>
+          <w:ilvl w:val="0"/>
+          <w:numId w:val="1010"/>
+        </w:numPr>
       </w:pPr>
       <w:r>
         <w:t xml:space="preserve">Which FHIR resources, fields, profiles, and terminology represent each source concept?</w:t>
@@ -2823,11 +2714,11 @@
     </w:p>
     <w:p>
       <w:pPr>
-        <w:numPr>
-          <w:ilvl w:val="0"/>
-          <w:numId w:val="1009"/>
-        </w:numPr>
-        <w:pStyle w:val="Compact"/>
+        <w:pStyle w:val="Compact"/>
+        <w:numPr>
+          <w:ilvl w:val="0"/>
+          <w:numId w:val="1010"/>
+        </w:numPr>
       </w:pPr>
       <w:r>
         <w:t xml:space="preserve">Which mappings are direct, conditional, one-to-many, unsupported, or excluded?</w:t>
@@ -2835,11 +2726,11 @@
     </w:p>
     <w:p>
       <w:pPr>
-        <w:numPr>
-          <w:ilvl w:val="0"/>
-          <w:numId w:val="1009"/>
-        </w:numPr>
-        <w:pStyle w:val="Compact"/>
+        <w:pStyle w:val="Compact"/>
+        <w:numPr>
+          <w:ilvl w:val="0"/>
+          <w:numId w:val="1010"/>
+        </w:numPr>
       </w:pPr>
       <w:r>
         <w:t xml:space="preserve">How are missing, ambiguous, free-text, and source-specific values handled?</w:t>
@@ -2847,11 +2738,11 @@
     </w:p>
     <w:p>
       <w:pPr>
-        <w:numPr>
-          <w:ilvl w:val="0"/>
-          <w:numId w:val="1009"/>
-        </w:numPr>
-        <w:pStyle w:val="Compact"/>
+        <w:pStyle w:val="Compact"/>
+        <w:numPr>
+          <w:ilvl w:val="0"/>
+          <w:numId w:val="1010"/>
+        </w:numPr>
       </w:pPr>
       <w:r>
         <w:t xml:space="preserve">Are profiles declared per resource in</w:t>
@@ -2886,11 +2777,11 @@
     </w:p>
     <w:p>
       <w:pPr>
-        <w:numPr>
-          <w:ilvl w:val="0"/>
-          <w:numId w:val="1009"/>
-        </w:numPr>
-        <w:pStyle w:val="Compact"/>
+        <w:pStyle w:val="Compact"/>
+        <w:numPr>
+          <w:ilvl w:val="0"/>
+          <w:numId w:val="1010"/>
+        </w:numPr>
       </w:pPr>
       <w:r>
         <w:t xml:space="preserve">Who approves changes, and which records must be reprocessed when a mapping changes?</w:t>
@@ -2900,9 +2791,8 @@
       <w:tblPr>
         <w:tblStyle w:val="Table"/>
         <w:tblW w:w="9360" w:type="dxa"/>
+        <w:tblLayout w:type="fixed"/>
         <w:tblLook w:firstRow="1" w:lastRow="0" w:firstColumn="0" w:lastColumn="0" w:noHBand="0" w:noVBand="0" w:val="0020"/>
-        <w:jc w:val="start"/>
-        <w:tblLayout w:type="fixed"/>
       </w:tblPr>
       <w:tblGrid>
         <w:gridCol w:w="4414"/>
@@ -2911,7 +2801,7 @@
       <w:tr>
         <w:trPr>
           <w:cantSplit/>
-          <w:tblHeader w:val="true"/>
+          <w:tblHeader w:val="on"/>
         </w:trPr>
         <w:tc>
           <w:tcPr/>
@@ -3246,7 +3136,7 @@
       <w:r>
         <w:t xml:space="preserve"> </w:t>
       </w:r>
-      <w:hyperlink r:id="rId40">
+      <w:hyperlink r:id="rId55">
         <w:r>
           <w:rPr>
             <w:rStyle w:val="Hyperlink"/>
@@ -3261,24 +3151,34 @@
         <w:t xml:space="preserve">to define the information your project must track. Mapping approval is distinct from code review.</w:t>
       </w:r>
     </w:p>
-    <w:bookmarkEnd w:id="41"/>
-    <w:bookmarkEnd w:id="42"/>
-    <w:bookmarkStart w:id="48" w:name="prove-it-can-move-safely"/>
+    <w:bookmarkStart w:id="56" w:name="decision-2"/>
+    <w:bookmarkEnd w:id="56"/>
+    <w:bookmarkStart w:id="57" w:name="Xa1a7815a67fd6bb9f805be081ed8ab81e371607"/>
+    <w:bookmarkEnd w:id="57"/>
+    <w:bookmarkEnd w:id="58"/>
+    <w:bookmarkEnd w:id="59"/>
+    <w:bookmarkStart w:id="73" w:name="loading-and-validation"/>
+    <w:p>
+      <w:pPr>
+        <w:pStyle w:val="Heading2"/>
+      </w:pPr>
+      <w:r>
+        <w:t xml:space="preserve">Loading and validation</w:t>
+      </w:r>
+    </w:p>
+    <w:bookmarkStart w:id="60" w:name="prove-it-can-move-safely"/>
+    <w:bookmarkEnd w:id="60"/>
+    <w:bookmarkStart w:id="61" w:name="X8f74aaceeef940d8bd55839f0ef27b0a42cbc23"/>
+    <w:bookmarkEnd w:id="61"/>
+    <w:bookmarkStart w:id="62" w:name="X069966aade44fe1c890c8cdcafdbb6dd7ed1ead"/>
+    <w:bookmarkEnd w:id="62"/>
+    <w:bookmarkStart w:id="67" w:name="Xddb0dfe2f10a147c9933159be3860473d9efd5c"/>
     <w:p>
       <w:pPr>
         <w:pStyle w:val="Heading3"/>
       </w:pPr>
       <w:r>
-        <w:t xml:space="preserve">Prove It Can Move Safely</w:t>
-      </w:r>
-    </w:p>
-    <w:bookmarkStart w:id="45" w:name="validation-reconciliation-acceptance"/>
-    <w:p>
-      <w:pPr>
-        <w:pStyle w:val="Heading4"/>
-      </w:pPr>
-      <w:r>
-        <w:t xml:space="preserve">3.4 Validation, Reconciliation &amp; Acceptance</w:t>
+        <w:t xml:space="preserve">What evidence establishes correctness and acceptance?</w:t>
       </w:r>
     </w:p>
     <w:p>
@@ -3291,7 +3191,7 @@
       <w:r>
         <w:t xml:space="preserve"> </w:t>
       </w:r>
-      <w:hyperlink r:id="rId43">
+      <w:hyperlink r:id="rId63">
         <w:r>
           <w:rPr>
             <w:rStyle w:val="Hyperlink"/>
@@ -3308,7 +3208,7 @@
       <w:r>
         <w:t xml:space="preserve"> </w:t>
       </w:r>
-      <w:hyperlink r:id="rId44">
+      <w:hyperlink r:id="rId64">
         <w:r>
           <w:rPr>
             <w:rStyle w:val="Hyperlink"/>
@@ -3326,8 +3226,8 @@
       </w:pPr>
       <w:r>
         <w:rPr>
+          <w:b/>
           <w:bCs/>
-          <w:b/>
         </w:rPr>
         <w:t xml:space="preserve">Recommendation:</w:t>
       </w:r>
@@ -3344,19 +3244,19 @@
       </w:pPr>
       <w:r>
         <w:rPr>
+          <w:b/>
           <w:bCs/>
-          <w:b/>
         </w:rPr>
         <w:t xml:space="preserve">Questions:</w:t>
       </w:r>
     </w:p>
     <w:p>
       <w:pPr>
-        <w:numPr>
-          <w:ilvl w:val="0"/>
-          <w:numId w:val="1010"/>
-        </w:numPr>
-        <w:pStyle w:val="Compact"/>
+        <w:pStyle w:val="Compact"/>
+        <w:numPr>
+          <w:ilvl w:val="0"/>
+          <w:numId w:val="1011"/>
+        </w:numPr>
       </w:pPr>
       <w:r>
         <w:t xml:space="preserve">What must reconcile exactly, and which differences are expected and explainable?</w:t>
@@ -3364,11 +3264,11 @@
     </w:p>
     <w:p>
       <w:pPr>
-        <w:numPr>
-          <w:ilvl w:val="0"/>
-          <w:numId w:val="1010"/>
-        </w:numPr>
-        <w:pStyle w:val="Compact"/>
+        <w:pStyle w:val="Compact"/>
+        <w:numPr>
+          <w:ilvl w:val="0"/>
+          <w:numId w:val="1011"/>
+        </w:numPr>
       </w:pPr>
       <w:r>
         <w:t xml:space="preserve">Which relationships, values, and high-risk cohorts require deeper review?</w:t>
@@ -3376,11 +3276,11 @@
     </w:p>
     <w:p>
       <w:pPr>
-        <w:numPr>
-          <w:ilvl w:val="0"/>
-          <w:numId w:val="1010"/>
-        </w:numPr>
-        <w:pStyle w:val="Compact"/>
+        <w:pStyle w:val="Compact"/>
+        <w:numPr>
+          <w:ilvl w:val="0"/>
+          <w:numId w:val="1011"/>
+        </w:numPr>
       </w:pPr>
       <w:r>
         <w:t xml:space="preserve">How is every success, rejection, skip, retry, record held for review, and exception reported?</w:t>
@@ -3388,11 +3288,11 @@
     </w:p>
     <w:p>
       <w:pPr>
-        <w:numPr>
-          <w:ilvl w:val="0"/>
-          <w:numId w:val="1010"/>
-        </w:numPr>
-        <w:pStyle w:val="Compact"/>
+        <w:pStyle w:val="Compact"/>
+        <w:numPr>
+          <w:ilvl w:val="0"/>
+          <w:numId w:val="1011"/>
+        </w:numPr>
       </w:pPr>
       <w:r>
         <w:t xml:space="preserve">Which evidence and thresholds must each stakeholder approve?</w:t>
@@ -3402,9 +3302,8 @@
       <w:tblPr>
         <w:tblStyle w:val="Table"/>
         <w:tblW w:w="9360" w:type="dxa"/>
+        <w:tblLayout w:type="fixed"/>
         <w:tblLook w:firstRow="1" w:lastRow="0" w:firstColumn="0" w:lastColumn="0" w:noHBand="0" w:noVBand="0" w:val="0020"/>
-        <w:jc w:val="start"/>
-        <w:tblLayout w:type="fixed"/>
       </w:tblPr>
       <w:tblGrid>
         <w:gridCol w:w="4637"/>
@@ -3413,7 +3312,7 @@
       <w:tr>
         <w:trPr>
           <w:cantSplit/>
-          <w:tblHeader w:val="true"/>
+          <w:tblHeader w:val="on"/>
         </w:trPr>
         <w:tc>
           <w:tcPr/>
@@ -3635,14 +3534,18 @@
         <w:t xml:space="preserve">Do not prescribe a universal verification percentage. Choose samples after exact extraction counts are known and adjust for variability, risk, complexity, and defect history.</w:t>
       </w:r>
     </w:p>
-    <w:bookmarkEnd w:id="45"/>
-    <w:bookmarkStart w:id="47" w:name="load-architecture-production-operations"/>
-    <w:p>
-      <w:pPr>
-        <w:pStyle w:val="Heading4"/>
-      </w:pPr>
-      <w:r>
-        <w:t xml:space="preserve">3.5 Load Architecture &amp; Production Operations</w:t>
+    <w:bookmarkStart w:id="65" w:name="Xd3f84cd56db4280c374e7f84a115658d0972dc5"/>
+    <w:bookmarkEnd w:id="65"/>
+    <w:bookmarkStart w:id="66" w:name="X1fb11af6d6f2def0c336a69cf1bf94e9f3a215c"/>
+    <w:bookmarkEnd w:id="66"/>
+    <w:bookmarkEnd w:id="67"/>
+    <w:bookmarkStart w:id="72" w:name="X13100aa951edc620ca4bbb0fc4a9b35faf8cb0a"/>
+    <w:p>
+      <w:pPr>
+        <w:pStyle w:val="Heading3"/>
+      </w:pPr>
+      <w:r>
+        <w:t xml:space="preserve">Which load architecture meets throughput and recovery needs?</w:t>
       </w:r>
     </w:p>
     <w:p>
@@ -3655,7 +3558,7 @@
       <w:r>
         <w:t xml:space="preserve"> </w:t>
       </w:r>
-      <w:hyperlink r:id="rId46">
+      <w:hyperlink r:id="rId68">
         <w:r>
           <w:rPr>
             <w:rStyle w:val="Hyperlink"/>
@@ -3673,8 +3576,8 @@
       </w:pPr>
       <w:r>
         <w:rPr>
+          <w:b/>
           <w:bCs/>
-          <w:b/>
         </w:rPr>
         <w:t xml:space="preserve">Recommendation:</w:t>
       </w:r>
@@ -3691,19 +3594,19 @@
       </w:pPr>
       <w:r>
         <w:rPr>
+          <w:b/>
           <w:bCs/>
-          <w:b/>
         </w:rPr>
         <w:t xml:space="preserve">Questions:</w:t>
       </w:r>
     </w:p>
     <w:p>
       <w:pPr>
-        <w:numPr>
-          <w:ilvl w:val="0"/>
-          <w:numId w:val="1011"/>
-        </w:numPr>
-        <w:pStyle w:val="Compact"/>
+        <w:pStyle w:val="Compact"/>
+        <w:numPr>
+          <w:ilvl w:val="0"/>
+          <w:numId w:val="1012"/>
+        </w:numPr>
       </w:pPr>
       <w:r>
         <w:t xml:space="preserve">Which writes are independent, and which small groups must succeed or fail together?</w:t>
@@ -3711,11 +3614,11 @@
     </w:p>
     <w:p>
       <w:pPr>
-        <w:numPr>
-          <w:ilvl w:val="0"/>
-          <w:numId w:val="1011"/>
-        </w:numPr>
-        <w:pStyle w:val="Compact"/>
+        <w:pStyle w:val="Compact"/>
+        <w:numPr>
+          <w:ilvl w:val="0"/>
+          <w:numId w:val="1012"/>
+        </w:numPr>
       </w:pPr>
       <w:r>
         <w:t xml:space="preserve">Which import path and measured throughput fit the data shape and cutover window?</w:t>
@@ -3723,11 +3626,11 @@
     </w:p>
     <w:p>
       <w:pPr>
-        <w:numPr>
-          <w:ilvl w:val="0"/>
-          <w:numId w:val="1011"/>
-        </w:numPr>
-        <w:pStyle w:val="Compact"/>
+        <w:pStyle w:val="Compact"/>
+        <w:numPr>
+          <w:ilvl w:val="0"/>
+          <w:numId w:val="1012"/>
+        </w:numPr>
       </w:pPr>
       <w:r>
         <w:t xml:space="preserve">How are results, checkpoints, retries, and rejected resources recorded?</w:t>
@@ -3735,11 +3638,11 @@
     </w:p>
     <w:p>
       <w:pPr>
-        <w:numPr>
-          <w:ilvl w:val="0"/>
-          <w:numId w:val="1011"/>
-        </w:numPr>
-        <w:pStyle w:val="Compact"/>
+        <w:pStyle w:val="Compact"/>
+        <w:numPr>
+          <w:ilvl w:val="0"/>
+          <w:numId w:val="1012"/>
+        </w:numPr>
       </w:pPr>
       <w:r>
         <w:t xml:space="preserve">Which downstream automations run, and what thresholds pause the load?</w:t>
@@ -3750,9 +3653,34 @@
         <w:pStyle w:val="FirstParagraph"/>
       </w:pPr>
       <w:r>
+        <w:t xml:space="preserve">For automations that remain active during the load, verify tenant scope and idempotency, and define how missed or failed work is recovered. Apply</w:t>
+      </w:r>
+      <w:r>
+        <w:t xml:space="preserve"> </w:t>
+      </w:r>
+      <w:hyperlink r:id="rId69">
+        <w:r>
+          <w:rPr>
+            <w:rStyle w:val="Hyperlink"/>
+          </w:rPr>
+          <w:t xml:space="preserve">Planning Automations</w:t>
+        </w:r>
+      </w:hyperlink>
+      <w:r>
+        <w:t xml:space="preserve"> </w:t>
+      </w:r>
+      <w:r>
+        <w:t xml:space="preserve">to these subscriptions; a successful import does not establish that its downstream side effects succeeded.</w:t>
+      </w:r>
+    </w:p>
+    <w:p>
+      <w:pPr>
+        <w:pStyle w:val="BodyText"/>
+      </w:pPr>
+      <w:r>
         <w:rPr>
+          <w:b/>
           <w:bCs/>
-          <w:b/>
         </w:rPr>
         <w:t xml:space="preserve">Output:</w:t>
       </w:r>
@@ -3765,7 +3693,7 @@
       <w:r>
         <w:t xml:space="preserve"> </w:t>
       </w:r>
-      <w:hyperlink r:id="rId46">
+      <w:hyperlink r:id="rId68">
         <w:r>
           <w:rPr>
             <w:rStyle w:val="Hyperlink"/>
@@ -3777,24 +3705,34 @@
         <w:t xml:space="preserve">.</w:t>
       </w:r>
     </w:p>
-    <w:bookmarkEnd w:id="47"/>
-    <w:bookmarkEnd w:id="48"/>
-    <w:bookmarkStart w:id="53" w:name="plan-the-transition"/>
+    <w:bookmarkStart w:id="70" w:name="decision-3"/>
+    <w:bookmarkEnd w:id="70"/>
+    <w:bookmarkStart w:id="71" w:name="X2f72ced45855ef5593d6388543526fd05a553ee"/>
+    <w:bookmarkEnd w:id="71"/>
+    <w:bookmarkEnd w:id="72"/>
+    <w:bookmarkEnd w:id="73"/>
+    <w:bookmarkStart w:id="85" w:name="cutover-and-rehearsal"/>
+    <w:p>
+      <w:pPr>
+        <w:pStyle w:val="Heading2"/>
+      </w:pPr>
+      <w:r>
+        <w:t xml:space="preserve">Cutover and rehearsal</w:t>
+      </w:r>
+    </w:p>
+    <w:bookmarkStart w:id="74" w:name="plan-the-transition"/>
+    <w:bookmarkEnd w:id="74"/>
+    <w:bookmarkStart w:id="75" w:name="X4ff9d08cb5889341ab4c82bbb84f2904a38eb2d"/>
+    <w:bookmarkEnd w:id="75"/>
+    <w:bookmarkStart w:id="76" w:name="X7aeab7858299edc44d20083c96a5f54beb76714"/>
+    <w:bookmarkEnd w:id="76"/>
+    <w:bookmarkStart w:id="81" w:name="X7a0bab5051c49aa22db9a30c1944354e4a5cd75"/>
     <w:p>
       <w:pPr>
         <w:pStyle w:val="Heading3"/>
       </w:pPr>
       <w:r>
-        <w:t xml:space="preserve">Plan the Transition</w:t>
-      </w:r>
-    </w:p>
-    <w:bookmarkStart w:id="51" w:name="cutover-incremental-changes-coexistence"/>
-    <w:p>
-      <w:pPr>
-        <w:pStyle w:val="Heading4"/>
-      </w:pPr>
-      <w:r>
-        <w:t xml:space="preserve">3.6 Cutover, Incremental Changes &amp; Coexistence</w:t>
+        <w:t xml:space="preserve">When does write authority change, and how are later changes handled?</w:t>
       </w:r>
     </w:p>
     <w:p>
@@ -3807,7 +3745,7 @@
       <w:r>
         <w:t xml:space="preserve"> </w:t>
       </w:r>
-      <w:hyperlink r:id="rId49">
+      <w:hyperlink r:id="rId77">
         <w:r>
           <w:rPr>
             <w:rStyle w:val="Hyperlink"/>
@@ -3825,8 +3763,8 @@
       </w:pPr>
       <w:r>
         <w:rPr>
+          <w:b/>
           <w:bCs/>
-          <w:b/>
         </w:rPr>
         <w:t xml:space="preserve">⚠ One-way door:</w:t>
       </w:r>
@@ -3843,8 +3781,8 @@
       </w:pPr>
       <w:r>
         <w:rPr>
+          <w:b/>
           <w:bCs/>
-          <w:b/>
         </w:rPr>
         <w:t xml:space="preserve">Recommendation:</w:t>
       </w:r>
@@ -3861,19 +3799,19 @@
       </w:pPr>
       <w:r>
         <w:rPr>
+          <w:b/>
           <w:bCs/>
-          <w:b/>
         </w:rPr>
         <w:t xml:space="preserve">Questions:</w:t>
       </w:r>
     </w:p>
     <w:p>
       <w:pPr>
-        <w:numPr>
-          <w:ilvl w:val="0"/>
-          <w:numId w:val="1012"/>
-        </w:numPr>
-        <w:pStyle w:val="Compact"/>
+        <w:pStyle w:val="Compact"/>
+        <w:numPr>
+          <w:ilvl w:val="0"/>
+          <w:numId w:val="1013"/>
+        </w:numPr>
       </w:pPr>
       <w:r>
         <w:t xml:space="preserve">Is transition big bang, phased, parallel, or backfill-only?</w:t>
@@ -3881,11 +3819,11 @@
     </w:p>
     <w:p>
       <w:pPr>
-        <w:numPr>
-          <w:ilvl w:val="0"/>
-          <w:numId w:val="1012"/>
-        </w:numPr>
-        <w:pStyle w:val="Compact"/>
+        <w:pStyle w:val="Compact"/>
+        <w:numPr>
+          <w:ilvl w:val="0"/>
+          <w:numId w:val="1013"/>
+        </w:numPr>
       </w:pPr>
       <w:r>
         <w:t xml:space="preserve">Which system owns reads and writes for each domain and phase?</w:t>
@@ -3893,11 +3831,11 @@
     </w:p>
     <w:p>
       <w:pPr>
-        <w:numPr>
-          <w:ilvl w:val="0"/>
-          <w:numId w:val="1012"/>
-        </w:numPr>
-        <w:pStyle w:val="Compact"/>
+        <w:pStyle w:val="Compact"/>
+        <w:numPr>
+          <w:ilvl w:val="0"/>
+          <w:numId w:val="1013"/>
+        </w:numPr>
       </w:pPr>
       <w:r>
         <w:t xml:space="preserve">How are changes since the previous extract captured, and can any path bypass the authoritative system?</w:t>
@@ -3905,11 +3843,11 @@
     </w:p>
     <w:p>
       <w:pPr>
-        <w:numPr>
-          <w:ilvl w:val="0"/>
-          <w:numId w:val="1012"/>
-        </w:numPr>
-        <w:pStyle w:val="Compact"/>
+        <w:pStyle w:val="Compact"/>
+        <w:numPr>
+          <w:ilvl w:val="0"/>
+          <w:numId w:val="1013"/>
+        </w:numPr>
       </w:pPr>
       <w:r>
         <w:t xml:space="preserve">How are dual-write failures and conflicts handled?</w:t>
@@ -3917,11 +3855,11 @@
     </w:p>
     <w:p>
       <w:pPr>
-        <w:numPr>
-          <w:ilvl w:val="0"/>
-          <w:numId w:val="1012"/>
-        </w:numPr>
-        <w:pStyle w:val="Compact"/>
+        <w:pStyle w:val="Compact"/>
+        <w:numPr>
+          <w:ilvl w:val="0"/>
+          <w:numId w:val="1013"/>
+        </w:numPr>
       </w:pPr>
       <w:r>
         <w:t xml:space="preserve">What evidence triggers go-live, pause, rollback, and legacy retirement?</w:t>
@@ -3931,9 +3869,8 @@
       <w:tblPr>
         <w:tblStyle w:val="Table"/>
         <w:tblW w:w="9360" w:type="dxa"/>
+        <w:tblLayout w:type="fixed"/>
         <w:tblLook w:firstRow="1" w:lastRow="0" w:firstColumn="0" w:lastColumn="0" w:noHBand="0" w:noVBand="0" w:val="0020"/>
-        <w:jc w:val="start"/>
-        <w:tblLayout w:type="fixed"/>
       </w:tblPr>
       <w:tblGrid>
         <w:gridCol w:w="4324"/>
@@ -3942,7 +3879,7 @@
       <w:tr>
         <w:trPr>
           <w:cantSplit/>
-          <w:tblHeader w:val="true"/>
+          <w:tblHeader w:val="on"/>
         </w:trPr>
         <w:tc>
           <w:tcPr/>
@@ -4150,8 +4087,8 @@
       </w:pPr>
       <w:r>
         <w:rPr>
+          <w:b/>
           <w:bCs/>
-          <w:b/>
         </w:rPr>
         <w:t xml:space="preserve">Output:</w:t>
       </w:r>
@@ -4164,7 +4101,7 @@
       <w:r>
         <w:t xml:space="preserve"> </w:t>
       </w:r>
-      <w:hyperlink r:id="rId50">
+      <w:hyperlink r:id="rId78">
         <w:r>
           <w:rPr>
             <w:rStyle w:val="Hyperlink"/>
@@ -4176,14 +4113,18 @@
         <w:t xml:space="preserve">.</w:t>
       </w:r>
     </w:p>
-    <w:bookmarkEnd w:id="51"/>
-    <w:bookmarkStart w:id="52" w:name="testing-dress-rehearsals"/>
-    <w:p>
-      <w:pPr>
-        <w:pStyle w:val="Heading4"/>
-      </w:pPr>
-      <w:r>
-        <w:t xml:space="preserve">3.7 Testing &amp; Dress Rehearsals</w:t>
+    <w:bookmarkStart w:id="79" w:name="Xb07dd0dda9bdfd824ac8a22ae77b985fe265c0a"/>
+    <w:bookmarkEnd w:id="79"/>
+    <w:bookmarkStart w:id="80" w:name="X2512089e936c3446e8506de7268a51286e34448"/>
+    <w:bookmarkEnd w:id="80"/>
+    <w:bookmarkEnd w:id="81"/>
+    <w:bookmarkStart w:id="84" w:name="X2f850e4831e69ca8b4776cff4520b1d54862e0a"/>
+    <w:p>
+      <w:pPr>
+        <w:pStyle w:val="Heading3"/>
+      </w:pPr>
+      <w:r>
+        <w:t xml:space="preserve">What must testing and dress rehearsals demonstrate?</w:t>
       </w:r>
     </w:p>
     <w:p>
@@ -4196,7 +4137,7 @@
       <w:r>
         <w:t xml:space="preserve"> </w:t>
       </w:r>
-      <w:hyperlink r:id="rId44">
+      <w:hyperlink r:id="rId64">
         <w:r>
           <w:rPr>
             <w:rStyle w:val="Hyperlink"/>
@@ -4214,8 +4155,8 @@
       </w:pPr>
       <w:r>
         <w:rPr>
+          <w:b/>
           <w:bCs/>
-          <w:b/>
         </w:rPr>
         <w:t xml:space="preserve">Recommendation:</w:t>
       </w:r>
@@ -4232,19 +4173,19 @@
       </w:pPr>
       <w:r>
         <w:rPr>
+          <w:b/>
           <w:bCs/>
-          <w:b/>
         </w:rPr>
         <w:t xml:space="preserve">Questions:</w:t>
       </w:r>
     </w:p>
     <w:p>
       <w:pPr>
-        <w:numPr>
-          <w:ilvl w:val="0"/>
-          <w:numId w:val="1013"/>
-        </w:numPr>
-        <w:pStyle w:val="Compact"/>
+        <w:pStyle w:val="Compact"/>
+        <w:numPr>
+          <w:ilvl w:val="0"/>
+          <w:numId w:val="1014"/>
+        </w:numPr>
       </w:pPr>
       <w:r>
         <w:t xml:space="preserve">Which representative data and known edge cases can testing safely use?</w:t>
@@ -4252,11 +4193,11 @@
     </w:p>
     <w:p>
       <w:pPr>
-        <w:numPr>
-          <w:ilvl w:val="0"/>
-          <w:numId w:val="1013"/>
-        </w:numPr>
-        <w:pStyle w:val="Compact"/>
+        <w:pStyle w:val="Compact"/>
+        <w:numPr>
+          <w:ilvl w:val="0"/>
+          <w:numId w:val="1014"/>
+        </w:numPr>
       </w:pPr>
       <w:r>
         <w:t xml:space="preserve">Does the test environment match production features, access, integrations, and scale?</w:t>
@@ -4264,11 +4205,11 @@
     </w:p>
     <w:p>
       <w:pPr>
-        <w:numPr>
-          <w:ilvl w:val="0"/>
-          <w:numId w:val="1013"/>
-        </w:numPr>
-        <w:pStyle w:val="Compact"/>
+        <w:pStyle w:val="Compact"/>
+        <w:numPr>
+          <w:ilvl w:val="0"/>
+          <w:numId w:val="1014"/>
+        </w:numPr>
       </w:pPr>
       <w:r>
         <w:t xml:space="preserve">Have safe reruns, interruption, recovery, throttling, and partial failure been tested?</w:t>
@@ -4276,11 +4217,11 @@
     </w:p>
     <w:p>
       <w:pPr>
-        <w:numPr>
-          <w:ilvl w:val="0"/>
-          <w:numId w:val="1013"/>
-        </w:numPr>
-        <w:pStyle w:val="Compact"/>
+        <w:pStyle w:val="Compact"/>
+        <w:numPr>
+          <w:ilvl w:val="0"/>
+          <w:numId w:val="1014"/>
+        </w:numPr>
       </w:pPr>
       <w:r>
         <w:t xml:space="preserve">Have users rehearsed workflows, documents, cutover, and rollback?</w:t>
@@ -4290,9 +4231,8 @@
       <w:tblPr>
         <w:tblStyle w:val="Table"/>
         <w:tblW w:w="9360" w:type="dxa"/>
+        <w:tblLayout w:type="fixed"/>
         <w:tblLook w:firstRow="1" w:lastRow="0" w:firstColumn="0" w:lastColumn="0" w:noHBand="0" w:noVBand="0" w:val="0020"/>
-        <w:jc w:val="start"/>
-        <w:tblLayout w:type="fixed"/>
       </w:tblPr>
       <w:tblGrid>
         <w:gridCol w:w="4637"/>
@@ -4301,7 +4241,7 @@
       <w:tr>
         <w:trPr>
           <w:cantSplit/>
-          <w:tblHeader w:val="true"/>
+          <w:tblHeader w:val="on"/>
         </w:trPr>
         <w:tc>
           <w:tcPr/>
@@ -4511,24 +4451,34 @@
         <w:t xml:space="preserve">A small pilot does not prove production throughput. A full-volume load does not prove clinical meaning. Test both when those risks apply.</w:t>
       </w:r>
     </w:p>
-    <w:bookmarkEnd w:id="52"/>
-    <w:bookmarkEnd w:id="53"/>
-    <w:bookmarkStart w:id="62" w:name="protect-the-data-and-hand-off-operations"/>
+    <w:bookmarkStart w:id="82" w:name="decision-4"/>
+    <w:bookmarkEnd w:id="82"/>
+    <w:bookmarkStart w:id="83" w:name="Xf6513582d79ada2a0fa93e4636e529699677682"/>
+    <w:bookmarkEnd w:id="83"/>
+    <w:bookmarkEnd w:id="84"/>
+    <w:bookmarkEnd w:id="85"/>
+    <w:bookmarkStart w:id="101" w:name="protection-and-operational-handoff"/>
+    <w:p>
+      <w:pPr>
+        <w:pStyle w:val="Heading2"/>
+      </w:pPr>
+      <w:r>
+        <w:t xml:space="preserve">Protection and operational handoff</w:t>
+      </w:r>
+    </w:p>
+    <w:bookmarkStart w:id="86" w:name="protect-the-data-and-hand-off-operations"/>
+    <w:bookmarkEnd w:id="86"/>
+    <w:bookmarkStart w:id="87" w:name="Xe57c959e8dd264bb35e358ddf01458c3f0729e9"/>
+    <w:bookmarkEnd w:id="87"/>
+    <w:bookmarkStart w:id="88" w:name="X2d00832c34e9427c18c8970bed2962ee8ab8e93"/>
+    <w:bookmarkEnd w:id="88"/>
+    <w:bookmarkStart w:id="93" w:name="Xa263b521866622818266e64d796f178b2c53f60"/>
     <w:p>
       <w:pPr>
         <w:pStyle w:val="Heading3"/>
       </w:pPr>
       <w:r>
-        <w:t xml:space="preserve">Protect the Data and Hand Off Operations</w:t>
-      </w:r>
-    </w:p>
-    <w:bookmarkStart w:id="56" w:name="security-compliance-audit"/>
-    <w:p>
-      <w:pPr>
-        <w:pStyle w:val="Heading4"/>
-      </w:pPr>
-      <w:r>
-        <w:t xml:space="preserve">3.8 Security, Compliance &amp; Audit</w:t>
+        <w:t xml:space="preserve">How will migration data, credentials, and audit evidence be protected?</w:t>
       </w:r>
     </w:p>
     <w:p>
@@ -4541,7 +4491,7 @@
       <w:r>
         <w:t xml:space="preserve"> </w:t>
       </w:r>
-      <w:hyperlink r:id="rId54">
+      <w:hyperlink r:id="rId89">
         <w:r>
           <w:rPr>
             <w:rStyle w:val="Hyperlink"/>
@@ -4558,7 +4508,7 @@
       <w:r>
         <w:t xml:space="preserve"> </w:t>
       </w:r>
-      <w:hyperlink r:id="rId55">
+      <w:hyperlink r:id="rId90">
         <w:r>
           <w:rPr>
             <w:rStyle w:val="Hyperlink"/>
@@ -4576,8 +4526,8 @@
       </w:pPr>
       <w:r>
         <w:rPr>
+          <w:b/>
           <w:bCs/>
-          <w:b/>
         </w:rPr>
         <w:t xml:space="preserve">Recommendation:</w:t>
       </w:r>
@@ -4594,19 +4544,19 @@
       </w:pPr>
       <w:r>
         <w:rPr>
+          <w:b/>
           <w:bCs/>
-          <w:b/>
         </w:rPr>
         <w:t xml:space="preserve">Questions:</w:t>
       </w:r>
     </w:p>
     <w:p>
       <w:pPr>
-        <w:numPr>
-          <w:ilvl w:val="0"/>
-          <w:numId w:val="1014"/>
-        </w:numPr>
-        <w:pStyle w:val="Compact"/>
+        <w:pStyle w:val="Compact"/>
+        <w:numPr>
+          <w:ilvl w:val="0"/>
+          <w:numId w:val="1015"/>
+        </w:numPr>
       </w:pPr>
       <w:r>
         <w:t xml:space="preserve">Which people, systems, and environments may access migration PHI?</w:t>
@@ -4614,11 +4564,11 @@
     </w:p>
     <w:p>
       <w:pPr>
-        <w:numPr>
-          <w:ilvl w:val="0"/>
-          <w:numId w:val="1014"/>
-        </w:numPr>
-        <w:pStyle w:val="Compact"/>
+        <w:pStyle w:val="Compact"/>
+        <w:numPr>
+          <w:ilvl w:val="0"/>
+          <w:numId w:val="1015"/>
+        </w:numPr>
       </w:pPr>
       <w:r>
         <w:t xml:space="preserve">How are extracts, credentials, logs, rejected records, and reports protected?</w:t>
@@ -4626,11 +4576,11 @@
     </w:p>
     <w:p>
       <w:pPr>
-        <w:numPr>
-          <w:ilvl w:val="0"/>
-          <w:numId w:val="1014"/>
-        </w:numPr>
-        <w:pStyle w:val="Compact"/>
+        <w:pStyle w:val="Compact"/>
+        <w:numPr>
+          <w:ilvl w:val="0"/>
+          <w:numId w:val="1015"/>
+        </w:numPr>
       </w:pPr>
       <w:r>
         <w:t xml:space="preserve">What audit, retention, revocation, and secure-disposal rules apply?</w:t>
@@ -4638,11 +4588,11 @@
     </w:p>
     <w:p>
       <w:pPr>
-        <w:numPr>
-          <w:ilvl w:val="0"/>
-          <w:numId w:val="1014"/>
-        </w:numPr>
-        <w:pStyle w:val="Compact"/>
+        <w:pStyle w:val="Compact"/>
+        <w:numPr>
+          <w:ilvl w:val="0"/>
+          <w:numId w:val="1015"/>
+        </w:numPr>
       </w:pPr>
       <w:r>
         <w:t xml:space="preserve">What incident process handles a wrong-patient, wrong-tenant, or wrong-project load?</w:t>
@@ -4652,9 +4602,8 @@
       <w:tblPr>
         <w:tblStyle w:val="Table"/>
         <w:tblW w:w="9360" w:type="dxa"/>
+        <w:tblLayout w:type="fixed"/>
         <w:tblLook w:firstRow="1" w:lastRow="0" w:firstColumn="0" w:lastColumn="0" w:noHBand="0" w:noVBand="0" w:val="0020"/>
-        <w:jc w:val="start"/>
-        <w:tblLayout w:type="fixed"/>
       </w:tblPr>
       <w:tblGrid>
         <w:gridCol w:w="4446"/>
@@ -4663,7 +4612,7 @@
       <w:tr>
         <w:trPr>
           <w:cantSplit/>
-          <w:tblHeader w:val="true"/>
+          <w:tblHeader w:val="on"/>
         </w:trPr>
         <w:tc>
           <w:tcPr/>
@@ -4924,14 +4873,18 @@
         <w:t xml:space="preserve">Security review covers the pipeline and temporary artifacts, not only final FHIR resources.</w:t>
       </w:r>
     </w:p>
-    <w:bookmarkEnd w:id="56"/>
-    <w:bookmarkStart w:id="60" w:name="documents-binaries-complex-data"/>
-    <w:p>
-      <w:pPr>
-        <w:pStyle w:val="Heading4"/>
-      </w:pPr>
-      <w:r>
-        <w:t xml:space="preserve">3.9 Documents, Binaries &amp; Complex Data</w:t>
+    <w:bookmarkStart w:id="91" w:name="Xd5edfa1cb4367182ceb57ffb18be02e44ec3f2f"/>
+    <w:bookmarkEnd w:id="91"/>
+    <w:bookmarkStart w:id="92" w:name="X0c885a4380a514608e13b52c9ed70f535ed5d92"/>
+    <w:bookmarkEnd w:id="92"/>
+    <w:bookmarkEnd w:id="93"/>
+    <w:bookmarkStart w:id="99" w:name="Xae972c81b5ea32a5bcad430e16d4c2f33a7456b"/>
+    <w:p>
+      <w:pPr>
+        <w:pStyle w:val="Heading3"/>
+      </w:pPr>
+      <w:r>
+        <w:t xml:space="preserve">How will documents, binaries, and complex data remain usable?</w:t>
       </w:r>
     </w:p>
     <w:p>
@@ -4948,8 +4901,8 @@
       </w:pPr>
       <w:r>
         <w:rPr>
+          <w:b/>
           <w:bCs/>
-          <w:b/>
         </w:rPr>
         <w:t xml:space="preserve">Recommendation:</w:t>
       </w:r>
@@ -4966,19 +4919,19 @@
       </w:pPr>
       <w:r>
         <w:rPr>
+          <w:b/>
           <w:bCs/>
-          <w:b/>
         </w:rPr>
         <w:t xml:space="preserve">Questions:</w:t>
       </w:r>
     </w:p>
     <w:p>
       <w:pPr>
-        <w:numPr>
-          <w:ilvl w:val="0"/>
-          <w:numId w:val="1015"/>
-        </w:numPr>
-        <w:pStyle w:val="Compact"/>
+        <w:pStyle w:val="Compact"/>
+        <w:numPr>
+          <w:ilvl w:val="0"/>
+          <w:numId w:val="1016"/>
+        </w:numPr>
       </w:pPr>
       <w:r>
         <w:t xml:space="preserve">Which complex domains are in scope, and must they remain operational or only viewable?</w:t>
@@ -4986,11 +4939,11 @@
     </w:p>
     <w:p>
       <w:pPr>
-        <w:numPr>
-          <w:ilvl w:val="0"/>
-          <w:numId w:val="1015"/>
-        </w:numPr>
-        <w:pStyle w:val="Compact"/>
+        <w:pStyle w:val="Compact"/>
+        <w:numPr>
+          <w:ilvl w:val="0"/>
+          <w:numId w:val="1016"/>
+        </w:numPr>
       </w:pPr>
       <w:r>
         <w:t xml:space="preserve">Are original bytes, structured data, searchable metadata, or all three required?</w:t>
@@ -4998,11 +4951,11 @@
     </w:p>
     <w:p>
       <w:pPr>
-        <w:numPr>
-          <w:ilvl w:val="0"/>
-          <w:numId w:val="1015"/>
-        </w:numPr>
-        <w:pStyle w:val="Compact"/>
+        <w:pStyle w:val="Compact"/>
+        <w:numPr>
+          <w:ilvl w:val="0"/>
+          <w:numId w:val="1016"/>
+        </w:numPr>
       </w:pPr>
       <w:r>
         <w:t xml:space="preserve">How are identity, clinical context, access, integrity, and retrieval verified?</w:t>
@@ -5010,11 +4963,11 @@
     </w:p>
     <w:p>
       <w:pPr>
-        <w:numPr>
-          <w:ilvl w:val="0"/>
-          <w:numId w:val="1015"/>
-        </w:numPr>
-        <w:pStyle w:val="Compact"/>
+        <w:pStyle w:val="Compact"/>
+        <w:numPr>
+          <w:ilvl w:val="0"/>
+          <w:numId w:val="1016"/>
+        </w:numPr>
       </w:pPr>
       <w:r>
         <w:t xml:space="preserve">Which unsupported or ambiguous data needs human review or legacy retention?</w:t>
@@ -5030,7 +4983,7 @@
       <w:r>
         <w:t xml:space="preserve"> </w:t>
       </w:r>
-      <w:hyperlink r:id="rId57">
+      <w:hyperlink r:id="rId94">
         <w:r>
           <w:rPr>
             <w:rStyle w:val="Hyperlink"/>
@@ -5044,7 +4997,7 @@
       <w:r>
         <w:t xml:space="preserve"> </w:t>
       </w:r>
-      <w:hyperlink r:id="rId58">
+      <w:hyperlink r:id="rId95">
         <w:r>
           <w:rPr>
             <w:rStyle w:val="Hyperlink"/>
@@ -5058,7 +5011,7 @@
       <w:r>
         <w:t xml:space="preserve"> </w:t>
       </w:r>
-      <w:hyperlink r:id="rId59">
+      <w:hyperlink r:id="rId96">
         <w:r>
           <w:rPr>
             <w:rStyle w:val="Hyperlink"/>
@@ -5073,14 +5026,18 @@
         <w:t xml:space="preserve">rather than defining those models inside the migration plan.</w:t>
       </w:r>
     </w:p>
-    <w:bookmarkEnd w:id="60"/>
-    <w:bookmarkStart w:id="61" w:name="monitoring-exceptions-handoff"/>
-    <w:p>
-      <w:pPr>
-        <w:pStyle w:val="Heading4"/>
-      </w:pPr>
-      <w:r>
-        <w:t xml:space="preserve">3.10 Monitoring, Exceptions &amp; Handoff</w:t>
+    <w:bookmarkStart w:id="97" w:name="X1fb27d37b6b35fc40231a2563d71b43db2eded8"/>
+    <w:bookmarkEnd w:id="97"/>
+    <w:bookmarkStart w:id="98" w:name="X7911c7c6aa37c6ee75f7ae745b77bcfe7c75986"/>
+    <w:bookmarkEnd w:id="98"/>
+    <w:bookmarkEnd w:id="99"/>
+    <w:bookmarkStart w:id="100" w:name="X417da9a322751bf69019eea74ea4199d7b52643"/>
+    <w:p>
+      <w:pPr>
+        <w:pStyle w:val="Heading3"/>
+      </w:pPr>
+      <w:r>
+        <w:t xml:space="preserve">Who monitors runs, resolves exceptions, and accepts operational ownership?</w:t>
       </w:r>
     </w:p>
     <w:p>
@@ -5097,8 +5054,8 @@
       </w:pPr>
       <w:r>
         <w:rPr>
+          <w:b/>
           <w:bCs/>
-          <w:b/>
         </w:rPr>
         <w:t xml:space="preserve">Recommendation:</w:t>
       </w:r>
@@ -5115,19 +5072,19 @@
       </w:pPr>
       <w:r>
         <w:rPr>
+          <w:b/>
           <w:bCs/>
-          <w:b/>
         </w:rPr>
         <w:t xml:space="preserve">Questions:</w:t>
       </w:r>
     </w:p>
     <w:p>
       <w:pPr>
-        <w:numPr>
-          <w:ilvl w:val="0"/>
-          <w:numId w:val="1016"/>
-        </w:numPr>
-        <w:pStyle w:val="Compact"/>
+        <w:pStyle w:val="Compact"/>
+        <w:numPr>
+          <w:ilvl w:val="0"/>
+          <w:numId w:val="1017"/>
+        </w:numPr>
       </w:pPr>
       <w:r>
         <w:t xml:space="preserve">Which metrics, alerts, and thresholds pause a run?</w:t>
@@ -5135,11 +5092,11 @@
     </w:p>
     <w:p>
       <w:pPr>
-        <w:numPr>
-          <w:ilvl w:val="0"/>
-          <w:numId w:val="1016"/>
-        </w:numPr>
-        <w:pStyle w:val="Compact"/>
+        <w:pStyle w:val="Compact"/>
+        <w:numPr>
+          <w:ilvl w:val="0"/>
+          <w:numId w:val="1017"/>
+        </w:numPr>
       </w:pPr>
       <w:r>
         <w:t xml:space="preserve">Who owns technical, identity, clinical, and terminology exceptions?</w:t>
@@ -5147,11 +5104,11 @@
     </w:p>
     <w:p>
       <w:pPr>
-        <w:numPr>
-          <w:ilvl w:val="0"/>
-          <w:numId w:val="1016"/>
-        </w:numPr>
-        <w:pStyle w:val="Compact"/>
+        <w:pStyle w:val="Compact"/>
+        <w:numPr>
+          <w:ilvl w:val="0"/>
+          <w:numId w:val="1017"/>
+        </w:numPr>
       </w:pPr>
       <w:r>
         <w:t xml:space="preserve">Does the pipeline end or become an ongoing production integration?</w:t>
@@ -5159,11 +5116,11 @@
     </w:p>
     <w:p>
       <w:pPr>
-        <w:numPr>
-          <w:ilvl w:val="0"/>
-          <w:numId w:val="1016"/>
-        </w:numPr>
-        <w:pStyle w:val="Compact"/>
+        <w:pStyle w:val="Compact"/>
+        <w:numPr>
+          <w:ilvl w:val="0"/>
+          <w:numId w:val="1017"/>
+        </w:numPr>
       </w:pPr>
       <w:r>
         <w:t xml:space="preserve">What ends the post-go-live support period and permits credential, staging, and source-access retirement?</w:t>
@@ -5173,9 +5130,8 @@
       <w:tblPr>
         <w:tblStyle w:val="Table"/>
         <w:tblW w:w="9360" w:type="dxa"/>
+        <w:tblLayout w:type="fixed"/>
         <w:tblLook w:firstRow="1" w:lastRow="0" w:firstColumn="0" w:lastColumn="0" w:noHBand="0" w:noVBand="0" w:val="0020"/>
-        <w:jc w:val="start"/>
-        <w:tblLayout w:type="fixed"/>
       </w:tblPr>
       <w:tblGrid>
         <w:gridCol w:w="4424"/>
@@ -5184,7 +5140,7 @@
       <w:tr>
         <w:trPr>
           <w:cantSplit/>
-          <w:tblHeader w:val="true"/>
+          <w:tblHeader w:val="on"/>
         </w:trPr>
         <w:tc>
           <w:tcPr/>
@@ -5444,10 +5400,9 @@
         </w:tc>
       </w:tr>
     </w:tbl>
-    <w:bookmarkEnd w:id="61"/>
-    <w:bookmarkEnd w:id="62"/>
-    <w:bookmarkEnd w:id="63"/>
-    <w:bookmarkStart w:id="64" w:name="before-you-implement"/>
+    <w:bookmarkEnd w:id="100"/>
+    <w:bookmarkEnd w:id="101"/>
+    <w:bookmarkStart w:id="102" w:name="before-you-implement"/>
     <w:p>
       <w:pPr>
         <w:pStyle w:val="Heading2"/>
@@ -5466,11 +5421,11 @@
     </w:p>
     <w:p>
       <w:pPr>
-        <w:numPr>
-          <w:ilvl w:val="0"/>
-          <w:numId w:val="1017"/>
-        </w:numPr>
-        <w:pStyle w:val="Compact"/>
+        <w:pStyle w:val="Compact"/>
+        <w:numPr>
+          <w:ilvl w:val="0"/>
+          <w:numId w:val="1018"/>
+        </w:numPr>
       </w:pPr>
       <w:r>
         <w:t xml:space="preserve">Data scope, history boundaries, and exclusions</w:t>
@@ -5478,11 +5433,11 @@
     </w:p>
     <w:p>
       <w:pPr>
-        <w:numPr>
-          <w:ilvl w:val="0"/>
-          <w:numId w:val="1017"/>
-        </w:numPr>
-        <w:pStyle w:val="Compact"/>
+        <w:pStyle w:val="Compact"/>
+        <w:numPr>
+          <w:ilvl w:val="0"/>
+          <w:numId w:val="1018"/>
+        </w:numPr>
       </w:pPr>
       <w:r>
         <w:t xml:space="preserve">Identifier, matching, and mapping decisions</w:t>
@@ -5490,11 +5445,11 @@
     </w:p>
     <w:p>
       <w:pPr>
-        <w:numPr>
-          <w:ilvl w:val="0"/>
-          <w:numId w:val="1017"/>
-        </w:numPr>
-        <w:pStyle w:val="Compact"/>
+        <w:pStyle w:val="Compact"/>
+        <w:numPr>
+          <w:ilvl w:val="0"/>
+          <w:numId w:val="1018"/>
+        </w:numPr>
       </w:pPr>
       <w:r>
         <w:t xml:space="preserve">Load path, recovery approach, and operational owner</w:t>
@@ -5502,11 +5457,11 @@
     </w:p>
     <w:p>
       <w:pPr>
-        <w:numPr>
-          <w:ilvl w:val="0"/>
-          <w:numId w:val="1017"/>
-        </w:numPr>
-        <w:pStyle w:val="Compact"/>
+        <w:pStyle w:val="Compact"/>
+        <w:numPr>
+          <w:ilvl w:val="0"/>
+          <w:numId w:val="1018"/>
+        </w:numPr>
       </w:pPr>
       <w:r>
         <w:t xml:space="preserve">Write authority, cutover approach, and rollback criteria</w:t>
@@ -5514,11 +5469,11 @@
     </w:p>
     <w:p>
       <w:pPr>
-        <w:numPr>
-          <w:ilvl w:val="0"/>
-          <w:numId w:val="1017"/>
-        </w:numPr>
-        <w:pStyle w:val="Compact"/>
+        <w:pStyle w:val="Compact"/>
+        <w:numPr>
+          <w:ilvl w:val="0"/>
+          <w:numId w:val="1018"/>
+        </w:numPr>
       </w:pPr>
       <w:r>
         <w:t xml:space="preserve">Validation evidence, acceptance thresholds, and approvers</w:t>
@@ -5526,11 +5481,11 @@
     </w:p>
     <w:p>
       <w:pPr>
-        <w:numPr>
-          <w:ilvl w:val="0"/>
-          <w:numId w:val="1017"/>
-        </w:numPr>
-        <w:pStyle w:val="Compact"/>
+        <w:pStyle w:val="Compact"/>
+        <w:numPr>
+          <w:ilvl w:val="0"/>
+          <w:numId w:val="1018"/>
+        </w:numPr>
       </w:pPr>
       <w:r>
         <w:t xml:space="preserve">Security controls and unresolved risks</w:t>
@@ -5544,8 +5499,8 @@
         <w:t xml:space="preserve">Do not begin production migration work while any decision that changes identity, clinical meaning, write authority, or acceptance remains unowned or unresolved.</w:t>
       </w:r>
     </w:p>
-    <w:bookmarkEnd w:id="64"/>
-    <w:bookmarkEnd w:id="65"/>
+    <w:bookmarkEnd w:id="102"/>
+    <w:bookmarkEnd w:id="103"/>
     <w:sectPr>
       <w:pgSz w:h="15840" w:w="12240"/>
       <w:pgMar w:bottom="1440" w:footer="720" w:gutter="0" w:header="720" w:left="1440" w:right="1440" w:top="1440"/>
@@ -5583,14 +5538,14 @@
 <file path=word/numbering.xml><?xml version="1.0" encoding="utf-8"?>
 <w:numbering xmlns:w="http://schemas.openxmlformats.org/wordprocessingml/2006/main">
   <w:abstractNum w:abstractNumId="990">
-    <w:nsid w:val="A990"/>
+    <w:nsid w:val="0000A990"/>
     <w:multiLevelType w:val="multilevel"/>
     <w:lvl w:ilvl="0">
       <w:numFmt w:val="bullet"/>
       <w:lvlText w:val=" "/>
       <w:lvlJc w:val="left"/>
       <w:pPr>
-        <w:ind w:left="720" w:hanging="480"/>
+        <w:ind w:left="720" w:hanging="360"/>
       </w:pPr>
     </w:lvl>
     <w:lvl w:ilvl="1">
@@ -5598,7 +5553,7 @@
       <w:lvlText w:val=" "/>
       <w:lvlJc w:val="left"/>
       <w:pPr>
-        <w:ind w:left="1440" w:hanging="480"/>
+        <w:ind w:left="1440" w:hanging="360"/>
       </w:pPr>
     </w:lvl>
     <w:lvl w:ilvl="2">
@@ -5606,7 +5561,7 @@
       <w:lvlText w:val=" "/>
       <w:lvlJc w:val="left"/>
       <w:pPr>
-        <w:ind w:left="2160" w:hanging="480"/>
+        <w:ind w:left="2160" w:hanging="360"/>
       </w:pPr>
     </w:lvl>
     <w:lvl w:ilvl="3">
@@ -5614,7 +5569,7 @@
       <w:lvlText w:val=" "/>
       <w:lvlJc w:val="left"/>
       <w:pPr>
-        <w:ind w:left="2880" w:hanging="480"/>
+        <w:ind w:left="2880" w:hanging="360"/>
       </w:pPr>
     </w:lvl>
     <w:lvl w:ilvl="4">
@@ -5622,7 +5577,7 @@
       <w:lvlText w:val=" "/>
       <w:lvlJc w:val="left"/>
       <w:pPr>
-        <w:ind w:left="3600" w:hanging="480"/>
+        <w:ind w:left="3600" w:hanging="360"/>
       </w:pPr>
     </w:lvl>
     <w:lvl w:ilvl="5">
@@ -5630,7 +5585,7 @@
       <w:lvlText w:val=" "/>
       <w:lvlJc w:val="left"/>
       <w:pPr>
-        <w:ind w:left="4320" w:hanging="480"/>
+        <w:ind w:left="4320" w:hanging="360"/>
       </w:pPr>
     </w:lvl>
     <w:lvl w:ilvl="6">
@@ -5638,7 +5593,7 @@
       <w:lvlText w:val=" "/>
       <w:lvlJc w:val="left"/>
       <w:pPr>
-        <w:ind w:left="5040" w:hanging="480"/>
+        <w:ind w:left="5040" w:hanging="360"/>
       </w:pPr>
     </w:lvl>
     <w:lvl w:ilvl="7">
@@ -5646,7 +5601,7 @@
       <w:lvlText w:val=" "/>
       <w:lvlJc w:val="left"/>
       <w:pPr>
-        <w:ind w:left="5760" w:hanging="480"/>
+        <w:ind w:left="5760" w:hanging="360"/>
       </w:pPr>
     </w:lvl>
     <w:lvl w:ilvl="8">
@@ -5654,91 +5609,230 @@
       <w:lvlText w:val=" "/>
       <w:lvlJc w:val="left"/>
       <w:pPr>
-        <w:ind w:left="6480" w:hanging="480"/>
+        <w:ind w:left="6480" w:hanging="360"/>
+      </w:pPr>
+    </w:lvl>
+  </w:abstractNum>
+  <w:abstractNum w:abstractNumId="99411">
+    <w:nsid w:val="00A99411"/>
+    <w:multiLevelType w:val="multilevel"/>
+    <w:lvl w:ilvl="0">
+      <w:start w:val="1"/>
+      <w:numFmt w:val="decimal"/>
+      <w:lvlText w:val="%1."/>
+      <w:lvlJc w:val="left"/>
+      <w:pPr>
+        <w:ind w:left="720" w:hanging="360"/>
+      </w:pPr>
+    </w:lvl>
+    <w:lvl w:ilvl="1">
+      <w:start w:val="1"/>
+      <w:numFmt w:val="decimal"/>
+      <w:lvlText w:val="%2."/>
+      <w:lvlJc w:val="left"/>
+      <w:pPr>
+        <w:ind w:left="1440" w:hanging="360"/>
+      </w:pPr>
+    </w:lvl>
+    <w:lvl w:ilvl="2">
+      <w:start w:val="1"/>
+      <w:numFmt w:val="decimal"/>
+      <w:lvlText w:val="%3."/>
+      <w:lvlJc w:val="left"/>
+      <w:pPr>
+        <w:ind w:left="2160" w:hanging="360"/>
+      </w:pPr>
+    </w:lvl>
+    <w:lvl w:ilvl="3">
+      <w:start w:val="1"/>
+      <w:numFmt w:val="decimal"/>
+      <w:lvlText w:val="%4."/>
+      <w:lvlJc w:val="left"/>
+      <w:pPr>
+        <w:ind w:left="2880" w:hanging="360"/>
+      </w:pPr>
+    </w:lvl>
+    <w:lvl w:ilvl="4">
+      <w:start w:val="1"/>
+      <w:numFmt w:val="decimal"/>
+      <w:lvlText w:val="%5."/>
+      <w:lvlJc w:val="left"/>
+      <w:pPr>
+        <w:ind w:left="3600" w:hanging="360"/>
+      </w:pPr>
+    </w:lvl>
+    <w:lvl w:ilvl="5">
+      <w:start w:val="1"/>
+      <w:numFmt w:val="decimal"/>
+      <w:lvlText w:val="%6."/>
+      <w:lvlJc w:val="left"/>
+      <w:pPr>
+        <w:ind w:left="4320" w:hanging="360"/>
+      </w:pPr>
+    </w:lvl>
+    <w:lvl w:ilvl="6">
+      <w:start w:val="1"/>
+      <w:numFmt w:val="decimal"/>
+      <w:lvlText w:val="%7."/>
+      <w:lvlJc w:val="left"/>
+      <w:pPr>
+        <w:ind w:left="5040" w:hanging="360"/>
+      </w:pPr>
+    </w:lvl>
+    <w:lvl w:ilvl="7">
+      <w:start w:val="1"/>
+      <w:numFmt w:val="decimal"/>
+      <w:lvlText w:val="%8."/>
+      <w:lvlJc w:val="left"/>
+      <w:pPr>
+        <w:ind w:left="5760" w:hanging="360"/>
+      </w:pPr>
+    </w:lvl>
+    <w:lvl w:ilvl="8">
+      <w:start w:val="1"/>
+      <w:numFmt w:val="decimal"/>
+      <w:lvlText w:val="%9."/>
+      <w:lvlJc w:val="left"/>
+      <w:pPr>
+        <w:ind w:left="6480" w:hanging="360"/>
       </w:pPr>
     </w:lvl>
   </w:abstractNum>
   <w:abstractNum w:abstractNumId="991">
-    <w:nsid w:val="A991"/>
+    <w:nsid w:val="0000A991"/>
     <w:multiLevelType w:val="multilevel"/>
     <w:lvl w:ilvl="0">
       <w:numFmt w:val="bullet"/>
-      <w:lvlText w:val="•"/>
+      <w:lvlText w:val=""/>
       <w:lvlJc w:val="left"/>
       <w:pPr>
-        <w:ind w:left="720" w:hanging="480"/>
-      </w:pPr>
+        <w:ind w:left="720" w:hanging="360"/>
+      </w:pPr>
+      <w:rPr>
+        <w:rFonts w:ascii="Symbol" w:hAnsi="Symbol" w:cs="Symbol" w:hint="default"/>
+      </w:rPr>
     </w:lvl>
     <w:lvl w:ilvl="1">
       <w:numFmt w:val="bullet"/>
-      <w:lvlText w:val="–"/>
+      <w:lvlText w:val="o"/>
       <w:lvlJc w:val="left"/>
       <w:pPr>
-        <w:ind w:left="1440" w:hanging="480"/>
-      </w:pPr>
+        <w:ind w:left="1440" w:hanging="360"/>
+      </w:pPr>
+      <w:rPr>
+        <w:rFonts w:ascii="Courier New" w:hAnsi="Courier New" w:cs="Courier New" w:hint="default"/>
+      </w:rPr>
     </w:lvl>
     <w:lvl w:ilvl="2">
       <w:numFmt w:val="bullet"/>
-      <w:lvlText w:val="•"/>
+      <w:lvlText w:val=""/>
       <w:lvlJc w:val="left"/>
       <w:pPr>
-        <w:ind w:left="2160" w:hanging="480"/>
-      </w:pPr>
+        <w:ind w:left="2160" w:hanging="360"/>
+      </w:pPr>
+      <w:rPr>
+        <w:rFonts w:ascii="Wingdings" w:hAnsi="Wingdings" w:cs="Wingdings" w:hint="default"/>
+      </w:rPr>
     </w:lvl>
     <w:lvl w:ilvl="3">
       <w:numFmt w:val="bullet"/>
-      <w:lvlText w:val="–"/>
+      <w:lvlText w:val=""/>
       <w:lvlJc w:val="left"/>
       <w:pPr>
-        <w:ind w:left="2880" w:hanging="480"/>
-      </w:pPr>
+        <w:ind w:left="2880" w:hanging="360"/>
+      </w:pPr>
+      <w:rPr>
+        <w:rFonts w:ascii="Symbol" w:hAnsi="Symbol" w:cs="Symbol" w:hint="default"/>
+      </w:rPr>
     </w:lvl>
     <w:lvl w:ilvl="4">
       <w:numFmt w:val="bullet"/>
-      <w:lvlText w:val="•"/>
+      <w:lvlText w:val="o"/>
       <w:lvlJc w:val="left"/>
       <w:pPr>
-        <w:ind w:left="3600" w:hanging="480"/>
-      </w:pPr>
+        <w:ind w:left="3600" w:hanging="360"/>
+      </w:pPr>
+      <w:rPr>
+        <w:rFonts w:ascii="Courier New" w:hAnsi="Courier New" w:cs="Courier New" w:hint="default"/>
+      </w:rPr>
     </w:lvl>
     <w:lvl w:ilvl="5">
       <w:numFmt w:val="bullet"/>
-      <w:lvlText w:val="–"/>
+      <w:lvlText w:val=""/>
       <w:lvlJc w:val="left"/>
       <w:pPr>
-        <w:ind w:left="4320" w:hanging="480"/>
-      </w:pPr>
+        <w:ind w:left="4320" w:hanging="360"/>
+      </w:pPr>
+      <w:rPr>
+        <w:rFonts w:ascii="Wingdings" w:hAnsi="Wingdings" w:cs="Wingdings" w:hint="default"/>
+      </w:rPr>
     </w:lvl>
     <w:lvl w:ilvl="6">
       <w:numFmt w:val="bullet"/>
-      <w:lvlText w:val="•"/>
+      <w:lvlText w:val=""/>
       <w:lvlJc w:val="left"/>
       <w:pPr>
-        <w:ind w:left="5040" w:hanging="480"/>
-      </w:pPr>
+        <w:ind w:left="5040" w:hanging="360"/>
+      </w:pPr>
+      <w:rPr>
+        <w:rFonts w:ascii="Symbol" w:hAnsi="Symbol" w:cs="Symbol" w:hint="default"/>
+      </w:rPr>
     </w:lvl>
     <w:lvl w:ilvl="7">
       <w:numFmt w:val="bullet"/>
-      <w:lvlText w:val="–"/>
+      <w:lvlText w:val="o"/>
       <w:lvlJc w:val="left"/>
       <w:pPr>
-        <w:ind w:left="5760" w:hanging="480"/>
-      </w:pPr>
+        <w:ind w:left="5760" w:hanging="360"/>
+      </w:pPr>
+      <w:rPr>
+        <w:rFonts w:ascii="Courier New" w:hAnsi="Courier New" w:cs="Courier New" w:hint="default"/>
+      </w:rPr>
     </w:lvl>
     <w:lvl w:ilvl="8">
       <w:numFmt w:val="bullet"/>
-      <w:lvlText w:val="•"/>
+      <w:lvlText w:val=""/>
       <w:lvlJc w:val="left"/>
       <w:pPr>
-        <w:ind w:left="6480" w:hanging="480"/>
-      </w:pPr>
+        <w:ind w:left="6480" w:hanging="360"/>
+      </w:pPr>
+      <w:rPr>
+        <w:rFonts w:ascii="Wingdings" w:hAnsi="Wingdings" w:cs="Wingdings" w:hint="default"/>
+      </w:rPr>
     </w:lvl>
   </w:abstractNum>
   <w:num w:numId="1000">
     <w:abstractNumId w:val="990"/>
   </w:num>
   <w:num w:numId="1001">
-    <w:abstractNumId w:val="991"/>
+    <w:abstractNumId w:val="99411"/>
+    <w:lvlOverride w:ilvl="0">
+      <w:startOverride w:val="1"/>
+    </w:lvlOverride>
+    <w:lvlOverride w:ilvl="1">
+      <w:startOverride w:val="1"/>
+    </w:lvlOverride>
+    <w:lvlOverride w:ilvl="2">
+      <w:startOverride w:val="1"/>
+    </w:lvlOverride>
+    <w:lvlOverride w:ilvl="3">
+      <w:startOverride w:val="1"/>
+    </w:lvlOverride>
+    <w:lvlOverride w:ilvl="4">
+      <w:startOverride w:val="1"/>
+    </w:lvlOverride>
+    <w:lvlOverride w:ilvl="5">
+      <w:startOverride w:val="1"/>
+    </w:lvlOverride>
+    <w:lvlOverride w:ilvl="6">
+      <w:startOverride w:val="1"/>
+    </w:lvlOverride>
+    <w:lvlOverride w:ilvl="7">
+      <w:startOverride w:val="1"/>
+    </w:lvlOverride>
+    <w:lvlOverride w:ilvl="8">
+      <w:startOverride w:val="1"/>
+    </w:lvlOverride>
   </w:num>
   <w:num w:numId="1002">
     <w:abstractNumId w:val="991"/>
@@ -5788,6 +5882,9 @@
   <w:num w:numId="1017">
     <w:abstractNumId w:val="991"/>
   </w:num>
+  <w:num w:numId="1018">
+    <w:abstractNumId w:val="991"/>
+  </w:num>
 </w:numbering>
 </file>
 
@@ -6467,8 +6564,8 @@
     <w:name w:val="KeywordTok"/>
     <w:basedOn w:val="VerbatimChar"/>
     <w:rPr>
+      <w:b/>
       <w:color w:val="007020"/>
-      <w:b/>
     </w:rPr>
   </w:style>
   <w:style w:type="character" w:customStyle="1" w:styleId="DataTypeTok">
@@ -6545,42 +6642,42 @@
     <w:name w:val="ImportTok"/>
     <w:basedOn w:val="VerbatimChar"/>
     <w:rPr>
+      <w:b/>
       <w:color w:val="008000"/>
-      <w:b/>
     </w:rPr>
   </w:style>
   <w:style w:type="character" w:customStyle="1" w:styleId="CommentTok">
     <w:name w:val="CommentTok"/>
     <w:basedOn w:val="VerbatimChar"/>
     <w:rPr>
+      <w:i/>
       <w:color w:val="60a0b0"/>
-      <w:i/>
     </w:rPr>
   </w:style>
   <w:style w:type="character" w:customStyle="1" w:styleId="DocumentationTok">
     <w:name w:val="DocumentationTok"/>
     <w:basedOn w:val="VerbatimChar"/>
     <w:rPr>
+      <w:i/>
       <w:color w:val="ba2121"/>
-      <w:i/>
     </w:rPr>
   </w:style>
   <w:style w:type="character" w:customStyle="1" w:styleId="AnnotationTok">
     <w:name w:val="AnnotationTok"/>
     <w:basedOn w:val="VerbatimChar"/>
     <w:rPr>
-      <w:color w:val="60a0b0"/>
       <w:b/>
       <w:i/>
+      <w:color w:val="60a0b0"/>
     </w:rPr>
   </w:style>
   <w:style w:type="character" w:customStyle="1" w:styleId="CommentVarTok">
     <w:name w:val="CommentVarTok"/>
     <w:basedOn w:val="VerbatimChar"/>
     <w:rPr>
-      <w:color w:val="60a0b0"/>
       <w:b/>
       <w:i/>
+      <w:color w:val="60a0b0"/>
     </w:rPr>
   </w:style>
   <w:style w:type="character" w:customStyle="1" w:styleId="OtherTok">
@@ -6608,8 +6705,8 @@
     <w:name w:val="ControlFlowTok"/>
     <w:basedOn w:val="VerbatimChar"/>
     <w:rPr>
+      <w:b/>
       <w:color w:val="007020"/>
-      <w:b/>
     </w:rPr>
   </w:style>
   <w:style w:type="character" w:customStyle="1" w:styleId="OperatorTok">
@@ -6654,34 +6751,34 @@
     <w:name w:val="InformationTok"/>
     <w:basedOn w:val="VerbatimChar"/>
     <w:rPr>
-      <w:color w:val="60a0b0"/>
       <w:b/>
       <w:i/>
+      <w:color w:val="60a0b0"/>
     </w:rPr>
   </w:style>
   <w:style w:type="character" w:customStyle="1" w:styleId="WarningTok">
     <w:name w:val="WarningTok"/>
     <w:basedOn w:val="VerbatimChar"/>
     <w:rPr>
-      <w:color w:val="60a0b0"/>
       <w:b/>
       <w:i/>
+      <w:color w:val="60a0b0"/>
     </w:rPr>
   </w:style>
   <w:style w:type="character" w:customStyle="1" w:styleId="AlertTok">
     <w:name w:val="AlertTok"/>
     <w:basedOn w:val="VerbatimChar"/>
     <w:rPr>
+      <w:b/>
       <w:color w:val="ff0000"/>
-      <w:b/>
     </w:rPr>
   </w:style>
   <w:style w:type="character" w:customStyle="1" w:styleId="ErrorTok">
     <w:name w:val="ErrorTok"/>
     <w:basedOn w:val="VerbatimChar"/>
     <w:rPr>
+      <w:b/>
       <w:color w:val="ff0000"/>
-      <w:b/>
     </w:rPr>
   </w:style>
   <w:style w:type="character" w:customStyle="1" w:styleId="NormalTok">
